--- a/doc/Documentação do Aplicativo de Gerenciamento de Limpezas do Senac.docx
+++ b/doc/Documentação do Aplicativo de Gerenciamento de Limpezas do Senac.docx
@@ -76,11 +76,12 @@
       <w:r>
         <w:rPr>
           <w:rFonts w:cstheme="minorHAnsi"/>
+          <w:noProof/>
           <w:sz w:val="24"/>
           <w:szCs w:val="24"/>
         </w:rPr>
         <w:drawing>
-          <wp:anchor distT="0" distB="0" distL="114300" distR="114300" simplePos="0" relativeHeight="251658240" behindDoc="0" locked="0" layoutInCell="1" allowOverlap="1" wp14:anchorId="34B9BE5F" wp14:editId="06FF8B92">
+          <wp:anchor distT="0" distB="0" distL="114300" distR="114300" simplePos="0" relativeHeight="251653120" behindDoc="0" locked="0" layoutInCell="1" allowOverlap="1" wp14:anchorId="34B9BE5F" wp14:editId="03F34686">
             <wp:simplePos x="0" y="0"/>
             <wp:positionH relativeFrom="column">
               <wp:posOffset>-433070</wp:posOffset>
@@ -103,7 +104,7 @@
                     <pic:cNvPicPr/>
                   </pic:nvPicPr>
                   <pic:blipFill>
-                    <a:blip r:embed="rId5">
+                    <a:blip r:embed="rId7">
                       <a:extLst>
                         <a:ext uri="{28A0092B-C50C-407E-A947-70E740481C1C}">
                           <a14:useLocalDpi xmlns:a14="http://schemas.microsoft.com/office/drawing/2010/main" val="0"/>
@@ -301,6 +302,18 @@
         </w:rPr>
         <w:t>Tela de login ao abrir o aplicativo</w:t>
       </w:r>
+      <w:r>
+        <w:rPr>
+          <w:rFonts w:cstheme="minorHAnsi"/>
+          <w:b/>
+          <w:bCs/>
+          <w:i/>
+          <w:iCs/>
+          <w:sz w:val="24"/>
+          <w:szCs w:val="24"/>
+        </w:rPr>
+        <w:t>: Inserir o ID e a senha.</w:t>
+      </w:r>
     </w:p>
     <w:p>
       <w:pPr>
@@ -581,7 +594,6 @@
           <w:sz w:val="28"/>
           <w:szCs w:val="28"/>
         </w:rPr>
-        <w:lastRenderedPageBreak/>
         <w:t>Funç</w:t>
       </w:r>
       <w:r>
@@ -674,6 +686,7 @@
           <w:sz w:val="28"/>
           <w:szCs w:val="28"/>
         </w:rPr>
+        <w:lastRenderedPageBreak/>
         <w:t>Função para Usuários do grupo 1 (Zeladores)</w:t>
       </w:r>
     </w:p>
@@ -773,9 +786,3646 @@
         <w:t>As funções disponíveis para qualquer usuário são: editar sua foto de perfil no aplicativo, visualizar o status de limpeza das salas, visualizar informações das salas como: localização, capacidade, nome da sala e etc. fazer login e sair do aplicativo, filtrar salas pelo nome ou status de limpeza.</w:t>
       </w:r>
     </w:p>
+    <w:p>
+      <w:pPr>
+        <w:ind w:left="-709"/>
+        <w:rPr>
+          <w:rFonts w:cstheme="minorHAnsi"/>
+          <w:sz w:val="24"/>
+          <w:szCs w:val="24"/>
+        </w:rPr>
+      </w:pPr>
+    </w:p>
+    <w:p>
+      <w:pPr>
+        <w:ind w:left="-709"/>
+        <w:rPr>
+          <w:rFonts w:cstheme="minorHAnsi"/>
+          <w:sz w:val="24"/>
+          <w:szCs w:val="24"/>
+        </w:rPr>
+      </w:pPr>
+    </w:p>
+    <w:p>
+      <w:pPr>
+        <w:ind w:left="-709"/>
+        <w:rPr>
+          <w:rFonts w:cstheme="minorHAnsi"/>
+          <w:b/>
+          <w:bCs/>
+          <w:sz w:val="32"/>
+          <w:szCs w:val="32"/>
+        </w:rPr>
+      </w:pPr>
+      <w:r>
+        <w:rPr>
+          <w:rFonts w:cstheme="minorHAnsi"/>
+          <w:b/>
+          <w:bCs/>
+          <w:sz w:val="32"/>
+          <w:szCs w:val="32"/>
+        </w:rPr>
+        <w:drawing>
+          <wp:anchor distT="0" distB="0" distL="114300" distR="114300" simplePos="0" relativeHeight="251654144" behindDoc="0" locked="0" layoutInCell="1" allowOverlap="1" wp14:anchorId="4781EB8D" wp14:editId="26E52BAB">
+            <wp:simplePos x="0" y="0"/>
+            <wp:positionH relativeFrom="margin">
+              <wp:posOffset>-584835</wp:posOffset>
+            </wp:positionH>
+            <wp:positionV relativeFrom="paragraph">
+              <wp:posOffset>382905</wp:posOffset>
+            </wp:positionV>
+            <wp:extent cx="2240280" cy="4579620"/>
+            <wp:effectExtent l="0" t="0" r="7620" b="0"/>
+            <wp:wrapSquare wrapText="bothSides"/>
+            <wp:docPr id="2" name="Imagem 2"/>
+            <wp:cNvGraphicFramePr>
+              <a:graphicFrameLocks xmlns:a="http://schemas.openxmlformats.org/drawingml/2006/main" noChangeAspect="1"/>
+            </wp:cNvGraphicFramePr>
+            <a:graphic xmlns:a="http://schemas.openxmlformats.org/drawingml/2006/main">
+              <a:graphicData uri="http://schemas.openxmlformats.org/drawingml/2006/picture">
+                <pic:pic xmlns:pic="http://schemas.openxmlformats.org/drawingml/2006/picture">
+                  <pic:nvPicPr>
+                    <pic:cNvPr id="1" name=""/>
+                    <pic:cNvPicPr/>
+                  </pic:nvPicPr>
+                  <pic:blipFill>
+                    <a:blip r:embed="rId8">
+                      <a:extLst>
+                        <a:ext uri="{28A0092B-C50C-407E-A947-70E740481C1C}">
+                          <a14:useLocalDpi xmlns:a14="http://schemas.microsoft.com/office/drawing/2010/main" val="0"/>
+                        </a:ext>
+                      </a:extLst>
+                    </a:blip>
+                    <a:stretch>
+                      <a:fillRect/>
+                    </a:stretch>
+                  </pic:blipFill>
+                  <pic:spPr>
+                    <a:xfrm>
+                      <a:off x="0" y="0"/>
+                      <a:ext cx="2240280" cy="4579620"/>
+                    </a:xfrm>
+                    <a:prstGeom prst="rect">
+                      <a:avLst/>
+                    </a:prstGeom>
+                  </pic:spPr>
+                </pic:pic>
+              </a:graphicData>
+            </a:graphic>
+            <wp14:sizeRelH relativeFrom="page">
+              <wp14:pctWidth>0</wp14:pctWidth>
+            </wp14:sizeRelH>
+            <wp14:sizeRelV relativeFrom="page">
+              <wp14:pctHeight>0</wp14:pctHeight>
+            </wp14:sizeRelV>
+          </wp:anchor>
+        </w:drawing>
+      </w:r>
+      <w:r>
+        <w:rPr>
+          <w:rFonts w:cstheme="minorHAnsi"/>
+          <w:b/>
+          <w:bCs/>
+          <w:sz w:val="32"/>
+          <w:szCs w:val="32"/>
+        </w:rPr>
+        <w:t xml:space="preserve">Imagens </w:t>
+      </w:r>
+      <w:r>
+        <w:rPr>
+          <w:rFonts w:cstheme="minorHAnsi"/>
+          <w:b/>
+          <w:bCs/>
+          <w:sz w:val="32"/>
+          <w:szCs w:val="32"/>
+        </w:rPr>
+        <w:t xml:space="preserve">das funcionalidades </w:t>
+      </w:r>
+      <w:r>
+        <w:rPr>
+          <w:rFonts w:cstheme="minorHAnsi"/>
+          <w:b/>
+          <w:bCs/>
+          <w:sz w:val="32"/>
+          <w:szCs w:val="32"/>
+        </w:rPr>
+        <w:t>do administrador</w:t>
+      </w:r>
+    </w:p>
+    <w:p>
+      <w:pPr>
+        <w:ind w:left="-709"/>
+        <w:rPr>
+          <w:rFonts w:cstheme="minorHAnsi"/>
+          <w:b/>
+          <w:bCs/>
+          <w:sz w:val="32"/>
+          <w:szCs w:val="32"/>
+        </w:rPr>
+      </w:pPr>
+      <w:r>
+        <w:rPr>
+          <w:rFonts w:cstheme="minorHAnsi"/>
+          <w:b/>
+          <w:bCs/>
+          <w:noProof/>
+          <w:sz w:val="32"/>
+          <w:szCs w:val="32"/>
+        </w:rPr>
+        <mc:AlternateContent>
+          <mc:Choice Requires="wps">
+            <w:drawing>
+              <wp:anchor distT="0" distB="0" distL="114300" distR="114300" simplePos="0" relativeHeight="251656192" behindDoc="0" locked="0" layoutInCell="1" allowOverlap="1" wp14:anchorId="43D628B3" wp14:editId="40C9004F">
+                <wp:simplePos x="0" y="0"/>
+                <wp:positionH relativeFrom="column">
+                  <wp:posOffset>1678305</wp:posOffset>
+                </wp:positionH>
+                <wp:positionV relativeFrom="paragraph">
+                  <wp:posOffset>354965</wp:posOffset>
+                </wp:positionV>
+                <wp:extent cx="240030" cy="483870"/>
+                <wp:effectExtent l="11430" t="26670" r="0" b="38100"/>
+                <wp:wrapNone/>
+                <wp:docPr id="4" name="Seta: para Baixo 4"/>
+                <wp:cNvGraphicFramePr/>
+                <a:graphic xmlns:a="http://schemas.openxmlformats.org/drawingml/2006/main">
+                  <a:graphicData uri="http://schemas.microsoft.com/office/word/2010/wordprocessingShape">
+                    <wps:wsp>
+                      <wps:cNvSpPr/>
+                      <wps:spPr>
+                        <a:xfrm rot="5400000">
+                          <a:off x="0" y="0"/>
+                          <a:ext cx="240030" cy="483870"/>
+                        </a:xfrm>
+                        <a:prstGeom prst="downArrow">
+                          <a:avLst/>
+                        </a:prstGeom>
+                      </wps:spPr>
+                      <wps:style>
+                        <a:lnRef idx="2">
+                          <a:schemeClr val="accent1">
+                            <a:shade val="50000"/>
+                          </a:schemeClr>
+                        </a:lnRef>
+                        <a:fillRef idx="1">
+                          <a:schemeClr val="accent1"/>
+                        </a:fillRef>
+                        <a:effectRef idx="0">
+                          <a:schemeClr val="accent1"/>
+                        </a:effectRef>
+                        <a:fontRef idx="minor">
+                          <a:schemeClr val="lt1"/>
+                        </a:fontRef>
+                      </wps:style>
+                      <wps:bodyPr rot="0" spcFirstLastPara="0" vertOverflow="overflow" horzOverflow="overflow" vert="horz" wrap="square" lIns="91440" tIns="45720" rIns="91440" bIns="45720" numCol="1" spcCol="0" rtlCol="0" fromWordArt="0" anchor="ctr" anchorCtr="0" forceAA="0" compatLnSpc="1">
+                        <a:prstTxWarp prst="textNoShape">
+                          <a:avLst/>
+                        </a:prstTxWarp>
+                        <a:noAutofit/>
+                      </wps:bodyPr>
+                    </wps:wsp>
+                  </a:graphicData>
+                </a:graphic>
+                <wp14:sizeRelH relativeFrom="margin">
+                  <wp14:pctWidth>0</wp14:pctWidth>
+                </wp14:sizeRelH>
+                <wp14:sizeRelV relativeFrom="margin">
+                  <wp14:pctHeight>0</wp14:pctHeight>
+                </wp14:sizeRelV>
+              </wp:anchor>
+            </w:drawing>
+          </mc:Choice>
+          <mc:Fallback>
+            <w:pict>
+              <v:shapetype w14:anchorId="04066401" id="_x0000_t67" coordsize="21600,21600" o:spt="67" adj="16200,5400" path="m0@0l@1@0@1,0@2,0@2@0,21600@0,10800,21600xe">
+                <v:stroke joinstyle="miter"/>
+                <v:formulas>
+                  <v:f eqn="val #0"/>
+                  <v:f eqn="val #1"/>
+                  <v:f eqn="sum height 0 #1"/>
+                  <v:f eqn="sum 10800 0 #1"/>
+                  <v:f eqn="sum width 0 #0"/>
+                  <v:f eqn="prod @4 @3 10800"/>
+                  <v:f eqn="sum width 0 @5"/>
+                </v:formulas>
+                <v:path o:connecttype="custom" o:connectlocs="10800,0;0,@0;10800,21600;21600,@0" o:connectangles="270,180,90,0" textboxrect="@1,0,@2,@6"/>
+                <v:handles>
+                  <v:h position="#1,#0" xrange="0,10800" yrange="0,21600"/>
+                </v:handles>
+              </v:shapetype>
+              <v:shape id="Seta: para Baixo 4" o:spid="_x0000_s1026" type="#_x0000_t67" style="position:absolute;margin-left:132.15pt;margin-top:27.95pt;width:18.9pt;height:38.1pt;rotation:90;z-index:251656192;visibility:visible;mso-wrap-style:square;mso-width-percent:0;mso-height-percent:0;mso-wrap-distance-left:9pt;mso-wrap-distance-top:0;mso-wrap-distance-right:9pt;mso-wrap-distance-bottom:0;mso-position-horizontal:absolute;mso-position-horizontal-relative:text;mso-position-vertical:absolute;mso-position-vertical-relative:text;mso-width-percent:0;mso-height-percent:0;mso-width-relative:margin;mso-height-relative:margin;v-text-anchor:middle" o:gfxdata="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" adj="16243" fillcolor="#4472c4 [3204]" strokecolor="#1f3763 [1604]" strokeweight="1pt"/>
+            </w:pict>
+          </mc:Fallback>
+        </mc:AlternateContent>
+      </w:r>
+    </w:p>
+    <w:p>
+      <w:pPr>
+        <w:ind w:left="-709"/>
+        <w:rPr>
+          <w:rFonts w:cstheme="minorHAnsi"/>
+          <w:b/>
+          <w:bCs/>
+          <w:sz w:val="32"/>
+          <w:szCs w:val="32"/>
+        </w:rPr>
+      </w:pPr>
+      <w:r>
+        <w:rPr>
+          <w:rFonts w:cstheme="minorHAnsi"/>
+          <w:b/>
+          <w:bCs/>
+          <w:noProof/>
+          <w:sz w:val="32"/>
+          <w:szCs w:val="32"/>
+        </w:rPr>
+        <mc:AlternateContent>
+          <mc:Choice Requires="wps">
+            <w:drawing>
+              <wp:anchor distT="0" distB="0" distL="114300" distR="114300" simplePos="0" relativeHeight="251657216" behindDoc="0" locked="0" layoutInCell="1" allowOverlap="1" wp14:anchorId="30483429" wp14:editId="7A1DB196">
+                <wp:simplePos x="0" y="0"/>
+                <wp:positionH relativeFrom="column">
+                  <wp:posOffset>2066925</wp:posOffset>
+                </wp:positionH>
+                <wp:positionV relativeFrom="paragraph">
+                  <wp:posOffset>43180</wp:posOffset>
+                </wp:positionV>
+                <wp:extent cx="2987040" cy="899160"/>
+                <wp:effectExtent l="0" t="0" r="22860" b="15240"/>
+                <wp:wrapNone/>
+                <wp:docPr id="5" name="Caixa de Texto 5"/>
+                <wp:cNvGraphicFramePr/>
+                <a:graphic xmlns:a="http://schemas.openxmlformats.org/drawingml/2006/main">
+                  <a:graphicData uri="http://schemas.microsoft.com/office/word/2010/wordprocessingShape">
+                    <wps:wsp>
+                      <wps:cNvSpPr txBox="1"/>
+                      <wps:spPr>
+                        <a:xfrm>
+                          <a:off x="0" y="0"/>
+                          <a:ext cx="2987040" cy="899160"/>
+                        </a:xfrm>
+                        <a:prstGeom prst="rect">
+                          <a:avLst/>
+                        </a:prstGeom>
+                        <a:solidFill>
+                          <a:schemeClr val="lt1"/>
+                        </a:solidFill>
+                        <a:ln w="6350">
+                          <a:solidFill>
+                            <a:schemeClr val="bg1"/>
+                          </a:solidFill>
+                        </a:ln>
+                      </wps:spPr>
+                      <wps:txbx>
+                        <w:txbxContent>
+                          <w:p>
+                            <w:pPr>
+                              <w:rPr>
+                                <w:b/>
+                                <w:bCs/>
+                                <w:i/>
+                                <w:iCs/>
+                                <w:sz w:val="24"/>
+                                <w:szCs w:val="24"/>
+                              </w:rPr>
+                            </w:pPr>
+                            <w:r>
+                              <w:rPr>
+                                <w:b/>
+                                <w:bCs/>
+                                <w:i/>
+                                <w:iCs/>
+                                <w:sz w:val="24"/>
+                                <w:szCs w:val="24"/>
+                              </w:rPr>
+                              <w:t xml:space="preserve">Menu com as funcionalidades do administrador </w:t>
+                            </w:r>
+                            <w:r>
+                              <w:rPr>
+                                <w:b/>
+                                <w:bCs/>
+                                <w:i/>
+                                <w:iCs/>
+                                <w:sz w:val="24"/>
+                                <w:szCs w:val="24"/>
+                              </w:rPr>
+                              <w:t>em relação as salas.</w:t>
+                            </w:r>
+                          </w:p>
+                        </w:txbxContent>
+                      </wps:txbx>
+                      <wps:bodyPr rot="0" spcFirstLastPara="0" vertOverflow="overflow" horzOverflow="overflow" vert="horz" wrap="square" lIns="91440" tIns="45720" rIns="91440" bIns="45720" numCol="1" spcCol="0" rtlCol="0" fromWordArt="0" anchor="t" anchorCtr="0" forceAA="0" compatLnSpc="1">
+                        <a:prstTxWarp prst="textNoShape">
+                          <a:avLst/>
+                        </a:prstTxWarp>
+                        <a:noAutofit/>
+                      </wps:bodyPr>
+                    </wps:wsp>
+                  </a:graphicData>
+                </a:graphic>
+              </wp:anchor>
+            </w:drawing>
+          </mc:Choice>
+          <mc:Fallback>
+            <w:pict>
+              <v:shapetype w14:anchorId="30483429" id="_x0000_t202" coordsize="21600,21600" o:spt="202" path="m,l,21600r21600,l21600,xe">
+                <v:stroke joinstyle="miter"/>
+                <v:path gradientshapeok="t" o:connecttype="rect"/>
+              </v:shapetype>
+              <v:shape id="Caixa de Texto 5" o:spid="_x0000_s1026" type="#_x0000_t202" style="position:absolute;left:0;text-align:left;margin-left:162.75pt;margin-top:3.4pt;width:235.2pt;height:70.8pt;z-index:251657216;visibility:visible;mso-wrap-style:square;mso-wrap-distance-left:9pt;mso-wrap-distance-top:0;mso-wrap-distance-right:9pt;mso-wrap-distance-bottom:0;mso-position-horizontal:absolute;mso-position-horizontal-relative:text;mso-position-vertical:absolute;mso-position-vertical-relative:text;v-text-anchor:top" o:gfxdata="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" fillcolor="white [3201]" strokecolor="white [3212]" strokeweight=".5pt">
+                <v:textbox>
+                  <w:txbxContent>
+                    <w:p>
+                      <w:pPr>
+                        <w:rPr>
+                          <w:b/>
+                          <w:bCs/>
+                          <w:i/>
+                          <w:iCs/>
+                          <w:sz w:val="24"/>
+                          <w:szCs w:val="24"/>
+                        </w:rPr>
+                      </w:pPr>
+                      <w:r>
+                        <w:rPr>
+                          <w:b/>
+                          <w:bCs/>
+                          <w:i/>
+                          <w:iCs/>
+                          <w:sz w:val="24"/>
+                          <w:szCs w:val="24"/>
+                        </w:rPr>
+                        <w:t xml:space="preserve">Menu com as funcionalidades do administrador </w:t>
+                      </w:r>
+                      <w:r>
+                        <w:rPr>
+                          <w:b/>
+                          <w:bCs/>
+                          <w:i/>
+                          <w:iCs/>
+                          <w:sz w:val="24"/>
+                          <w:szCs w:val="24"/>
+                        </w:rPr>
+                        <w:t>em relação as salas.</w:t>
+                      </w:r>
+                    </w:p>
+                  </w:txbxContent>
+                </v:textbox>
+              </v:shape>
+            </w:pict>
+          </mc:Fallback>
+        </mc:AlternateContent>
+      </w:r>
+    </w:p>
+    <w:p>
+      <w:pPr>
+        <w:rPr>
+          <w:rFonts w:cstheme="minorHAnsi"/>
+          <w:sz w:val="32"/>
+          <w:szCs w:val="32"/>
+        </w:rPr>
+      </w:pPr>
+    </w:p>
+    <w:p>
+      <w:pPr>
+        <w:rPr>
+          <w:rFonts w:cstheme="minorHAnsi"/>
+          <w:sz w:val="32"/>
+          <w:szCs w:val="32"/>
+        </w:rPr>
+      </w:pPr>
+    </w:p>
+    <w:p>
+      <w:pPr>
+        <w:rPr>
+          <w:rFonts w:cstheme="minorHAnsi"/>
+          <w:sz w:val="32"/>
+          <w:szCs w:val="32"/>
+        </w:rPr>
+      </w:pPr>
+    </w:p>
+    <w:p>
+      <w:pPr>
+        <w:rPr>
+          <w:rFonts w:cstheme="minorHAnsi"/>
+          <w:sz w:val="32"/>
+          <w:szCs w:val="32"/>
+        </w:rPr>
+      </w:pPr>
+    </w:p>
+    <w:p>
+      <w:pPr>
+        <w:rPr>
+          <w:rFonts w:cstheme="minorHAnsi"/>
+          <w:sz w:val="32"/>
+          <w:szCs w:val="32"/>
+        </w:rPr>
+      </w:pPr>
+    </w:p>
+    <w:p>
+      <w:pPr>
+        <w:rPr>
+          <w:rFonts w:cstheme="minorHAnsi"/>
+          <w:sz w:val="32"/>
+          <w:szCs w:val="32"/>
+        </w:rPr>
+      </w:pPr>
+    </w:p>
+    <w:p>
+      <w:pPr>
+        <w:rPr>
+          <w:rFonts w:cstheme="minorHAnsi"/>
+          <w:sz w:val="32"/>
+          <w:szCs w:val="32"/>
+        </w:rPr>
+      </w:pPr>
+    </w:p>
+    <w:p>
+      <w:pPr>
+        <w:rPr>
+          <w:rFonts w:cstheme="minorHAnsi"/>
+          <w:sz w:val="32"/>
+          <w:szCs w:val="32"/>
+        </w:rPr>
+      </w:pPr>
+    </w:p>
+    <w:p>
+      <w:pPr>
+        <w:rPr>
+          <w:rFonts w:cstheme="minorHAnsi"/>
+          <w:b/>
+          <w:bCs/>
+          <w:sz w:val="32"/>
+          <w:szCs w:val="32"/>
+        </w:rPr>
+      </w:pPr>
+    </w:p>
+    <w:p>
+      <w:pPr>
+        <w:ind w:firstLine="708"/>
+        <w:rPr>
+          <w:rFonts w:cstheme="minorHAnsi"/>
+          <w:sz w:val="32"/>
+          <w:szCs w:val="32"/>
+        </w:rPr>
+      </w:pPr>
+    </w:p>
+    <w:p>
+      <w:pPr>
+        <w:ind w:firstLine="708"/>
+        <w:rPr>
+          <w:rFonts w:cstheme="minorHAnsi"/>
+          <w:sz w:val="32"/>
+          <w:szCs w:val="32"/>
+        </w:rPr>
+      </w:pPr>
+      <w:r>
+        <w:rPr>
+          <w:rFonts w:cstheme="minorHAnsi"/>
+          <w:sz w:val="32"/>
+          <w:szCs w:val="32"/>
+        </w:rPr>
+        <w:lastRenderedPageBreak/>
+        <w:drawing>
+          <wp:anchor distT="0" distB="0" distL="114300" distR="114300" simplePos="0" relativeHeight="251658240" behindDoc="0" locked="0" layoutInCell="1" allowOverlap="1" wp14:anchorId="714511DC" wp14:editId="5F58C680">
+            <wp:simplePos x="0" y="0"/>
+            <wp:positionH relativeFrom="column">
+              <wp:posOffset>-691515</wp:posOffset>
+            </wp:positionH>
+            <wp:positionV relativeFrom="paragraph">
+              <wp:posOffset>0</wp:posOffset>
+            </wp:positionV>
+            <wp:extent cx="3291840" cy="2432685"/>
+            <wp:effectExtent l="0" t="0" r="3810" b="5715"/>
+            <wp:wrapSquare wrapText="bothSides"/>
+            <wp:docPr id="6" name="Imagem 6"/>
+            <wp:cNvGraphicFramePr>
+              <a:graphicFrameLocks xmlns:a="http://schemas.openxmlformats.org/drawingml/2006/main" noChangeAspect="1"/>
+            </wp:cNvGraphicFramePr>
+            <a:graphic xmlns:a="http://schemas.openxmlformats.org/drawingml/2006/main">
+              <a:graphicData uri="http://schemas.openxmlformats.org/drawingml/2006/picture">
+                <pic:pic xmlns:pic="http://schemas.openxmlformats.org/drawingml/2006/picture">
+                  <pic:nvPicPr>
+                    <pic:cNvPr id="1" name=""/>
+                    <pic:cNvPicPr/>
+                  </pic:nvPicPr>
+                  <pic:blipFill>
+                    <a:blip r:embed="rId9">
+                      <a:extLst>
+                        <a:ext uri="{28A0092B-C50C-407E-A947-70E740481C1C}">
+                          <a14:useLocalDpi xmlns:a14="http://schemas.microsoft.com/office/drawing/2010/main" val="0"/>
+                        </a:ext>
+                      </a:extLst>
+                    </a:blip>
+                    <a:stretch>
+                      <a:fillRect/>
+                    </a:stretch>
+                  </pic:blipFill>
+                  <pic:spPr>
+                    <a:xfrm>
+                      <a:off x="0" y="0"/>
+                      <a:ext cx="3291840" cy="2432685"/>
+                    </a:xfrm>
+                    <a:prstGeom prst="rect">
+                      <a:avLst/>
+                    </a:prstGeom>
+                  </pic:spPr>
+                </pic:pic>
+              </a:graphicData>
+            </a:graphic>
+            <wp14:sizeRelH relativeFrom="page">
+              <wp14:pctWidth>0</wp14:pctWidth>
+            </wp14:sizeRelH>
+            <wp14:sizeRelV relativeFrom="page">
+              <wp14:pctHeight>0</wp14:pctHeight>
+            </wp14:sizeRelV>
+          </wp:anchor>
+        </w:drawing>
+      </w:r>
+      <w:r>
+        <w:rPr>
+          <w:rFonts w:cstheme="minorHAnsi"/>
+          <w:noProof/>
+          <w:sz w:val="32"/>
+          <w:szCs w:val="32"/>
+        </w:rPr>
+        <mc:AlternateContent>
+          <mc:Choice Requires="wps">
+            <w:drawing>
+              <wp:anchor distT="0" distB="0" distL="114300" distR="114300" simplePos="0" relativeHeight="251660288" behindDoc="0" locked="0" layoutInCell="1" allowOverlap="1" wp14:anchorId="5AA04EBF" wp14:editId="0A53D39D">
+                <wp:simplePos x="0" y="0"/>
+                <wp:positionH relativeFrom="column">
+                  <wp:posOffset>3449955</wp:posOffset>
+                </wp:positionH>
+                <wp:positionV relativeFrom="paragraph">
+                  <wp:posOffset>206375</wp:posOffset>
+                </wp:positionV>
+                <wp:extent cx="2773680" cy="2667000"/>
+                <wp:effectExtent l="0" t="0" r="7620" b="0"/>
+                <wp:wrapNone/>
+                <wp:docPr id="8" name="Caixa de Texto 8"/>
+                <wp:cNvGraphicFramePr/>
+                <a:graphic xmlns:a="http://schemas.openxmlformats.org/drawingml/2006/main">
+                  <a:graphicData uri="http://schemas.microsoft.com/office/word/2010/wordprocessingShape">
+                    <wps:wsp>
+                      <wps:cNvSpPr txBox="1"/>
+                      <wps:spPr>
+                        <a:xfrm>
+                          <a:off x="0" y="0"/>
+                          <a:ext cx="2773680" cy="2667000"/>
+                        </a:xfrm>
+                        <a:prstGeom prst="rect">
+                          <a:avLst/>
+                        </a:prstGeom>
+                        <a:solidFill>
+                          <a:schemeClr val="lt1"/>
+                        </a:solidFill>
+                        <a:ln w="6350">
+                          <a:noFill/>
+                        </a:ln>
+                      </wps:spPr>
+                      <wps:txbx>
+                        <w:txbxContent>
+                          <w:p>
+                            <w:pPr>
+                              <w:rPr>
+                                <w:b/>
+                                <w:bCs/>
+                                <w:i/>
+                                <w:iCs/>
+                                <w:sz w:val="24"/>
+                                <w:szCs w:val="24"/>
+                              </w:rPr>
+                            </w:pPr>
+                            <w:r>
+                              <w:rPr>
+                                <w:b/>
+                                <w:bCs/>
+                                <w:i/>
+                                <w:iCs/>
+                                <w:sz w:val="24"/>
+                                <w:szCs w:val="24"/>
+                              </w:rPr>
+                              <w:t xml:space="preserve">Funcionalidades do administrador: </w:t>
+                            </w:r>
+                          </w:p>
+                          <w:p>
+                            <w:pPr>
+                              <w:pStyle w:val="PargrafodaLista"/>
+                              <w:numPr>
+                                <w:ilvl w:val="0"/>
+                                <w:numId w:val="3"/>
+                              </w:numPr>
+                              <w:rPr>
+                                <w:b/>
+                                <w:bCs/>
+                                <w:i/>
+                                <w:iCs/>
+                                <w:sz w:val="24"/>
+                                <w:szCs w:val="24"/>
+                              </w:rPr>
+                            </w:pPr>
+                            <w:r>
+                              <w:rPr>
+                                <w:b/>
+                                <w:bCs/>
+                                <w:i/>
+                                <w:iCs/>
+                                <w:sz w:val="24"/>
+                                <w:szCs w:val="24"/>
+                              </w:rPr>
+                              <w:t>Deletar Sala</w:t>
+                            </w:r>
+                          </w:p>
+                          <w:p>
+                            <w:pPr>
+                              <w:pStyle w:val="PargrafodaLista"/>
+                              <w:numPr>
+                                <w:ilvl w:val="0"/>
+                                <w:numId w:val="3"/>
+                              </w:numPr>
+                              <w:rPr>
+                                <w:b/>
+                                <w:bCs/>
+                                <w:i/>
+                                <w:iCs/>
+                                <w:sz w:val="24"/>
+                                <w:szCs w:val="24"/>
+                              </w:rPr>
+                            </w:pPr>
+                            <w:r>
+                              <w:rPr>
+                                <w:b/>
+                                <w:bCs/>
+                                <w:i/>
+                                <w:iCs/>
+                                <w:sz w:val="24"/>
+                                <w:szCs w:val="24"/>
+                              </w:rPr>
+                              <w:t>Editar Sala</w:t>
+                            </w:r>
+                          </w:p>
+                          <w:p>
+                            <w:pPr>
+                              <w:pStyle w:val="PargrafodaLista"/>
+                              <w:numPr>
+                                <w:ilvl w:val="0"/>
+                                <w:numId w:val="3"/>
+                              </w:numPr>
+                              <w:rPr>
+                                <w:b/>
+                                <w:bCs/>
+                                <w:i/>
+                                <w:iCs/>
+                                <w:sz w:val="24"/>
+                                <w:szCs w:val="24"/>
+                              </w:rPr>
+                            </w:pPr>
+                            <w:r>
+                              <w:rPr>
+                                <w:b/>
+                                <w:bCs/>
+                                <w:i/>
+                                <w:iCs/>
+                                <w:sz w:val="24"/>
+                                <w:szCs w:val="24"/>
+                              </w:rPr>
+                              <w:t>Marcar Sala como Suja (caso o administrador esteja no grupo 2)</w:t>
+                            </w:r>
+                          </w:p>
+                          <w:p>
+                            <w:pPr>
+                              <w:pStyle w:val="PargrafodaLista"/>
+                              <w:numPr>
+                                <w:ilvl w:val="0"/>
+                                <w:numId w:val="3"/>
+                              </w:numPr>
+                              <w:rPr>
+                                <w:b/>
+                                <w:bCs/>
+                                <w:i/>
+                                <w:iCs/>
+                                <w:sz w:val="24"/>
+                                <w:szCs w:val="24"/>
+                              </w:rPr>
+                            </w:pPr>
+                            <w:r>
+                              <w:rPr>
+                                <w:b/>
+                                <w:bCs/>
+                                <w:i/>
+                                <w:iCs/>
+                                <w:sz w:val="24"/>
+                                <w:szCs w:val="24"/>
+                              </w:rPr>
+                              <w:t>Limpar sala (caso o administrador esteja no grupo 1)</w:t>
+                            </w:r>
+                          </w:p>
+                        </w:txbxContent>
+                      </wps:txbx>
+                      <wps:bodyPr rot="0" spcFirstLastPara="0" vertOverflow="overflow" horzOverflow="overflow" vert="horz" wrap="square" lIns="91440" tIns="45720" rIns="91440" bIns="45720" numCol="1" spcCol="0" rtlCol="0" fromWordArt="0" anchor="t" anchorCtr="0" forceAA="0" compatLnSpc="1">
+                        <a:prstTxWarp prst="textNoShape">
+                          <a:avLst/>
+                        </a:prstTxWarp>
+                        <a:noAutofit/>
+                      </wps:bodyPr>
+                    </wps:wsp>
+                  </a:graphicData>
+                </a:graphic>
+              </wp:anchor>
+            </w:drawing>
+          </mc:Choice>
+          <mc:Fallback>
+            <w:pict>
+              <v:shape w14:anchorId="5AA04EBF" id="Caixa de Texto 8" o:spid="_x0000_s1027" type="#_x0000_t202" style="position:absolute;left:0;text-align:left;margin-left:271.65pt;margin-top:16.25pt;width:218.4pt;height:210pt;z-index:251660288;visibility:visible;mso-wrap-style:square;mso-wrap-distance-left:9pt;mso-wrap-distance-top:0;mso-wrap-distance-right:9pt;mso-wrap-distance-bottom:0;mso-position-horizontal:absolute;mso-position-horizontal-relative:text;mso-position-vertical:absolute;mso-position-vertical-relative:text;v-text-anchor:top" o:gfxdata="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" fillcolor="white [3201]" stroked="f" strokeweight=".5pt">
+                <v:textbox>
+                  <w:txbxContent>
+                    <w:p>
+                      <w:pPr>
+                        <w:rPr>
+                          <w:b/>
+                          <w:bCs/>
+                          <w:i/>
+                          <w:iCs/>
+                          <w:sz w:val="24"/>
+                          <w:szCs w:val="24"/>
+                        </w:rPr>
+                      </w:pPr>
+                      <w:r>
+                        <w:rPr>
+                          <w:b/>
+                          <w:bCs/>
+                          <w:i/>
+                          <w:iCs/>
+                          <w:sz w:val="24"/>
+                          <w:szCs w:val="24"/>
+                        </w:rPr>
+                        <w:t xml:space="preserve">Funcionalidades do administrador: </w:t>
+                      </w:r>
+                    </w:p>
+                    <w:p>
+                      <w:pPr>
+                        <w:pStyle w:val="PargrafodaLista"/>
+                        <w:numPr>
+                          <w:ilvl w:val="0"/>
+                          <w:numId w:val="3"/>
+                        </w:numPr>
+                        <w:rPr>
+                          <w:b/>
+                          <w:bCs/>
+                          <w:i/>
+                          <w:iCs/>
+                          <w:sz w:val="24"/>
+                          <w:szCs w:val="24"/>
+                        </w:rPr>
+                      </w:pPr>
+                      <w:r>
+                        <w:rPr>
+                          <w:b/>
+                          <w:bCs/>
+                          <w:i/>
+                          <w:iCs/>
+                          <w:sz w:val="24"/>
+                          <w:szCs w:val="24"/>
+                        </w:rPr>
+                        <w:t>Deletar Sala</w:t>
+                      </w:r>
+                    </w:p>
+                    <w:p>
+                      <w:pPr>
+                        <w:pStyle w:val="PargrafodaLista"/>
+                        <w:numPr>
+                          <w:ilvl w:val="0"/>
+                          <w:numId w:val="3"/>
+                        </w:numPr>
+                        <w:rPr>
+                          <w:b/>
+                          <w:bCs/>
+                          <w:i/>
+                          <w:iCs/>
+                          <w:sz w:val="24"/>
+                          <w:szCs w:val="24"/>
+                        </w:rPr>
+                      </w:pPr>
+                      <w:r>
+                        <w:rPr>
+                          <w:b/>
+                          <w:bCs/>
+                          <w:i/>
+                          <w:iCs/>
+                          <w:sz w:val="24"/>
+                          <w:szCs w:val="24"/>
+                        </w:rPr>
+                        <w:t>Editar Sala</w:t>
+                      </w:r>
+                    </w:p>
+                    <w:p>
+                      <w:pPr>
+                        <w:pStyle w:val="PargrafodaLista"/>
+                        <w:numPr>
+                          <w:ilvl w:val="0"/>
+                          <w:numId w:val="3"/>
+                        </w:numPr>
+                        <w:rPr>
+                          <w:b/>
+                          <w:bCs/>
+                          <w:i/>
+                          <w:iCs/>
+                          <w:sz w:val="24"/>
+                          <w:szCs w:val="24"/>
+                        </w:rPr>
+                      </w:pPr>
+                      <w:r>
+                        <w:rPr>
+                          <w:b/>
+                          <w:bCs/>
+                          <w:i/>
+                          <w:iCs/>
+                          <w:sz w:val="24"/>
+                          <w:szCs w:val="24"/>
+                        </w:rPr>
+                        <w:t>Marcar Sala como Suja (caso o administrador esteja no grupo 2)</w:t>
+                      </w:r>
+                    </w:p>
+                    <w:p>
+                      <w:pPr>
+                        <w:pStyle w:val="PargrafodaLista"/>
+                        <w:numPr>
+                          <w:ilvl w:val="0"/>
+                          <w:numId w:val="3"/>
+                        </w:numPr>
+                        <w:rPr>
+                          <w:b/>
+                          <w:bCs/>
+                          <w:i/>
+                          <w:iCs/>
+                          <w:sz w:val="24"/>
+                          <w:szCs w:val="24"/>
+                        </w:rPr>
+                      </w:pPr>
+                      <w:r>
+                        <w:rPr>
+                          <w:b/>
+                          <w:bCs/>
+                          <w:i/>
+                          <w:iCs/>
+                          <w:sz w:val="24"/>
+                          <w:szCs w:val="24"/>
+                        </w:rPr>
+                        <w:t>Limpar sala (caso o administrador esteja no grupo 1)</w:t>
+                      </w:r>
+                    </w:p>
+                  </w:txbxContent>
+                </v:textbox>
+              </v:shape>
+            </w:pict>
+          </mc:Fallback>
+        </mc:AlternateContent>
+      </w:r>
+    </w:p>
+    <w:p>
+      <w:pPr>
+        <w:rPr>
+          <w:rFonts w:cstheme="minorHAnsi"/>
+          <w:sz w:val="32"/>
+          <w:szCs w:val="32"/>
+        </w:rPr>
+      </w:pPr>
+    </w:p>
+    <w:p>
+      <w:pPr>
+        <w:rPr>
+          <w:rFonts w:cstheme="minorHAnsi"/>
+          <w:sz w:val="32"/>
+          <w:szCs w:val="32"/>
+        </w:rPr>
+      </w:pPr>
+    </w:p>
+    <w:p>
+      <w:pPr>
+        <w:rPr>
+          <w:rFonts w:cstheme="minorHAnsi"/>
+          <w:sz w:val="32"/>
+          <w:szCs w:val="32"/>
+        </w:rPr>
+      </w:pPr>
+      <w:r>
+        <w:rPr>
+          <w:rFonts w:cstheme="minorHAnsi"/>
+          <w:noProof/>
+          <w:sz w:val="32"/>
+          <w:szCs w:val="32"/>
+        </w:rPr>
+        <mc:AlternateContent>
+          <mc:Choice Requires="wps">
+            <w:drawing>
+              <wp:anchor distT="0" distB="0" distL="114300" distR="114300" simplePos="0" relativeHeight="251659264" behindDoc="0" locked="0" layoutInCell="1" allowOverlap="1" wp14:anchorId="6536BF66" wp14:editId="02DB99F3">
+                <wp:simplePos x="0" y="0"/>
+                <wp:positionH relativeFrom="column">
+                  <wp:posOffset>2691765</wp:posOffset>
+                </wp:positionH>
+                <wp:positionV relativeFrom="paragraph">
+                  <wp:posOffset>81280</wp:posOffset>
+                </wp:positionV>
+                <wp:extent cx="758190" cy="186690"/>
+                <wp:effectExtent l="19050" t="19050" r="22860" b="41910"/>
+                <wp:wrapNone/>
+                <wp:docPr id="7" name="Seta: para a Esquerda 7"/>
+                <wp:cNvGraphicFramePr/>
+                <a:graphic xmlns:a="http://schemas.openxmlformats.org/drawingml/2006/main">
+                  <a:graphicData uri="http://schemas.microsoft.com/office/word/2010/wordprocessingShape">
+                    <wps:wsp>
+                      <wps:cNvSpPr/>
+                      <wps:spPr>
+                        <a:xfrm>
+                          <a:off x="0" y="0"/>
+                          <a:ext cx="758190" cy="186690"/>
+                        </a:xfrm>
+                        <a:prstGeom prst="leftArrow">
+                          <a:avLst/>
+                        </a:prstGeom>
+                      </wps:spPr>
+                      <wps:style>
+                        <a:lnRef idx="2">
+                          <a:schemeClr val="accent1">
+                            <a:shade val="50000"/>
+                          </a:schemeClr>
+                        </a:lnRef>
+                        <a:fillRef idx="1">
+                          <a:schemeClr val="accent1"/>
+                        </a:fillRef>
+                        <a:effectRef idx="0">
+                          <a:schemeClr val="accent1"/>
+                        </a:effectRef>
+                        <a:fontRef idx="minor">
+                          <a:schemeClr val="lt1"/>
+                        </a:fontRef>
+                      </wps:style>
+                      <wps:bodyPr rot="0" spcFirstLastPara="0" vertOverflow="overflow" horzOverflow="overflow" vert="horz" wrap="square" lIns="91440" tIns="45720" rIns="91440" bIns="45720" numCol="1" spcCol="0" rtlCol="0" fromWordArt="0" anchor="ctr" anchorCtr="0" forceAA="0" compatLnSpc="1">
+                        <a:prstTxWarp prst="textNoShape">
+                          <a:avLst/>
+                        </a:prstTxWarp>
+                        <a:noAutofit/>
+                      </wps:bodyPr>
+                    </wps:wsp>
+                  </a:graphicData>
+                </a:graphic>
+                <wp14:sizeRelH relativeFrom="margin">
+                  <wp14:pctWidth>0</wp14:pctWidth>
+                </wp14:sizeRelH>
+                <wp14:sizeRelV relativeFrom="margin">
+                  <wp14:pctHeight>0</wp14:pctHeight>
+                </wp14:sizeRelV>
+              </wp:anchor>
+            </w:drawing>
+          </mc:Choice>
+          <mc:Fallback>
+            <w:pict>
+              <v:shapetype w14:anchorId="0020F099" id="_x0000_t66" coordsize="21600,21600" o:spt="66" adj="5400,5400" path="m@0,l@0@1,21600@1,21600@2@0@2@0,21600,,10800xe">
+                <v:stroke joinstyle="miter"/>
+                <v:formulas>
+                  <v:f eqn="val #0"/>
+                  <v:f eqn="val #1"/>
+                  <v:f eqn="sum 21600 0 #1"/>
+                  <v:f eqn="prod #0 #1 10800"/>
+                  <v:f eqn="sum #0 0 @3"/>
+                </v:formulas>
+                <v:path o:connecttype="custom" o:connectlocs="@0,0;0,10800;@0,21600;21600,10800" o:connectangles="270,180,90,0" textboxrect="@4,@1,21600,@2"/>
+                <v:handles>
+                  <v:h position="#0,#1" xrange="0,21600" yrange="0,10800"/>
+                </v:handles>
+              </v:shapetype>
+              <v:shape id="Seta: para a Esquerda 7" o:spid="_x0000_s1026" type="#_x0000_t66" style="position:absolute;margin-left:211.95pt;margin-top:6.4pt;width:59.7pt;height:14.7pt;z-index:251659264;visibility:visible;mso-wrap-style:square;mso-width-percent:0;mso-height-percent:0;mso-wrap-distance-left:9pt;mso-wrap-distance-top:0;mso-wrap-distance-right:9pt;mso-wrap-distance-bottom:0;mso-position-horizontal:absolute;mso-position-horizontal-relative:text;mso-position-vertical:absolute;mso-position-vertical-relative:text;mso-width-percent:0;mso-height-percent:0;mso-width-relative:margin;mso-height-relative:margin;v-text-anchor:middle" o:gfxdata="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" adj="2659" fillcolor="#4472c4 [3204]" strokecolor="#1f3763 [1604]" strokeweight="1pt"/>
+            </w:pict>
+          </mc:Fallback>
+        </mc:AlternateContent>
+      </w:r>
+    </w:p>
+    <w:p>
+      <w:pPr>
+        <w:rPr>
+          <w:rFonts w:cstheme="minorHAnsi"/>
+          <w:sz w:val="32"/>
+          <w:szCs w:val="32"/>
+        </w:rPr>
+      </w:pPr>
+    </w:p>
+    <w:p>
+      <w:pPr>
+        <w:rPr>
+          <w:rFonts w:cstheme="minorHAnsi"/>
+          <w:sz w:val="32"/>
+          <w:szCs w:val="32"/>
+        </w:rPr>
+      </w:pPr>
+    </w:p>
+    <w:p>
+      <w:pPr>
+        <w:rPr>
+          <w:rFonts w:cstheme="minorHAnsi"/>
+          <w:sz w:val="32"/>
+          <w:szCs w:val="32"/>
+        </w:rPr>
+      </w:pPr>
+    </w:p>
+    <w:p>
+      <w:pPr>
+        <w:rPr>
+          <w:rFonts w:cstheme="minorHAnsi"/>
+          <w:sz w:val="32"/>
+          <w:szCs w:val="32"/>
+        </w:rPr>
+      </w:pPr>
+    </w:p>
+    <w:p>
+      <w:pPr>
+        <w:rPr>
+          <w:rFonts w:cstheme="minorHAnsi"/>
+          <w:sz w:val="32"/>
+          <w:szCs w:val="32"/>
+        </w:rPr>
+      </w:pPr>
+      <w:r>
+        <w:rPr>
+          <w:rFonts w:cstheme="minorHAnsi"/>
+          <w:sz w:val="32"/>
+          <w:szCs w:val="32"/>
+        </w:rPr>
+        <w:drawing>
+          <wp:anchor distT="0" distB="0" distL="114300" distR="114300" simplePos="0" relativeHeight="251661312" behindDoc="0" locked="0" layoutInCell="1" allowOverlap="1" wp14:anchorId="3B0429CD" wp14:editId="203341E3">
+            <wp:simplePos x="0" y="0"/>
+            <wp:positionH relativeFrom="margin">
+              <wp:posOffset>-287655</wp:posOffset>
+            </wp:positionH>
+            <wp:positionV relativeFrom="paragraph">
+              <wp:posOffset>155575</wp:posOffset>
+            </wp:positionV>
+            <wp:extent cx="2426335" cy="4930140"/>
+            <wp:effectExtent l="0" t="0" r="0" b="3810"/>
+            <wp:wrapSquare wrapText="bothSides"/>
+            <wp:docPr id="9" name="Imagem 9"/>
+            <wp:cNvGraphicFramePr>
+              <a:graphicFrameLocks xmlns:a="http://schemas.openxmlformats.org/drawingml/2006/main" noChangeAspect="1"/>
+            </wp:cNvGraphicFramePr>
+            <a:graphic xmlns:a="http://schemas.openxmlformats.org/drawingml/2006/main">
+              <a:graphicData uri="http://schemas.openxmlformats.org/drawingml/2006/picture">
+                <pic:pic xmlns:pic="http://schemas.openxmlformats.org/drawingml/2006/picture">
+                  <pic:nvPicPr>
+                    <pic:cNvPr id="1" name=""/>
+                    <pic:cNvPicPr/>
+                  </pic:nvPicPr>
+                  <pic:blipFill>
+                    <a:blip r:embed="rId10">
+                      <a:extLst>
+                        <a:ext uri="{28A0092B-C50C-407E-A947-70E740481C1C}">
+                          <a14:useLocalDpi xmlns:a14="http://schemas.microsoft.com/office/drawing/2010/main" val="0"/>
+                        </a:ext>
+                      </a:extLst>
+                    </a:blip>
+                    <a:stretch>
+                      <a:fillRect/>
+                    </a:stretch>
+                  </pic:blipFill>
+                  <pic:spPr>
+                    <a:xfrm>
+                      <a:off x="0" y="0"/>
+                      <a:ext cx="2426335" cy="4930140"/>
+                    </a:xfrm>
+                    <a:prstGeom prst="rect">
+                      <a:avLst/>
+                    </a:prstGeom>
+                  </pic:spPr>
+                </pic:pic>
+              </a:graphicData>
+            </a:graphic>
+            <wp14:sizeRelH relativeFrom="page">
+              <wp14:pctWidth>0</wp14:pctWidth>
+            </wp14:sizeRelH>
+            <wp14:sizeRelV relativeFrom="page">
+              <wp14:pctHeight>0</wp14:pctHeight>
+            </wp14:sizeRelV>
+          </wp:anchor>
+        </w:drawing>
+      </w:r>
+    </w:p>
+    <w:p>
+      <w:pPr>
+        <w:rPr>
+          <w:rFonts w:cstheme="minorHAnsi"/>
+          <w:sz w:val="32"/>
+          <w:szCs w:val="32"/>
+        </w:rPr>
+      </w:pPr>
+    </w:p>
+    <w:p>
+      <w:pPr>
+        <w:tabs>
+          <w:tab w:val="left" w:pos="4800"/>
+        </w:tabs>
+        <w:rPr>
+          <w:rFonts w:cstheme="minorHAnsi"/>
+          <w:sz w:val="32"/>
+          <w:szCs w:val="32"/>
+        </w:rPr>
+      </w:pPr>
+      <w:r>
+        <w:rPr>
+          <w:rFonts w:cstheme="minorHAnsi"/>
+          <w:noProof/>
+          <w:sz w:val="32"/>
+          <w:szCs w:val="32"/>
+        </w:rPr>
+        <mc:AlternateContent>
+          <mc:Choice Requires="wps">
+            <w:drawing>
+              <wp:anchor distT="0" distB="0" distL="114300" distR="114300" simplePos="0" relativeHeight="251663360" behindDoc="0" locked="0" layoutInCell="1" allowOverlap="1" wp14:anchorId="7197376D" wp14:editId="4920C96A">
+                <wp:simplePos x="0" y="0"/>
+                <wp:positionH relativeFrom="column">
+                  <wp:posOffset>3316605</wp:posOffset>
+                </wp:positionH>
+                <wp:positionV relativeFrom="paragraph">
+                  <wp:posOffset>11430</wp:posOffset>
+                </wp:positionV>
+                <wp:extent cx="2773680" cy="2667000"/>
+                <wp:effectExtent l="0" t="0" r="7620" b="0"/>
+                <wp:wrapNone/>
+                <wp:docPr id="11" name="Caixa de Texto 11"/>
+                <wp:cNvGraphicFramePr/>
+                <a:graphic xmlns:a="http://schemas.openxmlformats.org/drawingml/2006/main">
+                  <a:graphicData uri="http://schemas.microsoft.com/office/word/2010/wordprocessingShape">
+                    <wps:wsp>
+                      <wps:cNvSpPr txBox="1"/>
+                      <wps:spPr>
+                        <a:xfrm>
+                          <a:off x="0" y="0"/>
+                          <a:ext cx="2773680" cy="2667000"/>
+                        </a:xfrm>
+                        <a:prstGeom prst="rect">
+                          <a:avLst/>
+                        </a:prstGeom>
+                        <a:solidFill>
+                          <a:schemeClr val="lt1"/>
+                        </a:solidFill>
+                        <a:ln w="6350">
+                          <a:noFill/>
+                        </a:ln>
+                      </wps:spPr>
+                      <wps:txbx>
+                        <w:txbxContent>
+                          <w:p>
+                            <w:pPr>
+                              <w:rPr>
+                                <w:b/>
+                                <w:bCs/>
+                                <w:i/>
+                                <w:iCs/>
+                                <w:sz w:val="28"/>
+                                <w:szCs w:val="28"/>
+                              </w:rPr>
+                            </w:pPr>
+                            <w:r>
+                              <w:rPr>
+                                <w:b/>
+                                <w:bCs/>
+                                <w:i/>
+                                <w:iCs/>
+                                <w:sz w:val="28"/>
+                                <w:szCs w:val="28"/>
+                              </w:rPr>
+                              <w:t>Editar Sala</w:t>
+                            </w:r>
+                          </w:p>
+                          <w:p>
+                            <w:pPr>
+                              <w:rPr>
+                                <w:b/>
+                                <w:bCs/>
+                                <w:i/>
+                                <w:iCs/>
+                                <w:sz w:val="24"/>
+                                <w:szCs w:val="24"/>
+                              </w:rPr>
+                            </w:pPr>
+                            <w:r>
+                              <w:rPr>
+                                <w:b/>
+                                <w:bCs/>
+                                <w:i/>
+                                <w:iCs/>
+                                <w:sz w:val="24"/>
+                                <w:szCs w:val="24"/>
+                              </w:rPr>
+                              <w:t xml:space="preserve">Ao clicar na opção de editar, será exibido um modal na tela do administrador com as atuais informações da sala selecionada e o botão de atualizar para alterar as informações </w:t>
+                            </w:r>
+                            <w:r>
+                              <w:rPr>
+                                <w:b/>
+                                <w:bCs/>
+                                <w:i/>
+                                <w:iCs/>
+                                <w:sz w:val="24"/>
+                                <w:szCs w:val="24"/>
+                              </w:rPr>
+                              <w:t>presente na sala e o botão de cancelar para cancelar o procedimento.</w:t>
+                            </w:r>
+                          </w:p>
+                        </w:txbxContent>
+                      </wps:txbx>
+                      <wps:bodyPr rot="0" spcFirstLastPara="0" vertOverflow="overflow" horzOverflow="overflow" vert="horz" wrap="square" lIns="91440" tIns="45720" rIns="91440" bIns="45720" numCol="1" spcCol="0" rtlCol="0" fromWordArt="0" anchor="t" anchorCtr="0" forceAA="0" compatLnSpc="1">
+                        <a:prstTxWarp prst="textNoShape">
+                          <a:avLst/>
+                        </a:prstTxWarp>
+                        <a:noAutofit/>
+                      </wps:bodyPr>
+                    </wps:wsp>
+                  </a:graphicData>
+                </a:graphic>
+              </wp:anchor>
+            </w:drawing>
+          </mc:Choice>
+          <mc:Fallback>
+            <w:pict>
+              <v:shape w14:anchorId="7197376D" id="Caixa de Texto 11" o:spid="_x0000_s1028" type="#_x0000_t202" style="position:absolute;margin-left:261.15pt;margin-top:.9pt;width:218.4pt;height:210pt;z-index:251663360;visibility:visible;mso-wrap-style:square;mso-wrap-distance-left:9pt;mso-wrap-distance-top:0;mso-wrap-distance-right:9pt;mso-wrap-distance-bottom:0;mso-position-horizontal:absolute;mso-position-horizontal-relative:text;mso-position-vertical:absolute;mso-position-vertical-relative:text;v-text-anchor:top" o:gfxdata="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" fillcolor="white [3201]" stroked="f" strokeweight=".5pt">
+                <v:textbox>
+                  <w:txbxContent>
+                    <w:p>
+                      <w:pPr>
+                        <w:rPr>
+                          <w:b/>
+                          <w:bCs/>
+                          <w:i/>
+                          <w:iCs/>
+                          <w:sz w:val="28"/>
+                          <w:szCs w:val="28"/>
+                        </w:rPr>
+                      </w:pPr>
+                      <w:r>
+                        <w:rPr>
+                          <w:b/>
+                          <w:bCs/>
+                          <w:i/>
+                          <w:iCs/>
+                          <w:sz w:val="28"/>
+                          <w:szCs w:val="28"/>
+                        </w:rPr>
+                        <w:t>Editar Sala</w:t>
+                      </w:r>
+                    </w:p>
+                    <w:p>
+                      <w:pPr>
+                        <w:rPr>
+                          <w:b/>
+                          <w:bCs/>
+                          <w:i/>
+                          <w:iCs/>
+                          <w:sz w:val="24"/>
+                          <w:szCs w:val="24"/>
+                        </w:rPr>
+                      </w:pPr>
+                      <w:r>
+                        <w:rPr>
+                          <w:b/>
+                          <w:bCs/>
+                          <w:i/>
+                          <w:iCs/>
+                          <w:sz w:val="24"/>
+                          <w:szCs w:val="24"/>
+                        </w:rPr>
+                        <w:t xml:space="preserve">Ao clicar na opção de editar, será exibido um modal na tela do administrador com as atuais informações da sala selecionada e o botão de atualizar para alterar as informações </w:t>
+                      </w:r>
+                      <w:r>
+                        <w:rPr>
+                          <w:b/>
+                          <w:bCs/>
+                          <w:i/>
+                          <w:iCs/>
+                          <w:sz w:val="24"/>
+                          <w:szCs w:val="24"/>
+                        </w:rPr>
+                        <w:t>presente na sala e o botão de cancelar para cancelar o procedimento.</w:t>
+                      </w:r>
+                    </w:p>
+                  </w:txbxContent>
+                </v:textbox>
+              </v:shape>
+            </w:pict>
+          </mc:Fallback>
+        </mc:AlternateContent>
+      </w:r>
+      <w:r>
+        <w:rPr>
+          <w:rFonts w:cstheme="minorHAnsi"/>
+          <w:sz w:val="32"/>
+          <w:szCs w:val="32"/>
+        </w:rPr>
+        <w:tab/>
+      </w:r>
+    </w:p>
+    <w:p>
+      <w:pPr>
+        <w:rPr>
+          <w:rFonts w:cstheme="minorHAnsi"/>
+          <w:sz w:val="32"/>
+          <w:szCs w:val="32"/>
+        </w:rPr>
+      </w:pPr>
+    </w:p>
+    <w:p>
+      <w:pPr>
+        <w:rPr>
+          <w:rFonts w:cstheme="minorHAnsi"/>
+          <w:sz w:val="32"/>
+          <w:szCs w:val="32"/>
+        </w:rPr>
+      </w:pPr>
+      <w:r>
+        <w:rPr>
+          <w:rFonts w:cstheme="minorHAnsi"/>
+          <w:noProof/>
+          <w:sz w:val="32"/>
+          <w:szCs w:val="32"/>
+        </w:rPr>
+        <mc:AlternateContent>
+          <mc:Choice Requires="wps">
+            <w:drawing>
+              <wp:anchor distT="0" distB="0" distL="114300" distR="114300" simplePos="0" relativeHeight="251665408" behindDoc="0" locked="0" layoutInCell="1" allowOverlap="1" wp14:anchorId="6B4D9DDE" wp14:editId="1BA435D2">
+                <wp:simplePos x="0" y="0"/>
+                <wp:positionH relativeFrom="margin">
+                  <wp:align>center</wp:align>
+                </wp:positionH>
+                <wp:positionV relativeFrom="paragraph">
+                  <wp:posOffset>22860</wp:posOffset>
+                </wp:positionV>
+                <wp:extent cx="1074420" cy="213360"/>
+                <wp:effectExtent l="19050" t="19050" r="11430" b="34290"/>
+                <wp:wrapNone/>
+                <wp:docPr id="12" name="Seta: para a Esquerda 12"/>
+                <wp:cNvGraphicFramePr/>
+                <a:graphic xmlns:a="http://schemas.openxmlformats.org/drawingml/2006/main">
+                  <a:graphicData uri="http://schemas.microsoft.com/office/word/2010/wordprocessingShape">
+                    <wps:wsp>
+                      <wps:cNvSpPr/>
+                      <wps:spPr>
+                        <a:xfrm>
+                          <a:off x="0" y="0"/>
+                          <a:ext cx="1074420" cy="213360"/>
+                        </a:xfrm>
+                        <a:prstGeom prst="leftArrow">
+                          <a:avLst/>
+                        </a:prstGeom>
+                      </wps:spPr>
+                      <wps:style>
+                        <a:lnRef idx="2">
+                          <a:schemeClr val="accent1">
+                            <a:shade val="50000"/>
+                          </a:schemeClr>
+                        </a:lnRef>
+                        <a:fillRef idx="1">
+                          <a:schemeClr val="accent1"/>
+                        </a:fillRef>
+                        <a:effectRef idx="0">
+                          <a:schemeClr val="accent1"/>
+                        </a:effectRef>
+                        <a:fontRef idx="minor">
+                          <a:schemeClr val="lt1"/>
+                        </a:fontRef>
+                      </wps:style>
+                      <wps:bodyPr rot="0" spcFirstLastPara="0" vertOverflow="overflow" horzOverflow="overflow" vert="horz" wrap="square" lIns="91440" tIns="45720" rIns="91440" bIns="45720" numCol="1" spcCol="0" rtlCol="0" fromWordArt="0" anchor="ctr" anchorCtr="0" forceAA="0" compatLnSpc="1">
+                        <a:prstTxWarp prst="textNoShape">
+                          <a:avLst/>
+                        </a:prstTxWarp>
+                        <a:noAutofit/>
+                      </wps:bodyPr>
+                    </wps:wsp>
+                  </a:graphicData>
+                </a:graphic>
+              </wp:anchor>
+            </w:drawing>
+          </mc:Choice>
+          <mc:Fallback>
+            <w:pict>
+              <v:shape w14:anchorId="1F132280" id="Seta: para a Esquerda 12" o:spid="_x0000_s1026" type="#_x0000_t66" style="position:absolute;margin-left:0;margin-top:1.8pt;width:84.6pt;height:16.8pt;z-index:251665408;visibility:visible;mso-wrap-style:square;mso-wrap-distance-left:9pt;mso-wrap-distance-top:0;mso-wrap-distance-right:9pt;mso-wrap-distance-bottom:0;mso-position-horizontal:center;mso-position-horizontal-relative:margin;mso-position-vertical:absolute;mso-position-vertical-relative:text;v-text-anchor:middle" o:gfxdata="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" adj="2145" fillcolor="#4472c4 [3204]" strokecolor="#1f3763 [1604]" strokeweight="1pt">
+                <w10:wrap anchorx="margin"/>
+              </v:shape>
+            </w:pict>
+          </mc:Fallback>
+        </mc:AlternateContent>
+      </w:r>
+    </w:p>
+    <w:p>
+      <w:pPr>
+        <w:rPr>
+          <w:rFonts w:cstheme="minorHAnsi"/>
+          <w:sz w:val="32"/>
+          <w:szCs w:val="32"/>
+        </w:rPr>
+      </w:pPr>
+    </w:p>
+    <w:p>
+      <w:pPr>
+        <w:rPr>
+          <w:rFonts w:cstheme="minorHAnsi"/>
+          <w:sz w:val="32"/>
+          <w:szCs w:val="32"/>
+        </w:rPr>
+      </w:pPr>
+    </w:p>
+    <w:p>
+      <w:pPr>
+        <w:rPr>
+          <w:rFonts w:cstheme="minorHAnsi"/>
+          <w:sz w:val="32"/>
+          <w:szCs w:val="32"/>
+        </w:rPr>
+      </w:pPr>
+    </w:p>
+    <w:p>
+      <w:pPr>
+        <w:rPr>
+          <w:rFonts w:cstheme="minorHAnsi"/>
+          <w:sz w:val="32"/>
+          <w:szCs w:val="32"/>
+        </w:rPr>
+      </w:pPr>
+      <w:r>
+        <w:rPr>
+          <w:rFonts w:cstheme="minorHAnsi"/>
+          <w:noProof/>
+          <w:sz w:val="32"/>
+          <w:szCs w:val="32"/>
+        </w:rPr>
+        <mc:AlternateContent>
+          <mc:Choice Requires="wps">
+            <w:drawing>
+              <wp:anchor distT="0" distB="0" distL="114300" distR="114300" simplePos="0" relativeHeight="251666432" behindDoc="0" locked="0" layoutInCell="1" allowOverlap="1" wp14:anchorId="7B766BA2" wp14:editId="284D9E78">
+                <wp:simplePos x="0" y="0"/>
+                <wp:positionH relativeFrom="column">
+                  <wp:posOffset>1137285</wp:posOffset>
+                </wp:positionH>
+                <wp:positionV relativeFrom="paragraph">
+                  <wp:posOffset>43180</wp:posOffset>
+                </wp:positionV>
+                <wp:extent cx="655320" cy="335280"/>
+                <wp:effectExtent l="0" t="0" r="11430" b="26670"/>
+                <wp:wrapNone/>
+                <wp:docPr id="13" name="Elipse 13"/>
+                <wp:cNvGraphicFramePr/>
+                <a:graphic xmlns:a="http://schemas.openxmlformats.org/drawingml/2006/main">
+                  <a:graphicData uri="http://schemas.microsoft.com/office/word/2010/wordprocessingShape">
+                    <wps:wsp>
+                      <wps:cNvSpPr/>
+                      <wps:spPr>
+                        <a:xfrm>
+                          <a:off x="0" y="0"/>
+                          <a:ext cx="655320" cy="335280"/>
+                        </a:xfrm>
+                        <a:prstGeom prst="ellipse">
+                          <a:avLst/>
+                        </a:prstGeom>
+                        <a:noFill/>
+                      </wps:spPr>
+                      <wps:style>
+                        <a:lnRef idx="2">
+                          <a:schemeClr val="accent1">
+                            <a:shade val="50000"/>
+                          </a:schemeClr>
+                        </a:lnRef>
+                        <a:fillRef idx="1">
+                          <a:schemeClr val="accent1"/>
+                        </a:fillRef>
+                        <a:effectRef idx="0">
+                          <a:schemeClr val="accent1"/>
+                        </a:effectRef>
+                        <a:fontRef idx="minor">
+                          <a:schemeClr val="lt1"/>
+                        </a:fontRef>
+                      </wps:style>
+                      <wps:bodyPr rot="0" spcFirstLastPara="0" vertOverflow="overflow" horzOverflow="overflow" vert="horz" wrap="square" lIns="91440" tIns="45720" rIns="91440" bIns="45720" numCol="1" spcCol="0" rtlCol="0" fromWordArt="0" anchor="ctr" anchorCtr="0" forceAA="0" compatLnSpc="1">
+                        <a:prstTxWarp prst="textNoShape">
+                          <a:avLst/>
+                        </a:prstTxWarp>
+                        <a:noAutofit/>
+                      </wps:bodyPr>
+                    </wps:wsp>
+                  </a:graphicData>
+                </a:graphic>
+              </wp:anchor>
+            </w:drawing>
+          </mc:Choice>
+          <mc:Fallback>
+            <w:pict>
+              <v:oval w14:anchorId="14B53039" id="Elipse 13" o:spid="_x0000_s1026" style="position:absolute;margin-left:89.55pt;margin-top:3.4pt;width:51.6pt;height:26.4pt;z-index:251666432;visibility:visible;mso-wrap-style:square;mso-wrap-distance-left:9pt;mso-wrap-distance-top:0;mso-wrap-distance-right:9pt;mso-wrap-distance-bottom:0;mso-position-horizontal:absolute;mso-position-horizontal-relative:text;mso-position-vertical:absolute;mso-position-vertical-relative:text;v-text-anchor:middle" o:gfxdata="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" filled="f" strokecolor="#1f3763 [1604]" strokeweight="1pt">
+                <v:stroke joinstyle="miter"/>
+              </v:oval>
+            </w:pict>
+          </mc:Fallback>
+        </mc:AlternateContent>
+      </w:r>
+    </w:p>
+    <w:p>
+      <w:pPr>
+        <w:rPr>
+          <w:rFonts w:cstheme="minorHAnsi"/>
+          <w:sz w:val="32"/>
+          <w:szCs w:val="32"/>
+        </w:rPr>
+      </w:pPr>
+    </w:p>
+    <w:p>
+      <w:pPr>
+        <w:rPr>
+          <w:rFonts w:cstheme="minorHAnsi"/>
+          <w:sz w:val="32"/>
+          <w:szCs w:val="32"/>
+        </w:rPr>
+      </w:pPr>
+    </w:p>
+    <w:p>
+      <w:pPr>
+        <w:rPr>
+          <w:rFonts w:cstheme="minorHAnsi"/>
+          <w:sz w:val="32"/>
+          <w:szCs w:val="32"/>
+        </w:rPr>
+      </w:pPr>
+    </w:p>
+    <w:p>
+      <w:pPr>
+        <w:rPr>
+          <w:rFonts w:cstheme="minorHAnsi"/>
+          <w:sz w:val="32"/>
+          <w:szCs w:val="32"/>
+        </w:rPr>
+      </w:pPr>
+    </w:p>
+    <w:p>
+      <w:pPr>
+        <w:jc w:val="center"/>
+        <w:rPr>
+          <w:rFonts w:cstheme="minorHAnsi"/>
+          <w:sz w:val="32"/>
+          <w:szCs w:val="32"/>
+        </w:rPr>
+      </w:pPr>
+    </w:p>
+    <w:p>
+      <w:pPr>
+        <w:jc w:val="center"/>
+        <w:rPr>
+          <w:rFonts w:cstheme="minorHAnsi"/>
+          <w:sz w:val="32"/>
+          <w:szCs w:val="32"/>
+        </w:rPr>
+      </w:pPr>
+    </w:p>
+    <w:p>
+      <w:pPr>
+        <w:jc w:val="center"/>
+        <w:rPr>
+          <w:rFonts w:cstheme="minorHAnsi"/>
+          <w:sz w:val="32"/>
+          <w:szCs w:val="32"/>
+        </w:rPr>
+      </w:pPr>
+    </w:p>
+    <w:p>
+      <w:pPr>
+        <w:jc w:val="center"/>
+        <w:rPr>
+          <w:rFonts w:cstheme="minorHAnsi"/>
+          <w:sz w:val="32"/>
+          <w:szCs w:val="32"/>
+        </w:rPr>
+      </w:pPr>
+    </w:p>
+    <w:p>
+      <w:pPr>
+        <w:jc w:val="center"/>
+        <w:rPr>
+          <w:rFonts w:cstheme="minorHAnsi"/>
+          <w:sz w:val="32"/>
+          <w:szCs w:val="32"/>
+        </w:rPr>
+      </w:pPr>
+      <w:r>
+        <w:rPr>
+          <w:rFonts w:cstheme="minorHAnsi"/>
+          <w:sz w:val="32"/>
+          <w:szCs w:val="32"/>
+        </w:rPr>
+        <w:lastRenderedPageBreak/>
+        <w:drawing>
+          <wp:anchor distT="0" distB="0" distL="114300" distR="114300" simplePos="0" relativeHeight="251652095" behindDoc="0" locked="0" layoutInCell="1" allowOverlap="1" wp14:anchorId="61DB1C7A" wp14:editId="2FC026DC">
+            <wp:simplePos x="0" y="0"/>
+            <wp:positionH relativeFrom="page">
+              <wp:posOffset>647700</wp:posOffset>
+            </wp:positionH>
+            <wp:positionV relativeFrom="paragraph">
+              <wp:posOffset>122555</wp:posOffset>
+            </wp:positionV>
+            <wp:extent cx="4039164" cy="1914792"/>
+            <wp:effectExtent l="0" t="0" r="0" b="9525"/>
+            <wp:wrapSquare wrapText="bothSides"/>
+            <wp:docPr id="22" name="Imagem 22"/>
+            <wp:cNvGraphicFramePr>
+              <a:graphicFrameLocks xmlns:a="http://schemas.openxmlformats.org/drawingml/2006/main" noChangeAspect="1"/>
+            </wp:cNvGraphicFramePr>
+            <a:graphic xmlns:a="http://schemas.openxmlformats.org/drawingml/2006/main">
+              <a:graphicData uri="http://schemas.openxmlformats.org/drawingml/2006/picture">
+                <pic:pic xmlns:pic="http://schemas.openxmlformats.org/drawingml/2006/picture">
+                  <pic:nvPicPr>
+                    <pic:cNvPr id="1" name=""/>
+                    <pic:cNvPicPr/>
+                  </pic:nvPicPr>
+                  <pic:blipFill>
+                    <a:blip r:embed="rId11">
+                      <a:extLst>
+                        <a:ext uri="{28A0092B-C50C-407E-A947-70E740481C1C}">
+                          <a14:useLocalDpi xmlns:a14="http://schemas.microsoft.com/office/drawing/2010/main" val="0"/>
+                        </a:ext>
+                      </a:extLst>
+                    </a:blip>
+                    <a:stretch>
+                      <a:fillRect/>
+                    </a:stretch>
+                  </pic:blipFill>
+                  <pic:spPr>
+                    <a:xfrm>
+                      <a:off x="0" y="0"/>
+                      <a:ext cx="4039164" cy="1914792"/>
+                    </a:xfrm>
+                    <a:prstGeom prst="rect">
+                      <a:avLst/>
+                    </a:prstGeom>
+                  </pic:spPr>
+                </pic:pic>
+              </a:graphicData>
+            </a:graphic>
+            <wp14:sizeRelH relativeFrom="page">
+              <wp14:pctWidth>0</wp14:pctWidth>
+            </wp14:sizeRelH>
+            <wp14:sizeRelV relativeFrom="page">
+              <wp14:pctHeight>0</wp14:pctHeight>
+            </wp14:sizeRelV>
+          </wp:anchor>
+        </w:drawing>
+      </w:r>
+      <w:r>
+        <w:rPr>
+          <w:noProof/>
+        </w:rPr>
+        <mc:AlternateContent>
+          <mc:Choice Requires="wps">
+            <w:drawing>
+              <wp:anchor distT="0" distB="0" distL="114300" distR="114300" simplePos="0" relativeHeight="251677696" behindDoc="0" locked="0" layoutInCell="1" allowOverlap="1" wp14:anchorId="7EDD868C" wp14:editId="68147418">
+                <wp:simplePos x="0" y="0"/>
+                <wp:positionH relativeFrom="column">
+                  <wp:posOffset>3590925</wp:posOffset>
+                </wp:positionH>
+                <wp:positionV relativeFrom="paragraph">
+                  <wp:posOffset>252095</wp:posOffset>
+                </wp:positionV>
+                <wp:extent cx="2773680" cy="2011680"/>
+                <wp:effectExtent l="0" t="0" r="7620" b="7620"/>
+                <wp:wrapNone/>
+                <wp:docPr id="17" name="Caixa de Texto 17"/>
+                <wp:cNvGraphicFramePr/>
+                <a:graphic xmlns:a="http://schemas.openxmlformats.org/drawingml/2006/main">
+                  <a:graphicData uri="http://schemas.microsoft.com/office/word/2010/wordprocessingShape">
+                    <wps:wsp>
+                      <wps:cNvSpPr txBox="1"/>
+                      <wps:spPr>
+                        <a:xfrm>
+                          <a:off x="0" y="0"/>
+                          <a:ext cx="2773680" cy="2011680"/>
+                        </a:xfrm>
+                        <a:prstGeom prst="rect">
+                          <a:avLst/>
+                        </a:prstGeom>
+                        <a:solidFill>
+                          <a:schemeClr val="lt1"/>
+                        </a:solidFill>
+                        <a:ln w="6350">
+                          <a:noFill/>
+                        </a:ln>
+                      </wps:spPr>
+                      <wps:txbx>
+                        <w:txbxContent>
+                          <w:p>
+                            <w:pPr>
+                              <w:rPr>
+                                <w:b/>
+                                <w:bCs/>
+                                <w:i/>
+                                <w:iCs/>
+                                <w:sz w:val="24"/>
+                                <w:szCs w:val="24"/>
+                              </w:rPr>
+                            </w:pPr>
+                            <w:r>
+                              <w:rPr>
+                                <w:b/>
+                                <w:bCs/>
+                                <w:i/>
+                                <w:iCs/>
+                                <w:sz w:val="28"/>
+                                <w:szCs w:val="28"/>
+                              </w:rPr>
+                              <w:t>Função</w:t>
+                            </w:r>
+                            <w:r>
+                              <w:rPr>
+                                <w:b/>
+                                <w:bCs/>
+                                <w:i/>
+                                <w:iCs/>
+                                <w:sz w:val="28"/>
+                                <w:szCs w:val="28"/>
+                              </w:rPr>
+                              <w:t xml:space="preserve"> Marcar como Suja</w:t>
+                            </w:r>
+                            <w:r>
+                              <w:rPr>
+                                <w:b/>
+                                <w:bCs/>
+                                <w:i/>
+                                <w:iCs/>
+                                <w:sz w:val="28"/>
+                                <w:szCs w:val="28"/>
+                              </w:rPr>
+                              <w:br/>
+                            </w:r>
+                            <w:r>
+                              <w:rPr>
+                                <w:b/>
+                                <w:bCs/>
+                                <w:i/>
+                                <w:iCs/>
+                                <w:sz w:val="28"/>
+                                <w:szCs w:val="28"/>
+                              </w:rPr>
+                              <w:br/>
+                            </w:r>
+                            <w:r>
+                              <w:rPr>
+                                <w:b/>
+                                <w:bCs/>
+                                <w:i/>
+                                <w:iCs/>
+                                <w:sz w:val="24"/>
+                                <w:szCs w:val="24"/>
+                              </w:rPr>
+                              <w:t>Ao clicar na opção marcar como suja, o status da sala irá trocar para Suja.</w:t>
+                            </w:r>
+                          </w:p>
+                        </w:txbxContent>
+                      </wps:txbx>
+                      <wps:bodyPr rot="0" spcFirstLastPara="0" vertOverflow="overflow" horzOverflow="overflow" vert="horz" wrap="square" lIns="91440" tIns="45720" rIns="91440" bIns="45720" numCol="1" spcCol="0" rtlCol="0" fromWordArt="0" anchor="t" anchorCtr="0" forceAA="0" compatLnSpc="1">
+                        <a:prstTxWarp prst="textNoShape">
+                          <a:avLst/>
+                        </a:prstTxWarp>
+                        <a:noAutofit/>
+                      </wps:bodyPr>
+                    </wps:wsp>
+                  </a:graphicData>
+                </a:graphic>
+              </wp:anchor>
+            </w:drawing>
+          </mc:Choice>
+          <mc:Fallback>
+            <w:pict>
+              <v:shape w14:anchorId="7EDD868C" id="Caixa de Texto 17" o:spid="_x0000_s1029" type="#_x0000_t202" style="position:absolute;left:0;text-align:left;margin-left:282.75pt;margin-top:19.85pt;width:218.4pt;height:158.4pt;z-index:251677696;visibility:visible;mso-wrap-style:square;mso-wrap-distance-left:9pt;mso-wrap-distance-top:0;mso-wrap-distance-right:9pt;mso-wrap-distance-bottom:0;mso-position-horizontal:absolute;mso-position-horizontal-relative:text;mso-position-vertical:absolute;mso-position-vertical-relative:text;v-text-anchor:top" o:gfxdata="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" fillcolor="white [3201]" stroked="f" strokeweight=".5pt">
+                <v:textbox>
+                  <w:txbxContent>
+                    <w:p>
+                      <w:pPr>
+                        <w:rPr>
+                          <w:b/>
+                          <w:bCs/>
+                          <w:i/>
+                          <w:iCs/>
+                          <w:sz w:val="24"/>
+                          <w:szCs w:val="24"/>
+                        </w:rPr>
+                      </w:pPr>
+                      <w:r>
+                        <w:rPr>
+                          <w:b/>
+                          <w:bCs/>
+                          <w:i/>
+                          <w:iCs/>
+                          <w:sz w:val="28"/>
+                          <w:szCs w:val="28"/>
+                        </w:rPr>
+                        <w:t>Função</w:t>
+                      </w:r>
+                      <w:r>
+                        <w:rPr>
+                          <w:b/>
+                          <w:bCs/>
+                          <w:i/>
+                          <w:iCs/>
+                          <w:sz w:val="28"/>
+                          <w:szCs w:val="28"/>
+                        </w:rPr>
+                        <w:t xml:space="preserve"> Marcar como Suja</w:t>
+                      </w:r>
+                      <w:r>
+                        <w:rPr>
+                          <w:b/>
+                          <w:bCs/>
+                          <w:i/>
+                          <w:iCs/>
+                          <w:sz w:val="28"/>
+                          <w:szCs w:val="28"/>
+                        </w:rPr>
+                        <w:br/>
+                      </w:r>
+                      <w:r>
+                        <w:rPr>
+                          <w:b/>
+                          <w:bCs/>
+                          <w:i/>
+                          <w:iCs/>
+                          <w:sz w:val="28"/>
+                          <w:szCs w:val="28"/>
+                        </w:rPr>
+                        <w:br/>
+                      </w:r>
+                      <w:r>
+                        <w:rPr>
+                          <w:b/>
+                          <w:bCs/>
+                          <w:i/>
+                          <w:iCs/>
+                          <w:sz w:val="24"/>
+                          <w:szCs w:val="24"/>
+                        </w:rPr>
+                        <w:t>Ao clicar na opção marcar como suja, o status da sala irá trocar para Suja.</w:t>
+                      </w:r>
+                    </w:p>
+                  </w:txbxContent>
+                </v:textbox>
+              </v:shape>
+            </w:pict>
+          </mc:Fallback>
+        </mc:AlternateContent>
+      </w:r>
+    </w:p>
+    <w:p>
+      <w:pPr>
+        <w:rPr>
+          <w:rFonts w:cstheme="minorHAnsi"/>
+          <w:sz w:val="32"/>
+          <w:szCs w:val="32"/>
+        </w:rPr>
+      </w:pPr>
+    </w:p>
+    <w:p>
+      <w:pPr>
+        <w:rPr>
+          <w:rFonts w:cstheme="minorHAnsi"/>
+          <w:sz w:val="32"/>
+          <w:szCs w:val="32"/>
+        </w:rPr>
+      </w:pPr>
+      <w:r>
+        <w:rPr>
+          <w:noProof/>
+        </w:rPr>
+        <mc:AlternateContent>
+          <mc:Choice Requires="wps">
+            <w:drawing>
+              <wp:anchor distT="0" distB="0" distL="114300" distR="114300" simplePos="0" relativeHeight="251676672" behindDoc="0" locked="0" layoutInCell="1" allowOverlap="1" wp14:anchorId="406AC08B" wp14:editId="1AACC145">
+                <wp:simplePos x="0" y="0"/>
+                <wp:positionH relativeFrom="column">
+                  <wp:posOffset>2908935</wp:posOffset>
+                </wp:positionH>
+                <wp:positionV relativeFrom="paragraph">
+                  <wp:posOffset>199390</wp:posOffset>
+                </wp:positionV>
+                <wp:extent cx="704850" cy="243840"/>
+                <wp:effectExtent l="19050" t="19050" r="19050" b="41910"/>
+                <wp:wrapNone/>
+                <wp:docPr id="16" name="Seta: para a Esquerda 16"/>
+                <wp:cNvGraphicFramePr/>
+                <a:graphic xmlns:a="http://schemas.openxmlformats.org/drawingml/2006/main">
+                  <a:graphicData uri="http://schemas.microsoft.com/office/word/2010/wordprocessingShape">
+                    <wps:wsp>
+                      <wps:cNvSpPr/>
+                      <wps:spPr>
+                        <a:xfrm>
+                          <a:off x="0" y="0"/>
+                          <a:ext cx="704850" cy="243840"/>
+                        </a:xfrm>
+                        <a:prstGeom prst="leftArrow">
+                          <a:avLst/>
+                        </a:prstGeom>
+                      </wps:spPr>
+                      <wps:style>
+                        <a:lnRef idx="2">
+                          <a:schemeClr val="accent1">
+                            <a:shade val="50000"/>
+                          </a:schemeClr>
+                        </a:lnRef>
+                        <a:fillRef idx="1">
+                          <a:schemeClr val="accent1"/>
+                        </a:fillRef>
+                        <a:effectRef idx="0">
+                          <a:schemeClr val="accent1"/>
+                        </a:effectRef>
+                        <a:fontRef idx="minor">
+                          <a:schemeClr val="lt1"/>
+                        </a:fontRef>
+                      </wps:style>
+                      <wps:bodyPr rot="0" spcFirstLastPara="0" vertOverflow="overflow" horzOverflow="overflow" vert="horz" wrap="square" lIns="91440" tIns="45720" rIns="91440" bIns="45720" numCol="1" spcCol="0" rtlCol="0" fromWordArt="0" anchor="ctr" anchorCtr="0" forceAA="0" compatLnSpc="1">
+                        <a:prstTxWarp prst="textNoShape">
+                          <a:avLst/>
+                        </a:prstTxWarp>
+                        <a:noAutofit/>
+                      </wps:bodyPr>
+                    </wps:wsp>
+                  </a:graphicData>
+                </a:graphic>
+              </wp:anchor>
+            </w:drawing>
+          </mc:Choice>
+          <mc:Fallback>
+            <w:pict>
+              <v:shape w14:anchorId="74D92DE2" id="Seta: para a Esquerda 16" o:spid="_x0000_s1026" type="#_x0000_t66" style="position:absolute;margin-left:229.05pt;margin-top:15.7pt;width:55.5pt;height:19.2pt;z-index:251676672;visibility:visible;mso-wrap-style:square;mso-wrap-distance-left:9pt;mso-wrap-distance-top:0;mso-wrap-distance-right:9pt;mso-wrap-distance-bottom:0;mso-position-horizontal:absolute;mso-position-horizontal-relative:text;mso-position-vertical:absolute;mso-position-vertical-relative:text;v-text-anchor:middle" o:gfxdata="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" adj="3736" fillcolor="#4472c4 [3204]" strokecolor="#1f3763 [1604]" strokeweight="1pt"/>
+            </w:pict>
+          </mc:Fallback>
+        </mc:AlternateContent>
+      </w:r>
+      <w:r>
+        <w:rPr>
+          <w:noProof/>
+        </w:rPr>
+        <mc:AlternateContent>
+          <mc:Choice Requires="wps">
+            <w:drawing>
+              <wp:anchor distT="0" distB="0" distL="114300" distR="114300" simplePos="0" relativeHeight="251678720" behindDoc="0" locked="0" layoutInCell="1" allowOverlap="1" wp14:anchorId="6B8DD794" wp14:editId="0C7B35D9">
+                <wp:simplePos x="0" y="0"/>
+                <wp:positionH relativeFrom="column">
+                  <wp:posOffset>1221105</wp:posOffset>
+                </wp:positionH>
+                <wp:positionV relativeFrom="paragraph">
+                  <wp:posOffset>161290</wp:posOffset>
+                </wp:positionV>
+                <wp:extent cx="1615440" cy="381000"/>
+                <wp:effectExtent l="0" t="0" r="22860" b="19050"/>
+                <wp:wrapNone/>
+                <wp:docPr id="18" name="Elipse 18"/>
+                <wp:cNvGraphicFramePr/>
+                <a:graphic xmlns:a="http://schemas.openxmlformats.org/drawingml/2006/main">
+                  <a:graphicData uri="http://schemas.microsoft.com/office/word/2010/wordprocessingShape">
+                    <wps:wsp>
+                      <wps:cNvSpPr/>
+                      <wps:spPr>
+                        <a:xfrm>
+                          <a:off x="0" y="0"/>
+                          <a:ext cx="1615440" cy="381000"/>
+                        </a:xfrm>
+                        <a:prstGeom prst="ellipse">
+                          <a:avLst/>
+                        </a:prstGeom>
+                        <a:noFill/>
+                      </wps:spPr>
+                      <wps:style>
+                        <a:lnRef idx="2">
+                          <a:schemeClr val="accent1">
+                            <a:shade val="50000"/>
+                          </a:schemeClr>
+                        </a:lnRef>
+                        <a:fillRef idx="1">
+                          <a:schemeClr val="accent1"/>
+                        </a:fillRef>
+                        <a:effectRef idx="0">
+                          <a:schemeClr val="accent1"/>
+                        </a:effectRef>
+                        <a:fontRef idx="minor">
+                          <a:schemeClr val="lt1"/>
+                        </a:fontRef>
+                      </wps:style>
+                      <wps:bodyPr rot="0" spcFirstLastPara="0" vertOverflow="overflow" horzOverflow="overflow" vert="horz" wrap="square" lIns="91440" tIns="45720" rIns="91440" bIns="45720" numCol="1" spcCol="0" rtlCol="0" fromWordArt="0" anchor="ctr" anchorCtr="0" forceAA="0" compatLnSpc="1">
+                        <a:prstTxWarp prst="textNoShape">
+                          <a:avLst/>
+                        </a:prstTxWarp>
+                        <a:noAutofit/>
+                      </wps:bodyPr>
+                    </wps:wsp>
+                  </a:graphicData>
+                </a:graphic>
+                <wp14:sizeRelH relativeFrom="margin">
+                  <wp14:pctWidth>0</wp14:pctWidth>
+                </wp14:sizeRelH>
+                <wp14:sizeRelV relativeFrom="margin">
+                  <wp14:pctHeight>0</wp14:pctHeight>
+                </wp14:sizeRelV>
+              </wp:anchor>
+            </w:drawing>
+          </mc:Choice>
+          <mc:Fallback>
+            <w:pict>
+              <v:oval w14:anchorId="5075959C" id="Elipse 18" o:spid="_x0000_s1026" style="position:absolute;margin-left:96.15pt;margin-top:12.7pt;width:127.2pt;height:30pt;z-index:251678720;visibility:visible;mso-wrap-style:square;mso-width-percent:0;mso-height-percent:0;mso-wrap-distance-left:9pt;mso-wrap-distance-top:0;mso-wrap-distance-right:9pt;mso-wrap-distance-bottom:0;mso-position-horizontal:absolute;mso-position-horizontal-relative:text;mso-position-vertical:absolute;mso-position-vertical-relative:text;mso-width-percent:0;mso-height-percent:0;mso-width-relative:margin;mso-height-relative:margin;v-text-anchor:middle" o:gfxdata="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" filled="f" strokecolor="#1f3763 [1604]" strokeweight="1pt">
+                <v:stroke joinstyle="miter"/>
+              </v:oval>
+            </w:pict>
+          </mc:Fallback>
+        </mc:AlternateContent>
+      </w:r>
+    </w:p>
+    <w:p>
+      <w:pPr>
+        <w:rPr>
+          <w:rFonts w:cstheme="minorHAnsi"/>
+          <w:sz w:val="32"/>
+          <w:szCs w:val="32"/>
+        </w:rPr>
+      </w:pPr>
+    </w:p>
+    <w:p>
+      <w:pPr>
+        <w:rPr>
+          <w:rFonts w:cstheme="minorHAnsi"/>
+          <w:sz w:val="32"/>
+          <w:szCs w:val="32"/>
+        </w:rPr>
+      </w:pPr>
+    </w:p>
+    <w:p>
+      <w:pPr>
+        <w:rPr>
+          <w:rFonts w:cstheme="minorHAnsi"/>
+          <w:sz w:val="32"/>
+          <w:szCs w:val="32"/>
+        </w:rPr>
+      </w:pPr>
+    </w:p>
+    <w:p>
+      <w:pPr>
+        <w:rPr>
+          <w:rFonts w:cstheme="minorHAnsi"/>
+          <w:sz w:val="32"/>
+          <w:szCs w:val="32"/>
+        </w:rPr>
+      </w:pPr>
+      <w:r>
+        <w:rPr>
+          <w:rFonts w:cstheme="minorHAnsi"/>
+          <w:noProof/>
+          <w:sz w:val="32"/>
+          <w:szCs w:val="32"/>
+        </w:rPr>
+        <w:drawing>
+          <wp:anchor distT="0" distB="0" distL="114300" distR="114300" simplePos="0" relativeHeight="251679744" behindDoc="0" locked="0" layoutInCell="1" allowOverlap="1" wp14:anchorId="6DC2E26C" wp14:editId="13085FED">
+            <wp:simplePos x="0" y="0"/>
+            <wp:positionH relativeFrom="column">
+              <wp:posOffset>-440055</wp:posOffset>
+            </wp:positionH>
+            <wp:positionV relativeFrom="paragraph">
+              <wp:posOffset>436562</wp:posOffset>
+            </wp:positionV>
+            <wp:extent cx="4084320" cy="2096135"/>
+            <wp:effectExtent l="0" t="0" r="0" b="0"/>
+            <wp:wrapSquare wrapText="bothSides"/>
+            <wp:docPr id="20" name="Imagem 20"/>
+            <wp:cNvGraphicFramePr>
+              <a:graphicFrameLocks xmlns:a="http://schemas.openxmlformats.org/drawingml/2006/main" noChangeAspect="1"/>
+            </wp:cNvGraphicFramePr>
+            <a:graphic xmlns:a="http://schemas.openxmlformats.org/drawingml/2006/main">
+              <a:graphicData uri="http://schemas.openxmlformats.org/drawingml/2006/picture">
+                <pic:pic xmlns:pic="http://schemas.openxmlformats.org/drawingml/2006/picture">
+                  <pic:nvPicPr>
+                    <pic:cNvPr id="1" name=""/>
+                    <pic:cNvPicPr/>
+                  </pic:nvPicPr>
+                  <pic:blipFill>
+                    <a:blip r:embed="rId12">
+                      <a:extLst>
+                        <a:ext uri="{28A0092B-C50C-407E-A947-70E740481C1C}">
+                          <a14:useLocalDpi xmlns:a14="http://schemas.microsoft.com/office/drawing/2010/main" val="0"/>
+                        </a:ext>
+                      </a:extLst>
+                    </a:blip>
+                    <a:stretch>
+                      <a:fillRect/>
+                    </a:stretch>
+                  </pic:blipFill>
+                  <pic:spPr>
+                    <a:xfrm>
+                      <a:off x="0" y="0"/>
+                      <a:ext cx="4084320" cy="2096135"/>
+                    </a:xfrm>
+                    <a:prstGeom prst="rect">
+                      <a:avLst/>
+                    </a:prstGeom>
+                  </pic:spPr>
+                </pic:pic>
+              </a:graphicData>
+            </a:graphic>
+            <wp14:sizeRelH relativeFrom="page">
+              <wp14:pctWidth>0</wp14:pctWidth>
+            </wp14:sizeRelH>
+            <wp14:sizeRelV relativeFrom="page">
+              <wp14:pctHeight>0</wp14:pctHeight>
+            </wp14:sizeRelV>
+          </wp:anchor>
+        </w:drawing>
+      </w:r>
+      <w:r>
+        <w:rPr>
+          <w:noProof/>
+        </w:rPr>
+        <mc:AlternateContent>
+          <mc:Choice Requires="wps">
+            <w:drawing>
+              <wp:anchor distT="0" distB="0" distL="114300" distR="114300" simplePos="0" relativeHeight="251681792" behindDoc="0" locked="0" layoutInCell="1" allowOverlap="1" wp14:anchorId="30D9A5EF" wp14:editId="3673F7D5">
+                <wp:simplePos x="0" y="0"/>
+                <wp:positionH relativeFrom="column">
+                  <wp:posOffset>1481455</wp:posOffset>
+                </wp:positionH>
+                <wp:positionV relativeFrom="paragraph">
+                  <wp:posOffset>19685</wp:posOffset>
+                </wp:positionV>
+                <wp:extent cx="585787" cy="243841"/>
+                <wp:effectExtent l="0" t="635" r="42545" b="42545"/>
+                <wp:wrapNone/>
+                <wp:docPr id="21" name="Seta: para a Esquerda 21"/>
+                <wp:cNvGraphicFramePr/>
+                <a:graphic xmlns:a="http://schemas.openxmlformats.org/drawingml/2006/main">
+                  <a:graphicData uri="http://schemas.microsoft.com/office/word/2010/wordprocessingShape">
+                    <wps:wsp>
+                      <wps:cNvSpPr/>
+                      <wps:spPr>
+                        <a:xfrm rot="16200000">
+                          <a:off x="0" y="0"/>
+                          <a:ext cx="585787" cy="243841"/>
+                        </a:xfrm>
+                        <a:prstGeom prst="leftArrow">
+                          <a:avLst/>
+                        </a:prstGeom>
+                      </wps:spPr>
+                      <wps:style>
+                        <a:lnRef idx="2">
+                          <a:schemeClr val="accent1">
+                            <a:shade val="50000"/>
+                          </a:schemeClr>
+                        </a:lnRef>
+                        <a:fillRef idx="1">
+                          <a:schemeClr val="accent1"/>
+                        </a:fillRef>
+                        <a:effectRef idx="0">
+                          <a:schemeClr val="accent1"/>
+                        </a:effectRef>
+                        <a:fontRef idx="minor">
+                          <a:schemeClr val="lt1"/>
+                        </a:fontRef>
+                      </wps:style>
+                      <wps:bodyPr rot="0" spcFirstLastPara="0" vertOverflow="overflow" horzOverflow="overflow" vert="horz" wrap="square" lIns="91440" tIns="45720" rIns="91440" bIns="45720" numCol="1" spcCol="0" rtlCol="0" fromWordArt="0" anchor="ctr" anchorCtr="0" forceAA="0" compatLnSpc="1">
+                        <a:prstTxWarp prst="textNoShape">
+                          <a:avLst/>
+                        </a:prstTxWarp>
+                        <a:noAutofit/>
+                      </wps:bodyPr>
+                    </wps:wsp>
+                  </a:graphicData>
+                </a:graphic>
+                <wp14:sizeRelH relativeFrom="margin">
+                  <wp14:pctWidth>0</wp14:pctWidth>
+                </wp14:sizeRelH>
+                <wp14:sizeRelV relativeFrom="margin">
+                  <wp14:pctHeight>0</wp14:pctHeight>
+                </wp14:sizeRelV>
+              </wp:anchor>
+            </w:drawing>
+          </mc:Choice>
+          <mc:Fallback>
+            <w:pict>
+              <v:shape w14:anchorId="6F5D4BDA" id="Seta: para a Esquerda 21" o:spid="_x0000_s1026" type="#_x0000_t66" style="position:absolute;margin-left:116.65pt;margin-top:1.55pt;width:46.1pt;height:19.2pt;rotation:-90;z-index:251681792;visibility:visible;mso-wrap-style:square;mso-width-percent:0;mso-height-percent:0;mso-wrap-distance-left:9pt;mso-wrap-distance-top:0;mso-wrap-distance-right:9pt;mso-wrap-distance-bottom:0;mso-position-horizontal:absolute;mso-position-horizontal-relative:text;mso-position-vertical:absolute;mso-position-vertical-relative:text;mso-width-percent:0;mso-height-percent:0;mso-width-relative:margin;mso-height-relative:margin;v-text-anchor:middle" o:gfxdata="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" adj="4496" fillcolor="#4472c4 [3204]" strokecolor="#1f3763 [1604]" strokeweight="1pt"/>
+            </w:pict>
+          </mc:Fallback>
+        </mc:AlternateContent>
+      </w:r>
+    </w:p>
+    <w:p>
+      <w:pPr>
+        <w:rPr>
+          <w:rFonts w:cstheme="minorHAnsi"/>
+          <w:sz w:val="32"/>
+          <w:szCs w:val="32"/>
+        </w:rPr>
+      </w:pPr>
+    </w:p>
+    <w:p>
+      <w:pPr>
+        <w:rPr>
+          <w:rFonts w:cstheme="minorHAnsi"/>
+          <w:sz w:val="32"/>
+          <w:szCs w:val="32"/>
+        </w:rPr>
+      </w:pPr>
+    </w:p>
+    <w:p>
+      <w:pPr>
+        <w:rPr>
+          <w:rFonts w:cstheme="minorHAnsi"/>
+          <w:sz w:val="32"/>
+          <w:szCs w:val="32"/>
+        </w:rPr>
+      </w:pPr>
+    </w:p>
+    <w:p>
+      <w:pPr>
+        <w:rPr>
+          <w:rFonts w:cstheme="minorHAnsi"/>
+          <w:sz w:val="32"/>
+          <w:szCs w:val="32"/>
+        </w:rPr>
+      </w:pPr>
+    </w:p>
+    <w:p>
+      <w:pPr>
+        <w:rPr>
+          <w:rFonts w:cstheme="minorHAnsi"/>
+          <w:sz w:val="32"/>
+          <w:szCs w:val="32"/>
+        </w:rPr>
+      </w:pPr>
+    </w:p>
+    <w:p>
+      <w:pPr>
+        <w:rPr>
+          <w:rFonts w:cstheme="minorHAnsi"/>
+          <w:sz w:val="32"/>
+          <w:szCs w:val="32"/>
+        </w:rPr>
+      </w:pPr>
+    </w:p>
+    <w:p>
+      <w:pPr>
+        <w:rPr>
+          <w:rFonts w:cstheme="minorHAnsi"/>
+          <w:sz w:val="32"/>
+          <w:szCs w:val="32"/>
+        </w:rPr>
+      </w:pPr>
+      <w:r>
+        <w:rPr>
+          <w:rFonts w:cstheme="minorHAnsi"/>
+          <w:sz w:val="32"/>
+          <w:szCs w:val="32"/>
+        </w:rPr>
+        <w:drawing>
+          <wp:anchor distT="0" distB="0" distL="114300" distR="114300" simplePos="0" relativeHeight="251682816" behindDoc="0" locked="0" layoutInCell="1" allowOverlap="1" wp14:anchorId="4C25B7DA" wp14:editId="2C08FEB2">
+            <wp:simplePos x="0" y="0"/>
+            <wp:positionH relativeFrom="page">
+              <wp:posOffset>845820</wp:posOffset>
+            </wp:positionH>
+            <wp:positionV relativeFrom="paragraph">
+              <wp:posOffset>217170</wp:posOffset>
+            </wp:positionV>
+            <wp:extent cx="2400300" cy="4852970"/>
+            <wp:effectExtent l="0" t="0" r="0" b="5080"/>
+            <wp:wrapSquare wrapText="bothSides"/>
+            <wp:docPr id="23" name="Imagem 23"/>
+            <wp:cNvGraphicFramePr>
+              <a:graphicFrameLocks xmlns:a="http://schemas.openxmlformats.org/drawingml/2006/main" noChangeAspect="1"/>
+            </wp:cNvGraphicFramePr>
+            <a:graphic xmlns:a="http://schemas.openxmlformats.org/drawingml/2006/main">
+              <a:graphicData uri="http://schemas.openxmlformats.org/drawingml/2006/picture">
+                <pic:pic xmlns:pic="http://schemas.openxmlformats.org/drawingml/2006/picture">
+                  <pic:nvPicPr>
+                    <pic:cNvPr id="1" name=""/>
+                    <pic:cNvPicPr/>
+                  </pic:nvPicPr>
+                  <pic:blipFill>
+                    <a:blip r:embed="rId13">
+                      <a:extLst>
+                        <a:ext uri="{28A0092B-C50C-407E-A947-70E740481C1C}">
+                          <a14:useLocalDpi xmlns:a14="http://schemas.microsoft.com/office/drawing/2010/main" val="0"/>
+                        </a:ext>
+                      </a:extLst>
+                    </a:blip>
+                    <a:stretch>
+                      <a:fillRect/>
+                    </a:stretch>
+                  </pic:blipFill>
+                  <pic:spPr>
+                    <a:xfrm>
+                      <a:off x="0" y="0"/>
+                      <a:ext cx="2400300" cy="4852970"/>
+                    </a:xfrm>
+                    <a:prstGeom prst="rect">
+                      <a:avLst/>
+                    </a:prstGeom>
+                  </pic:spPr>
+                </pic:pic>
+              </a:graphicData>
+            </a:graphic>
+            <wp14:sizeRelH relativeFrom="page">
+              <wp14:pctWidth>0</wp14:pctWidth>
+            </wp14:sizeRelH>
+            <wp14:sizeRelV relativeFrom="page">
+              <wp14:pctHeight>0</wp14:pctHeight>
+            </wp14:sizeRelV>
+          </wp:anchor>
+        </w:drawing>
+      </w:r>
+    </w:p>
+    <w:p>
+      <w:pPr>
+        <w:rPr>
+          <w:rFonts w:cstheme="minorHAnsi"/>
+          <w:sz w:val="32"/>
+          <w:szCs w:val="32"/>
+        </w:rPr>
+      </w:pPr>
+    </w:p>
+    <w:p>
+      <w:pPr>
+        <w:ind w:left="-1134"/>
+        <w:rPr>
+          <w:rFonts w:cstheme="minorHAnsi"/>
+          <w:sz w:val="32"/>
+          <w:szCs w:val="32"/>
+        </w:rPr>
+      </w:pPr>
+    </w:p>
+    <w:p>
+      <w:pPr>
+        <w:ind w:left="-1418"/>
+        <w:rPr>
+          <w:rFonts w:cstheme="minorHAnsi"/>
+          <w:sz w:val="32"/>
+          <w:szCs w:val="32"/>
+        </w:rPr>
+      </w:pPr>
+    </w:p>
+    <w:p>
+      <w:pPr>
+        <w:rPr>
+          <w:rFonts w:cstheme="minorHAnsi"/>
+          <w:sz w:val="32"/>
+          <w:szCs w:val="32"/>
+        </w:rPr>
+      </w:pPr>
+    </w:p>
+    <w:p>
+      <w:pPr>
+        <w:ind w:left="-1134"/>
+        <w:rPr>
+          <w:rFonts w:cstheme="minorHAnsi"/>
+          <w:sz w:val="32"/>
+          <w:szCs w:val="32"/>
+        </w:rPr>
+      </w:pPr>
+      <w:r>
+        <w:rPr>
+          <w:noProof/>
+        </w:rPr>
+        <mc:AlternateContent>
+          <mc:Choice Requires="wps">
+            <w:drawing>
+              <wp:anchor distT="0" distB="0" distL="114300" distR="114300" simplePos="0" relativeHeight="251685888" behindDoc="0" locked="0" layoutInCell="1" allowOverlap="1" wp14:anchorId="31330727" wp14:editId="0AFB2415">
+                <wp:simplePos x="0" y="0"/>
+                <wp:positionH relativeFrom="column">
+                  <wp:posOffset>3575685</wp:posOffset>
+                </wp:positionH>
+                <wp:positionV relativeFrom="paragraph">
+                  <wp:posOffset>6350</wp:posOffset>
+                </wp:positionV>
+                <wp:extent cx="2773680" cy="2011680"/>
+                <wp:effectExtent l="0" t="0" r="7620" b="7620"/>
+                <wp:wrapNone/>
+                <wp:docPr id="25" name="Caixa de Texto 25"/>
+                <wp:cNvGraphicFramePr/>
+                <a:graphic xmlns:a="http://schemas.openxmlformats.org/drawingml/2006/main">
+                  <a:graphicData uri="http://schemas.microsoft.com/office/word/2010/wordprocessingShape">
+                    <wps:wsp>
+                      <wps:cNvSpPr txBox="1"/>
+                      <wps:spPr>
+                        <a:xfrm>
+                          <a:off x="0" y="0"/>
+                          <a:ext cx="2773680" cy="2011680"/>
+                        </a:xfrm>
+                        <a:prstGeom prst="rect">
+                          <a:avLst/>
+                        </a:prstGeom>
+                        <a:solidFill>
+                          <a:schemeClr val="lt1"/>
+                        </a:solidFill>
+                        <a:ln w="6350">
+                          <a:noFill/>
+                        </a:ln>
+                      </wps:spPr>
+                      <wps:txbx>
+                        <w:txbxContent>
+                          <w:p>
+                            <w:pPr>
+                              <w:rPr>
+                                <w:b/>
+                                <w:bCs/>
+                                <w:i/>
+                                <w:iCs/>
+                                <w:sz w:val="28"/>
+                                <w:szCs w:val="28"/>
+                              </w:rPr>
+                            </w:pPr>
+                            <w:r>
+                              <w:rPr>
+                                <w:b/>
+                                <w:bCs/>
+                                <w:i/>
+                                <w:iCs/>
+                                <w:sz w:val="28"/>
+                                <w:szCs w:val="28"/>
+                              </w:rPr>
+                              <w:t>Gerenciamento e criação de usuários.</w:t>
+                            </w:r>
+                          </w:p>
+                          <w:p>
+                            <w:pPr>
+                              <w:rPr>
+                                <w:b/>
+                                <w:bCs/>
+                                <w:i/>
+                                <w:iCs/>
+                                <w:sz w:val="28"/>
+                                <w:szCs w:val="28"/>
+                              </w:rPr>
+                            </w:pPr>
+                          </w:p>
+                          <w:p>
+                            <w:pPr>
+                              <w:rPr>
+                                <w:b/>
+                                <w:bCs/>
+                                <w:i/>
+                                <w:iCs/>
+                                <w:sz w:val="24"/>
+                                <w:szCs w:val="24"/>
+                              </w:rPr>
+                            </w:pPr>
+                            <w:r>
+                              <w:rPr>
+                                <w:b/>
+                                <w:bCs/>
+                                <w:i/>
+                                <w:iCs/>
+                                <w:sz w:val="24"/>
+                                <w:szCs w:val="24"/>
+                              </w:rPr>
+                              <w:t>Gerenciar a lista de usuários no aplicativo e criar novos usuários de acordo com o grupo ao qual irão pertencer.</w:t>
+                            </w:r>
+                          </w:p>
+                        </w:txbxContent>
+                      </wps:txbx>
+                      <wps:bodyPr rot="0" spcFirstLastPara="0" vertOverflow="overflow" horzOverflow="overflow" vert="horz" wrap="square" lIns="91440" tIns="45720" rIns="91440" bIns="45720" numCol="1" spcCol="0" rtlCol="0" fromWordArt="0" anchor="t" anchorCtr="0" forceAA="0" compatLnSpc="1">
+                        <a:prstTxWarp prst="textNoShape">
+                          <a:avLst/>
+                        </a:prstTxWarp>
+                        <a:noAutofit/>
+                      </wps:bodyPr>
+                    </wps:wsp>
+                  </a:graphicData>
+                </a:graphic>
+              </wp:anchor>
+            </w:drawing>
+          </mc:Choice>
+          <mc:Fallback>
+            <w:pict>
+              <v:shape w14:anchorId="31330727" id="Caixa de Texto 25" o:spid="_x0000_s1030" type="#_x0000_t202" style="position:absolute;left:0;text-align:left;margin-left:281.55pt;margin-top:.5pt;width:218.4pt;height:158.4pt;z-index:251685888;visibility:visible;mso-wrap-style:square;mso-wrap-distance-left:9pt;mso-wrap-distance-top:0;mso-wrap-distance-right:9pt;mso-wrap-distance-bottom:0;mso-position-horizontal:absolute;mso-position-horizontal-relative:text;mso-position-vertical:absolute;mso-position-vertical-relative:text;v-text-anchor:top" o:gfxdata="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" fillcolor="white [3201]" stroked="f" strokeweight=".5pt">
+                <v:textbox>
+                  <w:txbxContent>
+                    <w:p>
+                      <w:pPr>
+                        <w:rPr>
+                          <w:b/>
+                          <w:bCs/>
+                          <w:i/>
+                          <w:iCs/>
+                          <w:sz w:val="28"/>
+                          <w:szCs w:val="28"/>
+                        </w:rPr>
+                      </w:pPr>
+                      <w:r>
+                        <w:rPr>
+                          <w:b/>
+                          <w:bCs/>
+                          <w:i/>
+                          <w:iCs/>
+                          <w:sz w:val="28"/>
+                          <w:szCs w:val="28"/>
+                        </w:rPr>
+                        <w:t>Gerenciamento e criação de usuários.</w:t>
+                      </w:r>
+                    </w:p>
+                    <w:p>
+                      <w:pPr>
+                        <w:rPr>
+                          <w:b/>
+                          <w:bCs/>
+                          <w:i/>
+                          <w:iCs/>
+                          <w:sz w:val="28"/>
+                          <w:szCs w:val="28"/>
+                        </w:rPr>
+                      </w:pPr>
+                    </w:p>
+                    <w:p>
+                      <w:pPr>
+                        <w:rPr>
+                          <w:b/>
+                          <w:bCs/>
+                          <w:i/>
+                          <w:iCs/>
+                          <w:sz w:val="24"/>
+                          <w:szCs w:val="24"/>
+                        </w:rPr>
+                      </w:pPr>
+                      <w:r>
+                        <w:rPr>
+                          <w:b/>
+                          <w:bCs/>
+                          <w:i/>
+                          <w:iCs/>
+                          <w:sz w:val="24"/>
+                          <w:szCs w:val="24"/>
+                        </w:rPr>
+                        <w:t>Gerenciar a lista de usuários no aplicativo e criar novos usuários de acordo com o grupo ao qual irão pertencer.</w:t>
+                      </w:r>
+                    </w:p>
+                  </w:txbxContent>
+                </v:textbox>
+              </v:shape>
+            </w:pict>
+          </mc:Fallback>
+        </mc:AlternateContent>
+      </w:r>
+    </w:p>
+    <w:p>
+      <w:pPr>
+        <w:ind w:left="-1134"/>
+        <w:rPr>
+          <w:rFonts w:cstheme="minorHAnsi"/>
+          <w:sz w:val="32"/>
+          <w:szCs w:val="32"/>
+        </w:rPr>
+      </w:pPr>
+      <w:r>
+        <w:rPr>
+          <w:rFonts w:cstheme="minorHAnsi"/>
+          <w:noProof/>
+          <w:sz w:val="32"/>
+          <w:szCs w:val="32"/>
+        </w:rPr>
+        <mc:AlternateContent>
+          <mc:Choice Requires="wps">
+            <w:drawing>
+              <wp:anchor distT="0" distB="0" distL="114300" distR="114300" simplePos="0" relativeHeight="251683840" behindDoc="0" locked="0" layoutInCell="1" allowOverlap="1" wp14:anchorId="50F4AA43" wp14:editId="30D8BC20">
+                <wp:simplePos x="0" y="0"/>
+                <wp:positionH relativeFrom="column">
+                  <wp:posOffset>2245995</wp:posOffset>
+                </wp:positionH>
+                <wp:positionV relativeFrom="paragraph">
+                  <wp:posOffset>276860</wp:posOffset>
+                </wp:positionV>
+                <wp:extent cx="1440180" cy="228600"/>
+                <wp:effectExtent l="19050" t="19050" r="26670" b="38100"/>
+                <wp:wrapNone/>
+                <wp:docPr id="24" name="Seta: para a Esquerda 24"/>
+                <wp:cNvGraphicFramePr/>
+                <a:graphic xmlns:a="http://schemas.openxmlformats.org/drawingml/2006/main">
+                  <a:graphicData uri="http://schemas.microsoft.com/office/word/2010/wordprocessingShape">
+                    <wps:wsp>
+                      <wps:cNvSpPr/>
+                      <wps:spPr>
+                        <a:xfrm>
+                          <a:off x="0" y="0"/>
+                          <a:ext cx="1440180" cy="228600"/>
+                        </a:xfrm>
+                        <a:prstGeom prst="leftArrow">
+                          <a:avLst/>
+                        </a:prstGeom>
+                      </wps:spPr>
+                      <wps:style>
+                        <a:lnRef idx="2">
+                          <a:schemeClr val="accent1">
+                            <a:shade val="50000"/>
+                          </a:schemeClr>
+                        </a:lnRef>
+                        <a:fillRef idx="1">
+                          <a:schemeClr val="accent1"/>
+                        </a:fillRef>
+                        <a:effectRef idx="0">
+                          <a:schemeClr val="accent1"/>
+                        </a:effectRef>
+                        <a:fontRef idx="minor">
+                          <a:schemeClr val="lt1"/>
+                        </a:fontRef>
+                      </wps:style>
+                      <wps:bodyPr rot="0" spcFirstLastPara="0" vertOverflow="overflow" horzOverflow="overflow" vert="horz" wrap="square" lIns="91440" tIns="45720" rIns="91440" bIns="45720" numCol="1" spcCol="0" rtlCol="0" fromWordArt="0" anchor="ctr" anchorCtr="0" forceAA="0" compatLnSpc="1">
+                        <a:prstTxWarp prst="textNoShape">
+                          <a:avLst/>
+                        </a:prstTxWarp>
+                        <a:noAutofit/>
+                      </wps:bodyPr>
+                    </wps:wsp>
+                  </a:graphicData>
+                </a:graphic>
+              </wp:anchor>
+            </w:drawing>
+          </mc:Choice>
+          <mc:Fallback>
+            <w:pict>
+              <v:shape w14:anchorId="126A9514" id="Seta: para a Esquerda 24" o:spid="_x0000_s1026" type="#_x0000_t66" style="position:absolute;margin-left:176.85pt;margin-top:21.8pt;width:113.4pt;height:18pt;z-index:251683840;visibility:visible;mso-wrap-style:square;mso-wrap-distance-left:9pt;mso-wrap-distance-top:0;mso-wrap-distance-right:9pt;mso-wrap-distance-bottom:0;mso-position-horizontal:absolute;mso-position-horizontal-relative:text;mso-position-vertical:absolute;mso-position-vertical-relative:text;v-text-anchor:middle" o:gfxdata="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" adj="1714" fillcolor="#4472c4 [3204]" strokecolor="#1f3763 [1604]" strokeweight="1pt"/>
+            </w:pict>
+          </mc:Fallback>
+        </mc:AlternateContent>
+      </w:r>
+    </w:p>
+    <w:p>
+      <w:pPr>
+        <w:ind w:left="-1134"/>
+        <w:rPr>
+          <w:rFonts w:cstheme="minorHAnsi"/>
+          <w:sz w:val="32"/>
+          <w:szCs w:val="32"/>
+        </w:rPr>
+      </w:pPr>
+    </w:p>
+    <w:p>
+      <w:pPr>
+        <w:ind w:left="-1134"/>
+        <w:rPr>
+          <w:rFonts w:cstheme="minorHAnsi"/>
+          <w:sz w:val="32"/>
+          <w:szCs w:val="32"/>
+        </w:rPr>
+      </w:pPr>
+    </w:p>
+    <w:p>
+      <w:pPr>
+        <w:ind w:left="-1134"/>
+        <w:rPr>
+          <w:rFonts w:cstheme="minorHAnsi"/>
+          <w:sz w:val="32"/>
+          <w:szCs w:val="32"/>
+        </w:rPr>
+      </w:pPr>
+    </w:p>
+    <w:p>
+      <w:pPr>
+        <w:ind w:left="-1134"/>
+        <w:rPr>
+          <w:rFonts w:cstheme="minorHAnsi"/>
+          <w:sz w:val="32"/>
+          <w:szCs w:val="32"/>
+        </w:rPr>
+      </w:pPr>
+    </w:p>
+    <w:p>
+      <w:pPr>
+        <w:ind w:left="-1134"/>
+        <w:rPr>
+          <w:rFonts w:cstheme="minorHAnsi"/>
+          <w:sz w:val="32"/>
+          <w:szCs w:val="32"/>
+        </w:rPr>
+      </w:pPr>
+    </w:p>
+    <w:p>
+      <w:pPr>
+        <w:ind w:left="-1134"/>
+        <w:rPr>
+          <w:rFonts w:cstheme="minorHAnsi"/>
+          <w:sz w:val="32"/>
+          <w:szCs w:val="32"/>
+        </w:rPr>
+      </w:pPr>
+    </w:p>
+    <w:p>
+      <w:pPr>
+        <w:ind w:left="-1134"/>
+        <w:rPr>
+          <w:rFonts w:cstheme="minorHAnsi"/>
+          <w:sz w:val="32"/>
+          <w:szCs w:val="32"/>
+        </w:rPr>
+      </w:pPr>
+    </w:p>
+    <w:p>
+      <w:pPr>
+        <w:ind w:left="-1134"/>
+        <w:rPr>
+          <w:rFonts w:cstheme="minorHAnsi"/>
+          <w:sz w:val="32"/>
+          <w:szCs w:val="32"/>
+        </w:rPr>
+      </w:pPr>
+      <w:r>
+        <w:rPr>
+          <w:rFonts w:cstheme="minorHAnsi"/>
+          <w:sz w:val="32"/>
+          <w:szCs w:val="32"/>
+        </w:rPr>
+        <w:lastRenderedPageBreak/>
+        <w:drawing>
+          <wp:anchor distT="0" distB="0" distL="114300" distR="114300" simplePos="0" relativeHeight="251686912" behindDoc="0" locked="0" layoutInCell="1" allowOverlap="1" wp14:anchorId="5718A481" wp14:editId="02AC9C67">
+            <wp:simplePos x="0" y="0"/>
+            <wp:positionH relativeFrom="column">
+              <wp:posOffset>-276225</wp:posOffset>
+            </wp:positionH>
+            <wp:positionV relativeFrom="paragraph">
+              <wp:posOffset>130175</wp:posOffset>
+            </wp:positionV>
+            <wp:extent cx="2468880" cy="4932680"/>
+            <wp:effectExtent l="0" t="0" r="7620" b="1270"/>
+            <wp:wrapSquare wrapText="bothSides"/>
+            <wp:docPr id="26" name="Imagem 26"/>
+            <wp:cNvGraphicFramePr>
+              <a:graphicFrameLocks xmlns:a="http://schemas.openxmlformats.org/drawingml/2006/main" noChangeAspect="1"/>
+            </wp:cNvGraphicFramePr>
+            <a:graphic xmlns:a="http://schemas.openxmlformats.org/drawingml/2006/main">
+              <a:graphicData uri="http://schemas.openxmlformats.org/drawingml/2006/picture">
+                <pic:pic xmlns:pic="http://schemas.openxmlformats.org/drawingml/2006/picture">
+                  <pic:nvPicPr>
+                    <pic:cNvPr id="1" name=""/>
+                    <pic:cNvPicPr/>
+                  </pic:nvPicPr>
+                  <pic:blipFill>
+                    <a:blip r:embed="rId14">
+                      <a:extLst>
+                        <a:ext uri="{28A0092B-C50C-407E-A947-70E740481C1C}">
+                          <a14:useLocalDpi xmlns:a14="http://schemas.microsoft.com/office/drawing/2010/main" val="0"/>
+                        </a:ext>
+                      </a:extLst>
+                    </a:blip>
+                    <a:stretch>
+                      <a:fillRect/>
+                    </a:stretch>
+                  </pic:blipFill>
+                  <pic:spPr>
+                    <a:xfrm>
+                      <a:off x="0" y="0"/>
+                      <a:ext cx="2468880" cy="4932680"/>
+                    </a:xfrm>
+                    <a:prstGeom prst="rect">
+                      <a:avLst/>
+                    </a:prstGeom>
+                  </pic:spPr>
+                </pic:pic>
+              </a:graphicData>
+            </a:graphic>
+            <wp14:sizeRelH relativeFrom="page">
+              <wp14:pctWidth>0</wp14:pctWidth>
+            </wp14:sizeRelH>
+            <wp14:sizeRelV relativeFrom="page">
+              <wp14:pctHeight>0</wp14:pctHeight>
+            </wp14:sizeRelV>
+          </wp:anchor>
+        </w:drawing>
+      </w:r>
+    </w:p>
+    <w:p>
+      <w:pPr>
+        <w:ind w:left="-1134"/>
+        <w:rPr>
+          <w:rFonts w:cstheme="minorHAnsi"/>
+          <w:sz w:val="32"/>
+          <w:szCs w:val="32"/>
+        </w:rPr>
+      </w:pPr>
+    </w:p>
+    <w:p>
+      <w:pPr>
+        <w:ind w:left="-1134"/>
+        <w:rPr>
+          <w:rFonts w:cstheme="minorHAnsi"/>
+          <w:sz w:val="32"/>
+          <w:szCs w:val="32"/>
+        </w:rPr>
+      </w:pPr>
+    </w:p>
+    <w:p>
+      <w:pPr>
+        <w:ind w:left="-1134"/>
+        <w:rPr>
+          <w:rFonts w:cstheme="minorHAnsi"/>
+          <w:sz w:val="32"/>
+          <w:szCs w:val="32"/>
+        </w:rPr>
+      </w:pPr>
+    </w:p>
+    <w:p>
+      <w:pPr>
+        <w:ind w:left="-1134"/>
+        <w:rPr>
+          <w:rFonts w:cstheme="minorHAnsi"/>
+          <w:sz w:val="32"/>
+          <w:szCs w:val="32"/>
+        </w:rPr>
+      </w:pPr>
+      <w:r>
+        <w:rPr>
+          <w:rFonts w:cstheme="minorHAnsi"/>
+          <w:sz w:val="32"/>
+          <w:szCs w:val="32"/>
+        </w:rPr>
+        <mc:AlternateContent>
+          <mc:Choice Requires="wps">
+            <w:drawing>
+              <wp:anchor distT="0" distB="0" distL="114300" distR="114300" simplePos="0" relativeHeight="251689984" behindDoc="0" locked="0" layoutInCell="1" allowOverlap="1" wp14:anchorId="433D6F31" wp14:editId="4E0AE6B2">
+                <wp:simplePos x="0" y="0"/>
+                <wp:positionH relativeFrom="column">
+                  <wp:posOffset>3514725</wp:posOffset>
+                </wp:positionH>
+                <wp:positionV relativeFrom="paragraph">
+                  <wp:posOffset>146685</wp:posOffset>
+                </wp:positionV>
+                <wp:extent cx="2773680" cy="2933700"/>
+                <wp:effectExtent l="0" t="0" r="7620" b="0"/>
+                <wp:wrapNone/>
+                <wp:docPr id="28" name="Caixa de Texto 28"/>
+                <wp:cNvGraphicFramePr/>
+                <a:graphic xmlns:a="http://schemas.openxmlformats.org/drawingml/2006/main">
+                  <a:graphicData uri="http://schemas.microsoft.com/office/word/2010/wordprocessingShape">
+                    <wps:wsp>
+                      <wps:cNvSpPr txBox="1"/>
+                      <wps:spPr>
+                        <a:xfrm>
+                          <a:off x="0" y="0"/>
+                          <a:ext cx="2773680" cy="2933700"/>
+                        </a:xfrm>
+                        <a:prstGeom prst="rect">
+                          <a:avLst/>
+                        </a:prstGeom>
+                        <a:solidFill>
+                          <a:schemeClr val="lt1"/>
+                        </a:solidFill>
+                        <a:ln w="6350">
+                          <a:noFill/>
+                        </a:ln>
+                      </wps:spPr>
+                      <wps:txbx>
+                        <w:txbxContent>
+                          <w:p>
+                            <w:pPr>
+                              <w:rPr>
+                                <w:b/>
+                                <w:bCs/>
+                                <w:i/>
+                                <w:iCs/>
+                                <w:sz w:val="28"/>
+                                <w:szCs w:val="28"/>
+                              </w:rPr>
+                            </w:pPr>
+                            <w:r>
+                              <w:rPr>
+                                <w:b/>
+                                <w:bCs/>
+                                <w:i/>
+                                <w:iCs/>
+                                <w:sz w:val="28"/>
+                                <w:szCs w:val="28"/>
+                              </w:rPr>
+                              <w:t>Tela de dados.</w:t>
+                            </w:r>
+                          </w:p>
+                          <w:p>
+                            <w:pPr>
+                              <w:rPr>
+                                <w:b/>
+                                <w:bCs/>
+                                <w:i/>
+                                <w:iCs/>
+                                <w:sz w:val="24"/>
+                                <w:szCs w:val="24"/>
+                              </w:rPr>
+                            </w:pPr>
+                          </w:p>
+                          <w:p>
+                            <w:pPr>
+                              <w:rPr>
+                                <w:b/>
+                                <w:bCs/>
+                                <w:i/>
+                                <w:iCs/>
+                                <w:sz w:val="24"/>
+                                <w:szCs w:val="24"/>
+                              </w:rPr>
+                            </w:pPr>
+                            <w:r>
+                              <w:rPr>
+                                <w:b/>
+                                <w:bCs/>
+                                <w:i/>
+                                <w:iCs/>
+                                <w:sz w:val="24"/>
+                                <w:szCs w:val="24"/>
+                              </w:rPr>
+                              <w:t xml:space="preserve">Verificar o desempenho dos zeladores por meio de um gráfico pizza, que mostra a quantidade de salas limpas por cada zelador. </w:t>
+                            </w:r>
+                            <w:proofErr w:type="spellStart"/>
+                            <w:r>
+                              <w:rPr>
+                                <w:b/>
+                                <w:bCs/>
+                                <w:i/>
+                                <w:iCs/>
+                                <w:sz w:val="24"/>
+                                <w:szCs w:val="24"/>
+                              </w:rPr>
+                              <w:t>Obs</w:t>
+                            </w:r>
+                            <w:proofErr w:type="spellEnd"/>
+                            <w:r>
+                              <w:rPr>
+                                <w:b/>
+                                <w:bCs/>
+                                <w:i/>
+                                <w:iCs/>
+                                <w:sz w:val="24"/>
+                                <w:szCs w:val="24"/>
+                              </w:rPr>
+                              <w:t>: quando não houver nenhum dado, aparecerá a mensagem de que não há informações nesse momento.</w:t>
+                            </w:r>
+                          </w:p>
+                        </w:txbxContent>
+                      </wps:txbx>
+                      <wps:bodyPr rot="0" spcFirstLastPara="0" vertOverflow="overflow" horzOverflow="overflow" vert="horz" wrap="square" lIns="91440" tIns="45720" rIns="91440" bIns="45720" numCol="1" spcCol="0" rtlCol="0" fromWordArt="0" anchor="t" anchorCtr="0" forceAA="0" compatLnSpc="1">
+                        <a:prstTxWarp prst="textNoShape">
+                          <a:avLst/>
+                        </a:prstTxWarp>
+                        <a:noAutofit/>
+                      </wps:bodyPr>
+                    </wps:wsp>
+                  </a:graphicData>
+                </a:graphic>
+                <wp14:sizeRelV relativeFrom="margin">
+                  <wp14:pctHeight>0</wp14:pctHeight>
+                </wp14:sizeRelV>
+              </wp:anchor>
+            </w:drawing>
+          </mc:Choice>
+          <mc:Fallback>
+            <w:pict>
+              <v:shape w14:anchorId="433D6F31" id="Caixa de Texto 28" o:spid="_x0000_s1031" type="#_x0000_t202" style="position:absolute;left:0;text-align:left;margin-left:276.75pt;margin-top:11.55pt;width:218.4pt;height:231pt;z-index:251689984;visibility:visible;mso-wrap-style:square;mso-height-percent:0;mso-wrap-distance-left:9pt;mso-wrap-distance-top:0;mso-wrap-distance-right:9pt;mso-wrap-distance-bottom:0;mso-position-horizontal:absolute;mso-position-horizontal-relative:text;mso-position-vertical:absolute;mso-position-vertical-relative:text;mso-height-percent:0;mso-height-relative:margin;v-text-anchor:top" o:gfxdata="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" fillcolor="white [3201]" stroked="f" strokeweight=".5pt">
+                <v:textbox>
+                  <w:txbxContent>
+                    <w:p>
+                      <w:pPr>
+                        <w:rPr>
+                          <w:b/>
+                          <w:bCs/>
+                          <w:i/>
+                          <w:iCs/>
+                          <w:sz w:val="28"/>
+                          <w:szCs w:val="28"/>
+                        </w:rPr>
+                      </w:pPr>
+                      <w:r>
+                        <w:rPr>
+                          <w:b/>
+                          <w:bCs/>
+                          <w:i/>
+                          <w:iCs/>
+                          <w:sz w:val="28"/>
+                          <w:szCs w:val="28"/>
+                        </w:rPr>
+                        <w:t>Tela de dados.</w:t>
+                      </w:r>
+                    </w:p>
+                    <w:p>
+                      <w:pPr>
+                        <w:rPr>
+                          <w:b/>
+                          <w:bCs/>
+                          <w:i/>
+                          <w:iCs/>
+                          <w:sz w:val="24"/>
+                          <w:szCs w:val="24"/>
+                        </w:rPr>
+                      </w:pPr>
+                    </w:p>
+                    <w:p>
+                      <w:pPr>
+                        <w:rPr>
+                          <w:b/>
+                          <w:bCs/>
+                          <w:i/>
+                          <w:iCs/>
+                          <w:sz w:val="24"/>
+                          <w:szCs w:val="24"/>
+                        </w:rPr>
+                      </w:pPr>
+                      <w:r>
+                        <w:rPr>
+                          <w:b/>
+                          <w:bCs/>
+                          <w:i/>
+                          <w:iCs/>
+                          <w:sz w:val="24"/>
+                          <w:szCs w:val="24"/>
+                        </w:rPr>
+                        <w:t xml:space="preserve">Verificar o desempenho dos zeladores por meio de um gráfico pizza, que mostra a quantidade de salas limpas por cada zelador. </w:t>
+                      </w:r>
+                      <w:proofErr w:type="spellStart"/>
+                      <w:r>
+                        <w:rPr>
+                          <w:b/>
+                          <w:bCs/>
+                          <w:i/>
+                          <w:iCs/>
+                          <w:sz w:val="24"/>
+                          <w:szCs w:val="24"/>
+                        </w:rPr>
+                        <w:t>Obs</w:t>
+                      </w:r>
+                      <w:proofErr w:type="spellEnd"/>
+                      <w:r>
+                        <w:rPr>
+                          <w:b/>
+                          <w:bCs/>
+                          <w:i/>
+                          <w:iCs/>
+                          <w:sz w:val="24"/>
+                          <w:szCs w:val="24"/>
+                        </w:rPr>
+                        <w:t>: quando não houver nenhum dado, aparecerá a mensagem de que não há informações nesse momento.</w:t>
+                      </w:r>
+                    </w:p>
+                  </w:txbxContent>
+                </v:textbox>
+              </v:shape>
+            </w:pict>
+          </mc:Fallback>
+        </mc:AlternateContent>
+      </w:r>
+    </w:p>
+    <w:p>
+      <w:pPr>
+        <w:ind w:left="-1134"/>
+        <w:rPr>
+          <w:rFonts w:cstheme="minorHAnsi"/>
+          <w:sz w:val="32"/>
+          <w:szCs w:val="32"/>
+        </w:rPr>
+      </w:pPr>
+    </w:p>
+    <w:p>
+      <w:pPr>
+        <w:ind w:left="-1134"/>
+        <w:rPr>
+          <w:rFonts w:cstheme="minorHAnsi"/>
+          <w:sz w:val="32"/>
+          <w:szCs w:val="32"/>
+        </w:rPr>
+      </w:pPr>
+      <w:r>
+        <w:rPr>
+          <w:rFonts w:cstheme="minorHAnsi"/>
+          <w:sz w:val="32"/>
+          <w:szCs w:val="32"/>
+        </w:rPr>
+        <mc:AlternateContent>
+          <mc:Choice Requires="wps">
+            <w:drawing>
+              <wp:anchor distT="0" distB="0" distL="114300" distR="114300" simplePos="0" relativeHeight="251688960" behindDoc="0" locked="0" layoutInCell="1" allowOverlap="1" wp14:anchorId="767DBD71" wp14:editId="2FC7D367">
+                <wp:simplePos x="0" y="0"/>
+                <wp:positionH relativeFrom="column">
+                  <wp:posOffset>1952625</wp:posOffset>
+                </wp:positionH>
+                <wp:positionV relativeFrom="paragraph">
+                  <wp:posOffset>292735</wp:posOffset>
+                </wp:positionV>
+                <wp:extent cx="1440180" cy="228600"/>
+                <wp:effectExtent l="19050" t="19050" r="26670" b="38100"/>
+                <wp:wrapNone/>
+                <wp:docPr id="27" name="Seta: para a Esquerda 27"/>
+                <wp:cNvGraphicFramePr/>
+                <a:graphic xmlns:a="http://schemas.openxmlformats.org/drawingml/2006/main">
+                  <a:graphicData uri="http://schemas.microsoft.com/office/word/2010/wordprocessingShape">
+                    <wps:wsp>
+                      <wps:cNvSpPr/>
+                      <wps:spPr>
+                        <a:xfrm>
+                          <a:off x="0" y="0"/>
+                          <a:ext cx="1440180" cy="228600"/>
+                        </a:xfrm>
+                        <a:prstGeom prst="leftArrow">
+                          <a:avLst/>
+                        </a:prstGeom>
+                      </wps:spPr>
+                      <wps:style>
+                        <a:lnRef idx="2">
+                          <a:schemeClr val="accent1">
+                            <a:shade val="50000"/>
+                          </a:schemeClr>
+                        </a:lnRef>
+                        <a:fillRef idx="1">
+                          <a:schemeClr val="accent1"/>
+                        </a:fillRef>
+                        <a:effectRef idx="0">
+                          <a:schemeClr val="accent1"/>
+                        </a:effectRef>
+                        <a:fontRef idx="minor">
+                          <a:schemeClr val="lt1"/>
+                        </a:fontRef>
+                      </wps:style>
+                      <wps:bodyPr rot="0" spcFirstLastPara="0" vertOverflow="overflow" horzOverflow="overflow" vert="horz" wrap="square" lIns="91440" tIns="45720" rIns="91440" bIns="45720" numCol="1" spcCol="0" rtlCol="0" fromWordArt="0" anchor="ctr" anchorCtr="0" forceAA="0" compatLnSpc="1">
+                        <a:prstTxWarp prst="textNoShape">
+                          <a:avLst/>
+                        </a:prstTxWarp>
+                        <a:noAutofit/>
+                      </wps:bodyPr>
+                    </wps:wsp>
+                  </a:graphicData>
+                </a:graphic>
+              </wp:anchor>
+            </w:drawing>
+          </mc:Choice>
+          <mc:Fallback>
+            <w:pict>
+              <v:shape w14:anchorId="43C8F60B" id="Seta: para a Esquerda 27" o:spid="_x0000_s1026" type="#_x0000_t66" style="position:absolute;margin-left:153.75pt;margin-top:23.05pt;width:113.4pt;height:18pt;z-index:251688960;visibility:visible;mso-wrap-style:square;mso-wrap-distance-left:9pt;mso-wrap-distance-top:0;mso-wrap-distance-right:9pt;mso-wrap-distance-bottom:0;mso-position-horizontal:absolute;mso-position-horizontal-relative:text;mso-position-vertical:absolute;mso-position-vertical-relative:text;v-text-anchor:middle" o:gfxdata="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" adj="1714" fillcolor="#4472c4 [3204]" strokecolor="#1f3763 [1604]" strokeweight="1pt"/>
+            </w:pict>
+          </mc:Fallback>
+        </mc:AlternateContent>
+      </w:r>
+    </w:p>
+    <w:p>
+      <w:pPr>
+        <w:ind w:left="-1134"/>
+        <w:rPr>
+          <w:rFonts w:cstheme="minorHAnsi"/>
+          <w:sz w:val="32"/>
+          <w:szCs w:val="32"/>
+        </w:rPr>
+      </w:pPr>
+    </w:p>
+    <w:p>
+      <w:pPr>
+        <w:ind w:left="-1134"/>
+        <w:rPr>
+          <w:rFonts w:cstheme="minorHAnsi"/>
+          <w:sz w:val="32"/>
+          <w:szCs w:val="32"/>
+        </w:rPr>
+      </w:pPr>
+    </w:p>
+    <w:p>
+      <w:pPr>
+        <w:ind w:left="-1134"/>
+        <w:rPr>
+          <w:rFonts w:cstheme="minorHAnsi"/>
+          <w:sz w:val="32"/>
+          <w:szCs w:val="32"/>
+        </w:rPr>
+      </w:pPr>
+    </w:p>
+    <w:p>
+      <w:pPr>
+        <w:ind w:left="-1134"/>
+        <w:rPr>
+          <w:rFonts w:cstheme="minorHAnsi"/>
+          <w:sz w:val="32"/>
+          <w:szCs w:val="32"/>
+        </w:rPr>
+      </w:pPr>
+    </w:p>
+    <w:p>
+      <w:pPr>
+        <w:ind w:left="-1134"/>
+        <w:rPr>
+          <w:rFonts w:cstheme="minorHAnsi"/>
+          <w:sz w:val="32"/>
+          <w:szCs w:val="32"/>
+        </w:rPr>
+      </w:pPr>
+    </w:p>
+    <w:p>
+      <w:pPr>
+        <w:ind w:left="-1134"/>
+        <w:rPr>
+          <w:rFonts w:cstheme="minorHAnsi"/>
+          <w:sz w:val="32"/>
+          <w:szCs w:val="32"/>
+        </w:rPr>
+      </w:pPr>
+    </w:p>
+    <w:p>
+      <w:pPr>
+        <w:ind w:left="-1134"/>
+        <w:rPr>
+          <w:rFonts w:cstheme="minorHAnsi"/>
+          <w:b/>
+          <w:bCs/>
+          <w:sz w:val="32"/>
+          <w:szCs w:val="32"/>
+        </w:rPr>
+      </w:pPr>
+    </w:p>
+    <w:p>
+      <w:pPr>
+        <w:ind w:left="-709"/>
+        <w:rPr>
+          <w:rFonts w:cstheme="minorHAnsi"/>
+          <w:b/>
+          <w:bCs/>
+          <w:sz w:val="32"/>
+          <w:szCs w:val="32"/>
+        </w:rPr>
+      </w:pPr>
+      <w:r>
+        <w:rPr>
+          <w:rFonts w:cstheme="minorHAnsi"/>
+          <w:b/>
+          <w:bCs/>
+          <w:sz w:val="32"/>
+          <w:szCs w:val="32"/>
+        </w:rPr>
+        <w:t>Imagens das funcionalidades do Zelador</w:t>
+      </w:r>
+    </w:p>
+    <w:p>
+      <w:pPr>
+        <w:ind w:left="-709"/>
+        <w:rPr>
+          <w:rFonts w:cstheme="minorHAnsi"/>
+          <w:b/>
+          <w:bCs/>
+          <w:sz w:val="24"/>
+          <w:szCs w:val="24"/>
+        </w:rPr>
+      </w:pPr>
+      <w:r>
+        <w:rPr>
+          <w:rFonts w:cstheme="minorHAnsi"/>
+          <w:b/>
+          <w:bCs/>
+          <w:noProof/>
+          <w:sz w:val="24"/>
+          <w:szCs w:val="24"/>
+        </w:rPr>
+        <mc:AlternateContent>
+          <mc:Choice Requires="wps">
+            <w:drawing>
+              <wp:anchor distT="0" distB="0" distL="114300" distR="114300" simplePos="0" relativeHeight="251694080" behindDoc="0" locked="0" layoutInCell="1" allowOverlap="1" wp14:anchorId="5D72EE94" wp14:editId="4748E38F">
+                <wp:simplePos x="0" y="0"/>
+                <wp:positionH relativeFrom="column">
+                  <wp:posOffset>3933825</wp:posOffset>
+                </wp:positionH>
+                <wp:positionV relativeFrom="paragraph">
+                  <wp:posOffset>92710</wp:posOffset>
+                </wp:positionV>
+                <wp:extent cx="2468880" cy="2339340"/>
+                <wp:effectExtent l="0" t="0" r="26670" b="22860"/>
+                <wp:wrapNone/>
+                <wp:docPr id="32" name="Caixa de Texto 32"/>
+                <wp:cNvGraphicFramePr/>
+                <a:graphic xmlns:a="http://schemas.openxmlformats.org/drawingml/2006/main">
+                  <a:graphicData uri="http://schemas.microsoft.com/office/word/2010/wordprocessingShape">
+                    <wps:wsp>
+                      <wps:cNvSpPr txBox="1"/>
+                      <wps:spPr>
+                        <a:xfrm>
+                          <a:off x="0" y="0"/>
+                          <a:ext cx="2468880" cy="2339340"/>
+                        </a:xfrm>
+                        <a:prstGeom prst="rect">
+                          <a:avLst/>
+                        </a:prstGeom>
+                        <a:solidFill>
+                          <a:schemeClr val="lt1"/>
+                        </a:solidFill>
+                        <a:ln w="6350">
+                          <a:solidFill>
+                            <a:prstClr val="black"/>
+                          </a:solidFill>
+                        </a:ln>
+                      </wps:spPr>
+                      <wps:txbx>
+                        <w:txbxContent>
+                          <w:p>
+                            <w:r>
+                              <w:t>Começar Limpeza.</w:t>
+                            </w:r>
+                          </w:p>
+                          <w:p>
+                            <w:r>
+                              <w:t xml:space="preserve">Ao clicar no botão começar limpeza, o status da sala irá  mudar para Em </w:t>
+                            </w:r>
+                            <w:r>
+                              <w:t>limpeza.</w:t>
+                            </w:r>
+                          </w:p>
+                        </w:txbxContent>
+                      </wps:txbx>
+                      <wps:bodyPr rot="0" spcFirstLastPara="0" vertOverflow="overflow" horzOverflow="overflow" vert="horz" wrap="square" lIns="91440" tIns="45720" rIns="91440" bIns="45720" numCol="1" spcCol="0" rtlCol="0" fromWordArt="0" anchor="t" anchorCtr="0" forceAA="0" compatLnSpc="1">
+                        <a:prstTxWarp prst="textNoShape">
+                          <a:avLst/>
+                        </a:prstTxWarp>
+                        <a:noAutofit/>
+                      </wps:bodyPr>
+                    </wps:wsp>
+                  </a:graphicData>
+                </a:graphic>
+              </wp:anchor>
+            </w:drawing>
+          </mc:Choice>
+          <mc:Fallback>
+            <w:pict>
+              <v:shape w14:anchorId="5D72EE94" id="Caixa de Texto 32" o:spid="_x0000_s1032" type="#_x0000_t202" style="position:absolute;left:0;text-align:left;margin-left:309.75pt;margin-top:7.3pt;width:194.4pt;height:184.2pt;z-index:251694080;visibility:visible;mso-wrap-style:square;mso-wrap-distance-left:9pt;mso-wrap-distance-top:0;mso-wrap-distance-right:9pt;mso-wrap-distance-bottom:0;mso-position-horizontal:absolute;mso-position-horizontal-relative:text;mso-position-vertical:absolute;mso-position-vertical-relative:text;v-text-anchor:top" o:gfxdata="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" fillcolor="white [3201]" strokeweight=".5pt">
+                <v:textbox>
+                  <w:txbxContent>
+                    <w:p>
+                      <w:r>
+                        <w:t>Começar Limpeza.</w:t>
+                      </w:r>
+                    </w:p>
+                    <w:p>
+                      <w:r>
+                        <w:t xml:space="preserve">Ao clicar no botão começar limpeza, o status da sala irá  mudar para Em </w:t>
+                      </w:r>
+                      <w:r>
+                        <w:t>limpeza.</w:t>
+                      </w:r>
+                    </w:p>
+                  </w:txbxContent>
+                </v:textbox>
+              </v:shape>
+            </w:pict>
+          </mc:Fallback>
+        </mc:AlternateContent>
+      </w:r>
+      <w:r>
+        <w:rPr>
+          <w:rFonts w:cstheme="minorHAnsi"/>
+          <w:b/>
+          <w:bCs/>
+          <w:noProof/>
+          <w:sz w:val="24"/>
+          <w:szCs w:val="24"/>
+        </w:rPr>
+        <mc:AlternateContent>
+          <mc:Choice Requires="wps">
+            <w:drawing>
+              <wp:anchor distT="0" distB="0" distL="114300" distR="114300" simplePos="0" relativeHeight="251693056" behindDoc="0" locked="0" layoutInCell="1" allowOverlap="1" wp14:anchorId="206F83D3" wp14:editId="4188DA2D">
+                <wp:simplePos x="0" y="0"/>
+                <wp:positionH relativeFrom="column">
+                  <wp:posOffset>1487805</wp:posOffset>
+                </wp:positionH>
+                <wp:positionV relativeFrom="paragraph">
+                  <wp:posOffset>176530</wp:posOffset>
+                </wp:positionV>
+                <wp:extent cx="1615440" cy="533400"/>
+                <wp:effectExtent l="0" t="0" r="22860" b="19050"/>
+                <wp:wrapNone/>
+                <wp:docPr id="31" name="Elipse 31"/>
+                <wp:cNvGraphicFramePr/>
+                <a:graphic xmlns:a="http://schemas.openxmlformats.org/drawingml/2006/main">
+                  <a:graphicData uri="http://schemas.microsoft.com/office/word/2010/wordprocessingShape">
+                    <wps:wsp>
+                      <wps:cNvSpPr/>
+                      <wps:spPr>
+                        <a:xfrm>
+                          <a:off x="0" y="0"/>
+                          <a:ext cx="1615440" cy="533400"/>
+                        </a:xfrm>
+                        <a:prstGeom prst="ellipse">
+                          <a:avLst/>
+                        </a:prstGeom>
+                        <a:noFill/>
+                      </wps:spPr>
+                      <wps:style>
+                        <a:lnRef idx="2">
+                          <a:schemeClr val="accent1">
+                            <a:shade val="50000"/>
+                          </a:schemeClr>
+                        </a:lnRef>
+                        <a:fillRef idx="1">
+                          <a:schemeClr val="accent1"/>
+                        </a:fillRef>
+                        <a:effectRef idx="0">
+                          <a:schemeClr val="accent1"/>
+                        </a:effectRef>
+                        <a:fontRef idx="minor">
+                          <a:schemeClr val="lt1"/>
+                        </a:fontRef>
+                      </wps:style>
+                      <wps:bodyPr rot="0" spcFirstLastPara="0" vertOverflow="overflow" horzOverflow="overflow" vert="horz" wrap="square" lIns="91440" tIns="45720" rIns="91440" bIns="45720" numCol="1" spcCol="0" rtlCol="0" fromWordArt="0" anchor="ctr" anchorCtr="0" forceAA="0" compatLnSpc="1">
+                        <a:prstTxWarp prst="textNoShape">
+                          <a:avLst/>
+                        </a:prstTxWarp>
+                        <a:noAutofit/>
+                      </wps:bodyPr>
+                    </wps:wsp>
+                  </a:graphicData>
+                </a:graphic>
+              </wp:anchor>
+            </w:drawing>
+          </mc:Choice>
+          <mc:Fallback>
+            <w:pict>
+              <v:oval w14:anchorId="43170EE7" id="Elipse 31" o:spid="_x0000_s1026" style="position:absolute;margin-left:117.15pt;margin-top:13.9pt;width:127.2pt;height:42pt;z-index:251693056;visibility:visible;mso-wrap-style:square;mso-wrap-distance-left:9pt;mso-wrap-distance-top:0;mso-wrap-distance-right:9pt;mso-wrap-distance-bottom:0;mso-position-horizontal:absolute;mso-position-horizontal-relative:text;mso-position-vertical:absolute;mso-position-vertical-relative:text;v-text-anchor:middle" o:gfxdata="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" filled="f" strokecolor="#1f3763 [1604]" strokeweight="1pt">
+                <v:stroke joinstyle="miter"/>
+              </v:oval>
+            </w:pict>
+          </mc:Fallback>
+        </mc:AlternateContent>
+      </w:r>
+      <w:r>
+        <w:rPr>
+          <w:rFonts w:cstheme="minorHAnsi"/>
+          <w:b/>
+          <w:bCs/>
+          <w:sz w:val="24"/>
+          <w:szCs w:val="24"/>
+        </w:rPr>
+        <w:drawing>
+          <wp:anchor distT="0" distB="0" distL="114300" distR="114300" simplePos="0" relativeHeight="251691008" behindDoc="0" locked="0" layoutInCell="1" allowOverlap="1" wp14:anchorId="0EBB25E8" wp14:editId="3485D75D">
+            <wp:simplePos x="0" y="0"/>
+            <wp:positionH relativeFrom="column">
+              <wp:posOffset>-523875</wp:posOffset>
+            </wp:positionH>
+            <wp:positionV relativeFrom="paragraph">
+              <wp:posOffset>199390</wp:posOffset>
+            </wp:positionV>
+            <wp:extent cx="3700780" cy="1988820"/>
+            <wp:effectExtent l="0" t="0" r="0" b="0"/>
+            <wp:wrapSquare wrapText="bothSides"/>
+            <wp:docPr id="29" name="Imagem 29"/>
+            <wp:cNvGraphicFramePr>
+              <a:graphicFrameLocks xmlns:a="http://schemas.openxmlformats.org/drawingml/2006/main" noChangeAspect="1"/>
+            </wp:cNvGraphicFramePr>
+            <a:graphic xmlns:a="http://schemas.openxmlformats.org/drawingml/2006/main">
+              <a:graphicData uri="http://schemas.openxmlformats.org/drawingml/2006/picture">
+                <pic:pic xmlns:pic="http://schemas.openxmlformats.org/drawingml/2006/picture">
+                  <pic:nvPicPr>
+                    <pic:cNvPr id="1" name=""/>
+                    <pic:cNvPicPr/>
+                  </pic:nvPicPr>
+                  <pic:blipFill>
+                    <a:blip r:embed="rId15">
+                      <a:extLst>
+                        <a:ext uri="{28A0092B-C50C-407E-A947-70E740481C1C}">
+                          <a14:useLocalDpi xmlns:a14="http://schemas.microsoft.com/office/drawing/2010/main" val="0"/>
+                        </a:ext>
+                      </a:extLst>
+                    </a:blip>
+                    <a:stretch>
+                      <a:fillRect/>
+                    </a:stretch>
+                  </pic:blipFill>
+                  <pic:spPr>
+                    <a:xfrm>
+                      <a:off x="0" y="0"/>
+                      <a:ext cx="3700780" cy="1988820"/>
+                    </a:xfrm>
+                    <a:prstGeom prst="rect">
+                      <a:avLst/>
+                    </a:prstGeom>
+                  </pic:spPr>
+                </pic:pic>
+              </a:graphicData>
+            </a:graphic>
+            <wp14:sizeRelH relativeFrom="page">
+              <wp14:pctWidth>0</wp14:pctWidth>
+            </wp14:sizeRelH>
+            <wp14:sizeRelV relativeFrom="page">
+              <wp14:pctHeight>0</wp14:pctHeight>
+            </wp14:sizeRelV>
+          </wp:anchor>
+        </w:drawing>
+      </w:r>
+    </w:p>
+    <w:p>
+      <w:pPr>
+        <w:ind w:left="-709"/>
+        <w:rPr>
+          <w:rFonts w:cstheme="minorHAnsi"/>
+          <w:b/>
+          <w:bCs/>
+          <w:sz w:val="24"/>
+          <w:szCs w:val="24"/>
+        </w:rPr>
+      </w:pPr>
+      <w:r>
+        <w:rPr>
+          <w:rFonts w:cstheme="minorHAnsi"/>
+          <w:noProof/>
+          <w:sz w:val="32"/>
+          <w:szCs w:val="32"/>
+        </w:rPr>
+        <mc:AlternateContent>
+          <mc:Choice Requires="wps">
+            <w:drawing>
+              <wp:anchor distT="0" distB="0" distL="114300" distR="114300" simplePos="0" relativeHeight="251692032" behindDoc="0" locked="0" layoutInCell="1" allowOverlap="1" wp14:anchorId="0DB16D90" wp14:editId="4EFEB3BA">
+                <wp:simplePos x="0" y="0"/>
+                <wp:positionH relativeFrom="column">
+                  <wp:posOffset>3072765</wp:posOffset>
+                </wp:positionH>
+                <wp:positionV relativeFrom="paragraph">
+                  <wp:posOffset>26670</wp:posOffset>
+                </wp:positionV>
+                <wp:extent cx="807720" cy="251460"/>
+                <wp:effectExtent l="19050" t="19050" r="11430" b="34290"/>
+                <wp:wrapNone/>
+                <wp:docPr id="30" name="Seta: para a Esquerda 30"/>
+                <wp:cNvGraphicFramePr/>
+                <a:graphic xmlns:a="http://schemas.openxmlformats.org/drawingml/2006/main">
+                  <a:graphicData uri="http://schemas.microsoft.com/office/word/2010/wordprocessingShape">
+                    <wps:wsp>
+                      <wps:cNvSpPr/>
+                      <wps:spPr>
+                        <a:xfrm>
+                          <a:off x="0" y="0"/>
+                          <a:ext cx="807720" cy="251460"/>
+                        </a:xfrm>
+                        <a:prstGeom prst="leftArrow">
+                          <a:avLst/>
+                        </a:prstGeom>
+                      </wps:spPr>
+                      <wps:style>
+                        <a:lnRef idx="2">
+                          <a:schemeClr val="accent1">
+                            <a:shade val="50000"/>
+                          </a:schemeClr>
+                        </a:lnRef>
+                        <a:fillRef idx="1">
+                          <a:schemeClr val="accent1"/>
+                        </a:fillRef>
+                        <a:effectRef idx="0">
+                          <a:schemeClr val="accent1"/>
+                        </a:effectRef>
+                        <a:fontRef idx="minor">
+                          <a:schemeClr val="lt1"/>
+                        </a:fontRef>
+                      </wps:style>
+                      <wps:bodyPr rot="0" spcFirstLastPara="0" vertOverflow="overflow" horzOverflow="overflow" vert="horz" wrap="square" lIns="91440" tIns="45720" rIns="91440" bIns="45720" numCol="1" spcCol="0" rtlCol="0" fromWordArt="0" anchor="ctr" anchorCtr="0" forceAA="0" compatLnSpc="1">
+                        <a:prstTxWarp prst="textNoShape">
+                          <a:avLst/>
+                        </a:prstTxWarp>
+                        <a:noAutofit/>
+                      </wps:bodyPr>
+                    </wps:wsp>
+                  </a:graphicData>
+                </a:graphic>
+              </wp:anchor>
+            </w:drawing>
+          </mc:Choice>
+          <mc:Fallback>
+            <w:pict>
+              <v:shape w14:anchorId="6A49FC0A" id="Seta: para a Esquerda 30" o:spid="_x0000_s1026" type="#_x0000_t66" style="position:absolute;margin-left:241.95pt;margin-top:2.1pt;width:63.6pt;height:19.8pt;z-index:251692032;visibility:visible;mso-wrap-style:square;mso-wrap-distance-left:9pt;mso-wrap-distance-top:0;mso-wrap-distance-right:9pt;mso-wrap-distance-bottom:0;mso-position-horizontal:absolute;mso-position-horizontal-relative:text;mso-position-vertical:absolute;mso-position-vertical-relative:text;v-text-anchor:middle" o:gfxdata="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" adj="3362" fillcolor="#4472c4 [3204]" strokecolor="#1f3763 [1604]" strokeweight="1pt"/>
+            </w:pict>
+          </mc:Fallback>
+        </mc:AlternateContent>
+      </w:r>
+    </w:p>
+    <w:p>
+      <w:pPr>
+        <w:ind w:left="-1418"/>
+        <w:rPr>
+          <w:rFonts w:cstheme="minorHAnsi"/>
+          <w:sz w:val="32"/>
+          <w:szCs w:val="32"/>
+        </w:rPr>
+      </w:pPr>
+    </w:p>
+    <w:p>
+      <w:pPr>
+        <w:ind w:left="-426"/>
+        <w:rPr>
+          <w:rFonts w:cstheme="minorHAnsi"/>
+          <w:sz w:val="32"/>
+          <w:szCs w:val="32"/>
+        </w:rPr>
+      </w:pPr>
+    </w:p>
+    <w:p>
+      <w:pPr>
+        <w:ind w:left="-1134"/>
+        <w:rPr>
+          <w:rFonts w:cstheme="minorHAnsi"/>
+          <w:sz w:val="32"/>
+          <w:szCs w:val="32"/>
+        </w:rPr>
+      </w:pPr>
+    </w:p>
+    <w:p>
+      <w:pPr>
+        <w:ind w:left="-1134"/>
+        <w:rPr>
+          <w:rFonts w:cstheme="minorHAnsi"/>
+          <w:sz w:val="32"/>
+          <w:szCs w:val="32"/>
+        </w:rPr>
+      </w:pPr>
+    </w:p>
     <w:sectPr>
       <w:pgSz w:w="11906" w:h="16838"/>
-      <w:pgMar w:top="1417" w:right="1701" w:bottom="1417" w:left="1701" w:header="708" w:footer="708" w:gutter="0"/>
+      <w:pgMar w:top="851" w:right="1701" w:bottom="142" w:left="1701" w:header="708" w:footer="708" w:gutter="0"/>
       <w:cols w:space="708"/>
       <w:docGrid w:linePitch="360"/>
     </w:sectPr>
@@ -783,9 +4433,172 @@
 </w:document>
 </file>
 
+<file path=word/endnotes.xml><?xml version="1.0" encoding="utf-8"?>
+<w:endnotes xmlns:wpc="http://schemas.microsoft.com/office/word/2010/wordprocessingCanvas" xmlns:cx="http://schemas.microsoft.com/office/drawing/2014/chartex" xmlns:cx1="http://schemas.microsoft.com/office/drawing/2015/9/8/chartex" xmlns:cx2="http://schemas.microsoft.com/office/drawing/2015/10/21/chartex" xmlns:cx3="http://schemas.microsoft.com/office/drawing/2016/5/9/chartex" xmlns:cx4="http://schemas.microsoft.com/office/drawing/2016/5/10/chartex" xmlns:cx5="http://schemas.microsoft.com/office/drawing/2016/5/11/chartex" xmlns:cx6="http://schemas.microsoft.com/office/drawing/2016/5/12/chartex" xmlns:cx7="http://schemas.microsoft.com/office/drawing/2016/5/13/chartex" xmlns:cx8="http://schemas.microsoft.com/office/drawing/2016/5/14/chartex" xmlns:mc="http://schemas.openxmlformats.org/markup-compatibility/2006" xmlns:aink="http://schemas.microsoft.com/office/drawing/2016/ink" xmlns:am3d="http://schemas.microsoft.com/office/drawing/2017/model3d" xmlns:o="urn:schemas-microsoft-com:office:office" xmlns:r="http://schemas.openxmlformats.org/officeDocument/2006/relationships" xmlns:m="http://schemas.openxmlformats.org/officeDocument/2006/math" xmlns:v="urn:schemas-microsoft-com:vml" xmlns:wp14="http://schemas.microsoft.com/office/word/2010/wordprocessingDrawing" xmlns:wp="http://schemas.openxmlformats.org/drawingml/2006/wordprocessingDrawing" xmlns:w10="urn:schemas-microsoft-com:office:word" xmlns:w="http://schemas.openxmlformats.org/wordprocessingml/2006/main" xmlns:w14="http://schemas.microsoft.com/office/word/2010/wordml" xmlns:w15="http://schemas.microsoft.com/office/word/2012/wordml" xmlns:w16cex="http://schemas.microsoft.com/office/word/2018/wordml/cex" xmlns:w16cid="http://schemas.microsoft.com/office/word/2016/wordml/cid" xmlns:w16="http://schemas.microsoft.com/office/word/2018/wordml" xmlns:w16sdtdh="http://schemas.microsoft.com/office/word/2020/wordml/sdtdatahash" xmlns:w16se="http://schemas.microsoft.com/office/word/2015/wordml/symex" xmlns:wpg="http://schemas.microsoft.com/office/word/2010/wordprocessingGroup" xmlns:wpi="http://schemas.microsoft.com/office/word/2010/wordprocessingInk" xmlns:wne="http://schemas.microsoft.com/office/word/2006/wordml" xmlns:wps="http://schemas.microsoft.com/office/word/2010/wordprocessingShape" mc:Ignorable="w14 w15 w16se w16cid w16 w16cex w16sdtdh wp14">
+  <w:endnote w:type="separator" w:id="-1">
+    <w:p>
+      <w:pPr>
+        <w:spacing w:after="0" w:line="240" w:lineRule="auto"/>
+      </w:pPr>
+      <w:r>
+        <w:separator/>
+      </w:r>
+    </w:p>
+  </w:endnote>
+  <w:endnote w:type="continuationSeparator" w:id="0">
+    <w:p>
+      <w:pPr>
+        <w:spacing w:after="0" w:line="240" w:lineRule="auto"/>
+      </w:pPr>
+      <w:r>
+        <w:continuationSeparator/>
+      </w:r>
+    </w:p>
+  </w:endnote>
+</w:endnotes>
+</file>
+
+<file path=word/footnotes.xml><?xml version="1.0" encoding="utf-8"?>
+<w:footnotes xmlns:wpc="http://schemas.microsoft.com/office/word/2010/wordprocessingCanvas" xmlns:cx="http://schemas.microsoft.com/office/drawing/2014/chartex" xmlns:cx1="http://schemas.microsoft.com/office/drawing/2015/9/8/chartex" xmlns:cx2="http://schemas.microsoft.com/office/drawing/2015/10/21/chartex" xmlns:cx3="http://schemas.microsoft.com/office/drawing/2016/5/9/chartex" xmlns:cx4="http://schemas.microsoft.com/office/drawing/2016/5/10/chartex" xmlns:cx5="http://schemas.microsoft.com/office/drawing/2016/5/11/chartex" xmlns:cx6="http://schemas.microsoft.com/office/drawing/2016/5/12/chartex" xmlns:cx7="http://schemas.microsoft.com/office/drawing/2016/5/13/chartex" xmlns:cx8="http://schemas.microsoft.com/office/drawing/2016/5/14/chartex" xmlns:mc="http://schemas.openxmlformats.org/markup-compatibility/2006" xmlns:aink="http://schemas.microsoft.com/office/drawing/2016/ink" xmlns:am3d="http://schemas.microsoft.com/office/drawing/2017/model3d" xmlns:o="urn:schemas-microsoft-com:office:office" xmlns:r="http://schemas.openxmlformats.org/officeDocument/2006/relationships" xmlns:m="http://schemas.openxmlformats.org/officeDocument/2006/math" xmlns:v="urn:schemas-microsoft-com:vml" xmlns:wp14="http://schemas.microsoft.com/office/word/2010/wordprocessingDrawing" xmlns:wp="http://schemas.openxmlformats.org/drawingml/2006/wordprocessingDrawing" xmlns:w10="urn:schemas-microsoft-com:office:word" xmlns:w="http://schemas.openxmlformats.org/wordprocessingml/2006/main" xmlns:w14="http://schemas.microsoft.com/office/word/2010/wordml" xmlns:w15="http://schemas.microsoft.com/office/word/2012/wordml" xmlns:w16cex="http://schemas.microsoft.com/office/word/2018/wordml/cex" xmlns:w16cid="http://schemas.microsoft.com/office/word/2016/wordml/cid" xmlns:w16="http://schemas.microsoft.com/office/word/2018/wordml" xmlns:w16sdtdh="http://schemas.microsoft.com/office/word/2020/wordml/sdtdatahash" xmlns:w16se="http://schemas.microsoft.com/office/word/2015/wordml/symex" xmlns:wpg="http://schemas.microsoft.com/office/word/2010/wordprocessingGroup" xmlns:wpi="http://schemas.microsoft.com/office/word/2010/wordprocessingInk" xmlns:wne="http://schemas.microsoft.com/office/word/2006/wordml" xmlns:wps="http://schemas.microsoft.com/office/word/2010/wordprocessingShape" mc:Ignorable="w14 w15 w16se w16cid w16 w16cex w16sdtdh wp14">
+  <w:footnote w:type="separator" w:id="-1">
+    <w:p>
+      <w:pPr>
+        <w:spacing w:after="0" w:line="240" w:lineRule="auto"/>
+      </w:pPr>
+      <w:r>
+        <w:separator/>
+      </w:r>
+    </w:p>
+  </w:footnote>
+  <w:footnote w:type="continuationSeparator" w:id="0">
+    <w:p>
+      <w:pPr>
+        <w:spacing w:after="0" w:line="240" w:lineRule="auto"/>
+      </w:pPr>
+      <w:r>
+        <w:continuationSeparator/>
+      </w:r>
+    </w:p>
+  </w:footnote>
+</w:footnotes>
+</file>
+
 <file path=word/numbering.xml><?xml version="1.0" encoding="utf-8"?>
 <w:numbering xmlns:wpc="http://schemas.microsoft.com/office/word/2010/wordprocessingCanvas" xmlns:cx="http://schemas.microsoft.com/office/drawing/2014/chartex" xmlns:cx1="http://schemas.microsoft.com/office/drawing/2015/9/8/chartex" xmlns:cx2="http://schemas.microsoft.com/office/drawing/2015/10/21/chartex" xmlns:cx3="http://schemas.microsoft.com/office/drawing/2016/5/9/chartex" xmlns:cx4="http://schemas.microsoft.com/office/drawing/2016/5/10/chartex" xmlns:cx5="http://schemas.microsoft.com/office/drawing/2016/5/11/chartex" xmlns:cx6="http://schemas.microsoft.com/office/drawing/2016/5/12/chartex" xmlns:cx7="http://schemas.microsoft.com/office/drawing/2016/5/13/chartex" xmlns:cx8="http://schemas.microsoft.com/office/drawing/2016/5/14/chartex" xmlns:mc="http://schemas.openxmlformats.org/markup-compatibility/2006" xmlns:aink="http://schemas.microsoft.com/office/drawing/2016/ink" xmlns:am3d="http://schemas.microsoft.com/office/drawing/2017/model3d" xmlns:o="urn:schemas-microsoft-com:office:office" xmlns:r="http://schemas.openxmlformats.org/officeDocument/2006/relationships" xmlns:m="http://schemas.openxmlformats.org/officeDocument/2006/math" xmlns:v="urn:schemas-microsoft-com:vml" xmlns:wp14="http://schemas.microsoft.com/office/word/2010/wordprocessingDrawing" xmlns:wp="http://schemas.openxmlformats.org/drawingml/2006/wordprocessingDrawing" xmlns:w10="urn:schemas-microsoft-com:office:word" xmlns:w="http://schemas.openxmlformats.org/wordprocessingml/2006/main" xmlns:w14="http://schemas.microsoft.com/office/word/2010/wordml" xmlns:w15="http://schemas.microsoft.com/office/word/2012/wordml" xmlns:w16cex="http://schemas.microsoft.com/office/word/2018/wordml/cex" xmlns:w16cid="http://schemas.microsoft.com/office/word/2016/wordml/cid" xmlns:w16="http://schemas.microsoft.com/office/word/2018/wordml" xmlns:w16sdtdh="http://schemas.microsoft.com/office/word/2020/wordml/sdtdatahash" xmlns:w16se="http://schemas.microsoft.com/office/word/2015/wordml/symex" xmlns:wpg="http://schemas.microsoft.com/office/word/2010/wordprocessingGroup" xmlns:wpi="http://schemas.microsoft.com/office/word/2010/wordprocessingInk" xmlns:wne="http://schemas.microsoft.com/office/word/2006/wordml" xmlns:wps="http://schemas.microsoft.com/office/word/2010/wordprocessingShape" mc:Ignorable="w14 w15 w16se w16cid w16 w16cex w16sdtdh wp14">
   <w:abstractNum w:abstractNumId="0" w15:restartNumberingAfterBreak="0">
+    <w:nsid w:val="1B096B3C"/>
+    <w:multiLevelType w:val="hybridMultilevel"/>
+    <w:tmpl w:val="41907C98"/>
+    <w:lvl w:ilvl="0" w:tplc="04160001">
+      <w:start w:val="1"/>
+      <w:numFmt w:val="bullet"/>
+      <w:lvlText w:val=""/>
+      <w:lvlJc w:val="left"/>
+      <w:pPr>
+        <w:ind w:left="720" w:hanging="360"/>
+      </w:pPr>
+      <w:rPr>
+        <w:rFonts w:ascii="Symbol" w:hAnsi="Symbol" w:hint="default"/>
+      </w:rPr>
+    </w:lvl>
+    <w:lvl w:ilvl="1" w:tplc="04160003" w:tentative="1">
+      <w:start w:val="1"/>
+      <w:numFmt w:val="bullet"/>
+      <w:lvlText w:val="o"/>
+      <w:lvlJc w:val="left"/>
+      <w:pPr>
+        <w:ind w:left="1440" w:hanging="360"/>
+      </w:pPr>
+      <w:rPr>
+        <w:rFonts w:ascii="Courier New" w:hAnsi="Courier New" w:cs="Courier New" w:hint="default"/>
+      </w:rPr>
+    </w:lvl>
+    <w:lvl w:ilvl="2" w:tplc="04160005" w:tentative="1">
+      <w:start w:val="1"/>
+      <w:numFmt w:val="bullet"/>
+      <w:lvlText w:val=""/>
+      <w:lvlJc w:val="left"/>
+      <w:pPr>
+        <w:ind w:left="2160" w:hanging="360"/>
+      </w:pPr>
+      <w:rPr>
+        <w:rFonts w:ascii="Wingdings" w:hAnsi="Wingdings" w:hint="default"/>
+      </w:rPr>
+    </w:lvl>
+    <w:lvl w:ilvl="3" w:tplc="04160001" w:tentative="1">
+      <w:start w:val="1"/>
+      <w:numFmt w:val="bullet"/>
+      <w:lvlText w:val=""/>
+      <w:lvlJc w:val="left"/>
+      <w:pPr>
+        <w:ind w:left="2880" w:hanging="360"/>
+      </w:pPr>
+      <w:rPr>
+        <w:rFonts w:ascii="Symbol" w:hAnsi="Symbol" w:hint="default"/>
+      </w:rPr>
+    </w:lvl>
+    <w:lvl w:ilvl="4" w:tplc="04160003" w:tentative="1">
+      <w:start w:val="1"/>
+      <w:numFmt w:val="bullet"/>
+      <w:lvlText w:val="o"/>
+      <w:lvlJc w:val="left"/>
+      <w:pPr>
+        <w:ind w:left="3600" w:hanging="360"/>
+      </w:pPr>
+      <w:rPr>
+        <w:rFonts w:ascii="Courier New" w:hAnsi="Courier New" w:cs="Courier New" w:hint="default"/>
+      </w:rPr>
+    </w:lvl>
+    <w:lvl w:ilvl="5" w:tplc="04160005" w:tentative="1">
+      <w:start w:val="1"/>
+      <w:numFmt w:val="bullet"/>
+      <w:lvlText w:val=""/>
+      <w:lvlJc w:val="left"/>
+      <w:pPr>
+        <w:ind w:left="4320" w:hanging="360"/>
+      </w:pPr>
+      <w:rPr>
+        <w:rFonts w:ascii="Wingdings" w:hAnsi="Wingdings" w:hint="default"/>
+      </w:rPr>
+    </w:lvl>
+    <w:lvl w:ilvl="6" w:tplc="04160001" w:tentative="1">
+      <w:start w:val="1"/>
+      <w:numFmt w:val="bullet"/>
+      <w:lvlText w:val=""/>
+      <w:lvlJc w:val="left"/>
+      <w:pPr>
+        <w:ind w:left="5040" w:hanging="360"/>
+      </w:pPr>
+      <w:rPr>
+        <w:rFonts w:ascii="Symbol" w:hAnsi="Symbol" w:hint="default"/>
+      </w:rPr>
+    </w:lvl>
+    <w:lvl w:ilvl="7" w:tplc="04160003" w:tentative="1">
+      <w:start w:val="1"/>
+      <w:numFmt w:val="bullet"/>
+      <w:lvlText w:val="o"/>
+      <w:lvlJc w:val="left"/>
+      <w:pPr>
+        <w:ind w:left="5760" w:hanging="360"/>
+      </w:pPr>
+      <w:rPr>
+        <w:rFonts w:ascii="Courier New" w:hAnsi="Courier New" w:cs="Courier New" w:hint="default"/>
+      </w:rPr>
+    </w:lvl>
+    <w:lvl w:ilvl="8" w:tplc="04160005" w:tentative="1">
+      <w:start w:val="1"/>
+      <w:numFmt w:val="bullet"/>
+      <w:lvlText w:val=""/>
+      <w:lvlJc w:val="left"/>
+      <w:pPr>
+        <w:ind w:left="6480" w:hanging="360"/>
+      </w:pPr>
+      <w:rPr>
+        <w:rFonts w:ascii="Wingdings" w:hAnsi="Wingdings" w:hint="default"/>
+      </w:rPr>
+    </w:lvl>
+  </w:abstractNum>
+  <w:abstractNum w:abstractNumId="1" w15:restartNumberingAfterBreak="0">
     <w:nsid w:val="755F1A02"/>
     <w:multiLevelType w:val="hybridMultilevel"/>
     <w:tmpl w:val="CFC44C02"/>
@@ -874,7 +4687,7 @@
       </w:pPr>
     </w:lvl>
   </w:abstractNum>
-  <w:abstractNum w:abstractNumId="1" w15:restartNumberingAfterBreak="0">
+  <w:abstractNum w:abstractNumId="2" w15:restartNumberingAfterBreak="0">
     <w:nsid w:val="7BEC62AB"/>
     <w:multiLevelType w:val="hybridMultilevel"/>
     <w:tmpl w:val="507645C8"/>
@@ -964,10 +4777,13 @@
     </w:lvl>
   </w:abstractNum>
   <w:num w:numId="1">
-    <w:abstractNumId w:val="0"/>
+    <w:abstractNumId w:val="1"/>
   </w:num>
   <w:num w:numId="2">
-    <w:abstractNumId w:val="1"/>
+    <w:abstractNumId w:val="2"/>
+  </w:num>
+  <w:num w:numId="3">
+    <w:abstractNumId w:val="0"/>
   </w:num>
 </w:numbering>
 </file>
@@ -1409,6 +5225,50 @@
       <w:contextualSpacing/>
     </w:pPr>
   </w:style>
+  <w:style w:type="paragraph" w:styleId="Cabealho">
+    <w:name w:val="header"/>
+    <w:basedOn w:val="Normal"/>
+    <w:link w:val="CabealhoChar"/>
+    <w:uiPriority w:val="99"/>
+    <w:unhideWhenUsed/>
+    <w:rsid w:val="00E51A01"/>
+    <w:pPr>
+      <w:tabs>
+        <w:tab w:val="center" w:pos="4252"/>
+        <w:tab w:val="right" w:pos="8504"/>
+      </w:tabs>
+      <w:spacing w:after="0" w:line="240" w:lineRule="auto"/>
+    </w:pPr>
+  </w:style>
+  <w:style w:type="character" w:customStyle="1" w:styleId="CabealhoChar">
+    <w:name w:val="Cabeçalho Char"/>
+    <w:basedOn w:val="Fontepargpadro"/>
+    <w:link w:val="Cabealho"/>
+    <w:uiPriority w:val="99"/>
+    <w:rsid w:val="00E51A01"/>
+  </w:style>
+  <w:style w:type="paragraph" w:styleId="Rodap">
+    <w:name w:val="footer"/>
+    <w:basedOn w:val="Normal"/>
+    <w:link w:val="RodapChar"/>
+    <w:uiPriority w:val="99"/>
+    <w:unhideWhenUsed/>
+    <w:rsid w:val="00E51A01"/>
+    <w:pPr>
+      <w:tabs>
+        <w:tab w:val="center" w:pos="4252"/>
+        <w:tab w:val="right" w:pos="8504"/>
+      </w:tabs>
+      <w:spacing w:after="0" w:line="240" w:lineRule="auto"/>
+    </w:pPr>
+  </w:style>
+  <w:style w:type="character" w:customStyle="1" w:styleId="RodapChar">
+    <w:name w:val="Rodapé Char"/>
+    <w:basedOn w:val="Fontepargpadro"/>
+    <w:link w:val="Rodap"/>
+    <w:uiPriority w:val="99"/>
+    <w:rsid w:val="00E51A01"/>
+  </w:style>
 </w:styles>
 </file>
 

--- a/doc/Documentação do Aplicativo de Gerenciamento de Limpezas do Senac.docx
+++ b/doc/Documentação do Aplicativo de Gerenciamento de Limpezas do Senac.docx
@@ -47,8 +47,8 @@
           <w:rFonts w:cstheme="minorHAnsi"/>
           <w:b/>
           <w:bCs/>
-          <w:sz w:val="28"/>
-          <w:szCs w:val="28"/>
+          <w:sz w:val="32"/>
+          <w:szCs w:val="32"/>
         </w:rPr>
       </w:pPr>
       <w:r>
@@ -56,8 +56,8 @@
           <w:rFonts w:cstheme="minorHAnsi"/>
           <w:b/>
           <w:bCs/>
-          <w:sz w:val="28"/>
-          <w:szCs w:val="28"/>
+          <w:sz w:val="32"/>
+          <w:szCs w:val="32"/>
         </w:rPr>
         <w:t>Login e autenticação no Aplicativo</w:t>
       </w:r>
@@ -81,7 +81,7 @@
           <w:szCs w:val="24"/>
         </w:rPr>
         <w:drawing>
-          <wp:anchor distT="0" distB="0" distL="114300" distR="114300" simplePos="0" relativeHeight="251653120" behindDoc="0" locked="0" layoutInCell="1" allowOverlap="1" wp14:anchorId="34B9BE5F" wp14:editId="03F34686">
+          <wp:anchor distT="0" distB="0" distL="114300" distR="114300" simplePos="0" relativeHeight="251652096" behindDoc="0" locked="0" layoutInCell="1" allowOverlap="1" wp14:anchorId="34B9BE5F" wp14:editId="088DF304">
             <wp:simplePos x="0" y="0"/>
             <wp:positionH relativeFrom="column">
               <wp:posOffset>-433070</wp:posOffset>
@@ -416,8 +416,8 @@
           <w:rFonts w:cstheme="minorHAnsi"/>
           <w:b/>
           <w:bCs/>
-          <w:sz w:val="28"/>
-          <w:szCs w:val="28"/>
+          <w:sz w:val="32"/>
+          <w:szCs w:val="32"/>
         </w:rPr>
       </w:pPr>
       <w:r>
@@ -425,8 +425,8 @@
           <w:rFonts w:cstheme="minorHAnsi"/>
           <w:b/>
           <w:bCs/>
-          <w:sz w:val="28"/>
-          <w:szCs w:val="28"/>
+          <w:sz w:val="32"/>
+          <w:szCs w:val="32"/>
         </w:rPr>
         <w:t>Funções</w:t>
       </w:r>
@@ -435,8 +435,8 @@
           <w:rFonts w:cstheme="minorHAnsi"/>
           <w:b/>
           <w:bCs/>
-          <w:sz w:val="28"/>
-          <w:szCs w:val="28"/>
+          <w:sz w:val="32"/>
+          <w:szCs w:val="32"/>
         </w:rPr>
         <w:t xml:space="preserve"> disponíveis para </w:t>
       </w:r>
@@ -445,8 +445,8 @@
           <w:rFonts w:cstheme="minorHAnsi"/>
           <w:b/>
           <w:bCs/>
-          <w:sz w:val="28"/>
-          <w:szCs w:val="28"/>
+          <w:sz w:val="32"/>
+          <w:szCs w:val="32"/>
         </w:rPr>
         <w:t>administradores do grupo 2</w:t>
       </w:r>
@@ -582,11 +582,49 @@
           <w:rFonts w:cstheme="minorHAnsi"/>
           <w:b/>
           <w:bCs/>
-          <w:sz w:val="28"/>
-          <w:szCs w:val="28"/>
-        </w:rPr>
-      </w:pPr>
-      <w:r>
+          <w:sz w:val="32"/>
+          <w:szCs w:val="32"/>
+        </w:rPr>
+      </w:pPr>
+      <w:r>
+        <w:rPr>
+          <w:rFonts w:cstheme="minorHAnsi"/>
+          <w:b/>
+          <w:bCs/>
+          <w:sz w:val="32"/>
+          <w:szCs w:val="32"/>
+        </w:rPr>
+        <w:t>Função para Usuários do Grupo 2</w:t>
+      </w:r>
+    </w:p>
+    <w:p>
+      <w:pPr>
+        <w:ind w:left="-709"/>
+        <w:rPr>
+          <w:rFonts w:cstheme="minorHAnsi"/>
+          <w:sz w:val="24"/>
+          <w:szCs w:val="24"/>
+        </w:rPr>
+      </w:pPr>
+      <w:r>
+        <w:rPr>
+          <w:rFonts w:cstheme="minorHAnsi"/>
+          <w:sz w:val="24"/>
+          <w:szCs w:val="24"/>
+        </w:rPr>
+        <w:t>Os usuários do</w:t>
+      </w:r>
+      <w:r>
+        <w:rPr>
+          <w:rFonts w:cstheme="minorHAnsi"/>
+          <w:sz w:val="24"/>
+          <w:szCs w:val="24"/>
+        </w:rPr>
+        <w:t xml:space="preserve"> grupo 2 que não são administradores podem somente marcar a sala com suja.</w:t>
+      </w:r>
+    </w:p>
+    <w:p>
+      <w:pPr>
         <w:rPr>
           <w:rFonts w:cstheme="minorHAnsi"/>
           <w:b/>
@@ -594,73 +632,6 @@
           <w:sz w:val="28"/>
           <w:szCs w:val="28"/>
         </w:rPr>
-        <w:t>Funç</w:t>
-      </w:r>
-      <w:r>
-        <w:rPr>
-          <w:rFonts w:cstheme="minorHAnsi"/>
-          <w:b/>
-          <w:bCs/>
-          <w:sz w:val="28"/>
-          <w:szCs w:val="28"/>
-        </w:rPr>
-        <w:t>ão</w:t>
-      </w:r>
-      <w:r>
-        <w:rPr>
-          <w:rFonts w:cstheme="minorHAnsi"/>
-          <w:b/>
-          <w:bCs/>
-          <w:sz w:val="28"/>
-          <w:szCs w:val="28"/>
-        </w:rPr>
-        <w:t xml:space="preserve"> para Usuários do Grupo </w:t>
-      </w:r>
-      <w:r>
-        <w:rPr>
-          <w:rFonts w:cstheme="minorHAnsi"/>
-          <w:b/>
-          <w:bCs/>
-          <w:sz w:val="28"/>
-          <w:szCs w:val="28"/>
-        </w:rPr>
-        <w:t>2</w:t>
-      </w:r>
-    </w:p>
-    <w:p>
-      <w:pPr>
-        <w:ind w:left="-709"/>
-        <w:rPr>
-          <w:rFonts w:cstheme="minorHAnsi"/>
-          <w:sz w:val="24"/>
-          <w:szCs w:val="24"/>
-        </w:rPr>
-      </w:pPr>
-      <w:r>
-        <w:rPr>
-          <w:rFonts w:cstheme="minorHAnsi"/>
-          <w:sz w:val="24"/>
-          <w:szCs w:val="24"/>
-        </w:rPr>
-        <w:t>Os usuários do</w:t>
-      </w:r>
-      <w:r>
-        <w:rPr>
-          <w:rFonts w:cstheme="minorHAnsi"/>
-          <w:sz w:val="24"/>
-          <w:szCs w:val="24"/>
-        </w:rPr>
-        <w:t xml:space="preserve"> grupo 2 que não são administradores podem somente marcar a sala com suja.</w:t>
-      </w:r>
-    </w:p>
-    <w:p>
-      <w:pPr>
-        <w:ind w:left="-709"/>
-        <w:rPr>
-          <w:rFonts w:cstheme="minorHAnsi"/>
-          <w:sz w:val="24"/>
-          <w:szCs w:val="24"/>
-        </w:rPr>
       </w:pPr>
     </w:p>
     <w:p>
@@ -668,14 +639,14 @@
         <w:pStyle w:val="PargrafodaLista"/>
         <w:numPr>
           <w:ilvl w:val="0"/>
-          <w:numId w:val="2"/>
+          <w:numId w:val="4"/>
         </w:numPr>
         <w:rPr>
           <w:rFonts w:cstheme="minorHAnsi"/>
           <w:b/>
           <w:bCs/>
-          <w:sz w:val="28"/>
-          <w:szCs w:val="28"/>
+          <w:sz w:val="30"/>
+          <w:szCs w:val="30"/>
         </w:rPr>
       </w:pPr>
       <w:r>
@@ -683,8 +654,8 @@
           <w:rFonts w:cstheme="minorHAnsi"/>
           <w:b/>
           <w:bCs/>
-          <w:sz w:val="28"/>
-          <w:szCs w:val="28"/>
+          <w:sz w:val="30"/>
+          <w:szCs w:val="30"/>
         </w:rPr>
         <w:lastRenderedPageBreak/>
         <w:t>Função para Usuários do grupo 1 (Zeladores)</w:t>
@@ -747,14 +718,14 @@
         <w:pStyle w:val="PargrafodaLista"/>
         <w:numPr>
           <w:ilvl w:val="0"/>
-          <w:numId w:val="2"/>
+          <w:numId w:val="4"/>
         </w:numPr>
         <w:rPr>
           <w:rFonts w:cstheme="minorHAnsi"/>
           <w:b/>
           <w:bCs/>
-          <w:sz w:val="28"/>
-          <w:szCs w:val="28"/>
+          <w:sz w:val="30"/>
+          <w:szCs w:val="30"/>
         </w:rPr>
       </w:pPr>
       <w:r>
@@ -762,8 +733,8 @@
           <w:rFonts w:cstheme="minorHAnsi"/>
           <w:b/>
           <w:bCs/>
-          <w:sz w:val="28"/>
-          <w:szCs w:val="28"/>
+          <w:sz w:val="30"/>
+          <w:szCs w:val="30"/>
         </w:rPr>
         <w:t>Função para Todos os usuários de qualquer grupo</w:t>
       </w:r>
@@ -822,11 +793,12 @@
           <w:rFonts w:cstheme="minorHAnsi"/>
           <w:b/>
           <w:bCs/>
+          <w:noProof/>
           <w:sz w:val="32"/>
           <w:szCs w:val="32"/>
         </w:rPr>
         <w:drawing>
-          <wp:anchor distT="0" distB="0" distL="114300" distR="114300" simplePos="0" relativeHeight="251654144" behindDoc="0" locked="0" layoutInCell="1" allowOverlap="1" wp14:anchorId="4781EB8D" wp14:editId="26E52BAB">
+          <wp:anchor distT="0" distB="0" distL="114300" distR="114300" simplePos="0" relativeHeight="251653120" behindDoc="0" locked="0" layoutInCell="1" allowOverlap="1" wp14:anchorId="4781EB8D" wp14:editId="48B0A6D0">
             <wp:simplePos x="0" y="0"/>
             <wp:positionH relativeFrom="margin">
               <wp:posOffset>-584835</wp:posOffset>
@@ -935,7 +907,7 @@
         <mc:AlternateContent>
           <mc:Choice Requires="wps">
             <w:drawing>
-              <wp:anchor distT="0" distB="0" distL="114300" distR="114300" simplePos="0" relativeHeight="251656192" behindDoc="0" locked="0" layoutInCell="1" allowOverlap="1" wp14:anchorId="43D628B3" wp14:editId="40C9004F">
+              <wp:anchor distT="0" distB="0" distL="114300" distR="114300" simplePos="0" relativeHeight="251655168" behindDoc="0" locked="0" layoutInCell="1" allowOverlap="1" wp14:anchorId="43D628B3" wp14:editId="3BFC428B">
                 <wp:simplePos x="0" y="0"/>
                 <wp:positionH relativeFrom="column">
                   <wp:posOffset>1678305</wp:posOffset>
@@ -997,7 +969,7 @@
           </mc:Choice>
           <mc:Fallback>
             <w:pict>
-              <v:shapetype w14:anchorId="04066401" id="_x0000_t67" coordsize="21600,21600" o:spt="67" adj="16200,5400" path="m0@0l@1@0@1,0@2,0@2@0,21600@0,10800,21600xe">
+              <v:shapetype w14:anchorId="65BE3B84" id="_x0000_t67" coordsize="21600,21600" o:spt="67" adj="16200,5400" path="m0@0l@1@0@1,0@2,0@2@0,21600@0,10800,21600xe">
                 <v:stroke joinstyle="miter"/>
                 <v:formulas>
                   <v:f eqn="val #0"/>
@@ -1013,7 +985,7 @@
                   <v:h position="#1,#0" xrange="0,10800" yrange="0,21600"/>
                 </v:handles>
               </v:shapetype>
-              <v:shape id="Seta: para Baixo 4" o:spid="_x0000_s1026" type="#_x0000_t67" style="position:absolute;margin-left:132.15pt;margin-top:27.95pt;width:18.9pt;height:38.1pt;rotation:90;z-index:251656192;visibility:visible;mso-wrap-style:square;mso-width-percent:0;mso-height-percent:0;mso-wrap-distance-left:9pt;mso-wrap-distance-top:0;mso-wrap-distance-right:9pt;mso-wrap-distance-bottom:0;mso-position-horizontal:absolute;mso-position-horizontal-relative:text;mso-position-vertical:absolute;mso-position-vertical-relative:text;mso-width-percent:0;mso-height-percent:0;mso-width-relative:margin;mso-height-relative:margin;v-text-anchor:middle" o:gfxdata="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" adj="16243" fillcolor="#4472c4 [3204]" strokecolor="#1f3763 [1604]" strokeweight="1pt"/>
+              <v:shape id="Seta: para Baixo 4" o:spid="_x0000_s1026" type="#_x0000_t67" style="position:absolute;margin-left:132.15pt;margin-top:27.95pt;width:18.9pt;height:38.1pt;rotation:90;z-index:251655168;visibility:visible;mso-wrap-style:square;mso-width-percent:0;mso-height-percent:0;mso-wrap-distance-left:9pt;mso-wrap-distance-top:0;mso-wrap-distance-right:9pt;mso-wrap-distance-bottom:0;mso-position-horizontal:absolute;mso-position-horizontal-relative:text;mso-position-vertical:absolute;mso-position-vertical-relative:text;mso-width-percent:0;mso-height-percent:0;mso-width-relative:margin;mso-height-relative:margin;v-text-anchor:middle" o:gfxdata="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" adj="16243" fillcolor="#4472c4 [3204]" strokecolor="#1f3763 [1604]" strokeweight="1pt"/>
             </w:pict>
           </mc:Fallback>
         </mc:AlternateContent>
@@ -1042,7 +1014,7 @@
         <mc:AlternateContent>
           <mc:Choice Requires="wps">
             <w:drawing>
-              <wp:anchor distT="0" distB="0" distL="114300" distR="114300" simplePos="0" relativeHeight="251657216" behindDoc="0" locked="0" layoutInCell="1" allowOverlap="1" wp14:anchorId="30483429" wp14:editId="7A1DB196">
+              <wp:anchor distT="0" distB="0" distL="114300" distR="114300" simplePos="0" relativeHeight="251656192" behindDoc="0" locked="0" layoutInCell="1" allowOverlap="1" wp14:anchorId="30483429" wp14:editId="5791A530">
                 <wp:simplePos x="0" y="0"/>
                 <wp:positionH relativeFrom="column">
                   <wp:posOffset>2066925</wp:posOffset>
@@ -1085,8 +1057,8 @@
                                 <w:bCs/>
                                 <w:i/>
                                 <w:iCs/>
-                                <w:sz w:val="24"/>
-                                <w:szCs w:val="24"/>
+                                <w:sz w:val="28"/>
+                                <w:szCs w:val="28"/>
                               </w:rPr>
                             </w:pPr>
                             <w:r>
@@ -1095,8 +1067,8 @@
                                 <w:bCs/>
                                 <w:i/>
                                 <w:iCs/>
-                                <w:sz w:val="24"/>
-                                <w:szCs w:val="24"/>
+                                <w:sz w:val="28"/>
+                                <w:szCs w:val="28"/>
                               </w:rPr>
                               <w:t xml:space="preserve">Menu com as funcionalidades do administrador </w:t>
                             </w:r>
@@ -1106,8 +1078,8 @@
                                 <w:bCs/>
                                 <w:i/>
                                 <w:iCs/>
-                                <w:sz w:val="24"/>
-                                <w:szCs w:val="24"/>
+                                <w:sz w:val="28"/>
+                                <w:szCs w:val="28"/>
                               </w:rPr>
                               <w:t>em relação as salas.</w:t>
                             </w:r>
@@ -1132,7 +1104,7 @@
                 <v:stroke joinstyle="miter"/>
                 <v:path gradientshapeok="t" o:connecttype="rect"/>
               </v:shapetype>
-              <v:shape id="Caixa de Texto 5" o:spid="_x0000_s1026" type="#_x0000_t202" style="position:absolute;left:0;text-align:left;margin-left:162.75pt;margin-top:3.4pt;width:235.2pt;height:70.8pt;z-index:251657216;visibility:visible;mso-wrap-style:square;mso-wrap-distance-left:9pt;mso-wrap-distance-top:0;mso-wrap-distance-right:9pt;mso-wrap-distance-bottom:0;mso-position-horizontal:absolute;mso-position-horizontal-relative:text;mso-position-vertical:absolute;mso-position-vertical-relative:text;v-text-anchor:top" o:gfxdata="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" fillcolor="white [3201]" strokecolor="white [3212]" strokeweight=".5pt">
+              <v:shape id="Caixa de Texto 5" o:spid="_x0000_s1026" type="#_x0000_t202" style="position:absolute;left:0;text-align:left;margin-left:162.75pt;margin-top:3.4pt;width:235.2pt;height:70.8pt;z-index:251656192;visibility:visible;mso-wrap-style:square;mso-wrap-distance-left:9pt;mso-wrap-distance-top:0;mso-wrap-distance-right:9pt;mso-wrap-distance-bottom:0;mso-position-horizontal:absolute;mso-position-horizontal-relative:text;mso-position-vertical:absolute;mso-position-vertical-relative:text;v-text-anchor:top" o:gfxdata="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" fillcolor="white [3201]" strokecolor="white [3212]" strokeweight=".5pt">
                 <v:textbox>
                   <w:txbxContent>
                     <w:p>
@@ -1142,8 +1114,8 @@
                           <w:bCs/>
                           <w:i/>
                           <w:iCs/>
-                          <w:sz w:val="24"/>
-                          <w:szCs w:val="24"/>
+                          <w:sz w:val="28"/>
+                          <w:szCs w:val="28"/>
                         </w:rPr>
                       </w:pPr>
                       <w:r>
@@ -1152,8 +1124,8 @@
                           <w:bCs/>
                           <w:i/>
                           <w:iCs/>
-                          <w:sz w:val="24"/>
-                          <w:szCs w:val="24"/>
+                          <w:sz w:val="28"/>
+                          <w:szCs w:val="28"/>
                         </w:rPr>
                         <w:t xml:space="preserve">Menu com as funcionalidades do administrador </w:t>
                       </w:r>
@@ -1163,8 +1135,8 @@
                           <w:bCs/>
                           <w:i/>
                           <w:iCs/>
-                          <w:sz w:val="24"/>
-                          <w:szCs w:val="24"/>
+                          <w:sz w:val="28"/>
+                          <w:szCs w:val="28"/>
                         </w:rPr>
                         <w:t>em relação as salas.</w:t>
                       </w:r>
@@ -1282,12 +1254,13 @@
       <w:r>
         <w:rPr>
           <w:rFonts w:cstheme="minorHAnsi"/>
+          <w:noProof/>
           <w:sz w:val="32"/>
           <w:szCs w:val="32"/>
         </w:rPr>
         <w:lastRenderedPageBreak/>
         <w:drawing>
-          <wp:anchor distT="0" distB="0" distL="114300" distR="114300" simplePos="0" relativeHeight="251658240" behindDoc="0" locked="0" layoutInCell="1" allowOverlap="1" wp14:anchorId="714511DC" wp14:editId="5F58C680">
+          <wp:anchor distT="0" distB="0" distL="114300" distR="114300" simplePos="0" relativeHeight="251657216" behindDoc="0" locked="0" layoutInCell="1" allowOverlap="1" wp14:anchorId="714511DC" wp14:editId="097B0259">
             <wp:simplePos x="0" y="0"/>
             <wp:positionH relativeFrom="column">
               <wp:posOffset>-691515</wp:posOffset>
@@ -1352,7 +1325,7 @@
         <mc:AlternateContent>
           <mc:Choice Requires="wps">
             <w:drawing>
-              <wp:anchor distT="0" distB="0" distL="114300" distR="114300" simplePos="0" relativeHeight="251660288" behindDoc="0" locked="0" layoutInCell="1" allowOverlap="1" wp14:anchorId="5AA04EBF" wp14:editId="0A53D39D">
+              <wp:anchor distT="0" distB="0" distL="114300" distR="114300" simplePos="0" relativeHeight="251659264" behindDoc="0" locked="0" layoutInCell="1" allowOverlap="1" wp14:anchorId="5AA04EBF" wp14:editId="4F15D6FD">
                 <wp:simplePos x="0" y="0"/>
                 <wp:positionH relativeFrom="column">
                   <wp:posOffset>3449955</wp:posOffset>
@@ -1393,8 +1366,8 @@
                                 <w:bCs/>
                                 <w:i/>
                                 <w:iCs/>
-                                <w:sz w:val="24"/>
-                                <w:szCs w:val="24"/>
+                                <w:sz w:val="28"/>
+                                <w:szCs w:val="28"/>
                               </w:rPr>
                             </w:pPr>
                             <w:r>
@@ -1403,8 +1376,8 @@
                                 <w:bCs/>
                                 <w:i/>
                                 <w:iCs/>
-                                <w:sz w:val="24"/>
-                                <w:szCs w:val="24"/>
+                                <w:sz w:val="28"/>
+                                <w:szCs w:val="28"/>
                               </w:rPr>
                               <w:t xml:space="preserve">Funcionalidades do administrador: </w:t>
                             </w:r>
@@ -1421,8 +1394,8 @@
                                 <w:bCs/>
                                 <w:i/>
                                 <w:iCs/>
-                                <w:sz w:val="24"/>
-                                <w:szCs w:val="24"/>
+                                <w:sz w:val="28"/>
+                                <w:szCs w:val="28"/>
                               </w:rPr>
                             </w:pPr>
                             <w:r>
@@ -1431,8 +1404,8 @@
                                 <w:bCs/>
                                 <w:i/>
                                 <w:iCs/>
-                                <w:sz w:val="24"/>
-                                <w:szCs w:val="24"/>
+                                <w:sz w:val="28"/>
+                                <w:szCs w:val="28"/>
                               </w:rPr>
                               <w:t>Deletar Sala</w:t>
                             </w:r>
@@ -1449,8 +1422,8 @@
                                 <w:bCs/>
                                 <w:i/>
                                 <w:iCs/>
-                                <w:sz w:val="24"/>
-                                <w:szCs w:val="24"/>
+                                <w:sz w:val="28"/>
+                                <w:szCs w:val="28"/>
                               </w:rPr>
                             </w:pPr>
                             <w:r>
@@ -1459,8 +1432,8 @@
                                 <w:bCs/>
                                 <w:i/>
                                 <w:iCs/>
-                                <w:sz w:val="24"/>
-                                <w:szCs w:val="24"/>
+                                <w:sz w:val="28"/>
+                                <w:szCs w:val="28"/>
                               </w:rPr>
                               <w:t>Editar Sala</w:t>
                             </w:r>
@@ -1477,8 +1450,8 @@
                                 <w:bCs/>
                                 <w:i/>
                                 <w:iCs/>
-                                <w:sz w:val="24"/>
-                                <w:szCs w:val="24"/>
+                                <w:sz w:val="28"/>
+                                <w:szCs w:val="28"/>
                               </w:rPr>
                             </w:pPr>
                             <w:r>
@@ -1487,8 +1460,8 @@
                                 <w:bCs/>
                                 <w:i/>
                                 <w:iCs/>
-                                <w:sz w:val="24"/>
-                                <w:szCs w:val="24"/>
+                                <w:sz w:val="28"/>
+                                <w:szCs w:val="28"/>
                               </w:rPr>
                               <w:t>Marcar Sala como Suja (caso o administrador esteja no grupo 2)</w:t>
                             </w:r>
@@ -1505,8 +1478,8 @@
                                 <w:bCs/>
                                 <w:i/>
                                 <w:iCs/>
-                                <w:sz w:val="24"/>
-                                <w:szCs w:val="24"/>
+                                <w:sz w:val="28"/>
+                                <w:szCs w:val="28"/>
                               </w:rPr>
                             </w:pPr>
                             <w:r>
@@ -1515,8 +1488,8 @@
                                 <w:bCs/>
                                 <w:i/>
                                 <w:iCs/>
-                                <w:sz w:val="24"/>
-                                <w:szCs w:val="24"/>
+                                <w:sz w:val="28"/>
+                                <w:szCs w:val="28"/>
                               </w:rPr>
                               <w:t>Limpar sala (caso o administrador esteja no grupo 1)</w:t>
                             </w:r>
@@ -1537,7 +1510,7 @@
           </mc:Choice>
           <mc:Fallback>
             <w:pict>
-              <v:shape w14:anchorId="5AA04EBF" id="Caixa de Texto 8" o:spid="_x0000_s1027" type="#_x0000_t202" style="position:absolute;left:0;text-align:left;margin-left:271.65pt;margin-top:16.25pt;width:218.4pt;height:210pt;z-index:251660288;visibility:visible;mso-wrap-style:square;mso-wrap-distance-left:9pt;mso-wrap-distance-top:0;mso-wrap-distance-right:9pt;mso-wrap-distance-bottom:0;mso-position-horizontal:absolute;mso-position-horizontal-relative:text;mso-position-vertical:absolute;mso-position-vertical-relative:text;v-text-anchor:top" o:gfxdata="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" fillcolor="white [3201]" stroked="f" strokeweight=".5pt">
+              <v:shape w14:anchorId="5AA04EBF" id="Caixa de Texto 8" o:spid="_x0000_s1027" type="#_x0000_t202" style="position:absolute;left:0;text-align:left;margin-left:271.65pt;margin-top:16.25pt;width:218.4pt;height:210pt;z-index:251659264;visibility:visible;mso-wrap-style:square;mso-wrap-distance-left:9pt;mso-wrap-distance-top:0;mso-wrap-distance-right:9pt;mso-wrap-distance-bottom:0;mso-position-horizontal:absolute;mso-position-horizontal-relative:text;mso-position-vertical:absolute;mso-position-vertical-relative:text;v-text-anchor:top" o:gfxdata="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" fillcolor="white [3201]" stroked="f" strokeweight=".5pt">
                 <v:textbox>
                   <w:txbxContent>
                     <w:p>
@@ -1547,8 +1520,8 @@
                           <w:bCs/>
                           <w:i/>
                           <w:iCs/>
-                          <w:sz w:val="24"/>
-                          <w:szCs w:val="24"/>
+                          <w:sz w:val="28"/>
+                          <w:szCs w:val="28"/>
                         </w:rPr>
                       </w:pPr>
                       <w:r>
@@ -1557,8 +1530,8 @@
                           <w:bCs/>
                           <w:i/>
                           <w:iCs/>
-                          <w:sz w:val="24"/>
-                          <w:szCs w:val="24"/>
+                          <w:sz w:val="28"/>
+                          <w:szCs w:val="28"/>
                         </w:rPr>
                         <w:t xml:space="preserve">Funcionalidades do administrador: </w:t>
                       </w:r>
@@ -1575,8 +1548,8 @@
                           <w:bCs/>
                           <w:i/>
                           <w:iCs/>
-                          <w:sz w:val="24"/>
-                          <w:szCs w:val="24"/>
+                          <w:sz w:val="28"/>
+                          <w:szCs w:val="28"/>
                         </w:rPr>
                       </w:pPr>
                       <w:r>
@@ -1585,8 +1558,8 @@
                           <w:bCs/>
                           <w:i/>
                           <w:iCs/>
-                          <w:sz w:val="24"/>
-                          <w:szCs w:val="24"/>
+                          <w:sz w:val="28"/>
+                          <w:szCs w:val="28"/>
                         </w:rPr>
                         <w:t>Deletar Sala</w:t>
                       </w:r>
@@ -1603,8 +1576,8 @@
                           <w:bCs/>
                           <w:i/>
                           <w:iCs/>
-                          <w:sz w:val="24"/>
-                          <w:szCs w:val="24"/>
+                          <w:sz w:val="28"/>
+                          <w:szCs w:val="28"/>
                         </w:rPr>
                       </w:pPr>
                       <w:r>
@@ -1613,8 +1586,8 @@
                           <w:bCs/>
                           <w:i/>
                           <w:iCs/>
-                          <w:sz w:val="24"/>
-                          <w:szCs w:val="24"/>
+                          <w:sz w:val="28"/>
+                          <w:szCs w:val="28"/>
                         </w:rPr>
                         <w:t>Editar Sala</w:t>
                       </w:r>
@@ -1631,8 +1604,8 @@
                           <w:bCs/>
                           <w:i/>
                           <w:iCs/>
-                          <w:sz w:val="24"/>
-                          <w:szCs w:val="24"/>
+                          <w:sz w:val="28"/>
+                          <w:szCs w:val="28"/>
                         </w:rPr>
                       </w:pPr>
                       <w:r>
@@ -1641,8 +1614,8 @@
                           <w:bCs/>
                           <w:i/>
                           <w:iCs/>
-                          <w:sz w:val="24"/>
-                          <w:szCs w:val="24"/>
+                          <w:sz w:val="28"/>
+                          <w:szCs w:val="28"/>
                         </w:rPr>
                         <w:t>Marcar Sala como Suja (caso o administrador esteja no grupo 2)</w:t>
                       </w:r>
@@ -1659,8 +1632,8 @@
                           <w:bCs/>
                           <w:i/>
                           <w:iCs/>
-                          <w:sz w:val="24"/>
-                          <w:szCs w:val="24"/>
+                          <w:sz w:val="28"/>
+                          <w:szCs w:val="28"/>
                         </w:rPr>
                       </w:pPr>
                       <w:r>
@@ -1669,8 +1642,8 @@
                           <w:bCs/>
                           <w:i/>
                           <w:iCs/>
-                          <w:sz w:val="24"/>
-                          <w:szCs w:val="24"/>
+                          <w:sz w:val="28"/>
+                          <w:szCs w:val="28"/>
                         </w:rPr>
                         <w:t>Limpar sala (caso o administrador esteja no grupo 1)</w:t>
                       </w:r>
@@ -1719,7 +1692,7 @@
         <mc:AlternateContent>
           <mc:Choice Requires="wps">
             <w:drawing>
-              <wp:anchor distT="0" distB="0" distL="114300" distR="114300" simplePos="0" relativeHeight="251659264" behindDoc="0" locked="0" layoutInCell="1" allowOverlap="1" wp14:anchorId="6536BF66" wp14:editId="02DB99F3">
+              <wp:anchor distT="0" distB="0" distL="114300" distR="114300" simplePos="0" relativeHeight="251658240" behindDoc="0" locked="0" layoutInCell="1" allowOverlap="1" wp14:anchorId="6536BF66" wp14:editId="13E58CC4">
                 <wp:simplePos x="0" y="0"/>
                 <wp:positionH relativeFrom="column">
                   <wp:posOffset>2691765</wp:posOffset>
@@ -1781,7 +1754,7 @@
           </mc:Choice>
           <mc:Fallback>
             <w:pict>
-              <v:shapetype w14:anchorId="0020F099" id="_x0000_t66" coordsize="21600,21600" o:spt="66" adj="5400,5400" path="m@0,l@0@1,21600@1,21600@2@0@2@0,21600,,10800xe">
+              <v:shapetype w14:anchorId="4E2EF693" id="_x0000_t66" coordsize="21600,21600" o:spt="66" adj="5400,5400" path="m@0,l@0@1,21600@1,21600@2@0@2@0,21600,,10800xe">
                 <v:stroke joinstyle="miter"/>
                 <v:formulas>
                   <v:f eqn="val #0"/>
@@ -1795,7 +1768,7 @@
                   <v:h position="#0,#1" xrange="0,21600" yrange="0,10800"/>
                 </v:handles>
               </v:shapetype>
-              <v:shape id="Seta: para a Esquerda 7" o:spid="_x0000_s1026" type="#_x0000_t66" style="position:absolute;margin-left:211.95pt;margin-top:6.4pt;width:59.7pt;height:14.7pt;z-index:251659264;visibility:visible;mso-wrap-style:square;mso-width-percent:0;mso-height-percent:0;mso-wrap-distance-left:9pt;mso-wrap-distance-top:0;mso-wrap-distance-right:9pt;mso-wrap-distance-bottom:0;mso-position-horizontal:absolute;mso-position-horizontal-relative:text;mso-position-vertical:absolute;mso-position-vertical-relative:text;mso-width-percent:0;mso-height-percent:0;mso-width-relative:margin;mso-height-relative:margin;v-text-anchor:middle" o:gfxdata="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" adj="2659" fillcolor="#4472c4 [3204]" strokecolor="#1f3763 [1604]" strokeweight="1pt"/>
+              <v:shape id="Seta: para a Esquerda 7" o:spid="_x0000_s1026" type="#_x0000_t66" style="position:absolute;margin-left:211.95pt;margin-top:6.4pt;width:59.7pt;height:14.7pt;z-index:251658240;visibility:visible;mso-wrap-style:square;mso-width-percent:0;mso-height-percent:0;mso-wrap-distance-left:9pt;mso-wrap-distance-top:0;mso-wrap-distance-right:9pt;mso-wrap-distance-bottom:0;mso-position-horizontal:absolute;mso-position-horizontal-relative:text;mso-position-vertical:absolute;mso-position-vertical-relative:text;mso-width-percent:0;mso-height-percent:0;mso-width-relative:margin;mso-height-relative:margin;v-text-anchor:middle" o:gfxdata="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" adj="2659" fillcolor="#4472c4 [3204]" strokecolor="#1f3763 [1604]" strokeweight="1pt"/>
             </w:pict>
           </mc:Fallback>
         </mc:AlternateContent>
@@ -1848,11 +1821,12 @@
       <w:r>
         <w:rPr>
           <w:rFonts w:cstheme="minorHAnsi"/>
+          <w:noProof/>
           <w:sz w:val="32"/>
           <w:szCs w:val="32"/>
         </w:rPr>
         <w:drawing>
-          <wp:anchor distT="0" distB="0" distL="114300" distR="114300" simplePos="0" relativeHeight="251661312" behindDoc="0" locked="0" layoutInCell="1" allowOverlap="1" wp14:anchorId="3B0429CD" wp14:editId="203341E3">
+          <wp:anchor distT="0" distB="0" distL="114300" distR="114300" simplePos="0" relativeHeight="251660288" behindDoc="0" locked="0" layoutInCell="1" allowOverlap="1" wp14:anchorId="3B0429CD" wp14:editId="68560169">
             <wp:simplePos x="0" y="0"/>
             <wp:positionH relativeFrom="margin">
               <wp:posOffset>-287655</wp:posOffset>
@@ -1938,7 +1912,7 @@
         <mc:AlternateContent>
           <mc:Choice Requires="wps">
             <w:drawing>
-              <wp:anchor distT="0" distB="0" distL="114300" distR="114300" simplePos="0" relativeHeight="251663360" behindDoc="0" locked="0" layoutInCell="1" allowOverlap="1" wp14:anchorId="7197376D" wp14:editId="4920C96A">
+              <wp:anchor distT="0" distB="0" distL="114300" distR="114300" simplePos="0" relativeHeight="251662336" behindDoc="0" locked="0" layoutInCell="1" allowOverlap="1" wp14:anchorId="7197376D" wp14:editId="4680FA8D">
                 <wp:simplePos x="0" y="0"/>
                 <wp:positionH relativeFrom="column">
                   <wp:posOffset>3316605</wp:posOffset>
@@ -2002,8 +1976,8 @@
                                 <w:bCs/>
                                 <w:i/>
                                 <w:iCs/>
-                                <w:sz w:val="24"/>
-                                <w:szCs w:val="24"/>
+                                <w:sz w:val="28"/>
+                                <w:szCs w:val="28"/>
                               </w:rPr>
                             </w:pPr>
                             <w:r>
@@ -2012,8 +1986,8 @@
                                 <w:bCs/>
                                 <w:i/>
                                 <w:iCs/>
-                                <w:sz w:val="24"/>
-                                <w:szCs w:val="24"/>
+                                <w:sz w:val="28"/>
+                                <w:szCs w:val="28"/>
                               </w:rPr>
                               <w:t xml:space="preserve">Ao clicar na opção de editar, será exibido um modal na tela do administrador com as atuais informações da sala selecionada e o botão de atualizar para alterar as informações </w:t>
                             </w:r>
@@ -2023,8 +1997,8 @@
                                 <w:bCs/>
                                 <w:i/>
                                 <w:iCs/>
-                                <w:sz w:val="24"/>
-                                <w:szCs w:val="24"/>
+                                <w:sz w:val="28"/>
+                                <w:szCs w:val="28"/>
                               </w:rPr>
                               <w:t>presente na sala e o botão de cancelar para cancelar o procedimento.</w:t>
                             </w:r>
@@ -2045,7 +2019,7 @@
           </mc:Choice>
           <mc:Fallback>
             <w:pict>
-              <v:shape w14:anchorId="7197376D" id="Caixa de Texto 11" o:spid="_x0000_s1028" type="#_x0000_t202" style="position:absolute;margin-left:261.15pt;margin-top:.9pt;width:218.4pt;height:210pt;z-index:251663360;visibility:visible;mso-wrap-style:square;mso-wrap-distance-left:9pt;mso-wrap-distance-top:0;mso-wrap-distance-right:9pt;mso-wrap-distance-bottom:0;mso-position-horizontal:absolute;mso-position-horizontal-relative:text;mso-position-vertical:absolute;mso-position-vertical-relative:text;v-text-anchor:top" o:gfxdata="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" fillcolor="white [3201]" stroked="f" strokeweight=".5pt">
+              <v:shape w14:anchorId="7197376D" id="Caixa de Texto 11" o:spid="_x0000_s1028" type="#_x0000_t202" style="position:absolute;margin-left:261.15pt;margin-top:.9pt;width:218.4pt;height:210pt;z-index:251662336;visibility:visible;mso-wrap-style:square;mso-wrap-distance-left:9pt;mso-wrap-distance-top:0;mso-wrap-distance-right:9pt;mso-wrap-distance-bottom:0;mso-position-horizontal:absolute;mso-position-horizontal-relative:text;mso-position-vertical:absolute;mso-position-vertical-relative:text;v-text-anchor:top" o:gfxdata="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" fillcolor="white [3201]" stroked="f" strokeweight=".5pt">
                 <v:textbox>
                   <w:txbxContent>
                     <w:p>
@@ -2078,8 +2052,8 @@
                           <w:bCs/>
                           <w:i/>
                           <w:iCs/>
-                          <w:sz w:val="24"/>
-                          <w:szCs w:val="24"/>
+                          <w:sz w:val="28"/>
+                          <w:szCs w:val="28"/>
                         </w:rPr>
                       </w:pPr>
                       <w:r>
@@ -2088,8 +2062,8 @@
                           <w:bCs/>
                           <w:i/>
                           <w:iCs/>
-                          <w:sz w:val="24"/>
-                          <w:szCs w:val="24"/>
+                          <w:sz w:val="28"/>
+                          <w:szCs w:val="28"/>
                         </w:rPr>
                         <w:t xml:space="preserve">Ao clicar na opção de editar, será exibido um modal na tela do administrador com as atuais informações da sala selecionada e o botão de atualizar para alterar as informações </w:t>
                       </w:r>
@@ -2099,8 +2073,8 @@
                           <w:bCs/>
                           <w:i/>
                           <w:iCs/>
-                          <w:sz w:val="24"/>
-                          <w:szCs w:val="24"/>
+                          <w:sz w:val="28"/>
+                          <w:szCs w:val="28"/>
                         </w:rPr>
                         <w:t>presente na sala e o botão de cancelar para cancelar o procedimento.</w:t>
                       </w:r>
@@ -2148,7 +2122,7 @@
         <mc:AlternateContent>
           <mc:Choice Requires="wps">
             <w:drawing>
-              <wp:anchor distT="0" distB="0" distL="114300" distR="114300" simplePos="0" relativeHeight="251665408" behindDoc="0" locked="0" layoutInCell="1" allowOverlap="1" wp14:anchorId="6B4D9DDE" wp14:editId="1BA435D2">
+              <wp:anchor distT="0" distB="0" distL="114300" distR="114300" simplePos="0" relativeHeight="251664384" behindDoc="0" locked="0" layoutInCell="1" allowOverlap="1" wp14:anchorId="6B4D9DDE" wp14:editId="5D18D228">
                 <wp:simplePos x="0" y="0"/>
                 <wp:positionH relativeFrom="margin">
                   <wp:align>center</wp:align>
@@ -2204,7 +2178,7 @@
           </mc:Choice>
           <mc:Fallback>
             <w:pict>
-              <v:shape w14:anchorId="1F132280" id="Seta: para a Esquerda 12" o:spid="_x0000_s1026" type="#_x0000_t66" style="position:absolute;margin-left:0;margin-top:1.8pt;width:84.6pt;height:16.8pt;z-index:251665408;visibility:visible;mso-wrap-style:square;mso-wrap-distance-left:9pt;mso-wrap-distance-top:0;mso-wrap-distance-right:9pt;mso-wrap-distance-bottom:0;mso-position-horizontal:center;mso-position-horizontal-relative:margin;mso-position-vertical:absolute;mso-position-vertical-relative:text;v-text-anchor:middle" o:gfxdata="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" adj="2145" fillcolor="#4472c4 [3204]" strokecolor="#1f3763 [1604]" strokeweight="1pt">
+              <v:shape w14:anchorId="2DEAAD77" id="Seta: para a Esquerda 12" o:spid="_x0000_s1026" type="#_x0000_t66" style="position:absolute;margin-left:0;margin-top:1.8pt;width:84.6pt;height:16.8pt;z-index:251664384;visibility:visible;mso-wrap-style:square;mso-wrap-distance-left:9pt;mso-wrap-distance-top:0;mso-wrap-distance-right:9pt;mso-wrap-distance-bottom:0;mso-position-horizontal:center;mso-position-horizontal-relative:margin;mso-position-vertical:absolute;mso-position-vertical-relative:text;v-text-anchor:middle" o:gfxdata="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" adj="2145" fillcolor="#4472c4 [3204]" strokecolor="#1f3763 [1604]" strokeweight="1pt">
                 <w10:wrap anchorx="margin"/>
               </v:shape>
             </w:pict>
@@ -2257,7 +2231,7 @@
         <mc:AlternateContent>
           <mc:Choice Requires="wps">
             <w:drawing>
-              <wp:anchor distT="0" distB="0" distL="114300" distR="114300" simplePos="0" relativeHeight="251666432" behindDoc="0" locked="0" layoutInCell="1" allowOverlap="1" wp14:anchorId="7B766BA2" wp14:editId="284D9E78">
+              <wp:anchor distT="0" distB="0" distL="114300" distR="114300" simplePos="0" relativeHeight="251665408" behindDoc="0" locked="0" layoutInCell="1" allowOverlap="1" wp14:anchorId="7B766BA2" wp14:editId="1C4327B1">
                 <wp:simplePos x="0" y="0"/>
                 <wp:positionH relativeFrom="column">
                   <wp:posOffset>1137285</wp:posOffset>
@@ -2314,7 +2288,7 @@
           </mc:Choice>
           <mc:Fallback>
             <w:pict>
-              <v:oval w14:anchorId="14B53039" id="Elipse 13" o:spid="_x0000_s1026" style="position:absolute;margin-left:89.55pt;margin-top:3.4pt;width:51.6pt;height:26.4pt;z-index:251666432;visibility:visible;mso-wrap-style:square;mso-wrap-distance-left:9pt;mso-wrap-distance-top:0;mso-wrap-distance-right:9pt;mso-wrap-distance-bottom:0;mso-position-horizontal:absolute;mso-position-horizontal-relative:text;mso-position-vertical:absolute;mso-position-vertical-relative:text;v-text-anchor:middle" o:gfxdata="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" filled="f" strokecolor="#1f3763 [1604]" strokeweight="1pt">
+              <v:oval w14:anchorId="45724789" id="Elipse 13" o:spid="_x0000_s1026" style="position:absolute;margin-left:89.55pt;margin-top:3.4pt;width:51.6pt;height:26.4pt;z-index:251665408;visibility:visible;mso-wrap-style:square;mso-wrap-distance-left:9pt;mso-wrap-distance-top:0;mso-wrap-distance-right:9pt;mso-wrap-distance-bottom:0;mso-position-horizontal:absolute;mso-position-horizontal-relative:text;mso-position-vertical:absolute;mso-position-vertical-relative:text;v-text-anchor:middle" o:gfxdata="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" filled="f" strokecolor="#1f3763 [1604]" strokeweight="1pt">
                 <v:stroke joinstyle="miter"/>
               </v:oval>
             </w:pict>
@@ -2410,12 +2384,13 @@
       <w:r>
         <w:rPr>
           <w:rFonts w:cstheme="minorHAnsi"/>
+          <w:noProof/>
           <w:sz w:val="32"/>
           <w:szCs w:val="32"/>
         </w:rPr>
         <w:lastRenderedPageBreak/>
         <w:drawing>
-          <wp:anchor distT="0" distB="0" distL="114300" distR="114300" simplePos="0" relativeHeight="251652095" behindDoc="0" locked="0" layoutInCell="1" allowOverlap="1" wp14:anchorId="61DB1C7A" wp14:editId="2FC026DC">
+          <wp:anchor distT="0" distB="0" distL="114300" distR="114300" simplePos="0" relativeHeight="251651071" behindDoc="0" locked="0" layoutInCell="1" allowOverlap="1" wp14:anchorId="61DB1C7A" wp14:editId="57567F00">
             <wp:simplePos x="0" y="0"/>
             <wp:positionH relativeFrom="page">
               <wp:posOffset>647700</wp:posOffset>
@@ -2477,7 +2452,7 @@
         <mc:AlternateContent>
           <mc:Choice Requires="wps">
             <w:drawing>
-              <wp:anchor distT="0" distB="0" distL="114300" distR="114300" simplePos="0" relativeHeight="251677696" behindDoc="0" locked="0" layoutInCell="1" allowOverlap="1" wp14:anchorId="7EDD868C" wp14:editId="68147418">
+              <wp:anchor distT="0" distB="0" distL="114300" distR="114300" simplePos="0" relativeHeight="251676672" behindDoc="0" locked="0" layoutInCell="1" allowOverlap="1" wp14:anchorId="7EDD868C" wp14:editId="2C530AB4">
                 <wp:simplePos x="0" y="0"/>
                 <wp:positionH relativeFrom="column">
                   <wp:posOffset>3590925</wp:posOffset>
@@ -2518,8 +2493,8 @@
                                 <w:bCs/>
                                 <w:i/>
                                 <w:iCs/>
-                                <w:sz w:val="24"/>
-                                <w:szCs w:val="24"/>
+                                <w:sz w:val="28"/>
+                                <w:szCs w:val="28"/>
                               </w:rPr>
                             </w:pPr>
                             <w:r>
@@ -2531,18 +2506,7 @@
                                 <w:sz w:val="28"/>
                                 <w:szCs w:val="28"/>
                               </w:rPr>
-                              <w:t>Função</w:t>
-                            </w:r>
-                            <w:r>
-                              <w:rPr>
-                                <w:b/>
-                                <w:bCs/>
-                                <w:i/>
-                                <w:iCs/>
-                                <w:sz w:val="28"/>
-                                <w:szCs w:val="28"/>
-                              </w:rPr>
-                              <w:t xml:space="preserve"> Marcar como Suja</w:t>
+                              <w:t>Função Marcar como Suja</w:t>
                             </w:r>
                             <w:r>
                               <w:rPr>
@@ -2565,16 +2529,6 @@
                                 <w:szCs w:val="28"/>
                               </w:rPr>
                               <w:br/>
-                            </w:r>
-                            <w:r>
-                              <w:rPr>
-                                <w:b/>
-                                <w:bCs/>
-                                <w:i/>
-                                <w:iCs/>
-                                <w:sz w:val="24"/>
-                                <w:szCs w:val="24"/>
-                              </w:rPr>
                               <w:t>Ao clicar na opção marcar como suja, o status da sala irá trocar para Suja.</w:t>
                             </w:r>
                           </w:p>
@@ -2594,7 +2548,7 @@
           </mc:Choice>
           <mc:Fallback>
             <w:pict>
-              <v:shape w14:anchorId="7EDD868C" id="Caixa de Texto 17" o:spid="_x0000_s1029" type="#_x0000_t202" style="position:absolute;left:0;text-align:left;margin-left:282.75pt;margin-top:19.85pt;width:218.4pt;height:158.4pt;z-index:251677696;visibility:visible;mso-wrap-style:square;mso-wrap-distance-left:9pt;mso-wrap-distance-top:0;mso-wrap-distance-right:9pt;mso-wrap-distance-bottom:0;mso-position-horizontal:absolute;mso-position-horizontal-relative:text;mso-position-vertical:absolute;mso-position-vertical-relative:text;v-text-anchor:top" o:gfxdata="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" fillcolor="white [3201]" stroked="f" strokeweight=".5pt">
+              <v:shape w14:anchorId="7EDD868C" id="Caixa de Texto 17" o:spid="_x0000_s1029" type="#_x0000_t202" style="position:absolute;left:0;text-align:left;margin-left:282.75pt;margin-top:19.85pt;width:218.4pt;height:158.4pt;z-index:251676672;visibility:visible;mso-wrap-style:square;mso-wrap-distance-left:9pt;mso-wrap-distance-top:0;mso-wrap-distance-right:9pt;mso-wrap-distance-bottom:0;mso-position-horizontal:absolute;mso-position-horizontal-relative:text;mso-position-vertical:absolute;mso-position-vertical-relative:text;v-text-anchor:top" o:gfxdata="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" fillcolor="white [3201]" stroked="f" strokeweight=".5pt">
                 <v:textbox>
                   <w:txbxContent>
                     <w:p>
@@ -2604,8 +2558,8 @@
                           <w:bCs/>
                           <w:i/>
                           <w:iCs/>
-                          <w:sz w:val="24"/>
-                          <w:szCs w:val="24"/>
+                          <w:sz w:val="28"/>
+                          <w:szCs w:val="28"/>
                         </w:rPr>
                       </w:pPr>
                       <w:r>
@@ -2617,18 +2571,7 @@
                           <w:sz w:val="28"/>
                           <w:szCs w:val="28"/>
                         </w:rPr>
-                        <w:t>Função</w:t>
-                      </w:r>
-                      <w:r>
-                        <w:rPr>
-                          <w:b/>
-                          <w:bCs/>
-                          <w:i/>
-                          <w:iCs/>
-                          <w:sz w:val="28"/>
-                          <w:szCs w:val="28"/>
-                        </w:rPr>
-                        <w:t xml:space="preserve"> Marcar como Suja</w:t>
+                        <w:t>Função Marcar como Suja</w:t>
                       </w:r>
                       <w:r>
                         <w:rPr>
@@ -2651,16 +2594,6 @@
                           <w:szCs w:val="28"/>
                         </w:rPr>
                         <w:br/>
-                      </w:r>
-                      <w:r>
-                        <w:rPr>
-                          <w:b/>
-                          <w:bCs/>
-                          <w:i/>
-                          <w:iCs/>
-                          <w:sz w:val="24"/>
-                          <w:szCs w:val="24"/>
-                        </w:rPr>
                         <w:t>Ao clicar na opção marcar como suja, o status da sala irá trocar para Suja.</w:t>
                       </w:r>
                     </w:p>
@@ -2696,7 +2629,7 @@
         <mc:AlternateContent>
           <mc:Choice Requires="wps">
             <w:drawing>
-              <wp:anchor distT="0" distB="0" distL="114300" distR="114300" simplePos="0" relativeHeight="251676672" behindDoc="0" locked="0" layoutInCell="1" allowOverlap="1" wp14:anchorId="406AC08B" wp14:editId="1AACC145">
+              <wp:anchor distT="0" distB="0" distL="114300" distR="114300" simplePos="0" relativeHeight="251675648" behindDoc="0" locked="0" layoutInCell="1" allowOverlap="1" wp14:anchorId="406AC08B" wp14:editId="08CE5DDB">
                 <wp:simplePos x="0" y="0"/>
                 <wp:positionH relativeFrom="column">
                   <wp:posOffset>2908935</wp:posOffset>
@@ -2752,7 +2685,7 @@
           </mc:Choice>
           <mc:Fallback>
             <w:pict>
-              <v:shape w14:anchorId="74D92DE2" id="Seta: para a Esquerda 16" o:spid="_x0000_s1026" type="#_x0000_t66" style="position:absolute;margin-left:229.05pt;margin-top:15.7pt;width:55.5pt;height:19.2pt;z-index:251676672;visibility:visible;mso-wrap-style:square;mso-wrap-distance-left:9pt;mso-wrap-distance-top:0;mso-wrap-distance-right:9pt;mso-wrap-distance-bottom:0;mso-position-horizontal:absolute;mso-position-horizontal-relative:text;mso-position-vertical:absolute;mso-position-vertical-relative:text;v-text-anchor:middle" o:gfxdata="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" adj="3736" fillcolor="#4472c4 [3204]" strokecolor="#1f3763 [1604]" strokeweight="1pt"/>
+              <v:shape w14:anchorId="2083229C" id="Seta: para a Esquerda 16" o:spid="_x0000_s1026" type="#_x0000_t66" style="position:absolute;margin-left:229.05pt;margin-top:15.7pt;width:55.5pt;height:19.2pt;z-index:251675648;visibility:visible;mso-wrap-style:square;mso-wrap-distance-left:9pt;mso-wrap-distance-top:0;mso-wrap-distance-right:9pt;mso-wrap-distance-bottom:0;mso-position-horizontal:absolute;mso-position-horizontal-relative:text;mso-position-vertical:absolute;mso-position-vertical-relative:text;v-text-anchor:middle" o:gfxdata="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" adj="3736" fillcolor="#4472c4 [3204]" strokecolor="#1f3763 [1604]" strokeweight="1pt"/>
             </w:pict>
           </mc:Fallback>
         </mc:AlternateContent>
@@ -2764,7 +2697,7 @@
         <mc:AlternateContent>
           <mc:Choice Requires="wps">
             <w:drawing>
-              <wp:anchor distT="0" distB="0" distL="114300" distR="114300" simplePos="0" relativeHeight="251678720" behindDoc="0" locked="0" layoutInCell="1" allowOverlap="1" wp14:anchorId="6B8DD794" wp14:editId="0C7B35D9">
+              <wp:anchor distT="0" distB="0" distL="114300" distR="114300" simplePos="0" relativeHeight="251677696" behindDoc="0" locked="0" layoutInCell="1" allowOverlap="1" wp14:anchorId="6B8DD794" wp14:editId="6FF35274">
                 <wp:simplePos x="0" y="0"/>
                 <wp:positionH relativeFrom="column">
                   <wp:posOffset>1221105</wp:posOffset>
@@ -2827,7 +2760,7 @@
           </mc:Choice>
           <mc:Fallback>
             <w:pict>
-              <v:oval w14:anchorId="5075959C" id="Elipse 18" o:spid="_x0000_s1026" style="position:absolute;margin-left:96.15pt;margin-top:12.7pt;width:127.2pt;height:30pt;z-index:251678720;visibility:visible;mso-wrap-style:square;mso-width-percent:0;mso-height-percent:0;mso-wrap-distance-left:9pt;mso-wrap-distance-top:0;mso-wrap-distance-right:9pt;mso-wrap-distance-bottom:0;mso-position-horizontal:absolute;mso-position-horizontal-relative:text;mso-position-vertical:absolute;mso-position-vertical-relative:text;mso-width-percent:0;mso-height-percent:0;mso-width-relative:margin;mso-height-relative:margin;v-text-anchor:middle" o:gfxdata="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" filled="f" strokecolor="#1f3763 [1604]" strokeweight="1pt">
+              <v:oval w14:anchorId="18753515" id="Elipse 18" o:spid="_x0000_s1026" style="position:absolute;margin-left:96.15pt;margin-top:12.7pt;width:127.2pt;height:30pt;z-index:251677696;visibility:visible;mso-wrap-style:square;mso-width-percent:0;mso-height-percent:0;mso-wrap-distance-left:9pt;mso-wrap-distance-top:0;mso-wrap-distance-right:9pt;mso-wrap-distance-bottom:0;mso-position-horizontal:absolute;mso-position-horizontal-relative:text;mso-position-vertical:absolute;mso-position-vertical-relative:text;mso-width-percent:0;mso-height-percent:0;mso-width-relative:margin;mso-height-relative:margin;v-text-anchor:middle" o:gfxdata="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" filled="f" strokecolor="#1f3763 [1604]" strokeweight="1pt">
                 <v:stroke joinstyle="miter"/>
               </v:oval>
             </w:pict>
@@ -2878,7 +2811,7 @@
           <w:szCs w:val="32"/>
         </w:rPr>
         <w:drawing>
-          <wp:anchor distT="0" distB="0" distL="114300" distR="114300" simplePos="0" relativeHeight="251679744" behindDoc="0" locked="0" layoutInCell="1" allowOverlap="1" wp14:anchorId="6DC2E26C" wp14:editId="13085FED">
+          <wp:anchor distT="0" distB="0" distL="114300" distR="114300" simplePos="0" relativeHeight="251678720" behindDoc="0" locked="0" layoutInCell="1" allowOverlap="1" wp14:anchorId="6DC2E26C" wp14:editId="64AF194F">
             <wp:simplePos x="0" y="0"/>
             <wp:positionH relativeFrom="column">
               <wp:posOffset>-440055</wp:posOffset>
@@ -2940,7 +2873,7 @@
         <mc:AlternateContent>
           <mc:Choice Requires="wps">
             <w:drawing>
-              <wp:anchor distT="0" distB="0" distL="114300" distR="114300" simplePos="0" relativeHeight="251681792" behindDoc="0" locked="0" layoutInCell="1" allowOverlap="1" wp14:anchorId="30D9A5EF" wp14:editId="3673F7D5">
+              <wp:anchor distT="0" distB="0" distL="114300" distR="114300" simplePos="0" relativeHeight="251680768" behindDoc="0" locked="0" layoutInCell="1" allowOverlap="1" wp14:anchorId="30D9A5EF" wp14:editId="2C6ADE91">
                 <wp:simplePos x="0" y="0"/>
                 <wp:positionH relativeFrom="column">
                   <wp:posOffset>1481455</wp:posOffset>
@@ -3002,7 +2935,7 @@
           </mc:Choice>
           <mc:Fallback>
             <w:pict>
-              <v:shape w14:anchorId="6F5D4BDA" id="Seta: para a Esquerda 21" o:spid="_x0000_s1026" type="#_x0000_t66" style="position:absolute;margin-left:116.65pt;margin-top:1.55pt;width:46.1pt;height:19.2pt;rotation:-90;z-index:251681792;visibility:visible;mso-wrap-style:square;mso-width-percent:0;mso-height-percent:0;mso-wrap-distance-left:9pt;mso-wrap-distance-top:0;mso-wrap-distance-right:9pt;mso-wrap-distance-bottom:0;mso-position-horizontal:absolute;mso-position-horizontal-relative:text;mso-position-vertical:absolute;mso-position-vertical-relative:text;mso-width-percent:0;mso-height-percent:0;mso-width-relative:margin;mso-height-relative:margin;v-text-anchor:middle" o:gfxdata="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" adj="4496" fillcolor="#4472c4 [3204]" strokecolor="#1f3763 [1604]" strokeweight="1pt"/>
+              <v:shape w14:anchorId="0F4464E3" id="Seta: para a Esquerda 21" o:spid="_x0000_s1026" type="#_x0000_t66" style="position:absolute;margin-left:116.65pt;margin-top:1.55pt;width:46.1pt;height:19.2pt;rotation:-90;z-index:251680768;visibility:visible;mso-wrap-style:square;mso-width-percent:0;mso-height-percent:0;mso-wrap-distance-left:9pt;mso-wrap-distance-top:0;mso-wrap-distance-right:9pt;mso-wrap-distance-bottom:0;mso-position-horizontal:absolute;mso-position-horizontal-relative:text;mso-position-vertical:absolute;mso-position-vertical-relative:text;mso-width-percent:0;mso-height-percent:0;mso-width-relative:margin;mso-height-relative:margin;v-text-anchor:middle" o:gfxdata="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" adj="4496" fillcolor="#4472c4 [3204]" strokecolor="#1f3763 [1604]" strokeweight="1pt"/>
             </w:pict>
           </mc:Fallback>
         </mc:AlternateContent>
@@ -3073,11 +3006,12 @@
       <w:r>
         <w:rPr>
           <w:rFonts w:cstheme="minorHAnsi"/>
+          <w:noProof/>
           <w:sz w:val="32"/>
           <w:szCs w:val="32"/>
         </w:rPr>
         <w:drawing>
-          <wp:anchor distT="0" distB="0" distL="114300" distR="114300" simplePos="0" relativeHeight="251682816" behindDoc="0" locked="0" layoutInCell="1" allowOverlap="1" wp14:anchorId="4C25B7DA" wp14:editId="2C08FEB2">
+          <wp:anchor distT="0" distB="0" distL="114300" distR="114300" simplePos="0" relativeHeight="251681792" behindDoc="0" locked="0" layoutInCell="1" allowOverlap="1" wp14:anchorId="4C25B7DA" wp14:editId="1AE9259D">
             <wp:simplePos x="0" y="0"/>
             <wp:positionH relativeFrom="page">
               <wp:posOffset>845820</wp:posOffset>
@@ -3187,7 +3121,7 @@
         <mc:AlternateContent>
           <mc:Choice Requires="wps">
             <w:drawing>
-              <wp:anchor distT="0" distB="0" distL="114300" distR="114300" simplePos="0" relativeHeight="251685888" behindDoc="0" locked="0" layoutInCell="1" allowOverlap="1" wp14:anchorId="31330727" wp14:editId="0AFB2415">
+              <wp:anchor distT="0" distB="0" distL="114300" distR="114300" simplePos="0" relativeHeight="251684864" behindDoc="0" locked="0" layoutInCell="1" allowOverlap="1" wp14:anchorId="31330727" wp14:editId="7D54AFB4">
                 <wp:simplePos x="0" y="0"/>
                 <wp:positionH relativeFrom="column">
                   <wp:posOffset>3575685</wp:posOffset>
@@ -3263,8 +3197,8 @@
                                 <w:bCs/>
                                 <w:i/>
                                 <w:iCs/>
-                                <w:sz w:val="24"/>
-                                <w:szCs w:val="24"/>
+                                <w:sz w:val="28"/>
+                                <w:szCs w:val="28"/>
                               </w:rPr>
                             </w:pPr>
                             <w:r>
@@ -3273,8 +3207,8 @@
                                 <w:bCs/>
                                 <w:i/>
                                 <w:iCs/>
-                                <w:sz w:val="24"/>
-                                <w:szCs w:val="24"/>
+                                <w:sz w:val="28"/>
+                                <w:szCs w:val="28"/>
                               </w:rPr>
                               <w:t>Gerenciar a lista de usuários no aplicativo e criar novos usuários de acordo com o grupo ao qual irão pertencer.</w:t>
                             </w:r>
@@ -3295,7 +3229,7 @@
           </mc:Choice>
           <mc:Fallback>
             <w:pict>
-              <v:shape w14:anchorId="31330727" id="Caixa de Texto 25" o:spid="_x0000_s1030" type="#_x0000_t202" style="position:absolute;left:0;text-align:left;margin-left:281.55pt;margin-top:.5pt;width:218.4pt;height:158.4pt;z-index:251685888;visibility:visible;mso-wrap-style:square;mso-wrap-distance-left:9pt;mso-wrap-distance-top:0;mso-wrap-distance-right:9pt;mso-wrap-distance-bottom:0;mso-position-horizontal:absolute;mso-position-horizontal-relative:text;mso-position-vertical:absolute;mso-position-vertical-relative:text;v-text-anchor:top" o:gfxdata="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" fillcolor="white [3201]" stroked="f" strokeweight=".5pt">
+              <v:shape w14:anchorId="31330727" id="Caixa de Texto 25" o:spid="_x0000_s1030" type="#_x0000_t202" style="position:absolute;left:0;text-align:left;margin-left:281.55pt;margin-top:.5pt;width:218.4pt;height:158.4pt;z-index:251684864;visibility:visible;mso-wrap-style:square;mso-wrap-distance-left:9pt;mso-wrap-distance-top:0;mso-wrap-distance-right:9pt;mso-wrap-distance-bottom:0;mso-position-horizontal:absolute;mso-position-horizontal-relative:text;mso-position-vertical:absolute;mso-position-vertical-relative:text;v-text-anchor:top" o:gfxdata="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" fillcolor="white [3201]" stroked="f" strokeweight=".5pt">
                 <v:textbox>
                   <w:txbxContent>
                     <w:p>
@@ -3340,8 +3274,8 @@
                           <w:bCs/>
                           <w:i/>
                           <w:iCs/>
-                          <w:sz w:val="24"/>
-                          <w:szCs w:val="24"/>
+                          <w:sz w:val="28"/>
+                          <w:szCs w:val="28"/>
                         </w:rPr>
                       </w:pPr>
                       <w:r>
@@ -3350,8 +3284,8 @@
                           <w:bCs/>
                           <w:i/>
                           <w:iCs/>
-                          <w:sz w:val="24"/>
-                          <w:szCs w:val="24"/>
+                          <w:sz w:val="28"/>
+                          <w:szCs w:val="28"/>
                         </w:rPr>
                         <w:t>Gerenciar a lista de usuários no aplicativo e criar novos usuários de acordo com o grupo ao qual irão pertencer.</w:t>
                       </w:r>
@@ -3373,6 +3307,16 @@
           <w:szCs w:val="32"/>
         </w:rPr>
       </w:pPr>
+    </w:p>
+    <w:p>
+      <w:pPr>
+        <w:ind w:left="-1134"/>
+        <w:rPr>
+          <w:rFonts w:cstheme="minorHAnsi"/>
+          <w:sz w:val="32"/>
+          <w:szCs w:val="32"/>
+        </w:rPr>
+      </w:pPr>
       <w:r>
         <w:rPr>
           <w:rFonts w:cstheme="minorHAnsi"/>
@@ -3383,16 +3327,16 @@
         <mc:AlternateContent>
           <mc:Choice Requires="wps">
             <w:drawing>
-              <wp:anchor distT="0" distB="0" distL="114300" distR="114300" simplePos="0" relativeHeight="251683840" behindDoc="0" locked="0" layoutInCell="1" allowOverlap="1" wp14:anchorId="50F4AA43" wp14:editId="30D8BC20">
+              <wp:anchor distT="0" distB="0" distL="114300" distR="114300" simplePos="0" relativeHeight="251682816" behindDoc="0" locked="0" layoutInCell="1" allowOverlap="1" wp14:anchorId="50F4AA43" wp14:editId="65ED2BD7">
                 <wp:simplePos x="0" y="0"/>
                 <wp:positionH relativeFrom="column">
-                  <wp:posOffset>2245995</wp:posOffset>
+                  <wp:posOffset>2040255</wp:posOffset>
                 </wp:positionH>
                 <wp:positionV relativeFrom="paragraph">
-                  <wp:posOffset>276860</wp:posOffset>
+                  <wp:posOffset>21590</wp:posOffset>
                 </wp:positionV>
                 <wp:extent cx="1440180" cy="228600"/>
-                <wp:effectExtent l="19050" t="19050" r="26670" b="38100"/>
+                <wp:effectExtent l="0" t="19050" r="45720" b="38100"/>
                 <wp:wrapNone/>
                 <wp:docPr id="24" name="Seta: para a Esquerda 24"/>
                 <wp:cNvGraphicFramePr/>
@@ -3401,7 +3345,7 @@
                     <wps:wsp>
                       <wps:cNvSpPr/>
                       <wps:spPr>
-                        <a:xfrm>
+                        <a:xfrm rot="10800000">
                           <a:off x="0" y="0"/>
                           <a:ext cx="1440180" cy="228600"/>
                         </a:xfrm>
@@ -3439,7 +3383,7 @@
           </mc:Choice>
           <mc:Fallback>
             <w:pict>
-              <v:shape w14:anchorId="126A9514" id="Seta: para a Esquerda 24" o:spid="_x0000_s1026" type="#_x0000_t66" style="position:absolute;margin-left:176.85pt;margin-top:21.8pt;width:113.4pt;height:18pt;z-index:251683840;visibility:visible;mso-wrap-style:square;mso-wrap-distance-left:9pt;mso-wrap-distance-top:0;mso-wrap-distance-right:9pt;mso-wrap-distance-bottom:0;mso-position-horizontal:absolute;mso-position-horizontal-relative:text;mso-position-vertical:absolute;mso-position-vertical-relative:text;v-text-anchor:middle" o:gfxdata="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" adj="1714" fillcolor="#4472c4 [3204]" strokecolor="#1f3763 [1604]" strokeweight="1pt"/>
+              <v:shape w14:anchorId="53325639" id="Seta: para a Esquerda 24" o:spid="_x0000_s1026" type="#_x0000_t66" style="position:absolute;margin-left:160.65pt;margin-top:1.7pt;width:113.4pt;height:18pt;rotation:180;z-index:251682816;visibility:visible;mso-wrap-style:square;mso-wrap-distance-left:9pt;mso-wrap-distance-top:0;mso-wrap-distance-right:9pt;mso-wrap-distance-bottom:0;mso-position-horizontal:absolute;mso-position-horizontal-relative:text;mso-position-vertical:absolute;mso-position-vertical-relative:text;v-text-anchor:middle" o:gfxdata="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" adj="1714" fillcolor="#4472c4 [3204]" strokecolor="#1f3763 [1604]" strokeweight="1pt"/>
             </w:pict>
           </mc:Fallback>
         </mc:AlternateContent>
@@ -3514,25 +3458,16 @@
           <w:szCs w:val="32"/>
         </w:rPr>
       </w:pPr>
-    </w:p>
-    <w:p>
-      <w:pPr>
-        <w:ind w:left="-1134"/>
-        <w:rPr>
-          <w:rFonts w:cstheme="minorHAnsi"/>
-          <w:sz w:val="32"/>
-          <w:szCs w:val="32"/>
-        </w:rPr>
-      </w:pPr>
-      <w:r>
-        <w:rPr>
-          <w:rFonts w:cstheme="minorHAnsi"/>
+      <w:r>
+        <w:rPr>
+          <w:rFonts w:cstheme="minorHAnsi"/>
+          <w:noProof/>
           <w:sz w:val="32"/>
           <w:szCs w:val="32"/>
         </w:rPr>
         <w:lastRenderedPageBreak/>
         <w:drawing>
-          <wp:anchor distT="0" distB="0" distL="114300" distR="114300" simplePos="0" relativeHeight="251686912" behindDoc="0" locked="0" layoutInCell="1" allowOverlap="1" wp14:anchorId="5718A481" wp14:editId="02AC9C67">
+          <wp:anchor distT="0" distB="0" distL="114300" distR="114300" simplePos="0" relativeHeight="251685888" behindDoc="0" locked="0" layoutInCell="1" allowOverlap="1" wp14:anchorId="5718A481" wp14:editId="651317C1">
             <wp:simplePos x="0" y="0"/>
             <wp:positionH relativeFrom="column">
               <wp:posOffset>-276225</wp:posOffset>
@@ -3630,13 +3565,14 @@
       <w:r>
         <w:rPr>
           <w:rFonts w:cstheme="minorHAnsi"/>
+          <w:noProof/>
           <w:sz w:val="32"/>
           <w:szCs w:val="32"/>
         </w:rPr>
         <mc:AlternateContent>
           <mc:Choice Requires="wps">
             <w:drawing>
-              <wp:anchor distT="0" distB="0" distL="114300" distR="114300" simplePos="0" relativeHeight="251689984" behindDoc="0" locked="0" layoutInCell="1" allowOverlap="1" wp14:anchorId="433D6F31" wp14:editId="4E0AE6B2">
+              <wp:anchor distT="0" distB="0" distL="114300" distR="114300" simplePos="0" relativeHeight="251688960" behindDoc="0" locked="0" layoutInCell="1" allowOverlap="1" wp14:anchorId="433D6F31" wp14:editId="28833842">
                 <wp:simplePos x="0" y="0"/>
                 <wp:positionH relativeFrom="column">
                   <wp:posOffset>3514725</wp:posOffset>
@@ -3700,8 +3636,8 @@
                                 <w:bCs/>
                                 <w:i/>
                                 <w:iCs/>
-                                <w:sz w:val="24"/>
-                                <w:szCs w:val="24"/>
+                                <w:sz w:val="28"/>
+                                <w:szCs w:val="28"/>
                               </w:rPr>
                             </w:pPr>
                           </w:p>
@@ -3712,8 +3648,8 @@
                                 <w:bCs/>
                                 <w:i/>
                                 <w:iCs/>
-                                <w:sz w:val="24"/>
-                                <w:szCs w:val="24"/>
+                                <w:sz w:val="28"/>
+                                <w:szCs w:val="28"/>
                               </w:rPr>
                             </w:pPr>
                             <w:r>
@@ -3722,8 +3658,8 @@
                                 <w:bCs/>
                                 <w:i/>
                                 <w:iCs/>
-                                <w:sz w:val="24"/>
-                                <w:szCs w:val="24"/>
+                                <w:sz w:val="28"/>
+                                <w:szCs w:val="28"/>
                               </w:rPr>
                               <w:t xml:space="preserve">Verificar o desempenho dos zeladores por meio de um gráfico pizza, que mostra a quantidade de salas limpas por cada zelador. </w:t>
                             </w:r>
@@ -3734,8 +3670,8 @@
                                 <w:bCs/>
                                 <w:i/>
                                 <w:iCs/>
-                                <w:sz w:val="24"/>
-                                <w:szCs w:val="24"/>
+                                <w:sz w:val="28"/>
+                                <w:szCs w:val="28"/>
                               </w:rPr>
                               <w:t>Obs</w:t>
                             </w:r>
@@ -3746,8 +3682,8 @@
                                 <w:bCs/>
                                 <w:i/>
                                 <w:iCs/>
-                                <w:sz w:val="24"/>
-                                <w:szCs w:val="24"/>
+                                <w:sz w:val="28"/>
+                                <w:szCs w:val="28"/>
                               </w:rPr>
                               <w:t>: quando não houver nenhum dado, aparecerá a mensagem de que não há informações nesse momento.</w:t>
                             </w:r>
@@ -3771,7 +3707,7 @@
           </mc:Choice>
           <mc:Fallback>
             <w:pict>
-              <v:shape w14:anchorId="433D6F31" id="Caixa de Texto 28" o:spid="_x0000_s1031" type="#_x0000_t202" style="position:absolute;left:0;text-align:left;margin-left:276.75pt;margin-top:11.55pt;width:218.4pt;height:231pt;z-index:251689984;visibility:visible;mso-wrap-style:square;mso-height-percent:0;mso-wrap-distance-left:9pt;mso-wrap-distance-top:0;mso-wrap-distance-right:9pt;mso-wrap-distance-bottom:0;mso-position-horizontal:absolute;mso-position-horizontal-relative:text;mso-position-vertical:absolute;mso-position-vertical-relative:text;mso-height-percent:0;mso-height-relative:margin;v-text-anchor:top" o:gfxdata="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" fillcolor="white [3201]" stroked="f" strokeweight=".5pt">
+              <v:shape w14:anchorId="433D6F31" id="Caixa de Texto 28" o:spid="_x0000_s1031" type="#_x0000_t202" style="position:absolute;left:0;text-align:left;margin-left:276.75pt;margin-top:11.55pt;width:218.4pt;height:231pt;z-index:251688960;visibility:visible;mso-wrap-style:square;mso-height-percent:0;mso-wrap-distance-left:9pt;mso-wrap-distance-top:0;mso-wrap-distance-right:9pt;mso-wrap-distance-bottom:0;mso-position-horizontal:absolute;mso-position-horizontal-relative:text;mso-position-vertical:absolute;mso-position-vertical-relative:text;mso-height-percent:0;mso-height-relative:margin;v-text-anchor:top" o:gfxdata="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" fillcolor="white [3201]" stroked="f" strokeweight=".5pt">
                 <v:textbox>
                   <w:txbxContent>
                     <w:p>
@@ -3804,8 +3740,8 @@
                           <w:bCs/>
                           <w:i/>
                           <w:iCs/>
-                          <w:sz w:val="24"/>
-                          <w:szCs w:val="24"/>
+                          <w:sz w:val="28"/>
+                          <w:szCs w:val="28"/>
                         </w:rPr>
                       </w:pPr>
                     </w:p>
@@ -3816,8 +3752,8 @@
                           <w:bCs/>
                           <w:i/>
                           <w:iCs/>
-                          <w:sz w:val="24"/>
-                          <w:szCs w:val="24"/>
+                          <w:sz w:val="28"/>
+                          <w:szCs w:val="28"/>
                         </w:rPr>
                       </w:pPr>
                       <w:r>
@@ -3826,8 +3762,8 @@
                           <w:bCs/>
                           <w:i/>
                           <w:iCs/>
-                          <w:sz w:val="24"/>
-                          <w:szCs w:val="24"/>
+                          <w:sz w:val="28"/>
+                          <w:szCs w:val="28"/>
                         </w:rPr>
                         <w:t xml:space="preserve">Verificar o desempenho dos zeladores por meio de um gráfico pizza, que mostra a quantidade de salas limpas por cada zelador. </w:t>
                       </w:r>
@@ -3838,8 +3774,8 @@
                           <w:bCs/>
                           <w:i/>
                           <w:iCs/>
-                          <w:sz w:val="24"/>
-                          <w:szCs w:val="24"/>
+                          <w:sz w:val="28"/>
+                          <w:szCs w:val="28"/>
                         </w:rPr>
                         <w:t>Obs</w:t>
                       </w:r>
@@ -3850,8 +3786,8 @@
                           <w:bCs/>
                           <w:i/>
                           <w:iCs/>
-                          <w:sz w:val="24"/>
-                          <w:szCs w:val="24"/>
+                          <w:sz w:val="28"/>
+                          <w:szCs w:val="28"/>
                         </w:rPr>
                         <w:t>: quando não houver nenhum dado, aparecerá a mensagem de que não há informações nesse momento.</w:t>
                       </w:r>
@@ -3886,13 +3822,14 @@
       <w:r>
         <w:rPr>
           <w:rFonts w:cstheme="minorHAnsi"/>
+          <w:noProof/>
           <w:sz w:val="32"/>
           <w:szCs w:val="32"/>
         </w:rPr>
         <mc:AlternateContent>
           <mc:Choice Requires="wps">
             <w:drawing>
-              <wp:anchor distT="0" distB="0" distL="114300" distR="114300" simplePos="0" relativeHeight="251688960" behindDoc="0" locked="0" layoutInCell="1" allowOverlap="1" wp14:anchorId="767DBD71" wp14:editId="2FC7D367">
+              <wp:anchor distT="0" distB="0" distL="114300" distR="114300" simplePos="0" relativeHeight="251687936" behindDoc="0" locked="0" layoutInCell="1" allowOverlap="1" wp14:anchorId="767DBD71" wp14:editId="4D11FA17">
                 <wp:simplePos x="0" y="0"/>
                 <wp:positionH relativeFrom="column">
                   <wp:posOffset>1952625</wp:posOffset>
@@ -3948,7 +3885,7 @@
           </mc:Choice>
           <mc:Fallback>
             <w:pict>
-              <v:shape w14:anchorId="43C8F60B" id="Seta: para a Esquerda 27" o:spid="_x0000_s1026" type="#_x0000_t66" style="position:absolute;margin-left:153.75pt;margin-top:23.05pt;width:113.4pt;height:18pt;z-index:251688960;visibility:visible;mso-wrap-style:square;mso-wrap-distance-left:9pt;mso-wrap-distance-top:0;mso-wrap-distance-right:9pt;mso-wrap-distance-bottom:0;mso-position-horizontal:absolute;mso-position-horizontal-relative:text;mso-position-vertical:absolute;mso-position-vertical-relative:text;v-text-anchor:middle" o:gfxdata="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" adj="1714" fillcolor="#4472c4 [3204]" strokecolor="#1f3763 [1604]" strokeweight="1pt"/>
+              <v:shape w14:anchorId="6D70EADC" id="Seta: para a Esquerda 27" o:spid="_x0000_s1026" type="#_x0000_t66" style="position:absolute;margin-left:153.75pt;margin-top:23.05pt;width:113.4pt;height:18pt;z-index:251687936;visibility:visible;mso-wrap-style:square;mso-wrap-distance-left:9pt;mso-wrap-distance-top:0;mso-wrap-distance-right:9pt;mso-wrap-distance-bottom:0;mso-position-horizontal:absolute;mso-position-horizontal-relative:text;mso-position-vertical:absolute;mso-position-vertical-relative:text;v-text-anchor:middle" o:gfxdata="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" adj="1714" fillcolor="#4472c4 [3204]" strokecolor="#1f3763 [1604]" strokeweight="1pt"/>
             </w:pict>
           </mc:Fallback>
         </mc:AlternateContent>
@@ -4035,28 +3972,6 @@
           <w:bCs/>
           <w:sz w:val="32"/>
           <w:szCs w:val="32"/>
-        </w:rPr>
-      </w:pPr>
-      <w:r>
-        <w:rPr>
-          <w:rFonts w:cstheme="minorHAnsi"/>
-          <w:b/>
-          <w:bCs/>
-          <w:sz w:val="32"/>
-          <w:szCs w:val="32"/>
-        </w:rPr>
-        <w:t>Imagens das funcionalidades do Zelador</w:t>
-      </w:r>
-    </w:p>
-    <w:p>
-      <w:pPr>
-        <w:ind w:left="-709"/>
-        <w:rPr>
-          <w:rFonts w:cstheme="minorHAnsi"/>
-          <w:b/>
-          <w:bCs/>
-          <w:sz w:val="24"/>
-          <w:szCs w:val="24"/>
         </w:rPr>
       </w:pPr>
       <w:r>
@@ -4069,66 +3984,99 @@
           <w:szCs w:val="24"/>
         </w:rPr>
         <mc:AlternateContent>
-          <mc:Choice Requires="wps">
+          <mc:Choice Requires="wpg">
             <w:drawing>
-              <wp:anchor distT="0" distB="0" distL="114300" distR="114300" simplePos="0" relativeHeight="251694080" behindDoc="0" locked="0" layoutInCell="1" allowOverlap="1" wp14:anchorId="5D72EE94" wp14:editId="4748E38F">
+              <wp:anchor distT="0" distB="0" distL="114300" distR="114300" simplePos="0" relativeHeight="251693056" behindDoc="0" locked="0" layoutInCell="1" allowOverlap="1" wp14:anchorId="58EA0AAE" wp14:editId="20A7BDC2">
                 <wp:simplePos x="0" y="0"/>
                 <wp:positionH relativeFrom="column">
-                  <wp:posOffset>3933825</wp:posOffset>
+                  <wp:posOffset>-638175</wp:posOffset>
                 </wp:positionH>
                 <wp:positionV relativeFrom="paragraph">
-                  <wp:posOffset>92710</wp:posOffset>
+                  <wp:posOffset>423545</wp:posOffset>
                 </wp:positionV>
-                <wp:extent cx="2468880" cy="2339340"/>
-                <wp:effectExtent l="0" t="0" r="26670" b="22860"/>
+                <wp:extent cx="3741420" cy="1992630"/>
+                <wp:effectExtent l="0" t="0" r="11430" b="7620"/>
                 <wp:wrapNone/>
-                <wp:docPr id="32" name="Caixa de Texto 32"/>
+                <wp:docPr id="14" name="Agrupar 14"/>
                 <wp:cNvGraphicFramePr/>
                 <a:graphic xmlns:a="http://schemas.openxmlformats.org/drawingml/2006/main">
-                  <a:graphicData uri="http://schemas.microsoft.com/office/word/2010/wordprocessingShape">
-                    <wps:wsp>
-                      <wps:cNvSpPr txBox="1"/>
-                      <wps:spPr>
+                  <a:graphicData uri="http://schemas.microsoft.com/office/word/2010/wordprocessingGroup">
+                    <wpg:wgp>
+                      <wpg:cNvGrpSpPr/>
+                      <wpg:grpSpPr>
                         <a:xfrm>
                           <a:off x="0" y="0"/>
-                          <a:ext cx="2468880" cy="2339340"/>
+                          <a:ext cx="3741420" cy="1992630"/>
+                          <a:chOff x="0" y="0"/>
+                          <a:chExt cx="3741420" cy="1992630"/>
                         </a:xfrm>
-                        <a:prstGeom prst="rect">
-                          <a:avLst/>
-                        </a:prstGeom>
-                        <a:solidFill>
-                          <a:schemeClr val="lt1"/>
-                        </a:solidFill>
-                        <a:ln w="6350">
-                          <a:solidFill>
-                            <a:prstClr val="black"/>
-                          </a:solidFill>
-                        </a:ln>
-                      </wps:spPr>
-                      <wps:txbx>
-                        <w:txbxContent>
-                          <w:p>
-                            <w:r>
-                              <w:t>Começar Limpeza.</w:t>
-                            </w:r>
-                          </w:p>
-                          <w:p>
-                            <w:r>
-                              <w:t xml:space="preserve">Ao clicar no botão começar limpeza, o status da sala irá  mudar para Em </w:t>
-                            </w:r>
-                            <w:r>
-                              <w:t>limpeza.</w:t>
-                            </w:r>
-                          </w:p>
-                        </w:txbxContent>
-                      </wps:txbx>
-                      <wps:bodyPr rot="0" spcFirstLastPara="0" vertOverflow="overflow" horzOverflow="overflow" vert="horz" wrap="square" lIns="91440" tIns="45720" rIns="91440" bIns="45720" numCol="1" spcCol="0" rtlCol="0" fromWordArt="0" anchor="t" anchorCtr="0" forceAA="0" compatLnSpc="1">
-                        <a:prstTxWarp prst="textNoShape">
-                          <a:avLst/>
-                        </a:prstTxWarp>
-                        <a:noAutofit/>
-                      </wps:bodyPr>
-                    </wps:wsp>
+                      </wpg:grpSpPr>
+                      <pic:pic xmlns:pic="http://schemas.openxmlformats.org/drawingml/2006/picture">
+                        <pic:nvPicPr>
+                          <pic:cNvPr id="3" name="Imagem 3"/>
+                          <pic:cNvPicPr>
+                            <a:picLocks noChangeAspect="1"/>
+                          </pic:cNvPicPr>
+                        </pic:nvPicPr>
+                        <pic:blipFill>
+                          <a:blip r:embed="rId15">
+                            <a:extLst>
+                              <a:ext uri="{28A0092B-C50C-407E-A947-70E740481C1C}">
+                                <a14:useLocalDpi xmlns:a14="http://schemas.microsoft.com/office/drawing/2010/main" val="0"/>
+                              </a:ext>
+                            </a:extLst>
+                          </a:blip>
+                          <a:stretch>
+                            <a:fillRect/>
+                          </a:stretch>
+                        </pic:blipFill>
+                        <pic:spPr>
+                          <a:xfrm>
+                            <a:off x="0" y="30480"/>
+                            <a:ext cx="3733800" cy="1962150"/>
+                          </a:xfrm>
+                          <a:prstGeom prst="rect">
+                            <a:avLst/>
+                          </a:prstGeom>
+                        </pic:spPr>
+                      </pic:pic>
+                      <wps:wsp>
+                        <wps:cNvPr id="31" name="Elipse 31"/>
+                        <wps:cNvSpPr/>
+                        <wps:spPr>
+                          <a:xfrm>
+                            <a:off x="2125980" y="0"/>
+                            <a:ext cx="1615440" cy="533400"/>
+                          </a:xfrm>
+                          <a:prstGeom prst="ellipse">
+                            <a:avLst/>
+                          </a:prstGeom>
+                          <a:noFill/>
+                        </wps:spPr>
+                        <wps:style>
+                          <a:lnRef idx="2">
+                            <a:schemeClr val="accent1">
+                              <a:shade val="50000"/>
+                            </a:schemeClr>
+                          </a:lnRef>
+                          <a:fillRef idx="1">
+                            <a:schemeClr val="accent1"/>
+                          </a:fillRef>
+                          <a:effectRef idx="0">
+                            <a:schemeClr val="accent1"/>
+                          </a:effectRef>
+                          <a:fontRef idx="minor">
+                            <a:schemeClr val="lt1"/>
+                          </a:fontRef>
+                        </wps:style>
+                        <wps:bodyPr rot="0" spcFirstLastPara="0" vertOverflow="overflow" horzOverflow="overflow" vert="horz" wrap="square" lIns="91440" tIns="45720" rIns="91440" bIns="45720" numCol="1" spcCol="0" rtlCol="0" fromWordArt="0" anchor="ctr" anchorCtr="0" forceAA="0" compatLnSpc="1">
+                          <a:prstTxWarp prst="textNoShape">
+                            <a:avLst/>
+                          </a:prstTxWarp>
+                          <a:noAutofit/>
+                        </wps:bodyPr>
+                      </wps:wsp>
+                    </wpg:wgp>
                   </a:graphicData>
                 </a:graphic>
               </wp:anchor>
@@ -4136,25 +4084,33 @@
           </mc:Choice>
           <mc:Fallback>
             <w:pict>
-              <v:shape w14:anchorId="5D72EE94" id="Caixa de Texto 32" o:spid="_x0000_s1032" type="#_x0000_t202" style="position:absolute;left:0;text-align:left;margin-left:309.75pt;margin-top:7.3pt;width:194.4pt;height:184.2pt;z-index:251694080;visibility:visible;mso-wrap-style:square;mso-wrap-distance-left:9pt;mso-wrap-distance-top:0;mso-wrap-distance-right:9pt;mso-wrap-distance-bottom:0;mso-position-horizontal:absolute;mso-position-horizontal-relative:text;mso-position-vertical:absolute;mso-position-vertical-relative:text;v-text-anchor:top" o:gfxdata="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" fillcolor="white [3201]" strokeweight=".5pt">
-                <v:textbox>
-                  <w:txbxContent>
-                    <w:p>
-                      <w:r>
-                        <w:t>Começar Limpeza.</w:t>
-                      </w:r>
-                    </w:p>
-                    <w:p>
-                      <w:r>
-                        <w:t xml:space="preserve">Ao clicar no botão começar limpeza, o status da sala irá  mudar para Em </w:t>
-                      </w:r>
-                      <w:r>
-                        <w:t>limpeza.</w:t>
-                      </w:r>
-                    </w:p>
-                  </w:txbxContent>
-                </v:textbox>
-              </v:shape>
+              <v:group w14:anchorId="09EF0351" id="Agrupar 14" o:spid="_x0000_s1026" style="position:absolute;margin-left:-50.25pt;margin-top:33.35pt;width:294.6pt;height:156.9pt;z-index:251693056" coordsize="37414,19926" o:gfxdata="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">
+                <v:shapetype id="_x0000_t75" coordsize="21600,21600" o:spt="75" o:preferrelative="t" path="m@4@5l@4@11@9@11@9@5xe" filled="f" stroked="f">
+                  <v:stroke joinstyle="miter"/>
+                  <v:formulas>
+                    <v:f eqn="if lineDrawn pixelLineWidth 0"/>
+                    <v:f eqn="sum @0 1 0"/>
+                    <v:f eqn="sum 0 0 @1"/>
+                    <v:f eqn="prod @2 1 2"/>
+                    <v:f eqn="prod @3 21600 pixelWidth"/>
+                    <v:f eqn="prod @3 21600 pixelHeight"/>
+                    <v:f eqn="sum @0 0 1"/>
+                    <v:f eqn="prod @6 1 2"/>
+                    <v:f eqn="prod @7 21600 pixelWidth"/>
+                    <v:f eqn="sum @8 21600 0"/>
+                    <v:f eqn="prod @7 21600 pixelHeight"/>
+                    <v:f eqn="sum @10 21600 0"/>
+                  </v:formulas>
+                  <v:path o:extrusionok="f" gradientshapeok="t" o:connecttype="rect"/>
+                  <o:lock v:ext="edit" aspectratio="t"/>
+                </v:shapetype>
+                <v:shape id="Imagem 3" o:spid="_x0000_s1027" type="#_x0000_t75" style="position:absolute;top:304;width:37338;height:19622;visibility:visible;mso-wrap-style:square" o:gfxdata="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">
+                  <v:imagedata r:id="rId16" o:title=""/>
+                </v:shape>
+                <v:oval id="Elipse 31" o:spid="_x0000_s1028" style="position:absolute;left:21259;width:16155;height:5334;visibility:visible;mso-wrap-style:square;v-text-anchor:middle" o:gfxdata="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" filled="f" strokecolor="#1f3763 [1604]" strokeweight="1pt">
+                  <v:stroke joinstyle="miter"/>
+                </v:oval>
+              </v:group>
             </w:pict>
           </mc:Fallback>
         </mc:AlternateContent>
@@ -4164,78 +4120,15 @@
           <w:rFonts w:cstheme="minorHAnsi"/>
           <w:b/>
           <w:bCs/>
-          <w:noProof/>
-          <w:sz w:val="24"/>
-          <w:szCs w:val="24"/>
-        </w:rPr>
-        <mc:AlternateContent>
-          <mc:Choice Requires="wps">
-            <w:drawing>
-              <wp:anchor distT="0" distB="0" distL="114300" distR="114300" simplePos="0" relativeHeight="251693056" behindDoc="0" locked="0" layoutInCell="1" allowOverlap="1" wp14:anchorId="206F83D3" wp14:editId="4188DA2D">
-                <wp:simplePos x="0" y="0"/>
-                <wp:positionH relativeFrom="column">
-                  <wp:posOffset>1487805</wp:posOffset>
-                </wp:positionH>
-                <wp:positionV relativeFrom="paragraph">
-                  <wp:posOffset>176530</wp:posOffset>
-                </wp:positionV>
-                <wp:extent cx="1615440" cy="533400"/>
-                <wp:effectExtent l="0" t="0" r="22860" b="19050"/>
-                <wp:wrapNone/>
-                <wp:docPr id="31" name="Elipse 31"/>
-                <wp:cNvGraphicFramePr/>
-                <a:graphic xmlns:a="http://schemas.openxmlformats.org/drawingml/2006/main">
-                  <a:graphicData uri="http://schemas.microsoft.com/office/word/2010/wordprocessingShape">
-                    <wps:wsp>
-                      <wps:cNvSpPr/>
-                      <wps:spPr>
-                        <a:xfrm>
-                          <a:off x="0" y="0"/>
-                          <a:ext cx="1615440" cy="533400"/>
-                        </a:xfrm>
-                        <a:prstGeom prst="ellipse">
-                          <a:avLst/>
-                        </a:prstGeom>
-                        <a:noFill/>
-                      </wps:spPr>
-                      <wps:style>
-                        <a:lnRef idx="2">
-                          <a:schemeClr val="accent1">
-                            <a:shade val="50000"/>
-                          </a:schemeClr>
-                        </a:lnRef>
-                        <a:fillRef idx="1">
-                          <a:schemeClr val="accent1"/>
-                        </a:fillRef>
-                        <a:effectRef idx="0">
-                          <a:schemeClr val="accent1"/>
-                        </a:effectRef>
-                        <a:fontRef idx="minor">
-                          <a:schemeClr val="lt1"/>
-                        </a:fontRef>
-                      </wps:style>
-                      <wps:bodyPr rot="0" spcFirstLastPara="0" vertOverflow="overflow" horzOverflow="overflow" vert="horz" wrap="square" lIns="91440" tIns="45720" rIns="91440" bIns="45720" numCol="1" spcCol="0" rtlCol="0" fromWordArt="0" anchor="ctr" anchorCtr="0" forceAA="0" compatLnSpc="1">
-                        <a:prstTxWarp prst="textNoShape">
-                          <a:avLst/>
-                        </a:prstTxWarp>
-                        <a:noAutofit/>
-                      </wps:bodyPr>
-                    </wps:wsp>
-                  </a:graphicData>
-                </a:graphic>
-              </wp:anchor>
-            </w:drawing>
-          </mc:Choice>
-          <mc:Fallback>
-            <w:pict>
-              <v:oval w14:anchorId="43170EE7" id="Elipse 31" o:spid="_x0000_s1026" style="position:absolute;margin-left:117.15pt;margin-top:13.9pt;width:127.2pt;height:42pt;z-index:251693056;visibility:visible;mso-wrap-style:square;mso-wrap-distance-left:9pt;mso-wrap-distance-top:0;mso-wrap-distance-right:9pt;mso-wrap-distance-bottom:0;mso-position-horizontal:absolute;mso-position-horizontal-relative:text;mso-position-vertical:absolute;mso-position-vertical-relative:text;v-text-anchor:middle" o:gfxdata="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" filled="f" strokecolor="#1f3763 [1604]" strokeweight="1pt">
-                <v:stroke joinstyle="miter"/>
-              </v:oval>
-            </w:pict>
-          </mc:Fallback>
-        </mc:AlternateContent>
-      </w:r>
-      <w:r>
+          <w:sz w:val="32"/>
+          <w:szCs w:val="32"/>
+        </w:rPr>
+        <w:t>Imagens das funcionalidades do Zelador</w:t>
+      </w:r>
+    </w:p>
+    <w:p>
+      <w:pPr>
+        <w:ind w:left="-709"/>
         <w:rPr>
           <w:rFonts w:cstheme="minorHAnsi"/>
           <w:b/>
@@ -4243,73 +4136,6 @@
           <w:sz w:val="24"/>
           <w:szCs w:val="24"/>
         </w:rPr>
-        <w:drawing>
-          <wp:anchor distT="0" distB="0" distL="114300" distR="114300" simplePos="0" relativeHeight="251691008" behindDoc="0" locked="0" layoutInCell="1" allowOverlap="1" wp14:anchorId="0EBB25E8" wp14:editId="3485D75D">
-            <wp:simplePos x="0" y="0"/>
-            <wp:positionH relativeFrom="column">
-              <wp:posOffset>-523875</wp:posOffset>
-            </wp:positionH>
-            <wp:positionV relativeFrom="paragraph">
-              <wp:posOffset>199390</wp:posOffset>
-            </wp:positionV>
-            <wp:extent cx="3700780" cy="1988820"/>
-            <wp:effectExtent l="0" t="0" r="0" b="0"/>
-            <wp:wrapSquare wrapText="bothSides"/>
-            <wp:docPr id="29" name="Imagem 29"/>
-            <wp:cNvGraphicFramePr>
-              <a:graphicFrameLocks xmlns:a="http://schemas.openxmlformats.org/drawingml/2006/main" noChangeAspect="1"/>
-            </wp:cNvGraphicFramePr>
-            <a:graphic xmlns:a="http://schemas.openxmlformats.org/drawingml/2006/main">
-              <a:graphicData uri="http://schemas.openxmlformats.org/drawingml/2006/picture">
-                <pic:pic xmlns:pic="http://schemas.openxmlformats.org/drawingml/2006/picture">
-                  <pic:nvPicPr>
-                    <pic:cNvPr id="1" name=""/>
-                    <pic:cNvPicPr/>
-                  </pic:nvPicPr>
-                  <pic:blipFill>
-                    <a:blip r:embed="rId15">
-                      <a:extLst>
-                        <a:ext uri="{28A0092B-C50C-407E-A947-70E740481C1C}">
-                          <a14:useLocalDpi xmlns:a14="http://schemas.microsoft.com/office/drawing/2010/main" val="0"/>
-                        </a:ext>
-                      </a:extLst>
-                    </a:blip>
-                    <a:stretch>
-                      <a:fillRect/>
-                    </a:stretch>
-                  </pic:blipFill>
-                  <pic:spPr>
-                    <a:xfrm>
-                      <a:off x="0" y="0"/>
-                      <a:ext cx="3700780" cy="1988820"/>
-                    </a:xfrm>
-                    <a:prstGeom prst="rect">
-                      <a:avLst/>
-                    </a:prstGeom>
-                  </pic:spPr>
-                </pic:pic>
-              </a:graphicData>
-            </a:graphic>
-            <wp14:sizeRelH relativeFrom="page">
-              <wp14:pctWidth>0</wp14:pctWidth>
-            </wp14:sizeRelH>
-            <wp14:sizeRelV relativeFrom="page">
-              <wp14:pctHeight>0</wp14:pctHeight>
-            </wp14:sizeRelV>
-          </wp:anchor>
-        </w:drawing>
-      </w:r>
-    </w:p>
-    <w:p>
-      <w:pPr>
-        <w:ind w:left="-709"/>
-        <w:rPr>
-          <w:rFonts w:cstheme="minorHAnsi"/>
-          <w:b/>
-          <w:bCs/>
-          <w:sz w:val="24"/>
-          <w:szCs w:val="24"/>
-        </w:rPr>
       </w:pPr>
       <w:r>
         <w:rPr>
@@ -4321,13 +4147,13 @@
         <mc:AlternateContent>
           <mc:Choice Requires="wps">
             <w:drawing>
-              <wp:anchor distT="0" distB="0" distL="114300" distR="114300" simplePos="0" relativeHeight="251692032" behindDoc="0" locked="0" layoutInCell="1" allowOverlap="1" wp14:anchorId="0DB16D90" wp14:editId="4EFEB3BA">
+              <wp:anchor distT="0" distB="0" distL="114300" distR="114300" simplePos="0" relativeHeight="251691008" behindDoc="0" locked="0" layoutInCell="1" allowOverlap="1" wp14:anchorId="0DB16D90" wp14:editId="47B44DA9">
                 <wp:simplePos x="0" y="0"/>
                 <wp:positionH relativeFrom="column">
                   <wp:posOffset>3072765</wp:posOffset>
                 </wp:positionH>
                 <wp:positionV relativeFrom="paragraph">
-                  <wp:posOffset>26670</wp:posOffset>
+                  <wp:posOffset>191770</wp:posOffset>
                 </wp:positionV>
                 <wp:extent cx="807720" cy="251460"/>
                 <wp:effectExtent l="19050" t="19050" r="11430" b="34290"/>
@@ -4377,11 +4203,233 @@
           </mc:Choice>
           <mc:Fallback>
             <w:pict>
-              <v:shape w14:anchorId="6A49FC0A" id="Seta: para a Esquerda 30" o:spid="_x0000_s1026" type="#_x0000_t66" style="position:absolute;margin-left:241.95pt;margin-top:2.1pt;width:63.6pt;height:19.8pt;z-index:251692032;visibility:visible;mso-wrap-style:square;mso-wrap-distance-left:9pt;mso-wrap-distance-top:0;mso-wrap-distance-right:9pt;mso-wrap-distance-bottom:0;mso-position-horizontal:absolute;mso-position-horizontal-relative:text;mso-position-vertical:absolute;mso-position-vertical-relative:text;v-text-anchor:middle" o:gfxdata="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" adj="3362" fillcolor="#4472c4 [3204]" strokecolor="#1f3763 [1604]" strokeweight="1pt"/>
+              <v:shape w14:anchorId="333DA486" id="Seta: para a Esquerda 30" o:spid="_x0000_s1026" type="#_x0000_t66" style="position:absolute;margin-left:241.95pt;margin-top:15.1pt;width:63.6pt;height:19.8pt;z-index:251691008;visibility:visible;mso-wrap-style:square;mso-wrap-distance-left:9pt;mso-wrap-distance-top:0;mso-wrap-distance-right:9pt;mso-wrap-distance-bottom:0;mso-position-horizontal:absolute;mso-position-horizontal-relative:text;mso-position-vertical:absolute;mso-position-vertical-relative:text;v-text-anchor:middle" o:gfxdata="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" adj="3362" fillcolor="#4472c4 [3204]" strokecolor="#1f3763 [1604]" strokeweight="1pt"/>
             </w:pict>
           </mc:Fallback>
         </mc:AlternateContent>
       </w:r>
+      <w:r>
+        <w:rPr>
+          <w:rFonts w:cstheme="minorHAnsi"/>
+          <w:b/>
+          <w:bCs/>
+          <w:noProof/>
+          <w:sz w:val="24"/>
+          <w:szCs w:val="24"/>
+        </w:rPr>
+        <mc:AlternateContent>
+          <mc:Choice Requires="wps">
+            <w:drawing>
+              <wp:anchor distT="0" distB="0" distL="114300" distR="114300" simplePos="0" relativeHeight="251694080" behindDoc="0" locked="0" layoutInCell="1" allowOverlap="1" wp14:anchorId="5D72EE94" wp14:editId="7907EECC">
+                <wp:simplePos x="0" y="0"/>
+                <wp:positionH relativeFrom="column">
+                  <wp:posOffset>3850005</wp:posOffset>
+                </wp:positionH>
+                <wp:positionV relativeFrom="paragraph">
+                  <wp:posOffset>100330</wp:posOffset>
+                </wp:positionV>
+                <wp:extent cx="2468880" cy="2339340"/>
+                <wp:effectExtent l="0" t="0" r="0" b="3810"/>
+                <wp:wrapNone/>
+                <wp:docPr id="32" name="Caixa de Texto 32"/>
+                <wp:cNvGraphicFramePr/>
+                <a:graphic xmlns:a="http://schemas.openxmlformats.org/drawingml/2006/main">
+                  <a:graphicData uri="http://schemas.microsoft.com/office/word/2010/wordprocessingShape">
+                    <wps:wsp>
+                      <wps:cNvSpPr txBox="1"/>
+                      <wps:spPr>
+                        <a:xfrm>
+                          <a:off x="0" y="0"/>
+                          <a:ext cx="2468880" cy="2339340"/>
+                        </a:xfrm>
+                        <a:prstGeom prst="rect">
+                          <a:avLst/>
+                        </a:prstGeom>
+                        <a:noFill/>
+                        <a:ln w="6350">
+                          <a:noFill/>
+                        </a:ln>
+                      </wps:spPr>
+                      <wps:txbx>
+                        <w:txbxContent>
+                          <w:p>
+                            <w:pPr>
+                              <w:rPr>
+                                <w:b/>
+                                <w:bCs/>
+                                <w:i/>
+                                <w:iCs/>
+                                <w:sz w:val="28"/>
+                                <w:szCs w:val="28"/>
+                              </w:rPr>
+                            </w:pPr>
+                            <w:r>
+                              <w:rPr>
+                                <w:b/>
+                                <w:bCs/>
+                                <w:i/>
+                                <w:iCs/>
+                                <w:sz w:val="28"/>
+                                <w:szCs w:val="28"/>
+                              </w:rPr>
+                              <w:t>Começar Limpeza.</w:t>
+                            </w:r>
+                          </w:p>
+                          <w:p>
+                            <w:pPr>
+                              <w:rPr>
+                                <w:b/>
+                                <w:bCs/>
+                                <w:i/>
+                                <w:iCs/>
+                                <w:sz w:val="28"/>
+                                <w:szCs w:val="28"/>
+                              </w:rPr>
+                            </w:pPr>
+                            <w:r>
+                              <w:rPr>
+                                <w:b/>
+                                <w:bCs/>
+                                <w:i/>
+                                <w:iCs/>
+                                <w:sz w:val="28"/>
+                                <w:szCs w:val="28"/>
+                              </w:rPr>
+                              <w:t xml:space="preserve">Ao clicar no botão começar limpeza, o status da sala </w:t>
+                            </w:r>
+                            <w:proofErr w:type="gramStart"/>
+                            <w:r>
+                              <w:rPr>
+                                <w:b/>
+                                <w:bCs/>
+                                <w:i/>
+                                <w:iCs/>
+                                <w:sz w:val="28"/>
+                                <w:szCs w:val="28"/>
+                              </w:rPr>
+                              <w:t>irá  mudar</w:t>
+                            </w:r>
+                            <w:proofErr w:type="gramEnd"/>
+                            <w:r>
+                              <w:rPr>
+                                <w:b/>
+                                <w:bCs/>
+                                <w:i/>
+                                <w:iCs/>
+                                <w:sz w:val="28"/>
+                                <w:szCs w:val="28"/>
+                              </w:rPr>
+                              <w:t xml:space="preserve"> para Em limpeza.</w:t>
+                            </w:r>
+                          </w:p>
+                        </w:txbxContent>
+                      </wps:txbx>
+                      <wps:bodyPr rot="0" spcFirstLastPara="0" vertOverflow="overflow" horzOverflow="overflow" vert="horz" wrap="square" lIns="91440" tIns="45720" rIns="91440" bIns="45720" numCol="1" spcCol="0" rtlCol="0" fromWordArt="0" anchor="t" anchorCtr="0" forceAA="0" compatLnSpc="1">
+                        <a:prstTxWarp prst="textNoShape">
+                          <a:avLst/>
+                        </a:prstTxWarp>
+                        <a:noAutofit/>
+                      </wps:bodyPr>
+                    </wps:wsp>
+                  </a:graphicData>
+                </a:graphic>
+              </wp:anchor>
+            </w:drawing>
+          </mc:Choice>
+          <mc:Fallback>
+            <w:pict>
+              <v:shape w14:anchorId="5D72EE94" id="Caixa de Texto 32" o:spid="_x0000_s1032" type="#_x0000_t202" style="position:absolute;left:0;text-align:left;margin-left:303.15pt;margin-top:7.9pt;width:194.4pt;height:184.2pt;z-index:251694080;visibility:visible;mso-wrap-style:square;mso-wrap-distance-left:9pt;mso-wrap-distance-top:0;mso-wrap-distance-right:9pt;mso-wrap-distance-bottom:0;mso-position-horizontal:absolute;mso-position-horizontal-relative:text;mso-position-vertical:absolute;mso-position-vertical-relative:text;v-text-anchor:top" o:gfxdata="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" filled="f" stroked="f" strokeweight=".5pt">
+                <v:textbox>
+                  <w:txbxContent>
+                    <w:p>
+                      <w:pPr>
+                        <w:rPr>
+                          <w:b/>
+                          <w:bCs/>
+                          <w:i/>
+                          <w:iCs/>
+                          <w:sz w:val="28"/>
+                          <w:szCs w:val="28"/>
+                        </w:rPr>
+                      </w:pPr>
+                      <w:r>
+                        <w:rPr>
+                          <w:b/>
+                          <w:bCs/>
+                          <w:i/>
+                          <w:iCs/>
+                          <w:sz w:val="28"/>
+                          <w:szCs w:val="28"/>
+                        </w:rPr>
+                        <w:t>Começar Limpeza.</w:t>
+                      </w:r>
+                    </w:p>
+                    <w:p>
+                      <w:pPr>
+                        <w:rPr>
+                          <w:b/>
+                          <w:bCs/>
+                          <w:i/>
+                          <w:iCs/>
+                          <w:sz w:val="28"/>
+                          <w:szCs w:val="28"/>
+                        </w:rPr>
+                      </w:pPr>
+                      <w:r>
+                        <w:rPr>
+                          <w:b/>
+                          <w:bCs/>
+                          <w:i/>
+                          <w:iCs/>
+                          <w:sz w:val="28"/>
+                          <w:szCs w:val="28"/>
+                        </w:rPr>
+                        <w:t xml:space="preserve">Ao clicar no botão começar limpeza, o status da sala </w:t>
+                      </w:r>
+                      <w:proofErr w:type="gramStart"/>
+                      <w:r>
+                        <w:rPr>
+                          <w:b/>
+                          <w:bCs/>
+                          <w:i/>
+                          <w:iCs/>
+                          <w:sz w:val="28"/>
+                          <w:szCs w:val="28"/>
+                        </w:rPr>
+                        <w:t>irá  mudar</w:t>
+                      </w:r>
+                      <w:proofErr w:type="gramEnd"/>
+                      <w:r>
+                        <w:rPr>
+                          <w:b/>
+                          <w:bCs/>
+                          <w:i/>
+                          <w:iCs/>
+                          <w:sz w:val="28"/>
+                          <w:szCs w:val="28"/>
+                        </w:rPr>
+                        <w:t xml:space="preserve"> para Em limpeza.</w:t>
+                      </w:r>
+                    </w:p>
+                  </w:txbxContent>
+                </v:textbox>
+              </v:shape>
+            </w:pict>
+          </mc:Fallback>
+        </mc:AlternateContent>
+      </w:r>
+    </w:p>
+    <w:p>
+      <w:pPr>
+        <w:ind w:left="-709"/>
+        <w:rPr>
+          <w:rFonts w:cstheme="minorHAnsi"/>
+          <w:b/>
+          <w:bCs/>
+          <w:sz w:val="24"/>
+          <w:szCs w:val="24"/>
+        </w:rPr>
+      </w:pPr>
     </w:p>
     <w:p>
       <w:pPr>
@@ -4422,10 +4470,3873 @@
           <w:szCs w:val="32"/>
         </w:rPr>
       </w:pPr>
+      <w:r>
+        <w:rPr>
+          <w:rFonts w:cstheme="minorHAnsi"/>
+          <w:noProof/>
+          <w:sz w:val="32"/>
+          <w:szCs w:val="32"/>
+        </w:rPr>
+        <mc:AlternateContent>
+          <mc:Choice Requires="wps">
+            <w:drawing>
+              <wp:anchor distT="0" distB="0" distL="114300" distR="114300" simplePos="0" relativeHeight="251697152" behindDoc="0" locked="0" layoutInCell="1" allowOverlap="1" wp14:anchorId="0869B444" wp14:editId="1F1F8B1D">
+                <wp:simplePos x="0" y="0"/>
+                <wp:positionH relativeFrom="column">
+                  <wp:posOffset>1179195</wp:posOffset>
+                </wp:positionH>
+                <wp:positionV relativeFrom="paragraph">
+                  <wp:posOffset>441325</wp:posOffset>
+                </wp:positionV>
+                <wp:extent cx="525780" cy="182880"/>
+                <wp:effectExtent l="0" t="0" r="45720" b="45720"/>
+                <wp:wrapNone/>
+                <wp:docPr id="15" name="Seta: para a Esquerda 15"/>
+                <wp:cNvGraphicFramePr/>
+                <a:graphic xmlns:a="http://schemas.openxmlformats.org/drawingml/2006/main">
+                  <a:graphicData uri="http://schemas.microsoft.com/office/word/2010/wordprocessingShape">
+                    <wps:wsp>
+                      <wps:cNvSpPr/>
+                      <wps:spPr>
+                        <a:xfrm rot="16200000">
+                          <a:off x="0" y="0"/>
+                          <a:ext cx="525780" cy="182880"/>
+                        </a:xfrm>
+                        <a:prstGeom prst="leftArrow">
+                          <a:avLst/>
+                        </a:prstGeom>
+                      </wps:spPr>
+                      <wps:style>
+                        <a:lnRef idx="2">
+                          <a:schemeClr val="accent1">
+                            <a:shade val="50000"/>
+                          </a:schemeClr>
+                        </a:lnRef>
+                        <a:fillRef idx="1">
+                          <a:schemeClr val="accent1"/>
+                        </a:fillRef>
+                        <a:effectRef idx="0">
+                          <a:schemeClr val="accent1"/>
+                        </a:effectRef>
+                        <a:fontRef idx="minor">
+                          <a:schemeClr val="lt1"/>
+                        </a:fontRef>
+                      </wps:style>
+                      <wps:bodyPr rot="0" spcFirstLastPara="0" vertOverflow="overflow" horzOverflow="overflow" vert="horz" wrap="square" lIns="91440" tIns="45720" rIns="91440" bIns="45720" numCol="1" spcCol="0" rtlCol="0" fromWordArt="0" anchor="ctr" anchorCtr="0" forceAA="0" compatLnSpc="1">
+                        <a:prstTxWarp prst="textNoShape">
+                          <a:avLst/>
+                        </a:prstTxWarp>
+                        <a:noAutofit/>
+                      </wps:bodyPr>
+                    </wps:wsp>
+                  </a:graphicData>
+                </a:graphic>
+                <wp14:sizeRelH relativeFrom="margin">
+                  <wp14:pctWidth>0</wp14:pctWidth>
+                </wp14:sizeRelH>
+                <wp14:sizeRelV relativeFrom="margin">
+                  <wp14:pctHeight>0</wp14:pctHeight>
+                </wp14:sizeRelV>
+              </wp:anchor>
+            </w:drawing>
+          </mc:Choice>
+          <mc:Fallback>
+            <w:pict>
+              <v:shape w14:anchorId="4BF5CD6E" id="Seta: para a Esquerda 15" o:spid="_x0000_s1026" type="#_x0000_t66" style="position:absolute;margin-left:92.85pt;margin-top:34.75pt;width:41.4pt;height:14.4pt;rotation:-90;z-index:251697152;visibility:visible;mso-wrap-style:square;mso-width-percent:0;mso-height-percent:0;mso-wrap-distance-left:9pt;mso-wrap-distance-top:0;mso-wrap-distance-right:9pt;mso-wrap-distance-bottom:0;mso-position-horizontal:absolute;mso-position-horizontal-relative:text;mso-position-vertical:absolute;mso-position-vertical-relative:text;mso-width-percent:0;mso-height-percent:0;mso-width-relative:margin;mso-height-relative:margin;v-text-anchor:middle" o:gfxdata="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" adj="3757" fillcolor="#4472c4 [3204]" strokecolor="#1f3763 [1604]" strokeweight="1pt"/>
+            </w:pict>
+          </mc:Fallback>
+        </mc:AlternateContent>
+      </w:r>
+      <w:r>
+        <w:rPr>
+          <w:rFonts w:cstheme="minorHAnsi"/>
+          <w:sz w:val="32"/>
+          <w:szCs w:val="32"/>
+        </w:rPr>
+        <w:drawing>
+          <wp:anchor distT="0" distB="0" distL="114300" distR="114300" simplePos="0" relativeHeight="251695104" behindDoc="0" locked="0" layoutInCell="1" allowOverlap="1" wp14:anchorId="0920CBC4" wp14:editId="6CEBB995">
+            <wp:simplePos x="0" y="0"/>
+            <wp:positionH relativeFrom="column">
+              <wp:posOffset>-638175</wp:posOffset>
+            </wp:positionH>
+            <wp:positionV relativeFrom="paragraph">
+              <wp:posOffset>725170</wp:posOffset>
+            </wp:positionV>
+            <wp:extent cx="3886742" cy="2162477"/>
+            <wp:effectExtent l="0" t="0" r="0" b="9525"/>
+            <wp:wrapSquare wrapText="bothSides"/>
+            <wp:docPr id="10" name="Imagem 10"/>
+            <wp:cNvGraphicFramePr>
+              <a:graphicFrameLocks xmlns:a="http://schemas.openxmlformats.org/drawingml/2006/main" noChangeAspect="1"/>
+            </wp:cNvGraphicFramePr>
+            <a:graphic xmlns:a="http://schemas.openxmlformats.org/drawingml/2006/main">
+              <a:graphicData uri="http://schemas.openxmlformats.org/drawingml/2006/picture">
+                <pic:pic xmlns:pic="http://schemas.openxmlformats.org/drawingml/2006/picture">
+                  <pic:nvPicPr>
+                    <pic:cNvPr id="1" name=""/>
+                    <pic:cNvPicPr/>
+                  </pic:nvPicPr>
+                  <pic:blipFill>
+                    <a:blip r:embed="rId17">
+                      <a:extLst>
+                        <a:ext uri="{28A0092B-C50C-407E-A947-70E740481C1C}">
+                          <a14:useLocalDpi xmlns:a14="http://schemas.microsoft.com/office/drawing/2010/main" val="0"/>
+                        </a:ext>
+                      </a:extLst>
+                    </a:blip>
+                    <a:stretch>
+                      <a:fillRect/>
+                    </a:stretch>
+                  </pic:blipFill>
+                  <pic:spPr>
+                    <a:xfrm>
+                      <a:off x="0" y="0"/>
+                      <a:ext cx="3886742" cy="2162477"/>
+                    </a:xfrm>
+                    <a:prstGeom prst="rect">
+                      <a:avLst/>
+                    </a:prstGeom>
+                  </pic:spPr>
+                </pic:pic>
+              </a:graphicData>
+            </a:graphic>
+            <wp14:sizeRelH relativeFrom="page">
+              <wp14:pctWidth>0</wp14:pctWidth>
+            </wp14:sizeRelH>
+            <wp14:sizeRelV relativeFrom="page">
+              <wp14:pctHeight>0</wp14:pctHeight>
+            </wp14:sizeRelV>
+          </wp:anchor>
+        </w:drawing>
+      </w:r>
+    </w:p>
+    <w:p>
+      <w:pPr>
+        <w:rPr>
+          <w:rFonts w:cstheme="minorHAnsi"/>
+          <w:sz w:val="32"/>
+          <w:szCs w:val="32"/>
+        </w:rPr>
+      </w:pPr>
+    </w:p>
+    <w:p>
+      <w:pPr>
+        <w:rPr>
+          <w:rFonts w:cstheme="minorHAnsi"/>
+          <w:sz w:val="32"/>
+          <w:szCs w:val="32"/>
+        </w:rPr>
+      </w:pPr>
+    </w:p>
+    <w:p>
+      <w:pPr>
+        <w:rPr>
+          <w:rFonts w:cstheme="minorHAnsi"/>
+          <w:sz w:val="32"/>
+          <w:szCs w:val="32"/>
+        </w:rPr>
+      </w:pPr>
+    </w:p>
+    <w:p>
+      <w:pPr>
+        <w:rPr>
+          <w:rFonts w:cstheme="minorHAnsi"/>
+          <w:sz w:val="32"/>
+          <w:szCs w:val="32"/>
+        </w:rPr>
+      </w:pPr>
+    </w:p>
+    <w:p>
+      <w:pPr>
+        <w:jc w:val="center"/>
+        <w:rPr>
+          <w:rFonts w:cstheme="minorHAnsi"/>
+          <w:sz w:val="32"/>
+          <w:szCs w:val="32"/>
+        </w:rPr>
+      </w:pPr>
+    </w:p>
+    <w:p>
+      <w:pPr>
+        <w:jc w:val="center"/>
+        <w:rPr>
+          <w:rFonts w:cstheme="minorHAnsi"/>
+          <w:sz w:val="32"/>
+          <w:szCs w:val="32"/>
+        </w:rPr>
+      </w:pPr>
+    </w:p>
+    <w:p>
+      <w:pPr>
+        <w:jc w:val="center"/>
+        <w:rPr>
+          <w:rFonts w:cstheme="minorHAnsi"/>
+          <w:sz w:val="32"/>
+          <w:szCs w:val="32"/>
+        </w:rPr>
+      </w:pPr>
+    </w:p>
+    <w:p>
+      <w:pPr>
+        <w:jc w:val="center"/>
+        <w:rPr>
+          <w:rFonts w:cstheme="minorHAnsi"/>
+          <w:sz w:val="32"/>
+          <w:szCs w:val="32"/>
+        </w:rPr>
+      </w:pPr>
+      <w:r>
+        <w:rPr>
+          <w:rFonts w:cstheme="minorHAnsi"/>
+          <w:b/>
+          <w:bCs/>
+          <w:noProof/>
+          <w:sz w:val="24"/>
+          <w:szCs w:val="24"/>
+        </w:rPr>
+        <w:lastRenderedPageBreak/>
+        <mc:AlternateContent>
+          <mc:Choice Requires="wps">
+            <w:drawing>
+              <wp:anchor distT="0" distB="0" distL="114300" distR="114300" simplePos="0" relativeHeight="251718656" behindDoc="0" locked="0" layoutInCell="1" allowOverlap="1" wp14:anchorId="0F1C5333" wp14:editId="0A80080D">
+                <wp:simplePos x="0" y="0"/>
+                <wp:positionH relativeFrom="page">
+                  <wp:posOffset>4991100</wp:posOffset>
+                </wp:positionH>
+                <wp:positionV relativeFrom="paragraph">
+                  <wp:posOffset>7925435</wp:posOffset>
+                </wp:positionV>
+                <wp:extent cx="1912620" cy="342900"/>
+                <wp:effectExtent l="0" t="0" r="0" b="0"/>
+                <wp:wrapNone/>
+                <wp:docPr id="49" name="Caixa de Texto 49"/>
+                <wp:cNvGraphicFramePr/>
+                <a:graphic xmlns:a="http://schemas.openxmlformats.org/drawingml/2006/main">
+                  <a:graphicData uri="http://schemas.microsoft.com/office/word/2010/wordprocessingShape">
+                    <wps:wsp>
+                      <wps:cNvSpPr txBox="1"/>
+                      <wps:spPr>
+                        <a:xfrm>
+                          <a:off x="0" y="0"/>
+                          <a:ext cx="1912620" cy="342900"/>
+                        </a:xfrm>
+                        <a:prstGeom prst="rect">
+                          <a:avLst/>
+                        </a:prstGeom>
+                        <a:noFill/>
+                        <a:ln w="6350">
+                          <a:noFill/>
+                        </a:ln>
+                      </wps:spPr>
+                      <wps:txbx>
+                        <w:txbxContent>
+                          <w:p>
+                            <w:pPr>
+                              <w:rPr>
+                                <w:b/>
+                                <w:bCs/>
+                                <w:i/>
+                                <w:iCs/>
+                                <w:sz w:val="28"/>
+                                <w:szCs w:val="28"/>
+                              </w:rPr>
+                            </w:pPr>
+                            <w:r>
+                              <w:rPr>
+                                <w:b/>
+                                <w:bCs/>
+                                <w:i/>
+                                <w:iCs/>
+                                <w:sz w:val="28"/>
+                                <w:szCs w:val="28"/>
+                              </w:rPr>
+                              <w:t>Foto pronta para envio</w:t>
+                            </w:r>
+                          </w:p>
+                        </w:txbxContent>
+                      </wps:txbx>
+                      <wps:bodyPr rot="0" spcFirstLastPara="0" vertOverflow="overflow" horzOverflow="overflow" vert="horz" wrap="square" lIns="91440" tIns="45720" rIns="91440" bIns="45720" numCol="1" spcCol="0" rtlCol="0" fromWordArt="0" anchor="t" anchorCtr="0" forceAA="0" compatLnSpc="1">
+                        <a:prstTxWarp prst="textNoShape">
+                          <a:avLst/>
+                        </a:prstTxWarp>
+                        <a:noAutofit/>
+                      </wps:bodyPr>
+                    </wps:wsp>
+                  </a:graphicData>
+                </a:graphic>
+                <wp14:sizeRelH relativeFrom="margin">
+                  <wp14:pctWidth>0</wp14:pctWidth>
+                </wp14:sizeRelH>
+                <wp14:sizeRelV relativeFrom="margin">
+                  <wp14:pctHeight>0</wp14:pctHeight>
+                </wp14:sizeRelV>
+              </wp:anchor>
+            </w:drawing>
+          </mc:Choice>
+          <mc:Fallback>
+            <w:pict>
+              <v:shape w14:anchorId="0F1C5333" id="Caixa de Texto 49" o:spid="_x0000_s1033" type="#_x0000_t202" style="position:absolute;left:0;text-align:left;margin-left:393pt;margin-top:624.05pt;width:150.6pt;height:27pt;z-index:251718656;visibility:visible;mso-wrap-style:square;mso-width-percent:0;mso-height-percent:0;mso-wrap-distance-left:9pt;mso-wrap-distance-top:0;mso-wrap-distance-right:9pt;mso-wrap-distance-bottom:0;mso-position-horizontal:absolute;mso-position-horizontal-relative:page;mso-position-vertical:absolute;mso-position-vertical-relative:text;mso-width-percent:0;mso-height-percent:0;mso-width-relative:margin;mso-height-relative:margin;v-text-anchor:top" o:gfxdata="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" filled="f" stroked="f" strokeweight=".5pt">
+                <v:textbox>
+                  <w:txbxContent>
+                    <w:p>
+                      <w:pPr>
+                        <w:rPr>
+                          <w:b/>
+                          <w:bCs/>
+                          <w:i/>
+                          <w:iCs/>
+                          <w:sz w:val="28"/>
+                          <w:szCs w:val="28"/>
+                        </w:rPr>
+                      </w:pPr>
+                      <w:r>
+                        <w:rPr>
+                          <w:b/>
+                          <w:bCs/>
+                          <w:i/>
+                          <w:iCs/>
+                          <w:sz w:val="28"/>
+                          <w:szCs w:val="28"/>
+                        </w:rPr>
+                        <w:t>Foto pronta para envio</w:t>
+                      </w:r>
+                    </w:p>
+                  </w:txbxContent>
+                </v:textbox>
+                <w10:wrap anchorx="page"/>
+              </v:shape>
+            </w:pict>
+          </mc:Fallback>
+        </mc:AlternateContent>
+      </w:r>
+      <w:r>
+        <w:rPr>
+          <w:rFonts w:cstheme="minorHAnsi"/>
+          <w:noProof/>
+          <w:sz w:val="32"/>
+          <w:szCs w:val="32"/>
+        </w:rPr>
+        <mc:AlternateContent>
+          <mc:Choice Requires="wps">
+            <w:drawing>
+              <wp:anchor distT="0" distB="0" distL="114300" distR="114300" simplePos="0" relativeHeight="251716608" behindDoc="0" locked="0" layoutInCell="1" allowOverlap="1" wp14:anchorId="1F75F3B1" wp14:editId="3166FD32">
+                <wp:simplePos x="0" y="0"/>
+                <wp:positionH relativeFrom="column">
+                  <wp:posOffset>2912110</wp:posOffset>
+                </wp:positionH>
+                <wp:positionV relativeFrom="paragraph">
+                  <wp:posOffset>7864475</wp:posOffset>
+                </wp:positionV>
+                <wp:extent cx="1014095" cy="398780"/>
+                <wp:effectExtent l="0" t="19050" r="33655" b="39370"/>
+                <wp:wrapNone/>
+                <wp:docPr id="48" name="Seta: para a Esquerda 48"/>
+                <wp:cNvGraphicFramePr/>
+                <a:graphic xmlns:a="http://schemas.openxmlformats.org/drawingml/2006/main">
+                  <a:graphicData uri="http://schemas.microsoft.com/office/word/2010/wordprocessingShape">
+                    <wps:wsp>
+                      <wps:cNvSpPr/>
+                      <wps:spPr>
+                        <a:xfrm rot="10800000">
+                          <a:off x="0" y="0"/>
+                          <a:ext cx="1014095" cy="398780"/>
+                        </a:xfrm>
+                        <a:prstGeom prst="leftArrow">
+                          <a:avLst/>
+                        </a:prstGeom>
+                      </wps:spPr>
+                      <wps:style>
+                        <a:lnRef idx="2">
+                          <a:schemeClr val="accent1">
+                            <a:shade val="50000"/>
+                          </a:schemeClr>
+                        </a:lnRef>
+                        <a:fillRef idx="1">
+                          <a:schemeClr val="accent1"/>
+                        </a:fillRef>
+                        <a:effectRef idx="0">
+                          <a:schemeClr val="accent1"/>
+                        </a:effectRef>
+                        <a:fontRef idx="minor">
+                          <a:schemeClr val="lt1"/>
+                        </a:fontRef>
+                      </wps:style>
+                      <wps:bodyPr rot="0" spcFirstLastPara="0" vertOverflow="overflow" horzOverflow="overflow" vert="horz" wrap="square" lIns="91440" tIns="45720" rIns="91440" bIns="45720" numCol="1" spcCol="0" rtlCol="0" fromWordArt="0" anchor="ctr" anchorCtr="0" forceAA="0" compatLnSpc="1">
+                        <a:prstTxWarp prst="textNoShape">
+                          <a:avLst/>
+                        </a:prstTxWarp>
+                        <a:noAutofit/>
+                      </wps:bodyPr>
+                    </wps:wsp>
+                  </a:graphicData>
+                </a:graphic>
+                <wp14:sizeRelH relativeFrom="margin">
+                  <wp14:pctWidth>0</wp14:pctWidth>
+                </wp14:sizeRelH>
+                <wp14:sizeRelV relativeFrom="margin">
+                  <wp14:pctHeight>0</wp14:pctHeight>
+                </wp14:sizeRelV>
+              </wp:anchor>
+            </w:drawing>
+          </mc:Choice>
+          <mc:Fallback>
+            <w:pict>
+              <v:shape w14:anchorId="4260A8FB" id="Seta: para a Esquerda 48" o:spid="_x0000_s1026" type="#_x0000_t66" style="position:absolute;margin-left:229.3pt;margin-top:619.25pt;width:79.85pt;height:31.4pt;rotation:180;z-index:251716608;visibility:visible;mso-wrap-style:square;mso-width-percent:0;mso-height-percent:0;mso-wrap-distance-left:9pt;mso-wrap-distance-top:0;mso-wrap-distance-right:9pt;mso-wrap-distance-bottom:0;mso-position-horizontal:absolute;mso-position-horizontal-relative:text;mso-position-vertical:absolute;mso-position-vertical-relative:text;mso-width-percent:0;mso-height-percent:0;mso-width-relative:margin;mso-height-relative:margin;v-text-anchor:middle" o:gfxdata="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" adj="4247" fillcolor="#4472c4 [3204]" strokecolor="#1f3763 [1604]" strokeweight="1pt"/>
+            </w:pict>
+          </mc:Fallback>
+        </mc:AlternateContent>
+      </w:r>
+      <w:r>
+        <w:rPr>
+          <w:rFonts w:cstheme="minorHAnsi"/>
+          <w:b/>
+          <w:bCs/>
+          <w:noProof/>
+          <w:sz w:val="24"/>
+          <w:szCs w:val="24"/>
+        </w:rPr>
+        <mc:AlternateContent>
+          <mc:Choice Requires="wps">
+            <w:drawing>
+              <wp:anchor distT="0" distB="0" distL="114300" distR="114300" simplePos="0" relativeHeight="251711488" behindDoc="0" locked="0" layoutInCell="1" allowOverlap="1" wp14:anchorId="52740DEC" wp14:editId="31331A74">
+                <wp:simplePos x="0" y="0"/>
+                <wp:positionH relativeFrom="page">
+                  <wp:posOffset>4785360</wp:posOffset>
+                </wp:positionH>
+                <wp:positionV relativeFrom="paragraph">
+                  <wp:posOffset>4206875</wp:posOffset>
+                </wp:positionV>
+                <wp:extent cx="1249680" cy="342900"/>
+                <wp:effectExtent l="0" t="0" r="0" b="0"/>
+                <wp:wrapNone/>
+                <wp:docPr id="41" name="Caixa de Texto 41"/>
+                <wp:cNvGraphicFramePr/>
+                <a:graphic xmlns:a="http://schemas.openxmlformats.org/drawingml/2006/main">
+                  <a:graphicData uri="http://schemas.microsoft.com/office/word/2010/wordprocessingShape">
+                    <wps:wsp>
+                      <wps:cNvSpPr txBox="1"/>
+                      <wps:spPr>
+                        <a:xfrm>
+                          <a:off x="0" y="0"/>
+                          <a:ext cx="1249680" cy="342900"/>
+                        </a:xfrm>
+                        <a:prstGeom prst="rect">
+                          <a:avLst/>
+                        </a:prstGeom>
+                        <a:noFill/>
+                        <a:ln w="6350">
+                          <a:noFill/>
+                        </a:ln>
+                      </wps:spPr>
+                      <wps:txbx>
+                        <w:txbxContent>
+                          <w:p>
+                            <w:pPr>
+                              <w:rPr>
+                                <w:b/>
+                                <w:bCs/>
+                                <w:i/>
+                                <w:iCs/>
+                                <w:sz w:val="28"/>
+                                <w:szCs w:val="28"/>
+                              </w:rPr>
+                            </w:pPr>
+                            <w:r>
+                              <w:rPr>
+                                <w:b/>
+                                <w:bCs/>
+                                <w:i/>
+                                <w:iCs/>
+                                <w:sz w:val="28"/>
+                                <w:szCs w:val="28"/>
+                              </w:rPr>
+                              <w:t>Modal aberto</w:t>
+                            </w:r>
+                          </w:p>
+                        </w:txbxContent>
+                      </wps:txbx>
+                      <wps:bodyPr rot="0" spcFirstLastPara="0" vertOverflow="overflow" horzOverflow="overflow" vert="horz" wrap="square" lIns="91440" tIns="45720" rIns="91440" bIns="45720" numCol="1" spcCol="0" rtlCol="0" fromWordArt="0" anchor="t" anchorCtr="0" forceAA="0" compatLnSpc="1">
+                        <a:prstTxWarp prst="textNoShape">
+                          <a:avLst/>
+                        </a:prstTxWarp>
+                        <a:noAutofit/>
+                      </wps:bodyPr>
+                    </wps:wsp>
+                  </a:graphicData>
+                </a:graphic>
+                <wp14:sizeRelH relativeFrom="margin">
+                  <wp14:pctWidth>0</wp14:pctWidth>
+                </wp14:sizeRelH>
+                <wp14:sizeRelV relativeFrom="margin">
+                  <wp14:pctHeight>0</wp14:pctHeight>
+                </wp14:sizeRelV>
+              </wp:anchor>
+            </w:drawing>
+          </mc:Choice>
+          <mc:Fallback>
+            <w:pict>
+              <v:shape w14:anchorId="52740DEC" id="Caixa de Texto 41" o:spid="_x0000_s1034" type="#_x0000_t202" style="position:absolute;left:0;text-align:left;margin-left:376.8pt;margin-top:331.25pt;width:98.4pt;height:27pt;z-index:251711488;visibility:visible;mso-wrap-style:square;mso-width-percent:0;mso-height-percent:0;mso-wrap-distance-left:9pt;mso-wrap-distance-top:0;mso-wrap-distance-right:9pt;mso-wrap-distance-bottom:0;mso-position-horizontal:absolute;mso-position-horizontal-relative:page;mso-position-vertical:absolute;mso-position-vertical-relative:text;mso-width-percent:0;mso-height-percent:0;mso-width-relative:margin;mso-height-relative:margin;v-text-anchor:top" o:gfxdata="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" filled="f" stroked="f" strokeweight=".5pt">
+                <v:textbox>
+                  <w:txbxContent>
+                    <w:p>
+                      <w:pPr>
+                        <w:rPr>
+                          <w:b/>
+                          <w:bCs/>
+                          <w:i/>
+                          <w:iCs/>
+                          <w:sz w:val="28"/>
+                          <w:szCs w:val="28"/>
+                        </w:rPr>
+                      </w:pPr>
+                      <w:r>
+                        <w:rPr>
+                          <w:b/>
+                          <w:bCs/>
+                          <w:i/>
+                          <w:iCs/>
+                          <w:sz w:val="28"/>
+                          <w:szCs w:val="28"/>
+                        </w:rPr>
+                        <w:t>Modal aberto</w:t>
+                      </w:r>
+                    </w:p>
+                  </w:txbxContent>
+                </v:textbox>
+                <w10:wrap anchorx="page"/>
+              </v:shape>
+            </w:pict>
+          </mc:Fallback>
+        </mc:AlternateContent>
+      </w:r>
+      <w:r>
+        <w:rPr>
+          <w:rFonts w:cstheme="minorHAnsi"/>
+          <w:noProof/>
+          <w:sz w:val="32"/>
+          <w:szCs w:val="32"/>
+        </w:rPr>
+        <mc:AlternateContent>
+          <mc:Choice Requires="wps">
+            <w:drawing>
+              <wp:anchor distT="0" distB="0" distL="114300" distR="114300" simplePos="0" relativeHeight="251714560" behindDoc="0" locked="0" layoutInCell="1" allowOverlap="1" wp14:anchorId="5DE7177B" wp14:editId="3FB1D706">
+                <wp:simplePos x="0" y="0"/>
+                <wp:positionH relativeFrom="column">
+                  <wp:posOffset>1137287</wp:posOffset>
+                </wp:positionH>
+                <wp:positionV relativeFrom="paragraph">
+                  <wp:posOffset>6287134</wp:posOffset>
+                </wp:positionV>
+                <wp:extent cx="420052" cy="204790"/>
+                <wp:effectExtent l="0" t="6667" r="30797" b="30798"/>
+                <wp:wrapNone/>
+                <wp:docPr id="47" name="Seta: para a Esquerda 47"/>
+                <wp:cNvGraphicFramePr/>
+                <a:graphic xmlns:a="http://schemas.openxmlformats.org/drawingml/2006/main">
+                  <a:graphicData uri="http://schemas.microsoft.com/office/word/2010/wordprocessingShape">
+                    <wps:wsp>
+                      <wps:cNvSpPr/>
+                      <wps:spPr>
+                        <a:xfrm rot="16200000">
+                          <a:off x="0" y="0"/>
+                          <a:ext cx="420052" cy="204790"/>
+                        </a:xfrm>
+                        <a:prstGeom prst="leftArrow">
+                          <a:avLst/>
+                        </a:prstGeom>
+                      </wps:spPr>
+                      <wps:style>
+                        <a:lnRef idx="2">
+                          <a:schemeClr val="accent1">
+                            <a:shade val="50000"/>
+                          </a:schemeClr>
+                        </a:lnRef>
+                        <a:fillRef idx="1">
+                          <a:schemeClr val="accent1"/>
+                        </a:fillRef>
+                        <a:effectRef idx="0">
+                          <a:schemeClr val="accent1"/>
+                        </a:effectRef>
+                        <a:fontRef idx="minor">
+                          <a:schemeClr val="lt1"/>
+                        </a:fontRef>
+                      </wps:style>
+                      <wps:bodyPr rot="0" spcFirstLastPara="0" vertOverflow="overflow" horzOverflow="overflow" vert="horz" wrap="square" lIns="91440" tIns="45720" rIns="91440" bIns="45720" numCol="1" spcCol="0" rtlCol="0" fromWordArt="0" anchor="ctr" anchorCtr="0" forceAA="0" compatLnSpc="1">
+                        <a:prstTxWarp prst="textNoShape">
+                          <a:avLst/>
+                        </a:prstTxWarp>
+                        <a:noAutofit/>
+                      </wps:bodyPr>
+                    </wps:wsp>
+                  </a:graphicData>
+                </a:graphic>
+                <wp14:sizeRelH relativeFrom="margin">
+                  <wp14:pctWidth>0</wp14:pctWidth>
+                </wp14:sizeRelH>
+                <wp14:sizeRelV relativeFrom="margin">
+                  <wp14:pctHeight>0</wp14:pctHeight>
+                </wp14:sizeRelV>
+              </wp:anchor>
+            </w:drawing>
+          </mc:Choice>
+          <mc:Fallback>
+            <w:pict>
+              <v:shape w14:anchorId="2DAC5EE8" id="Seta: para a Esquerda 47" o:spid="_x0000_s1026" type="#_x0000_t66" style="position:absolute;margin-left:89.55pt;margin-top:495.05pt;width:33.05pt;height:16.15pt;rotation:-90;z-index:251714560;visibility:visible;mso-wrap-style:square;mso-width-percent:0;mso-height-percent:0;mso-wrap-distance-left:9pt;mso-wrap-distance-top:0;mso-wrap-distance-right:9pt;mso-wrap-distance-bottom:0;mso-position-horizontal:absolute;mso-position-horizontal-relative:text;mso-position-vertical:absolute;mso-position-vertical-relative:text;mso-width-percent:0;mso-height-percent:0;mso-width-relative:margin;mso-height-relative:margin;v-text-anchor:middle" o:gfxdata="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" adj="5265" fillcolor="#4472c4 [3204]" strokecolor="#1f3763 [1604]" strokeweight="1pt"/>
+            </w:pict>
+          </mc:Fallback>
+        </mc:AlternateContent>
+      </w:r>
+      <w:r>
+        <w:rPr>
+          <w:rFonts w:cstheme="minorHAnsi"/>
+          <w:noProof/>
+          <w:sz w:val="32"/>
+          <w:szCs w:val="32"/>
+        </w:rPr>
+        <w:drawing>
+          <wp:anchor distT="0" distB="0" distL="114300" distR="114300" simplePos="0" relativeHeight="251712512" behindDoc="0" locked="0" layoutInCell="1" allowOverlap="1" wp14:anchorId="1015C04D" wp14:editId="3CD2A719">
+            <wp:simplePos x="0" y="0"/>
+            <wp:positionH relativeFrom="margin">
+              <wp:posOffset>-302895</wp:posOffset>
+            </wp:positionH>
+            <wp:positionV relativeFrom="paragraph">
+              <wp:posOffset>6562090</wp:posOffset>
+            </wp:positionV>
+            <wp:extent cx="3246120" cy="3580130"/>
+            <wp:effectExtent l="0" t="0" r="0" b="1270"/>
+            <wp:wrapSquare wrapText="bothSides"/>
+            <wp:docPr id="46" name="Imagem 46"/>
+            <wp:cNvGraphicFramePr>
+              <a:graphicFrameLocks xmlns:a="http://schemas.openxmlformats.org/drawingml/2006/main" noChangeAspect="1"/>
+            </wp:cNvGraphicFramePr>
+            <a:graphic xmlns:a="http://schemas.openxmlformats.org/drawingml/2006/main">
+              <a:graphicData uri="http://schemas.openxmlformats.org/drawingml/2006/picture">
+                <pic:pic xmlns:pic="http://schemas.openxmlformats.org/drawingml/2006/picture">
+                  <pic:nvPicPr>
+                    <pic:cNvPr id="0" name="Picture 3"/>
+                    <pic:cNvPicPr>
+                      <a:picLocks noChangeAspect="1" noChangeArrowheads="1"/>
+                    </pic:cNvPicPr>
+                  </pic:nvPicPr>
+                  <pic:blipFill rotWithShape="1">
+                    <a:blip r:embed="rId18">
+                      <a:extLst>
+                        <a:ext uri="{28A0092B-C50C-407E-A947-70E740481C1C}">
+                          <a14:useLocalDpi xmlns:a14="http://schemas.microsoft.com/office/drawing/2010/main" val="0"/>
+                        </a:ext>
+                      </a:extLst>
+                    </a:blip>
+                    <a:srcRect t="26655" b="23712"/>
+                    <a:stretch/>
+                  </pic:blipFill>
+                  <pic:spPr bwMode="auto">
+                    <a:xfrm>
+                      <a:off x="0" y="0"/>
+                      <a:ext cx="3246120" cy="3580130"/>
+                    </a:xfrm>
+                    <a:prstGeom prst="rect">
+                      <a:avLst/>
+                    </a:prstGeom>
+                    <a:noFill/>
+                    <a:ln>
+                      <a:noFill/>
+                    </a:ln>
+                    <a:extLst>
+                      <a:ext uri="{53640926-AAD7-44D8-BBD7-CCE9431645EC}">
+                        <a14:shadowObscured xmlns:a14="http://schemas.microsoft.com/office/drawing/2010/main"/>
+                      </a:ext>
+                    </a:extLst>
+                  </pic:spPr>
+                </pic:pic>
+              </a:graphicData>
+            </a:graphic>
+            <wp14:sizeRelH relativeFrom="page">
+              <wp14:pctWidth>0</wp14:pctWidth>
+            </wp14:sizeRelH>
+            <wp14:sizeRelV relativeFrom="page">
+              <wp14:pctHeight>0</wp14:pctHeight>
+            </wp14:sizeRelV>
+          </wp:anchor>
+        </w:drawing>
+      </w:r>
+      <w:r>
+        <w:rPr>
+          <w:rFonts w:cstheme="minorHAnsi"/>
+          <w:noProof/>
+          <w:sz w:val="32"/>
+          <w:szCs w:val="32"/>
+        </w:rPr>
+        <mc:AlternateContent>
+          <mc:Choice Requires="wps">
+            <w:drawing>
+              <wp:anchor distT="0" distB="0" distL="114300" distR="114300" simplePos="0" relativeHeight="251709440" behindDoc="0" locked="0" layoutInCell="1" allowOverlap="1" wp14:anchorId="63EB5AC6" wp14:editId="7A187A85">
+                <wp:simplePos x="0" y="0"/>
+                <wp:positionH relativeFrom="column">
+                  <wp:posOffset>2808605</wp:posOffset>
+                </wp:positionH>
+                <wp:positionV relativeFrom="paragraph">
+                  <wp:posOffset>4243705</wp:posOffset>
+                </wp:positionV>
+                <wp:extent cx="861060" cy="209550"/>
+                <wp:effectExtent l="0" t="19050" r="34290" b="38100"/>
+                <wp:wrapNone/>
+                <wp:docPr id="40" name="Seta: para a Esquerda 40"/>
+                <wp:cNvGraphicFramePr/>
+                <a:graphic xmlns:a="http://schemas.openxmlformats.org/drawingml/2006/main">
+                  <a:graphicData uri="http://schemas.microsoft.com/office/word/2010/wordprocessingShape">
+                    <wps:wsp>
+                      <wps:cNvSpPr/>
+                      <wps:spPr>
+                        <a:xfrm rot="10800000">
+                          <a:off x="0" y="0"/>
+                          <a:ext cx="861060" cy="209550"/>
+                        </a:xfrm>
+                        <a:prstGeom prst="leftArrow">
+                          <a:avLst/>
+                        </a:prstGeom>
+                      </wps:spPr>
+                      <wps:style>
+                        <a:lnRef idx="2">
+                          <a:schemeClr val="accent1">
+                            <a:shade val="50000"/>
+                          </a:schemeClr>
+                        </a:lnRef>
+                        <a:fillRef idx="1">
+                          <a:schemeClr val="accent1"/>
+                        </a:fillRef>
+                        <a:effectRef idx="0">
+                          <a:schemeClr val="accent1"/>
+                        </a:effectRef>
+                        <a:fontRef idx="minor">
+                          <a:schemeClr val="lt1"/>
+                        </a:fontRef>
+                      </wps:style>
+                      <wps:bodyPr rot="0" spcFirstLastPara="0" vertOverflow="overflow" horzOverflow="overflow" vert="horz" wrap="square" lIns="91440" tIns="45720" rIns="91440" bIns="45720" numCol="1" spcCol="0" rtlCol="0" fromWordArt="0" anchor="ctr" anchorCtr="0" forceAA="0" compatLnSpc="1">
+                        <a:prstTxWarp prst="textNoShape">
+                          <a:avLst/>
+                        </a:prstTxWarp>
+                        <a:noAutofit/>
+                      </wps:bodyPr>
+                    </wps:wsp>
+                  </a:graphicData>
+                </a:graphic>
+                <wp14:sizeRelH relativeFrom="margin">
+                  <wp14:pctWidth>0</wp14:pctWidth>
+                </wp14:sizeRelH>
+                <wp14:sizeRelV relativeFrom="margin">
+                  <wp14:pctHeight>0</wp14:pctHeight>
+                </wp14:sizeRelV>
+              </wp:anchor>
+            </w:drawing>
+          </mc:Choice>
+          <mc:Fallback>
+            <w:pict>
+              <v:shape w14:anchorId="752A55D7" id="Seta: para a Esquerda 40" o:spid="_x0000_s1026" type="#_x0000_t66" style="position:absolute;margin-left:221.15pt;margin-top:334.15pt;width:67.8pt;height:16.5pt;rotation:180;z-index:251709440;visibility:visible;mso-wrap-style:square;mso-width-percent:0;mso-height-percent:0;mso-wrap-distance-left:9pt;mso-wrap-distance-top:0;mso-wrap-distance-right:9pt;mso-wrap-distance-bottom:0;mso-position-horizontal:absolute;mso-position-horizontal-relative:text;mso-position-vertical:absolute;mso-position-vertical-relative:text;mso-width-percent:0;mso-height-percent:0;mso-width-relative:margin;mso-height-relative:margin;v-text-anchor:middle" o:gfxdata="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" adj="2628" fillcolor="#4472c4 [3204]" strokecolor="#1f3763 [1604]" strokeweight="1pt"/>
+            </w:pict>
+          </mc:Fallback>
+        </mc:AlternateContent>
+      </w:r>
+      <w:r>
+        <w:rPr>
+          <w:rFonts w:cstheme="minorHAnsi"/>
+          <w:b/>
+          <w:bCs/>
+          <w:noProof/>
+          <w:sz w:val="24"/>
+          <w:szCs w:val="24"/>
+        </w:rPr>
+        <mc:AlternateContent>
+          <mc:Choice Requires="wps">
+            <w:drawing>
+              <wp:anchor distT="0" distB="0" distL="114300" distR="114300" simplePos="0" relativeHeight="251702272" behindDoc="0" locked="0" layoutInCell="1" allowOverlap="1" wp14:anchorId="5C560E25" wp14:editId="0CFC56CB">
+                <wp:simplePos x="0" y="0"/>
+                <wp:positionH relativeFrom="page">
+                  <wp:posOffset>4998720</wp:posOffset>
+                </wp:positionH>
+                <wp:positionV relativeFrom="paragraph">
+                  <wp:posOffset>274955</wp:posOffset>
+                </wp:positionV>
+                <wp:extent cx="2468880" cy="2270760"/>
+                <wp:effectExtent l="0" t="0" r="0" b="0"/>
+                <wp:wrapNone/>
+                <wp:docPr id="35" name="Caixa de Texto 35"/>
+                <wp:cNvGraphicFramePr/>
+                <a:graphic xmlns:a="http://schemas.openxmlformats.org/drawingml/2006/main">
+                  <a:graphicData uri="http://schemas.microsoft.com/office/word/2010/wordprocessingShape">
+                    <wps:wsp>
+                      <wps:cNvSpPr txBox="1"/>
+                      <wps:spPr>
+                        <a:xfrm>
+                          <a:off x="0" y="0"/>
+                          <a:ext cx="2468880" cy="2270760"/>
+                        </a:xfrm>
+                        <a:prstGeom prst="rect">
+                          <a:avLst/>
+                        </a:prstGeom>
+                        <a:noFill/>
+                        <a:ln w="6350">
+                          <a:noFill/>
+                        </a:ln>
+                      </wps:spPr>
+                      <wps:txbx>
+                        <w:txbxContent>
+                          <w:p>
+                            <w:pPr>
+                              <w:rPr>
+                                <w:b/>
+                                <w:bCs/>
+                                <w:i/>
+                                <w:iCs/>
+                                <w:sz w:val="28"/>
+                                <w:szCs w:val="28"/>
+                              </w:rPr>
+                            </w:pPr>
+                            <w:r>
+                              <w:rPr>
+                                <w:b/>
+                                <w:bCs/>
+                                <w:i/>
+                                <w:iCs/>
+                                <w:sz w:val="28"/>
+                                <w:szCs w:val="28"/>
+                              </w:rPr>
+                              <w:t>Encerrar Limpeza</w:t>
+                            </w:r>
+                          </w:p>
+                          <w:p>
+                            <w:pPr>
+                              <w:rPr>
+                                <w:b/>
+                                <w:bCs/>
+                                <w:i/>
+                                <w:iCs/>
+                                <w:sz w:val="28"/>
+                                <w:szCs w:val="28"/>
+                              </w:rPr>
+                            </w:pPr>
+                            <w:r>
+                              <w:rPr>
+                                <w:b/>
+                                <w:bCs/>
+                                <w:i/>
+                                <w:iCs/>
+                                <w:sz w:val="28"/>
+                                <w:szCs w:val="28"/>
+                              </w:rPr>
+                              <w:t>Aparece quando a sala está com o status Em Limpeza, ao clicar na opção será aberto um modal para o zelador, pedindo no mínimo uma foto para comprovar a limpeza da sala.</w:t>
+                            </w:r>
+                          </w:p>
+                        </w:txbxContent>
+                      </wps:txbx>
+                      <wps:bodyPr rot="0" spcFirstLastPara="0" vertOverflow="overflow" horzOverflow="overflow" vert="horz" wrap="square" lIns="91440" tIns="45720" rIns="91440" bIns="45720" numCol="1" spcCol="0" rtlCol="0" fromWordArt="0" anchor="t" anchorCtr="0" forceAA="0" compatLnSpc="1">
+                        <a:prstTxWarp prst="textNoShape">
+                          <a:avLst/>
+                        </a:prstTxWarp>
+                        <a:noAutofit/>
+                      </wps:bodyPr>
+                    </wps:wsp>
+                  </a:graphicData>
+                </a:graphic>
+                <wp14:sizeRelV relativeFrom="margin">
+                  <wp14:pctHeight>0</wp14:pctHeight>
+                </wp14:sizeRelV>
+              </wp:anchor>
+            </w:drawing>
+          </mc:Choice>
+          <mc:Fallback>
+            <w:pict>
+              <v:shape w14:anchorId="5C560E25" id="Caixa de Texto 35" o:spid="_x0000_s1035" type="#_x0000_t202" style="position:absolute;left:0;text-align:left;margin-left:393.6pt;margin-top:21.65pt;width:194.4pt;height:178.8pt;z-index:251702272;visibility:visible;mso-wrap-style:square;mso-height-percent:0;mso-wrap-distance-left:9pt;mso-wrap-distance-top:0;mso-wrap-distance-right:9pt;mso-wrap-distance-bottom:0;mso-position-horizontal:absolute;mso-position-horizontal-relative:page;mso-position-vertical:absolute;mso-position-vertical-relative:text;mso-height-percent:0;mso-height-relative:margin;v-text-anchor:top" o:gfxdata="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" filled="f" stroked="f" strokeweight=".5pt">
+                <v:textbox>
+                  <w:txbxContent>
+                    <w:p>
+                      <w:pPr>
+                        <w:rPr>
+                          <w:b/>
+                          <w:bCs/>
+                          <w:i/>
+                          <w:iCs/>
+                          <w:sz w:val="28"/>
+                          <w:szCs w:val="28"/>
+                        </w:rPr>
+                      </w:pPr>
+                      <w:r>
+                        <w:rPr>
+                          <w:b/>
+                          <w:bCs/>
+                          <w:i/>
+                          <w:iCs/>
+                          <w:sz w:val="28"/>
+                          <w:szCs w:val="28"/>
+                        </w:rPr>
+                        <w:t>Encerrar Limpeza</w:t>
+                      </w:r>
+                    </w:p>
+                    <w:p>
+                      <w:pPr>
+                        <w:rPr>
+                          <w:b/>
+                          <w:bCs/>
+                          <w:i/>
+                          <w:iCs/>
+                          <w:sz w:val="28"/>
+                          <w:szCs w:val="28"/>
+                        </w:rPr>
+                      </w:pPr>
+                      <w:r>
+                        <w:rPr>
+                          <w:b/>
+                          <w:bCs/>
+                          <w:i/>
+                          <w:iCs/>
+                          <w:sz w:val="28"/>
+                          <w:szCs w:val="28"/>
+                        </w:rPr>
+                        <w:t>Aparece quando a sala está com o status Em Limpeza, ao clicar na opção será aberto um modal para o zelador, pedindo no mínimo uma foto para comprovar a limpeza da sala.</w:t>
+                      </w:r>
+                    </w:p>
+                  </w:txbxContent>
+                </v:textbox>
+                <w10:wrap anchorx="page"/>
+              </v:shape>
+            </w:pict>
+          </mc:Fallback>
+        </mc:AlternateContent>
+      </w:r>
+      <w:r>
+        <w:rPr>
+          <w:noProof/>
+        </w:rPr>
+        <mc:AlternateContent>
+          <mc:Choice Requires="wps">
+            <w:drawing>
+              <wp:anchor distT="0" distB="0" distL="114300" distR="114300" simplePos="0" relativeHeight="251707392" behindDoc="0" locked="0" layoutInCell="1" allowOverlap="1" wp14:anchorId="2C1205CB" wp14:editId="3CFE64A2">
+                <wp:simplePos x="0" y="0"/>
+                <wp:positionH relativeFrom="column">
+                  <wp:posOffset>1411605</wp:posOffset>
+                </wp:positionH>
+                <wp:positionV relativeFrom="paragraph">
+                  <wp:posOffset>60960</wp:posOffset>
+                </wp:positionV>
+                <wp:extent cx="1615440" cy="381000"/>
+                <wp:effectExtent l="0" t="0" r="22860" b="19050"/>
+                <wp:wrapNone/>
+                <wp:docPr id="39" name="Elipse 39"/>
+                <wp:cNvGraphicFramePr/>
+                <a:graphic xmlns:a="http://schemas.openxmlformats.org/drawingml/2006/main">
+                  <a:graphicData uri="http://schemas.microsoft.com/office/word/2010/wordprocessingShape">
+                    <wps:wsp>
+                      <wps:cNvSpPr/>
+                      <wps:spPr>
+                        <a:xfrm>
+                          <a:off x="0" y="0"/>
+                          <a:ext cx="1615440" cy="381000"/>
+                        </a:xfrm>
+                        <a:prstGeom prst="ellipse">
+                          <a:avLst/>
+                        </a:prstGeom>
+                        <a:noFill/>
+                      </wps:spPr>
+                      <wps:style>
+                        <a:lnRef idx="2">
+                          <a:schemeClr val="accent1">
+                            <a:shade val="50000"/>
+                          </a:schemeClr>
+                        </a:lnRef>
+                        <a:fillRef idx="1">
+                          <a:schemeClr val="accent1"/>
+                        </a:fillRef>
+                        <a:effectRef idx="0">
+                          <a:schemeClr val="accent1"/>
+                        </a:effectRef>
+                        <a:fontRef idx="minor">
+                          <a:schemeClr val="lt1"/>
+                        </a:fontRef>
+                      </wps:style>
+                      <wps:bodyPr rot="0" spcFirstLastPara="0" vertOverflow="overflow" horzOverflow="overflow" vert="horz" wrap="square" lIns="91440" tIns="45720" rIns="91440" bIns="45720" numCol="1" spcCol="0" rtlCol="0" fromWordArt="0" anchor="ctr" anchorCtr="0" forceAA="0" compatLnSpc="1">
+                        <a:prstTxWarp prst="textNoShape">
+                          <a:avLst/>
+                        </a:prstTxWarp>
+                        <a:noAutofit/>
+                      </wps:bodyPr>
+                    </wps:wsp>
+                  </a:graphicData>
+                </a:graphic>
+                <wp14:sizeRelH relativeFrom="margin">
+                  <wp14:pctWidth>0</wp14:pctWidth>
+                </wp14:sizeRelH>
+                <wp14:sizeRelV relativeFrom="margin">
+                  <wp14:pctHeight>0</wp14:pctHeight>
+                </wp14:sizeRelV>
+              </wp:anchor>
+            </w:drawing>
+          </mc:Choice>
+          <mc:Fallback>
+            <w:pict>
+              <v:oval w14:anchorId="07207B8A" id="Elipse 39" o:spid="_x0000_s1026" style="position:absolute;margin-left:111.15pt;margin-top:4.8pt;width:127.2pt;height:30pt;z-index:251707392;visibility:visible;mso-wrap-style:square;mso-width-percent:0;mso-height-percent:0;mso-wrap-distance-left:9pt;mso-wrap-distance-top:0;mso-wrap-distance-right:9pt;mso-wrap-distance-bottom:0;mso-position-horizontal:absolute;mso-position-horizontal-relative:text;mso-position-vertical:absolute;mso-position-vertical-relative:text;mso-width-percent:0;mso-height-percent:0;mso-width-relative:margin;mso-height-relative:margin;v-text-anchor:middle" o:gfxdata="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" filled="f" strokecolor="#1f3763 [1604]" strokeweight="1pt">
+                <v:stroke joinstyle="miter"/>
+              </v:oval>
+            </w:pict>
+          </mc:Fallback>
+        </mc:AlternateContent>
+      </w:r>
+      <w:r>
+        <w:rPr>
+          <w:noProof/>
+        </w:rPr>
+        <w:drawing>
+          <wp:anchor distT="0" distB="0" distL="114300" distR="114300" simplePos="0" relativeHeight="251705344" behindDoc="0" locked="0" layoutInCell="1" allowOverlap="1" wp14:anchorId="5E226EEB" wp14:editId="31FD919A">
+            <wp:simplePos x="0" y="0"/>
+            <wp:positionH relativeFrom="column">
+              <wp:posOffset>-188595</wp:posOffset>
+            </wp:positionH>
+            <wp:positionV relativeFrom="paragraph">
+              <wp:posOffset>2759075</wp:posOffset>
+            </wp:positionV>
+            <wp:extent cx="2960370" cy="3436620"/>
+            <wp:effectExtent l="0" t="0" r="0" b="0"/>
+            <wp:wrapSquare wrapText="bothSides"/>
+            <wp:docPr id="38" name="Imagem 38"/>
+            <wp:cNvGraphicFramePr>
+              <a:graphicFrameLocks xmlns:a="http://schemas.openxmlformats.org/drawingml/2006/main" noChangeAspect="1"/>
+            </wp:cNvGraphicFramePr>
+            <a:graphic xmlns:a="http://schemas.openxmlformats.org/drawingml/2006/main">
+              <a:graphicData uri="http://schemas.openxmlformats.org/drawingml/2006/picture">
+                <pic:pic xmlns:pic="http://schemas.openxmlformats.org/drawingml/2006/picture">
+                  <pic:nvPicPr>
+                    <pic:cNvPr id="1" name=""/>
+                    <pic:cNvPicPr/>
+                  </pic:nvPicPr>
+                  <pic:blipFill>
+                    <a:blip r:embed="rId19">
+                      <a:extLst>
+                        <a:ext uri="{28A0092B-C50C-407E-A947-70E740481C1C}">
+                          <a14:useLocalDpi xmlns:a14="http://schemas.microsoft.com/office/drawing/2010/main" val="0"/>
+                        </a:ext>
+                      </a:extLst>
+                    </a:blip>
+                    <a:stretch>
+                      <a:fillRect/>
+                    </a:stretch>
+                  </pic:blipFill>
+                  <pic:spPr>
+                    <a:xfrm>
+                      <a:off x="0" y="0"/>
+                      <a:ext cx="2960370" cy="3436620"/>
+                    </a:xfrm>
+                    <a:prstGeom prst="rect">
+                      <a:avLst/>
+                    </a:prstGeom>
+                  </pic:spPr>
+                </pic:pic>
+              </a:graphicData>
+            </a:graphic>
+            <wp14:sizeRelH relativeFrom="page">
+              <wp14:pctWidth>0</wp14:pctWidth>
+            </wp14:sizeRelH>
+            <wp14:sizeRelV relativeFrom="page">
+              <wp14:pctHeight>0</wp14:pctHeight>
+            </wp14:sizeRelV>
+          </wp:anchor>
+        </w:drawing>
+      </w:r>
+      <w:r>
+        <w:rPr>
+          <w:rFonts w:cstheme="minorHAnsi"/>
+          <w:noProof/>
+          <w:sz w:val="32"/>
+          <w:szCs w:val="32"/>
+        </w:rPr>
+        <mc:AlternateContent>
+          <mc:Choice Requires="wps">
+            <w:drawing>
+              <wp:anchor distT="0" distB="0" distL="114300" distR="114300" simplePos="0" relativeHeight="251704320" behindDoc="0" locked="0" layoutInCell="1" allowOverlap="1" wp14:anchorId="1C6E6473" wp14:editId="2DD45923">
+                <wp:simplePos x="0" y="0"/>
+                <wp:positionH relativeFrom="column">
+                  <wp:posOffset>847725</wp:posOffset>
+                </wp:positionH>
+                <wp:positionV relativeFrom="paragraph">
+                  <wp:posOffset>2244725</wp:posOffset>
+                </wp:positionV>
+                <wp:extent cx="861060" cy="209550"/>
+                <wp:effectExtent l="1905" t="0" r="17145" b="36195"/>
+                <wp:wrapNone/>
+                <wp:docPr id="36" name="Seta: para a Esquerda 36"/>
+                <wp:cNvGraphicFramePr/>
+                <a:graphic xmlns:a="http://schemas.openxmlformats.org/drawingml/2006/main">
+                  <a:graphicData uri="http://schemas.microsoft.com/office/word/2010/wordprocessingShape">
+                    <wps:wsp>
+                      <wps:cNvSpPr/>
+                      <wps:spPr>
+                        <a:xfrm rot="16200000">
+                          <a:off x="0" y="0"/>
+                          <a:ext cx="861060" cy="209550"/>
+                        </a:xfrm>
+                        <a:prstGeom prst="leftArrow">
+                          <a:avLst/>
+                        </a:prstGeom>
+                      </wps:spPr>
+                      <wps:style>
+                        <a:lnRef idx="2">
+                          <a:schemeClr val="accent1">
+                            <a:shade val="50000"/>
+                          </a:schemeClr>
+                        </a:lnRef>
+                        <a:fillRef idx="1">
+                          <a:schemeClr val="accent1"/>
+                        </a:fillRef>
+                        <a:effectRef idx="0">
+                          <a:schemeClr val="accent1"/>
+                        </a:effectRef>
+                        <a:fontRef idx="minor">
+                          <a:schemeClr val="lt1"/>
+                        </a:fontRef>
+                      </wps:style>
+                      <wps:bodyPr rot="0" spcFirstLastPara="0" vertOverflow="overflow" horzOverflow="overflow" vert="horz" wrap="square" lIns="91440" tIns="45720" rIns="91440" bIns="45720" numCol="1" spcCol="0" rtlCol="0" fromWordArt="0" anchor="ctr" anchorCtr="0" forceAA="0" compatLnSpc="1">
+                        <a:prstTxWarp prst="textNoShape">
+                          <a:avLst/>
+                        </a:prstTxWarp>
+                        <a:noAutofit/>
+                      </wps:bodyPr>
+                    </wps:wsp>
+                  </a:graphicData>
+                </a:graphic>
+                <wp14:sizeRelH relativeFrom="margin">
+                  <wp14:pctWidth>0</wp14:pctWidth>
+                </wp14:sizeRelH>
+                <wp14:sizeRelV relativeFrom="margin">
+                  <wp14:pctHeight>0</wp14:pctHeight>
+                </wp14:sizeRelV>
+              </wp:anchor>
+            </w:drawing>
+          </mc:Choice>
+          <mc:Fallback>
+            <w:pict>
+              <v:shape w14:anchorId="50C15482" id="Seta: para a Esquerda 36" o:spid="_x0000_s1026" type="#_x0000_t66" style="position:absolute;margin-left:66.75pt;margin-top:176.75pt;width:67.8pt;height:16.5pt;rotation:-90;z-index:251704320;visibility:visible;mso-wrap-style:square;mso-width-percent:0;mso-height-percent:0;mso-wrap-distance-left:9pt;mso-wrap-distance-top:0;mso-wrap-distance-right:9pt;mso-wrap-distance-bottom:0;mso-position-horizontal:absolute;mso-position-horizontal-relative:text;mso-position-vertical:absolute;mso-position-vertical-relative:text;mso-width-percent:0;mso-height-percent:0;mso-width-relative:margin;mso-height-relative:margin;v-text-anchor:middle" o:gfxdata="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" adj="2628" fillcolor="#4472c4 [3204]" strokecolor="#1f3763 [1604]" strokeweight="1pt"/>
+            </w:pict>
+          </mc:Fallback>
+        </mc:AlternateContent>
+      </w:r>
+      <w:r>
+        <w:rPr>
+          <w:rFonts w:cstheme="minorHAnsi"/>
+          <w:noProof/>
+          <w:sz w:val="32"/>
+          <w:szCs w:val="32"/>
+        </w:rPr>
+        <mc:AlternateContent>
+          <mc:Choice Requires="wps">
+            <w:drawing>
+              <wp:anchor distT="0" distB="0" distL="114300" distR="114300" simplePos="0" relativeHeight="251700224" behindDoc="0" locked="0" layoutInCell="1" allowOverlap="1" wp14:anchorId="650E481C" wp14:editId="779766D0">
+                <wp:simplePos x="0" y="0"/>
+                <wp:positionH relativeFrom="column">
+                  <wp:posOffset>3042285</wp:posOffset>
+                </wp:positionH>
+                <wp:positionV relativeFrom="paragraph">
+                  <wp:posOffset>682625</wp:posOffset>
+                </wp:positionV>
+                <wp:extent cx="861060" cy="209550"/>
+                <wp:effectExtent l="0" t="19050" r="34290" b="38100"/>
+                <wp:wrapNone/>
+                <wp:docPr id="34" name="Seta: para a Esquerda 34"/>
+                <wp:cNvGraphicFramePr/>
+                <a:graphic xmlns:a="http://schemas.openxmlformats.org/drawingml/2006/main">
+                  <a:graphicData uri="http://schemas.microsoft.com/office/word/2010/wordprocessingShape">
+                    <wps:wsp>
+                      <wps:cNvSpPr/>
+                      <wps:spPr>
+                        <a:xfrm rot="10800000">
+                          <a:off x="0" y="0"/>
+                          <a:ext cx="861060" cy="209550"/>
+                        </a:xfrm>
+                        <a:prstGeom prst="leftArrow">
+                          <a:avLst/>
+                        </a:prstGeom>
+                      </wps:spPr>
+                      <wps:style>
+                        <a:lnRef idx="2">
+                          <a:schemeClr val="accent1">
+                            <a:shade val="50000"/>
+                          </a:schemeClr>
+                        </a:lnRef>
+                        <a:fillRef idx="1">
+                          <a:schemeClr val="accent1"/>
+                        </a:fillRef>
+                        <a:effectRef idx="0">
+                          <a:schemeClr val="accent1"/>
+                        </a:effectRef>
+                        <a:fontRef idx="minor">
+                          <a:schemeClr val="lt1"/>
+                        </a:fontRef>
+                      </wps:style>
+                      <wps:bodyPr rot="0" spcFirstLastPara="0" vertOverflow="overflow" horzOverflow="overflow" vert="horz" wrap="square" lIns="91440" tIns="45720" rIns="91440" bIns="45720" numCol="1" spcCol="0" rtlCol="0" fromWordArt="0" anchor="ctr" anchorCtr="0" forceAA="0" compatLnSpc="1">
+                        <a:prstTxWarp prst="textNoShape">
+                          <a:avLst/>
+                        </a:prstTxWarp>
+                        <a:noAutofit/>
+                      </wps:bodyPr>
+                    </wps:wsp>
+                  </a:graphicData>
+                </a:graphic>
+                <wp14:sizeRelH relativeFrom="margin">
+                  <wp14:pctWidth>0</wp14:pctWidth>
+                </wp14:sizeRelH>
+                <wp14:sizeRelV relativeFrom="margin">
+                  <wp14:pctHeight>0</wp14:pctHeight>
+                </wp14:sizeRelV>
+              </wp:anchor>
+            </w:drawing>
+          </mc:Choice>
+          <mc:Fallback>
+            <w:pict>
+              <v:shape w14:anchorId="0242EE4D" id="Seta: para a Esquerda 34" o:spid="_x0000_s1026" type="#_x0000_t66" style="position:absolute;margin-left:239.55pt;margin-top:53.75pt;width:67.8pt;height:16.5pt;rotation:180;z-index:251700224;visibility:visible;mso-wrap-style:square;mso-width-percent:0;mso-height-percent:0;mso-wrap-distance-left:9pt;mso-wrap-distance-top:0;mso-wrap-distance-right:9pt;mso-wrap-distance-bottom:0;mso-position-horizontal:absolute;mso-position-horizontal-relative:text;mso-position-vertical:absolute;mso-position-vertical-relative:text;mso-width-percent:0;mso-height-percent:0;mso-width-relative:margin;mso-height-relative:margin;v-text-anchor:middle" o:gfxdata="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" adj="2628" fillcolor="#4472c4 [3204]" strokecolor="#1f3763 [1604]" strokeweight="1pt"/>
+            </w:pict>
+          </mc:Fallback>
+        </mc:AlternateContent>
+      </w:r>
+      <w:r>
+        <w:rPr>
+          <w:rFonts w:cstheme="minorHAnsi"/>
+          <w:sz w:val="32"/>
+          <w:szCs w:val="32"/>
+        </w:rPr>
+        <w:drawing>
+          <wp:anchor distT="0" distB="0" distL="114300" distR="114300" simplePos="0" relativeHeight="251698176" behindDoc="0" locked="0" layoutInCell="1" allowOverlap="1" wp14:anchorId="6F055BD2" wp14:editId="21E5E9C5">
+            <wp:simplePos x="0" y="0"/>
+            <wp:positionH relativeFrom="column">
+              <wp:posOffset>-508635</wp:posOffset>
+            </wp:positionH>
+            <wp:positionV relativeFrom="paragraph">
+              <wp:posOffset>0</wp:posOffset>
+            </wp:positionV>
+            <wp:extent cx="3581400" cy="1924050"/>
+            <wp:effectExtent l="0" t="0" r="0" b="0"/>
+            <wp:wrapSquare wrapText="bothSides"/>
+            <wp:docPr id="33" name="Imagem 33"/>
+            <wp:cNvGraphicFramePr>
+              <a:graphicFrameLocks xmlns:a="http://schemas.openxmlformats.org/drawingml/2006/main" noChangeAspect="1"/>
+            </wp:cNvGraphicFramePr>
+            <a:graphic xmlns:a="http://schemas.openxmlformats.org/drawingml/2006/main">
+              <a:graphicData uri="http://schemas.openxmlformats.org/drawingml/2006/picture">
+                <pic:pic xmlns:pic="http://schemas.openxmlformats.org/drawingml/2006/picture">
+                  <pic:nvPicPr>
+                    <pic:cNvPr id="1" name=""/>
+                    <pic:cNvPicPr/>
+                  </pic:nvPicPr>
+                  <pic:blipFill>
+                    <a:blip r:embed="rId20">
+                      <a:extLst>
+                        <a:ext uri="{28A0092B-C50C-407E-A947-70E740481C1C}">
+                          <a14:useLocalDpi xmlns:a14="http://schemas.microsoft.com/office/drawing/2010/main" val="0"/>
+                        </a:ext>
+                      </a:extLst>
+                    </a:blip>
+                    <a:stretch>
+                      <a:fillRect/>
+                    </a:stretch>
+                  </pic:blipFill>
+                  <pic:spPr>
+                    <a:xfrm>
+                      <a:off x="0" y="0"/>
+                      <a:ext cx="3581400" cy="1924050"/>
+                    </a:xfrm>
+                    <a:prstGeom prst="rect">
+                      <a:avLst/>
+                    </a:prstGeom>
+                  </pic:spPr>
+                </pic:pic>
+              </a:graphicData>
+            </a:graphic>
+            <wp14:sizeRelH relativeFrom="page">
+              <wp14:pctWidth>0</wp14:pctWidth>
+            </wp14:sizeRelH>
+            <wp14:sizeRelV relativeFrom="page">
+              <wp14:pctHeight>0</wp14:pctHeight>
+            </wp14:sizeRelV>
+          </wp:anchor>
+        </w:drawing>
+      </w:r>
+    </w:p>
+    <w:p>
+      <w:pPr>
+        <w:rPr>
+          <w:rFonts w:cstheme="minorHAnsi"/>
+          <w:sz w:val="32"/>
+          <w:szCs w:val="32"/>
+        </w:rPr>
+      </w:pPr>
+    </w:p>
+    <w:p>
+      <w:pPr>
+        <w:rPr>
+          <w:rFonts w:cstheme="minorHAnsi"/>
+          <w:sz w:val="32"/>
+          <w:szCs w:val="32"/>
+        </w:rPr>
+      </w:pPr>
+    </w:p>
+    <w:p>
+      <w:pPr>
+        <w:rPr>
+          <w:rFonts w:cstheme="minorHAnsi"/>
+          <w:sz w:val="32"/>
+          <w:szCs w:val="32"/>
+        </w:rPr>
+      </w:pPr>
+    </w:p>
+    <w:p>
+      <w:pPr>
+        <w:rPr>
+          <w:rFonts w:cstheme="minorHAnsi"/>
+          <w:sz w:val="32"/>
+          <w:szCs w:val="32"/>
+        </w:rPr>
+      </w:pPr>
+    </w:p>
+    <w:p>
+      <w:pPr>
+        <w:rPr>
+          <w:rFonts w:cstheme="minorHAnsi"/>
+          <w:sz w:val="32"/>
+          <w:szCs w:val="32"/>
+        </w:rPr>
+      </w:pPr>
+    </w:p>
+    <w:p>
+      <w:pPr>
+        <w:rPr>
+          <w:rFonts w:cstheme="minorHAnsi"/>
+          <w:sz w:val="32"/>
+          <w:szCs w:val="32"/>
+        </w:rPr>
+      </w:pPr>
+    </w:p>
+    <w:p>
+      <w:pPr>
+        <w:rPr>
+          <w:rFonts w:cstheme="minorHAnsi"/>
+          <w:sz w:val="32"/>
+          <w:szCs w:val="32"/>
+        </w:rPr>
+      </w:pPr>
+    </w:p>
+    <w:p>
+      <w:pPr>
+        <w:rPr>
+          <w:rFonts w:cstheme="minorHAnsi"/>
+          <w:sz w:val="32"/>
+          <w:szCs w:val="32"/>
+        </w:rPr>
+      </w:pPr>
+    </w:p>
+    <w:p>
+      <w:pPr>
+        <w:rPr>
+          <w:rFonts w:cstheme="minorHAnsi"/>
+          <w:sz w:val="32"/>
+          <w:szCs w:val="32"/>
+        </w:rPr>
+      </w:pPr>
+    </w:p>
+    <w:p>
+      <w:pPr>
+        <w:rPr>
+          <w:rFonts w:cstheme="minorHAnsi"/>
+          <w:sz w:val="32"/>
+          <w:szCs w:val="32"/>
+        </w:rPr>
+      </w:pPr>
+    </w:p>
+    <w:p>
+      <w:pPr>
+        <w:rPr>
+          <w:rFonts w:cstheme="minorHAnsi"/>
+          <w:sz w:val="32"/>
+          <w:szCs w:val="32"/>
+        </w:rPr>
+      </w:pPr>
+    </w:p>
+    <w:p>
+      <w:pPr>
+        <w:jc w:val="right"/>
+        <w:rPr>
+          <w:rFonts w:cstheme="minorHAnsi"/>
+          <w:sz w:val="32"/>
+          <w:szCs w:val="32"/>
+        </w:rPr>
+      </w:pPr>
+    </w:p>
+    <w:p>
+      <w:pPr>
+        <w:jc w:val="right"/>
+        <w:rPr>
+          <w:rFonts w:cstheme="minorHAnsi"/>
+          <w:sz w:val="32"/>
+          <w:szCs w:val="32"/>
+        </w:rPr>
+      </w:pPr>
+    </w:p>
+    <w:p>
+      <w:pPr>
+        <w:jc w:val="right"/>
+        <w:rPr>
+          <w:rFonts w:cstheme="minorHAnsi"/>
+          <w:sz w:val="32"/>
+          <w:szCs w:val="32"/>
+        </w:rPr>
+      </w:pPr>
+    </w:p>
+    <w:p>
+      <w:pPr>
+        <w:jc w:val="right"/>
+        <w:rPr>
+          <w:rFonts w:cstheme="minorHAnsi"/>
+          <w:sz w:val="32"/>
+          <w:szCs w:val="32"/>
+        </w:rPr>
+      </w:pPr>
+    </w:p>
+    <w:p>
+      <w:pPr>
+        <w:jc w:val="right"/>
+        <w:rPr>
+          <w:rFonts w:cstheme="minorHAnsi"/>
+          <w:sz w:val="32"/>
+          <w:szCs w:val="32"/>
+        </w:rPr>
+      </w:pPr>
+    </w:p>
+    <w:p>
+      <w:pPr>
+        <w:jc w:val="right"/>
+        <w:rPr>
+          <w:rFonts w:cstheme="minorHAnsi"/>
+          <w:sz w:val="32"/>
+          <w:szCs w:val="32"/>
+        </w:rPr>
+      </w:pPr>
+    </w:p>
+    <w:p>
+      <w:pPr>
+        <w:jc w:val="right"/>
+        <w:rPr>
+          <w:rFonts w:cstheme="minorHAnsi"/>
+          <w:sz w:val="32"/>
+          <w:szCs w:val="32"/>
+        </w:rPr>
+      </w:pPr>
+    </w:p>
+    <w:p>
+      <w:pPr>
+        <w:jc w:val="right"/>
+        <w:rPr>
+          <w:rFonts w:cstheme="minorHAnsi"/>
+          <w:sz w:val="32"/>
+          <w:szCs w:val="32"/>
+        </w:rPr>
+      </w:pPr>
+    </w:p>
+    <w:p>
+      <w:pPr>
+        <w:jc w:val="right"/>
+        <w:rPr>
+          <w:rFonts w:cstheme="minorHAnsi"/>
+          <w:sz w:val="32"/>
+          <w:szCs w:val="32"/>
+        </w:rPr>
+      </w:pPr>
+    </w:p>
+    <w:p>
+      <w:pPr>
+        <w:jc w:val="right"/>
+        <w:rPr>
+          <w:rFonts w:cstheme="minorHAnsi"/>
+          <w:sz w:val="32"/>
+          <w:szCs w:val="32"/>
+        </w:rPr>
+      </w:pPr>
+    </w:p>
+    <w:p>
+      <w:pPr>
+        <w:jc w:val="right"/>
+        <w:rPr>
+          <w:rFonts w:cstheme="minorHAnsi"/>
+          <w:sz w:val="32"/>
+          <w:szCs w:val="32"/>
+        </w:rPr>
+      </w:pPr>
+    </w:p>
+    <w:p>
+      <w:pPr>
+        <w:jc w:val="right"/>
+        <w:rPr>
+          <w:rFonts w:cstheme="minorHAnsi"/>
+          <w:sz w:val="32"/>
+          <w:szCs w:val="32"/>
+        </w:rPr>
+      </w:pPr>
+    </w:p>
+    <w:p>
+      <w:pPr>
+        <w:jc w:val="right"/>
+        <w:rPr>
+          <w:rFonts w:cstheme="minorHAnsi"/>
+          <w:sz w:val="32"/>
+          <w:szCs w:val="32"/>
+        </w:rPr>
+      </w:pPr>
+    </w:p>
+    <w:p>
+      <w:pPr>
+        <w:jc w:val="right"/>
+        <w:rPr>
+          <w:rFonts w:cstheme="minorHAnsi"/>
+          <w:sz w:val="32"/>
+          <w:szCs w:val="32"/>
+        </w:rPr>
+      </w:pPr>
+    </w:p>
+    <w:p>
+      <w:pPr>
+        <w:jc w:val="right"/>
+        <w:rPr>
+          <w:rFonts w:cstheme="minorHAnsi"/>
+          <w:sz w:val="32"/>
+          <w:szCs w:val="32"/>
+        </w:rPr>
+      </w:pPr>
+    </w:p>
+    <w:p>
+      <w:pPr>
+        <w:jc w:val="right"/>
+        <w:rPr>
+          <w:rFonts w:cstheme="minorHAnsi"/>
+          <w:sz w:val="32"/>
+          <w:szCs w:val="32"/>
+        </w:rPr>
+      </w:pPr>
+      <w:r>
+        <w:rPr>
+          <w:rFonts w:cstheme="minorHAnsi"/>
+          <w:sz w:val="32"/>
+          <w:szCs w:val="32"/>
+        </w:rPr>
+        <w:lastRenderedPageBreak/>
+        <mc:AlternateContent>
+          <mc:Choice Requires="wps">
+            <w:drawing>
+              <wp:anchor distT="0" distB="0" distL="114300" distR="114300" simplePos="0" relativeHeight="251721728" behindDoc="0" locked="0" layoutInCell="1" allowOverlap="1" wp14:anchorId="2ADABCC7" wp14:editId="40DA19D5">
+                <wp:simplePos x="0" y="0"/>
+                <wp:positionH relativeFrom="column">
+                  <wp:posOffset>3392805</wp:posOffset>
+                </wp:positionH>
+                <wp:positionV relativeFrom="paragraph">
+                  <wp:posOffset>674370</wp:posOffset>
+                </wp:positionV>
+                <wp:extent cx="1014095" cy="398780"/>
+                <wp:effectExtent l="0" t="19050" r="33655" b="39370"/>
+                <wp:wrapNone/>
+                <wp:docPr id="51" name="Seta: para a Esquerda 51"/>
+                <wp:cNvGraphicFramePr/>
+                <a:graphic xmlns:a="http://schemas.openxmlformats.org/drawingml/2006/main">
+                  <a:graphicData uri="http://schemas.microsoft.com/office/word/2010/wordprocessingShape">
+                    <wps:wsp>
+                      <wps:cNvSpPr/>
+                      <wps:spPr>
+                        <a:xfrm rot="10800000">
+                          <a:off x="0" y="0"/>
+                          <a:ext cx="1014095" cy="398780"/>
+                        </a:xfrm>
+                        <a:prstGeom prst="leftArrow">
+                          <a:avLst/>
+                        </a:prstGeom>
+                      </wps:spPr>
+                      <wps:style>
+                        <a:lnRef idx="2">
+                          <a:schemeClr val="accent1">
+                            <a:shade val="50000"/>
+                          </a:schemeClr>
+                        </a:lnRef>
+                        <a:fillRef idx="1">
+                          <a:schemeClr val="accent1"/>
+                        </a:fillRef>
+                        <a:effectRef idx="0">
+                          <a:schemeClr val="accent1"/>
+                        </a:effectRef>
+                        <a:fontRef idx="minor">
+                          <a:schemeClr val="lt1"/>
+                        </a:fontRef>
+                      </wps:style>
+                      <wps:bodyPr rot="0" spcFirstLastPara="0" vertOverflow="overflow" horzOverflow="overflow" vert="horz" wrap="square" lIns="91440" tIns="45720" rIns="91440" bIns="45720" numCol="1" spcCol="0" rtlCol="0" fromWordArt="0" anchor="ctr" anchorCtr="0" forceAA="0" compatLnSpc="1">
+                        <a:prstTxWarp prst="textNoShape">
+                          <a:avLst/>
+                        </a:prstTxWarp>
+                        <a:noAutofit/>
+                      </wps:bodyPr>
+                    </wps:wsp>
+                  </a:graphicData>
+                </a:graphic>
+                <wp14:sizeRelH relativeFrom="margin">
+                  <wp14:pctWidth>0</wp14:pctWidth>
+                </wp14:sizeRelH>
+                <wp14:sizeRelV relativeFrom="margin">
+                  <wp14:pctHeight>0</wp14:pctHeight>
+                </wp14:sizeRelV>
+              </wp:anchor>
+            </w:drawing>
+          </mc:Choice>
+          <mc:Fallback>
+            <w:pict>
+              <v:shape w14:anchorId="4B5444E0" id="Seta: para a Esquerda 51" o:spid="_x0000_s1026" type="#_x0000_t66" style="position:absolute;margin-left:267.15pt;margin-top:53.1pt;width:79.85pt;height:31.4pt;rotation:180;z-index:251721728;visibility:visible;mso-wrap-style:square;mso-width-percent:0;mso-height-percent:0;mso-wrap-distance-left:9pt;mso-wrap-distance-top:0;mso-wrap-distance-right:9pt;mso-wrap-distance-bottom:0;mso-position-horizontal:absolute;mso-position-horizontal-relative:text;mso-position-vertical:absolute;mso-position-vertical-relative:text;mso-width-percent:0;mso-height-percent:0;mso-width-relative:margin;mso-height-relative:margin;v-text-anchor:middle" o:gfxdata="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" adj="4247" fillcolor="#4472c4 [3204]" strokecolor="#1f3763 [1604]" strokeweight="1pt"/>
+            </w:pict>
+          </mc:Fallback>
+        </mc:AlternateContent>
+      </w:r>
+      <w:r>
+        <w:rPr>
+          <w:rFonts w:cstheme="minorHAnsi"/>
+          <w:sz w:val="32"/>
+          <w:szCs w:val="32"/>
+        </w:rPr>
+        <mc:AlternateContent>
+          <mc:Choice Requires="wps">
+            <w:drawing>
+              <wp:anchor distT="0" distB="0" distL="114300" distR="114300" simplePos="0" relativeHeight="251722752" behindDoc="0" locked="0" layoutInCell="1" allowOverlap="1" wp14:anchorId="357BC3D6" wp14:editId="500A93EF">
+                <wp:simplePos x="0" y="0"/>
+                <wp:positionH relativeFrom="page">
+                  <wp:posOffset>5471795</wp:posOffset>
+                </wp:positionH>
+                <wp:positionV relativeFrom="paragraph">
+                  <wp:posOffset>716280</wp:posOffset>
+                </wp:positionV>
+                <wp:extent cx="1912620" cy="342900"/>
+                <wp:effectExtent l="0" t="0" r="0" b="0"/>
+                <wp:wrapNone/>
+                <wp:docPr id="52" name="Caixa de Texto 52"/>
+                <wp:cNvGraphicFramePr/>
+                <a:graphic xmlns:a="http://schemas.openxmlformats.org/drawingml/2006/main">
+                  <a:graphicData uri="http://schemas.microsoft.com/office/word/2010/wordprocessingShape">
+                    <wps:wsp>
+                      <wps:cNvSpPr txBox="1"/>
+                      <wps:spPr>
+                        <a:xfrm>
+                          <a:off x="0" y="0"/>
+                          <a:ext cx="1912620" cy="342900"/>
+                        </a:xfrm>
+                        <a:prstGeom prst="rect">
+                          <a:avLst/>
+                        </a:prstGeom>
+                        <a:noFill/>
+                        <a:ln w="6350">
+                          <a:noFill/>
+                        </a:ln>
+                      </wps:spPr>
+                      <wps:txbx>
+                        <w:txbxContent>
+                          <w:p>
+                            <w:pPr>
+                              <w:rPr>
+                                <w:b/>
+                                <w:bCs/>
+                                <w:i/>
+                                <w:iCs/>
+                                <w:sz w:val="28"/>
+                                <w:szCs w:val="28"/>
+                              </w:rPr>
+                            </w:pPr>
+                            <w:r>
+                              <w:rPr>
+                                <w:b/>
+                                <w:bCs/>
+                                <w:i/>
+                                <w:iCs/>
+                                <w:sz w:val="28"/>
+                                <w:szCs w:val="28"/>
+                              </w:rPr>
+                              <w:t>Sala Limpa</w:t>
+                            </w:r>
+                          </w:p>
+                        </w:txbxContent>
+                      </wps:txbx>
+                      <wps:bodyPr rot="0" spcFirstLastPara="0" vertOverflow="overflow" horzOverflow="overflow" vert="horz" wrap="square" lIns="91440" tIns="45720" rIns="91440" bIns="45720" numCol="1" spcCol="0" rtlCol="0" fromWordArt="0" anchor="t" anchorCtr="0" forceAA="0" compatLnSpc="1">
+                        <a:prstTxWarp prst="textNoShape">
+                          <a:avLst/>
+                        </a:prstTxWarp>
+                        <a:noAutofit/>
+                      </wps:bodyPr>
+                    </wps:wsp>
+                  </a:graphicData>
+                </a:graphic>
+                <wp14:sizeRelH relativeFrom="margin">
+                  <wp14:pctWidth>0</wp14:pctWidth>
+                </wp14:sizeRelH>
+                <wp14:sizeRelV relativeFrom="margin">
+                  <wp14:pctHeight>0</wp14:pctHeight>
+                </wp14:sizeRelV>
+              </wp:anchor>
+            </w:drawing>
+          </mc:Choice>
+          <mc:Fallback>
+            <w:pict>
+              <v:shape w14:anchorId="357BC3D6" id="Caixa de Texto 52" o:spid="_x0000_s1036" type="#_x0000_t202" style="position:absolute;left:0;text-align:left;margin-left:430.85pt;margin-top:56.4pt;width:150.6pt;height:27pt;z-index:251722752;visibility:visible;mso-wrap-style:square;mso-width-percent:0;mso-height-percent:0;mso-wrap-distance-left:9pt;mso-wrap-distance-top:0;mso-wrap-distance-right:9pt;mso-wrap-distance-bottom:0;mso-position-horizontal:absolute;mso-position-horizontal-relative:page;mso-position-vertical:absolute;mso-position-vertical-relative:text;mso-width-percent:0;mso-height-percent:0;mso-width-relative:margin;mso-height-relative:margin;v-text-anchor:top" o:gfxdata="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" filled="f" stroked="f" strokeweight=".5pt">
+                <v:textbox>
+                  <w:txbxContent>
+                    <w:p>
+                      <w:pPr>
+                        <w:rPr>
+                          <w:b/>
+                          <w:bCs/>
+                          <w:i/>
+                          <w:iCs/>
+                          <w:sz w:val="28"/>
+                          <w:szCs w:val="28"/>
+                        </w:rPr>
+                      </w:pPr>
+                      <w:r>
+                        <w:rPr>
+                          <w:b/>
+                          <w:bCs/>
+                          <w:i/>
+                          <w:iCs/>
+                          <w:sz w:val="28"/>
+                          <w:szCs w:val="28"/>
+                        </w:rPr>
+                        <w:t>Sala Limpa</w:t>
+                      </w:r>
+                    </w:p>
+                  </w:txbxContent>
+                </v:textbox>
+                <w10:wrap anchorx="page"/>
+              </v:shape>
+            </w:pict>
+          </mc:Fallback>
+        </mc:AlternateContent>
+      </w:r>
+      <w:r>
+        <w:rPr>
+          <w:rFonts w:cstheme="minorHAnsi"/>
+          <w:sz w:val="32"/>
+          <w:szCs w:val="32"/>
+        </w:rPr>
+        <w:drawing>
+          <wp:anchor distT="0" distB="0" distL="114300" distR="114300" simplePos="0" relativeHeight="251719680" behindDoc="0" locked="0" layoutInCell="1" allowOverlap="1" wp14:anchorId="49907619" wp14:editId="6016DA1C">
+            <wp:simplePos x="0" y="0"/>
+            <wp:positionH relativeFrom="column">
+              <wp:posOffset>-325755</wp:posOffset>
+            </wp:positionH>
+            <wp:positionV relativeFrom="paragraph">
+              <wp:posOffset>31115</wp:posOffset>
+            </wp:positionV>
+            <wp:extent cx="3762900" cy="2029108"/>
+            <wp:effectExtent l="0" t="0" r="9525" b="9525"/>
+            <wp:wrapSquare wrapText="bothSides"/>
+            <wp:docPr id="50" name="Imagem 50"/>
+            <wp:cNvGraphicFramePr>
+              <a:graphicFrameLocks xmlns:a="http://schemas.openxmlformats.org/drawingml/2006/main" noChangeAspect="1"/>
+            </wp:cNvGraphicFramePr>
+            <a:graphic xmlns:a="http://schemas.openxmlformats.org/drawingml/2006/main">
+              <a:graphicData uri="http://schemas.openxmlformats.org/drawingml/2006/picture">
+                <pic:pic xmlns:pic="http://schemas.openxmlformats.org/drawingml/2006/picture">
+                  <pic:nvPicPr>
+                    <pic:cNvPr id="1" name=""/>
+                    <pic:cNvPicPr/>
+                  </pic:nvPicPr>
+                  <pic:blipFill>
+                    <a:blip r:embed="rId21">
+                      <a:extLst>
+                        <a:ext uri="{28A0092B-C50C-407E-A947-70E740481C1C}">
+                          <a14:useLocalDpi xmlns:a14="http://schemas.microsoft.com/office/drawing/2010/main" val="0"/>
+                        </a:ext>
+                      </a:extLst>
+                    </a:blip>
+                    <a:stretch>
+                      <a:fillRect/>
+                    </a:stretch>
+                  </pic:blipFill>
+                  <pic:spPr>
+                    <a:xfrm>
+                      <a:off x="0" y="0"/>
+                      <a:ext cx="3762900" cy="2029108"/>
+                    </a:xfrm>
+                    <a:prstGeom prst="rect">
+                      <a:avLst/>
+                    </a:prstGeom>
+                  </pic:spPr>
+                </pic:pic>
+              </a:graphicData>
+            </a:graphic>
+            <wp14:sizeRelH relativeFrom="page">
+              <wp14:pctWidth>0</wp14:pctWidth>
+            </wp14:sizeRelH>
+            <wp14:sizeRelV relativeFrom="page">
+              <wp14:pctHeight>0</wp14:pctHeight>
+            </wp14:sizeRelV>
+          </wp:anchor>
+        </w:drawing>
+      </w:r>
+    </w:p>
+    <w:p>
+      <w:pPr>
+        <w:rPr>
+          <w:rFonts w:cstheme="minorHAnsi"/>
+          <w:sz w:val="32"/>
+          <w:szCs w:val="32"/>
+        </w:rPr>
+      </w:pPr>
+    </w:p>
+    <w:p>
+      <w:pPr>
+        <w:rPr>
+          <w:rFonts w:cstheme="minorHAnsi"/>
+          <w:sz w:val="32"/>
+          <w:szCs w:val="32"/>
+        </w:rPr>
+      </w:pPr>
+    </w:p>
+    <w:p>
+      <w:pPr>
+        <w:rPr>
+          <w:rFonts w:cstheme="minorHAnsi"/>
+          <w:sz w:val="32"/>
+          <w:szCs w:val="32"/>
+        </w:rPr>
+      </w:pPr>
+    </w:p>
+    <w:p>
+      <w:pPr>
+        <w:rPr>
+          <w:rFonts w:cstheme="minorHAnsi"/>
+          <w:sz w:val="32"/>
+          <w:szCs w:val="32"/>
+        </w:rPr>
+      </w:pPr>
+    </w:p>
+    <w:p>
+      <w:pPr>
+        <w:rPr>
+          <w:rFonts w:cstheme="minorHAnsi"/>
+          <w:sz w:val="32"/>
+          <w:szCs w:val="32"/>
+        </w:rPr>
+      </w:pPr>
+    </w:p>
+    <w:p>
+      <w:pPr>
+        <w:tabs>
+          <w:tab w:val="left" w:pos="900"/>
+        </w:tabs>
+        <w:rPr>
+          <w:rFonts w:cstheme="minorHAnsi"/>
+          <w:sz w:val="32"/>
+          <w:szCs w:val="32"/>
+        </w:rPr>
+      </w:pPr>
+    </w:p>
+    <w:p>
+      <w:pPr>
+        <w:tabs>
+          <w:tab w:val="left" w:pos="900"/>
+        </w:tabs>
+        <w:ind w:left="-567"/>
+        <w:rPr>
+          <w:rFonts w:cstheme="minorHAnsi"/>
+          <w:b/>
+          <w:bCs/>
+          <w:sz w:val="32"/>
+          <w:szCs w:val="32"/>
+        </w:rPr>
+      </w:pPr>
+      <w:r>
+        <w:rPr>
+          <w:rFonts w:cstheme="minorHAnsi"/>
+          <w:b/>
+          <w:bCs/>
+          <w:sz w:val="32"/>
+          <w:szCs w:val="32"/>
+        </w:rPr>
+        <mc:AlternateContent>
+          <mc:Choice Requires="wps">
+            <w:drawing>
+              <wp:anchor distT="0" distB="0" distL="114300" distR="114300" simplePos="0" relativeHeight="251725824" behindDoc="0" locked="0" layoutInCell="1" allowOverlap="1" wp14:anchorId="56A7AA02" wp14:editId="21E69E2A">
+                <wp:simplePos x="0" y="0"/>
+                <wp:positionH relativeFrom="page">
+                  <wp:posOffset>5455920</wp:posOffset>
+                </wp:positionH>
+                <wp:positionV relativeFrom="paragraph">
+                  <wp:posOffset>212090</wp:posOffset>
+                </wp:positionV>
+                <wp:extent cx="1996440" cy="2453640"/>
+                <wp:effectExtent l="0" t="0" r="0" b="3810"/>
+                <wp:wrapNone/>
+                <wp:docPr id="55" name="Caixa de Texto 55"/>
+                <wp:cNvGraphicFramePr/>
+                <a:graphic xmlns:a="http://schemas.openxmlformats.org/drawingml/2006/main">
+                  <a:graphicData uri="http://schemas.microsoft.com/office/word/2010/wordprocessingShape">
+                    <wps:wsp>
+                      <wps:cNvSpPr txBox="1"/>
+                      <wps:spPr>
+                        <a:xfrm>
+                          <a:off x="0" y="0"/>
+                          <a:ext cx="1996440" cy="2453640"/>
+                        </a:xfrm>
+                        <a:prstGeom prst="rect">
+                          <a:avLst/>
+                        </a:prstGeom>
+                        <a:noFill/>
+                        <a:ln w="6350">
+                          <a:noFill/>
+                        </a:ln>
+                      </wps:spPr>
+                      <wps:txbx>
+                        <w:txbxContent>
+                          <w:p>
+                            <w:pPr>
+                              <w:rPr>
+                                <w:b/>
+                                <w:bCs/>
+                                <w:i/>
+                                <w:iCs/>
+                                <w:sz w:val="28"/>
+                                <w:szCs w:val="28"/>
+                              </w:rPr>
+                            </w:pPr>
+                            <w:r>
+                              <w:rPr>
+                                <w:b/>
+                                <w:bCs/>
+                                <w:i/>
+                                <w:iCs/>
+                                <w:sz w:val="28"/>
+                                <w:szCs w:val="28"/>
+                              </w:rPr>
+                              <w:t>Marcar como Suja</w:t>
+                            </w:r>
+                          </w:p>
+                          <w:p>
+                            <w:pPr>
+                              <w:rPr>
+                                <w:b/>
+                                <w:bCs/>
+                                <w:i/>
+                                <w:iCs/>
+                                <w:sz w:val="28"/>
+                                <w:szCs w:val="28"/>
+                              </w:rPr>
+                            </w:pPr>
+                            <w:r>
+                              <w:rPr>
+                                <w:b/>
+                                <w:bCs/>
+                                <w:i/>
+                                <w:iCs/>
+                                <w:sz w:val="28"/>
+                                <w:szCs w:val="28"/>
+                              </w:rPr>
+                              <w:t>O colaborador pode mudar o status da sala para suja, caso seja necessária outra limpeza na sala.</w:t>
+                            </w:r>
+                          </w:p>
+                        </w:txbxContent>
+                      </wps:txbx>
+                      <wps:bodyPr rot="0" spcFirstLastPara="0" vertOverflow="overflow" horzOverflow="overflow" vert="horz" wrap="square" lIns="91440" tIns="45720" rIns="91440" bIns="45720" numCol="1" spcCol="0" rtlCol="0" fromWordArt="0" anchor="t" anchorCtr="0" forceAA="0" compatLnSpc="1">
+                        <a:prstTxWarp prst="textNoShape">
+                          <a:avLst/>
+                        </a:prstTxWarp>
+                        <a:noAutofit/>
+                      </wps:bodyPr>
+                    </wps:wsp>
+                  </a:graphicData>
+                </a:graphic>
+                <wp14:sizeRelH relativeFrom="margin">
+                  <wp14:pctWidth>0</wp14:pctWidth>
+                </wp14:sizeRelH>
+                <wp14:sizeRelV relativeFrom="margin">
+                  <wp14:pctHeight>0</wp14:pctHeight>
+                </wp14:sizeRelV>
+              </wp:anchor>
+            </w:drawing>
+          </mc:Choice>
+          <mc:Fallback>
+            <w:pict>
+              <v:shape w14:anchorId="56A7AA02" id="Caixa de Texto 55" o:spid="_x0000_s1037" type="#_x0000_t202" style="position:absolute;left:0;text-align:left;margin-left:429.6pt;margin-top:16.7pt;width:157.2pt;height:193.2pt;z-index:251725824;visibility:visible;mso-wrap-style:square;mso-width-percent:0;mso-height-percent:0;mso-wrap-distance-left:9pt;mso-wrap-distance-top:0;mso-wrap-distance-right:9pt;mso-wrap-distance-bottom:0;mso-position-horizontal:absolute;mso-position-horizontal-relative:page;mso-position-vertical:absolute;mso-position-vertical-relative:text;mso-width-percent:0;mso-height-percent:0;mso-width-relative:margin;mso-height-relative:margin;v-text-anchor:top" o:gfxdata="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" filled="f" stroked="f" strokeweight=".5pt">
+                <v:textbox>
+                  <w:txbxContent>
+                    <w:p>
+                      <w:pPr>
+                        <w:rPr>
+                          <w:b/>
+                          <w:bCs/>
+                          <w:i/>
+                          <w:iCs/>
+                          <w:sz w:val="28"/>
+                          <w:szCs w:val="28"/>
+                        </w:rPr>
+                      </w:pPr>
+                      <w:r>
+                        <w:rPr>
+                          <w:b/>
+                          <w:bCs/>
+                          <w:i/>
+                          <w:iCs/>
+                          <w:sz w:val="28"/>
+                          <w:szCs w:val="28"/>
+                        </w:rPr>
+                        <w:t>Marcar como Suja</w:t>
+                      </w:r>
+                    </w:p>
+                    <w:p>
+                      <w:pPr>
+                        <w:rPr>
+                          <w:b/>
+                          <w:bCs/>
+                          <w:i/>
+                          <w:iCs/>
+                          <w:sz w:val="28"/>
+                          <w:szCs w:val="28"/>
+                        </w:rPr>
+                      </w:pPr>
+                      <w:r>
+                        <w:rPr>
+                          <w:b/>
+                          <w:bCs/>
+                          <w:i/>
+                          <w:iCs/>
+                          <w:sz w:val="28"/>
+                          <w:szCs w:val="28"/>
+                        </w:rPr>
+                        <w:t>O colaborador pode mudar o status da sala para suja, caso seja necessária outra limpeza na sala.</w:t>
+                      </w:r>
+                    </w:p>
+                  </w:txbxContent>
+                </v:textbox>
+                <w10:wrap anchorx="page"/>
+              </v:shape>
+            </w:pict>
+          </mc:Fallback>
+        </mc:AlternateContent>
+      </w:r>
+      <w:r>
+        <w:rPr>
+          <w:rFonts w:cstheme="minorHAnsi"/>
+          <w:b/>
+          <w:bCs/>
+          <w:sz w:val="32"/>
+          <w:szCs w:val="32"/>
+        </w:rPr>
+        <w:t>Funcionalidades de Colaborador</w:t>
+      </w:r>
+    </w:p>
+    <w:p>
+      <w:pPr>
+        <w:tabs>
+          <w:tab w:val="left" w:pos="900"/>
+        </w:tabs>
+        <w:ind w:left="-567"/>
+        <w:rPr>
+          <w:rFonts w:cstheme="minorHAnsi"/>
+          <w:b/>
+          <w:bCs/>
+          <w:sz w:val="32"/>
+          <w:szCs w:val="32"/>
+        </w:rPr>
+      </w:pPr>
+    </w:p>
+    <w:p>
+      <w:pPr>
+        <w:tabs>
+          <w:tab w:val="left" w:pos="900"/>
+        </w:tabs>
+        <w:ind w:left="-567"/>
+        <w:rPr>
+          <w:rFonts w:cstheme="minorHAnsi"/>
+          <w:b/>
+          <w:bCs/>
+          <w:sz w:val="32"/>
+          <w:szCs w:val="32"/>
+        </w:rPr>
+      </w:pPr>
+      <w:r>
+        <w:rPr>
+          <w:rFonts w:cstheme="minorHAnsi"/>
+          <w:b/>
+          <w:bCs/>
+          <w:sz w:val="32"/>
+          <w:szCs w:val="32"/>
+        </w:rPr>
+        <mc:AlternateContent>
+          <mc:Choice Requires="wps">
+            <w:drawing>
+              <wp:anchor distT="0" distB="0" distL="114300" distR="114300" simplePos="0" relativeHeight="251731968" behindDoc="0" locked="0" layoutInCell="1" allowOverlap="1" wp14:anchorId="58C6934C" wp14:editId="1F2BEAF6">
+                <wp:simplePos x="0" y="0"/>
+                <wp:positionH relativeFrom="page">
+                  <wp:align>right</wp:align>
+                </wp:positionH>
+                <wp:positionV relativeFrom="paragraph">
+                  <wp:posOffset>3634105</wp:posOffset>
+                </wp:positionV>
+                <wp:extent cx="1996440" cy="304800"/>
+                <wp:effectExtent l="0" t="0" r="0" b="0"/>
+                <wp:wrapNone/>
+                <wp:docPr id="59" name="Caixa de Texto 59"/>
+                <wp:cNvGraphicFramePr/>
+                <a:graphic xmlns:a="http://schemas.openxmlformats.org/drawingml/2006/main">
+                  <a:graphicData uri="http://schemas.microsoft.com/office/word/2010/wordprocessingShape">
+                    <wps:wsp>
+                      <wps:cNvSpPr txBox="1"/>
+                      <wps:spPr>
+                        <a:xfrm>
+                          <a:off x="0" y="0"/>
+                          <a:ext cx="1996440" cy="304800"/>
+                        </a:xfrm>
+                        <a:prstGeom prst="rect">
+                          <a:avLst/>
+                        </a:prstGeom>
+                        <a:noFill/>
+                        <a:ln w="6350">
+                          <a:noFill/>
+                        </a:ln>
+                      </wps:spPr>
+                      <wps:txbx>
+                        <w:txbxContent>
+                          <w:p>
+                            <w:r>
+                              <w:rPr>
+                                <w:b/>
+                                <w:bCs/>
+                                <w:i/>
+                                <w:iCs/>
+                                <w:sz w:val="28"/>
+                                <w:szCs w:val="28"/>
+                              </w:rPr>
+                              <w:t>Sala suja</w:t>
+                            </w:r>
+                          </w:p>
+                        </w:txbxContent>
+                      </wps:txbx>
+                      <wps:bodyPr rot="0" spcFirstLastPara="0" vertOverflow="overflow" horzOverflow="overflow" vert="horz" wrap="square" lIns="91440" tIns="45720" rIns="91440" bIns="45720" numCol="1" spcCol="0" rtlCol="0" fromWordArt="0" anchor="t" anchorCtr="0" forceAA="0" compatLnSpc="1">
+                        <a:prstTxWarp prst="textNoShape">
+                          <a:avLst/>
+                        </a:prstTxWarp>
+                        <a:noAutofit/>
+                      </wps:bodyPr>
+                    </wps:wsp>
+                  </a:graphicData>
+                </a:graphic>
+                <wp14:sizeRelH relativeFrom="margin">
+                  <wp14:pctWidth>0</wp14:pctWidth>
+                </wp14:sizeRelH>
+                <wp14:sizeRelV relativeFrom="margin">
+                  <wp14:pctHeight>0</wp14:pctHeight>
+                </wp14:sizeRelV>
+              </wp:anchor>
+            </w:drawing>
+          </mc:Choice>
+          <mc:Fallback>
+            <w:pict>
+              <v:shape w14:anchorId="58C6934C" id="Caixa de Texto 59" o:spid="_x0000_s1038" type="#_x0000_t202" style="position:absolute;left:0;text-align:left;margin-left:106pt;margin-top:286.15pt;width:157.2pt;height:24pt;z-index:251731968;visibility:visible;mso-wrap-style:square;mso-width-percent:0;mso-height-percent:0;mso-wrap-distance-left:9pt;mso-wrap-distance-top:0;mso-wrap-distance-right:9pt;mso-wrap-distance-bottom:0;mso-position-horizontal:right;mso-position-horizontal-relative:page;mso-position-vertical:absolute;mso-position-vertical-relative:text;mso-width-percent:0;mso-height-percent:0;mso-width-relative:margin;mso-height-relative:margin;v-text-anchor:top" o:gfxdata="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" filled="f" stroked="f" strokeweight=".5pt">
+                <v:textbox>
+                  <w:txbxContent>
+                    <w:p>
+                      <w:r>
+                        <w:rPr>
+                          <w:b/>
+                          <w:bCs/>
+                          <w:i/>
+                          <w:iCs/>
+                          <w:sz w:val="28"/>
+                          <w:szCs w:val="28"/>
+                        </w:rPr>
+                        <w:t>Sala suja</w:t>
+                      </w:r>
+                    </w:p>
+                  </w:txbxContent>
+                </v:textbox>
+                <w10:wrap anchorx="page"/>
+              </v:shape>
+            </w:pict>
+          </mc:Fallback>
+        </mc:AlternateContent>
+      </w:r>
+      <w:r>
+        <w:rPr>
+          <w:rFonts w:cstheme="minorHAnsi"/>
+          <w:b/>
+          <w:bCs/>
+          <w:sz w:val="32"/>
+          <w:szCs w:val="32"/>
+        </w:rPr>
+        <mc:AlternateContent>
+          <mc:Choice Requires="wps">
+            <w:drawing>
+              <wp:anchor distT="0" distB="0" distL="114300" distR="114300" simplePos="0" relativeHeight="251730944" behindDoc="0" locked="0" layoutInCell="1" allowOverlap="1" wp14:anchorId="209CAF08" wp14:editId="10613E0B">
+                <wp:simplePos x="0" y="0"/>
+                <wp:positionH relativeFrom="column">
+                  <wp:posOffset>3444240</wp:posOffset>
+                </wp:positionH>
+                <wp:positionV relativeFrom="paragraph">
+                  <wp:posOffset>3589020</wp:posOffset>
+                </wp:positionV>
+                <wp:extent cx="1014095" cy="398780"/>
+                <wp:effectExtent l="0" t="19050" r="33655" b="39370"/>
+                <wp:wrapNone/>
+                <wp:docPr id="58" name="Seta: para a Esquerda 58"/>
+                <wp:cNvGraphicFramePr/>
+                <a:graphic xmlns:a="http://schemas.openxmlformats.org/drawingml/2006/main">
+                  <a:graphicData uri="http://schemas.microsoft.com/office/word/2010/wordprocessingShape">
+                    <wps:wsp>
+                      <wps:cNvSpPr/>
+                      <wps:spPr>
+                        <a:xfrm rot="10800000">
+                          <a:off x="0" y="0"/>
+                          <a:ext cx="1014095" cy="398780"/>
+                        </a:xfrm>
+                        <a:prstGeom prst="leftArrow">
+                          <a:avLst/>
+                        </a:prstGeom>
+                      </wps:spPr>
+                      <wps:style>
+                        <a:lnRef idx="2">
+                          <a:schemeClr val="accent1">
+                            <a:shade val="50000"/>
+                          </a:schemeClr>
+                        </a:lnRef>
+                        <a:fillRef idx="1">
+                          <a:schemeClr val="accent1"/>
+                        </a:fillRef>
+                        <a:effectRef idx="0">
+                          <a:schemeClr val="accent1"/>
+                        </a:effectRef>
+                        <a:fontRef idx="minor">
+                          <a:schemeClr val="lt1"/>
+                        </a:fontRef>
+                      </wps:style>
+                      <wps:bodyPr rot="0" spcFirstLastPara="0" vertOverflow="overflow" horzOverflow="overflow" vert="horz" wrap="square" lIns="91440" tIns="45720" rIns="91440" bIns="45720" numCol="1" spcCol="0" rtlCol="0" fromWordArt="0" anchor="ctr" anchorCtr="0" forceAA="0" compatLnSpc="1">
+                        <a:prstTxWarp prst="textNoShape">
+                          <a:avLst/>
+                        </a:prstTxWarp>
+                        <a:noAutofit/>
+                      </wps:bodyPr>
+                    </wps:wsp>
+                  </a:graphicData>
+                </a:graphic>
+                <wp14:sizeRelH relativeFrom="margin">
+                  <wp14:pctWidth>0</wp14:pctWidth>
+                </wp14:sizeRelH>
+                <wp14:sizeRelV relativeFrom="margin">
+                  <wp14:pctHeight>0</wp14:pctHeight>
+                </wp14:sizeRelV>
+              </wp:anchor>
+            </w:drawing>
+          </mc:Choice>
+          <mc:Fallback>
+            <w:pict>
+              <v:shape w14:anchorId="3E385022" id="Seta: para a Esquerda 58" o:spid="_x0000_s1026" type="#_x0000_t66" style="position:absolute;margin-left:271.2pt;margin-top:282.6pt;width:79.85pt;height:31.4pt;rotation:180;z-index:251730944;visibility:visible;mso-wrap-style:square;mso-width-percent:0;mso-height-percent:0;mso-wrap-distance-left:9pt;mso-wrap-distance-top:0;mso-wrap-distance-right:9pt;mso-wrap-distance-bottom:0;mso-position-horizontal:absolute;mso-position-horizontal-relative:text;mso-position-vertical:absolute;mso-position-vertical-relative:text;mso-width-percent:0;mso-height-percent:0;mso-width-relative:margin;mso-height-relative:margin;v-text-anchor:middle" o:gfxdata="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" adj="4247" fillcolor="#4472c4 [3204]" strokecolor="#1f3763 [1604]" strokeweight="1pt"/>
+            </w:pict>
+          </mc:Fallback>
+        </mc:AlternateContent>
+      </w:r>
+      <w:r>
+        <w:rPr>
+          <w:rFonts w:cstheme="minorHAnsi"/>
+          <w:b/>
+          <w:bCs/>
+          <w:sz w:val="32"/>
+          <w:szCs w:val="32"/>
+        </w:rPr>
+        <w:drawing>
+          <wp:anchor distT="0" distB="0" distL="114300" distR="114300" simplePos="0" relativeHeight="251728896" behindDoc="0" locked="0" layoutInCell="1" allowOverlap="1" wp14:anchorId="40299420" wp14:editId="4EA1682C">
+            <wp:simplePos x="0" y="0"/>
+            <wp:positionH relativeFrom="column">
+              <wp:posOffset>-234315</wp:posOffset>
+            </wp:positionH>
+            <wp:positionV relativeFrom="paragraph">
+              <wp:posOffset>3010853</wp:posOffset>
+            </wp:positionV>
+            <wp:extent cx="3743325" cy="1885950"/>
+            <wp:effectExtent l="0" t="0" r="9525" b="0"/>
+            <wp:wrapSquare wrapText="bothSides"/>
+            <wp:docPr id="57" name="Imagem 57"/>
+            <wp:cNvGraphicFramePr>
+              <a:graphicFrameLocks xmlns:a="http://schemas.openxmlformats.org/drawingml/2006/main" noChangeAspect="1"/>
+            </wp:cNvGraphicFramePr>
+            <a:graphic xmlns:a="http://schemas.openxmlformats.org/drawingml/2006/main">
+              <a:graphicData uri="http://schemas.openxmlformats.org/drawingml/2006/picture">
+                <pic:pic xmlns:pic="http://schemas.openxmlformats.org/drawingml/2006/picture">
+                  <pic:nvPicPr>
+                    <pic:cNvPr id="1" name=""/>
+                    <pic:cNvPicPr/>
+                  </pic:nvPicPr>
+                  <pic:blipFill>
+                    <a:blip r:embed="rId22">
+                      <a:extLst>
+                        <a:ext uri="{28A0092B-C50C-407E-A947-70E740481C1C}">
+                          <a14:useLocalDpi xmlns:a14="http://schemas.microsoft.com/office/drawing/2010/main" val="0"/>
+                        </a:ext>
+                      </a:extLst>
+                    </a:blip>
+                    <a:stretch>
+                      <a:fillRect/>
+                    </a:stretch>
+                  </pic:blipFill>
+                  <pic:spPr>
+                    <a:xfrm>
+                      <a:off x="0" y="0"/>
+                      <a:ext cx="3743325" cy="1885950"/>
+                    </a:xfrm>
+                    <a:prstGeom prst="rect">
+                      <a:avLst/>
+                    </a:prstGeom>
+                  </pic:spPr>
+                </pic:pic>
+              </a:graphicData>
+            </a:graphic>
+            <wp14:sizeRelH relativeFrom="page">
+              <wp14:pctWidth>0</wp14:pctWidth>
+            </wp14:sizeRelH>
+            <wp14:sizeRelV relativeFrom="page">
+              <wp14:pctHeight>0</wp14:pctHeight>
+            </wp14:sizeRelV>
+          </wp:anchor>
+        </w:drawing>
+      </w:r>
+      <w:r>
+        <w:rPr>
+          <w:rFonts w:cstheme="minorHAnsi"/>
+          <w:b/>
+          <w:bCs/>
+          <w:sz w:val="32"/>
+          <w:szCs w:val="32"/>
+        </w:rPr>
+        <mc:AlternateContent>
+          <mc:Choice Requires="wps">
+            <w:drawing>
+              <wp:anchor distT="0" distB="0" distL="114300" distR="114300" simplePos="0" relativeHeight="251727872" behindDoc="0" locked="0" layoutInCell="1" allowOverlap="1" wp14:anchorId="51363337" wp14:editId="14E4C5BB">
+                <wp:simplePos x="0" y="0"/>
+                <wp:positionH relativeFrom="column">
+                  <wp:posOffset>1136968</wp:posOffset>
+                </wp:positionH>
+                <wp:positionV relativeFrom="paragraph">
+                  <wp:posOffset>2304098</wp:posOffset>
+                </wp:positionV>
+                <wp:extent cx="1014095" cy="398780"/>
+                <wp:effectExtent l="0" t="0" r="36512" b="36513"/>
+                <wp:wrapNone/>
+                <wp:docPr id="56" name="Seta: para a Esquerda 56"/>
+                <wp:cNvGraphicFramePr/>
+                <a:graphic xmlns:a="http://schemas.openxmlformats.org/drawingml/2006/main">
+                  <a:graphicData uri="http://schemas.microsoft.com/office/word/2010/wordprocessingShape">
+                    <wps:wsp>
+                      <wps:cNvSpPr/>
+                      <wps:spPr>
+                        <a:xfrm rot="16200000">
+                          <a:off x="0" y="0"/>
+                          <a:ext cx="1014095" cy="398780"/>
+                        </a:xfrm>
+                        <a:prstGeom prst="leftArrow">
+                          <a:avLst/>
+                        </a:prstGeom>
+                      </wps:spPr>
+                      <wps:style>
+                        <a:lnRef idx="2">
+                          <a:schemeClr val="accent1">
+                            <a:shade val="50000"/>
+                          </a:schemeClr>
+                        </a:lnRef>
+                        <a:fillRef idx="1">
+                          <a:schemeClr val="accent1"/>
+                        </a:fillRef>
+                        <a:effectRef idx="0">
+                          <a:schemeClr val="accent1"/>
+                        </a:effectRef>
+                        <a:fontRef idx="minor">
+                          <a:schemeClr val="lt1"/>
+                        </a:fontRef>
+                      </wps:style>
+                      <wps:bodyPr rot="0" spcFirstLastPara="0" vertOverflow="overflow" horzOverflow="overflow" vert="horz" wrap="square" lIns="91440" tIns="45720" rIns="91440" bIns="45720" numCol="1" spcCol="0" rtlCol="0" fromWordArt="0" anchor="ctr" anchorCtr="0" forceAA="0" compatLnSpc="1">
+                        <a:prstTxWarp prst="textNoShape">
+                          <a:avLst/>
+                        </a:prstTxWarp>
+                        <a:noAutofit/>
+                      </wps:bodyPr>
+                    </wps:wsp>
+                  </a:graphicData>
+                </a:graphic>
+                <wp14:sizeRelH relativeFrom="margin">
+                  <wp14:pctWidth>0</wp14:pctWidth>
+                </wp14:sizeRelH>
+                <wp14:sizeRelV relativeFrom="margin">
+                  <wp14:pctHeight>0</wp14:pctHeight>
+                </wp14:sizeRelV>
+              </wp:anchor>
+            </w:drawing>
+          </mc:Choice>
+          <mc:Fallback>
+            <w:pict>
+              <v:shape w14:anchorId="7611E189" id="Seta: para a Esquerda 56" o:spid="_x0000_s1026" type="#_x0000_t66" style="position:absolute;margin-left:89.55pt;margin-top:181.45pt;width:79.85pt;height:31.4pt;rotation:-90;z-index:251727872;visibility:visible;mso-wrap-style:square;mso-width-percent:0;mso-height-percent:0;mso-wrap-distance-left:9pt;mso-wrap-distance-top:0;mso-wrap-distance-right:9pt;mso-wrap-distance-bottom:0;mso-position-horizontal:absolute;mso-position-horizontal-relative:text;mso-position-vertical:absolute;mso-position-vertical-relative:text;mso-width-percent:0;mso-height-percent:0;mso-width-relative:margin;mso-height-relative:margin;v-text-anchor:middle" o:gfxdata="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" adj="4247" fillcolor="#4472c4 [3204]" strokecolor="#1f3763 [1604]" strokeweight="1pt"/>
+            </w:pict>
+          </mc:Fallback>
+        </mc:AlternateContent>
+      </w:r>
+      <w:r>
+        <w:rPr>
+          <w:rFonts w:cstheme="minorHAnsi"/>
+          <w:b/>
+          <w:bCs/>
+          <w:sz w:val="32"/>
+          <w:szCs w:val="32"/>
+        </w:rPr>
+        <mc:AlternateContent>
+          <mc:Choice Requires="wps">
+            <w:drawing>
+              <wp:anchor distT="0" distB="0" distL="114300" distR="114300" simplePos="0" relativeHeight="251724800" behindDoc="0" locked="0" layoutInCell="1" allowOverlap="1" wp14:anchorId="1EECB513" wp14:editId="0AFAA59D">
+                <wp:simplePos x="0" y="0"/>
+                <wp:positionH relativeFrom="column">
+                  <wp:posOffset>3337560</wp:posOffset>
+                </wp:positionH>
+                <wp:positionV relativeFrom="paragraph">
+                  <wp:posOffset>544195</wp:posOffset>
+                </wp:positionV>
+                <wp:extent cx="1014095" cy="398780"/>
+                <wp:effectExtent l="0" t="19050" r="33655" b="39370"/>
+                <wp:wrapNone/>
+                <wp:docPr id="54" name="Seta: para a Esquerda 54"/>
+                <wp:cNvGraphicFramePr/>
+                <a:graphic xmlns:a="http://schemas.openxmlformats.org/drawingml/2006/main">
+                  <a:graphicData uri="http://schemas.microsoft.com/office/word/2010/wordprocessingShape">
+                    <wps:wsp>
+                      <wps:cNvSpPr/>
+                      <wps:spPr>
+                        <a:xfrm rot="10800000">
+                          <a:off x="0" y="0"/>
+                          <a:ext cx="1014095" cy="398780"/>
+                        </a:xfrm>
+                        <a:prstGeom prst="leftArrow">
+                          <a:avLst/>
+                        </a:prstGeom>
+                      </wps:spPr>
+                      <wps:style>
+                        <a:lnRef idx="2">
+                          <a:schemeClr val="accent1">
+                            <a:shade val="50000"/>
+                          </a:schemeClr>
+                        </a:lnRef>
+                        <a:fillRef idx="1">
+                          <a:schemeClr val="accent1"/>
+                        </a:fillRef>
+                        <a:effectRef idx="0">
+                          <a:schemeClr val="accent1"/>
+                        </a:effectRef>
+                        <a:fontRef idx="minor">
+                          <a:schemeClr val="lt1"/>
+                        </a:fontRef>
+                      </wps:style>
+                      <wps:bodyPr rot="0" spcFirstLastPara="0" vertOverflow="overflow" horzOverflow="overflow" vert="horz" wrap="square" lIns="91440" tIns="45720" rIns="91440" bIns="45720" numCol="1" spcCol="0" rtlCol="0" fromWordArt="0" anchor="ctr" anchorCtr="0" forceAA="0" compatLnSpc="1">
+                        <a:prstTxWarp prst="textNoShape">
+                          <a:avLst/>
+                        </a:prstTxWarp>
+                        <a:noAutofit/>
+                      </wps:bodyPr>
+                    </wps:wsp>
+                  </a:graphicData>
+                </a:graphic>
+                <wp14:sizeRelH relativeFrom="margin">
+                  <wp14:pctWidth>0</wp14:pctWidth>
+                </wp14:sizeRelH>
+                <wp14:sizeRelV relativeFrom="margin">
+                  <wp14:pctHeight>0</wp14:pctHeight>
+                </wp14:sizeRelV>
+              </wp:anchor>
+            </w:drawing>
+          </mc:Choice>
+          <mc:Fallback>
+            <w:pict>
+              <v:shape w14:anchorId="262611D3" id="Seta: para a Esquerda 54" o:spid="_x0000_s1026" type="#_x0000_t66" style="position:absolute;margin-left:262.8pt;margin-top:42.85pt;width:79.85pt;height:31.4pt;rotation:180;z-index:251724800;visibility:visible;mso-wrap-style:square;mso-width-percent:0;mso-height-percent:0;mso-wrap-distance-left:9pt;mso-wrap-distance-top:0;mso-wrap-distance-right:9pt;mso-wrap-distance-bottom:0;mso-position-horizontal:absolute;mso-position-horizontal-relative:text;mso-position-vertical:absolute;mso-position-vertical-relative:text;mso-width-percent:0;mso-height-percent:0;mso-width-relative:margin;mso-height-relative:margin;v-text-anchor:middle" o:gfxdata="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" adj="4247" fillcolor="#4472c4 [3204]" strokecolor="#1f3763 [1604]" strokeweight="1pt"/>
+            </w:pict>
+          </mc:Fallback>
+        </mc:AlternateContent>
+      </w:r>
+      <w:r>
+        <w:rPr>
+          <w:rFonts w:cstheme="minorHAnsi"/>
+          <w:b/>
+          <w:bCs/>
+          <w:sz w:val="32"/>
+          <w:szCs w:val="32"/>
+        </w:rPr>
+        <w:drawing>
+          <wp:inline distT="0" distB="0" distL="0" distR="0" wp14:anchorId="122C33DF" wp14:editId="50F7AB72">
+            <wp:extent cx="3724795" cy="2057687"/>
+            <wp:effectExtent l="0" t="0" r="9525" b="0"/>
+            <wp:docPr id="53" name="Imagem 53"/>
+            <wp:cNvGraphicFramePr>
+              <a:graphicFrameLocks xmlns:a="http://schemas.openxmlformats.org/drawingml/2006/main" noChangeAspect="1"/>
+            </wp:cNvGraphicFramePr>
+            <a:graphic xmlns:a="http://schemas.openxmlformats.org/drawingml/2006/main">
+              <a:graphicData uri="http://schemas.openxmlformats.org/drawingml/2006/picture">
+                <pic:pic xmlns:pic="http://schemas.openxmlformats.org/drawingml/2006/picture">
+                  <pic:nvPicPr>
+                    <pic:cNvPr id="1" name=""/>
+                    <pic:cNvPicPr/>
+                  </pic:nvPicPr>
+                  <pic:blipFill>
+                    <a:blip r:embed="rId23"/>
+                    <a:stretch>
+                      <a:fillRect/>
+                    </a:stretch>
+                  </pic:blipFill>
+                  <pic:spPr>
+                    <a:xfrm>
+                      <a:off x="0" y="0"/>
+                      <a:ext cx="3724795" cy="2057687"/>
+                    </a:xfrm>
+                    <a:prstGeom prst="rect">
+                      <a:avLst/>
+                    </a:prstGeom>
+                  </pic:spPr>
+                </pic:pic>
+              </a:graphicData>
+            </a:graphic>
+          </wp:inline>
+        </w:drawing>
+      </w:r>
+    </w:p>
+    <w:p>
+      <w:pPr>
+        <w:rPr>
+          <w:rFonts w:cstheme="minorHAnsi"/>
+          <w:sz w:val="32"/>
+          <w:szCs w:val="32"/>
+        </w:rPr>
+      </w:pPr>
+    </w:p>
+    <w:p>
+      <w:pPr>
+        <w:rPr>
+          <w:rFonts w:cstheme="minorHAnsi"/>
+          <w:sz w:val="32"/>
+          <w:szCs w:val="32"/>
+        </w:rPr>
+      </w:pPr>
+    </w:p>
+    <w:p>
+      <w:pPr>
+        <w:rPr>
+          <w:rFonts w:cstheme="minorHAnsi"/>
+          <w:sz w:val="32"/>
+          <w:szCs w:val="32"/>
+        </w:rPr>
+      </w:pPr>
+    </w:p>
+    <w:p>
+      <w:pPr>
+        <w:rPr>
+          <w:rFonts w:cstheme="minorHAnsi"/>
+          <w:sz w:val="32"/>
+          <w:szCs w:val="32"/>
+        </w:rPr>
+      </w:pPr>
+    </w:p>
+    <w:p>
+      <w:pPr>
+        <w:rPr>
+          <w:rFonts w:cstheme="minorHAnsi"/>
+          <w:sz w:val="32"/>
+          <w:szCs w:val="32"/>
+        </w:rPr>
+      </w:pPr>
+    </w:p>
+    <w:p>
+      <w:pPr>
+        <w:rPr>
+          <w:rFonts w:cstheme="minorHAnsi"/>
+          <w:sz w:val="32"/>
+          <w:szCs w:val="32"/>
+        </w:rPr>
+      </w:pPr>
+    </w:p>
+    <w:p>
+      <w:pPr>
+        <w:rPr>
+          <w:rFonts w:cstheme="minorHAnsi"/>
+          <w:sz w:val="32"/>
+          <w:szCs w:val="32"/>
+        </w:rPr>
+      </w:pPr>
+    </w:p>
+    <w:p>
+      <w:pPr>
+        <w:rPr>
+          <w:rFonts w:cstheme="minorHAnsi"/>
+          <w:sz w:val="32"/>
+          <w:szCs w:val="32"/>
+        </w:rPr>
+      </w:pPr>
+    </w:p>
+    <w:p>
+      <w:pPr>
+        <w:rPr>
+          <w:rFonts w:cstheme="minorHAnsi"/>
+          <w:b/>
+          <w:bCs/>
+          <w:sz w:val="32"/>
+          <w:szCs w:val="32"/>
+        </w:rPr>
+      </w:pPr>
+    </w:p>
+    <w:p>
+      <w:pPr>
+        <w:tabs>
+          <w:tab w:val="left" w:pos="6432"/>
+        </w:tabs>
+        <w:rPr>
+          <w:rFonts w:cstheme="minorHAnsi"/>
+          <w:sz w:val="32"/>
+          <w:szCs w:val="32"/>
+        </w:rPr>
+      </w:pPr>
+      <w:r>
+        <w:rPr>
+          <w:rFonts w:cstheme="minorHAnsi"/>
+          <w:sz w:val="32"/>
+          <w:szCs w:val="32"/>
+        </w:rPr>
+        <w:tab/>
+      </w:r>
+    </w:p>
+    <w:p>
+      <w:pPr>
+        <w:tabs>
+          <w:tab w:val="left" w:pos="6432"/>
+        </w:tabs>
+        <w:rPr>
+          <w:rFonts w:cstheme="minorHAnsi"/>
+          <w:sz w:val="32"/>
+          <w:szCs w:val="32"/>
+        </w:rPr>
+      </w:pPr>
+    </w:p>
+    <w:p>
+      <w:pPr>
+        <w:tabs>
+          <w:tab w:val="left" w:pos="6432"/>
+        </w:tabs>
+        <w:rPr>
+          <w:rFonts w:cstheme="minorHAnsi"/>
+          <w:b/>
+          <w:bCs/>
+          <w:sz w:val="32"/>
+          <w:szCs w:val="32"/>
+        </w:rPr>
+      </w:pPr>
+    </w:p>
+    <w:p>
+      <w:pPr>
+        <w:tabs>
+          <w:tab w:val="left" w:pos="6432"/>
+        </w:tabs>
+        <w:rPr>
+          <w:rFonts w:cstheme="minorHAnsi"/>
+          <w:b/>
+          <w:bCs/>
+          <w:sz w:val="32"/>
+          <w:szCs w:val="32"/>
+        </w:rPr>
+      </w:pPr>
+      <w:r>
+        <w:rPr>
+          <w:rFonts w:cstheme="minorHAnsi"/>
+          <w:b/>
+          <w:bCs/>
+          <w:sz w:val="32"/>
+          <w:szCs w:val="32"/>
+        </w:rPr>
+        <w:lastRenderedPageBreak/>
+        <w:t>Funções para todos os tipos de usuários</w:t>
+      </w:r>
+    </w:p>
+    <w:p>
+      <w:pPr>
+        <w:tabs>
+          <w:tab w:val="left" w:pos="6432"/>
+        </w:tabs>
+        <w:rPr>
+          <w:rFonts w:cstheme="minorHAnsi"/>
+          <w:b/>
+          <w:bCs/>
+          <w:sz w:val="32"/>
+          <w:szCs w:val="32"/>
+        </w:rPr>
+      </w:pPr>
+    </w:p>
+    <w:p>
+      <w:pPr>
+        <w:tabs>
+          <w:tab w:val="left" w:pos="6432"/>
+        </w:tabs>
+        <w:rPr>
+          <w:rFonts w:cstheme="minorHAnsi"/>
+          <w:b/>
+          <w:bCs/>
+          <w:sz w:val="32"/>
+          <w:szCs w:val="32"/>
+        </w:rPr>
+      </w:pPr>
+      <w:r>
+        <w:rPr>
+          <w:rFonts w:cstheme="minorHAnsi"/>
+          <w:b/>
+          <w:bCs/>
+          <w:sz w:val="32"/>
+          <w:szCs w:val="32"/>
+        </w:rPr>
+        <mc:AlternateContent>
+          <mc:Choice Requires="wps">
+            <w:drawing>
+              <wp:anchor distT="0" distB="0" distL="114300" distR="114300" simplePos="0" relativeHeight="251739136" behindDoc="0" locked="0" layoutInCell="1" allowOverlap="1" wp14:anchorId="5555C3F2" wp14:editId="162E3488">
+                <wp:simplePos x="0" y="0"/>
+                <wp:positionH relativeFrom="column">
+                  <wp:posOffset>1091248</wp:posOffset>
+                </wp:positionH>
+                <wp:positionV relativeFrom="paragraph">
+                  <wp:posOffset>3769043</wp:posOffset>
+                </wp:positionV>
+                <wp:extent cx="1014095" cy="398780"/>
+                <wp:effectExtent l="0" t="0" r="36512" b="36513"/>
+                <wp:wrapNone/>
+                <wp:docPr id="65" name="Seta: para a Esquerda 65"/>
+                <wp:cNvGraphicFramePr/>
+                <a:graphic xmlns:a="http://schemas.openxmlformats.org/drawingml/2006/main">
+                  <a:graphicData uri="http://schemas.microsoft.com/office/word/2010/wordprocessingShape">
+                    <wps:wsp>
+                      <wps:cNvSpPr/>
+                      <wps:spPr>
+                        <a:xfrm rot="16200000">
+                          <a:off x="0" y="0"/>
+                          <a:ext cx="1014095" cy="398780"/>
+                        </a:xfrm>
+                        <a:prstGeom prst="leftArrow">
+                          <a:avLst/>
+                        </a:prstGeom>
+                      </wps:spPr>
+                      <wps:style>
+                        <a:lnRef idx="2">
+                          <a:schemeClr val="accent1">
+                            <a:shade val="50000"/>
+                          </a:schemeClr>
+                        </a:lnRef>
+                        <a:fillRef idx="1">
+                          <a:schemeClr val="accent1"/>
+                        </a:fillRef>
+                        <a:effectRef idx="0">
+                          <a:schemeClr val="accent1"/>
+                        </a:effectRef>
+                        <a:fontRef idx="minor">
+                          <a:schemeClr val="lt1"/>
+                        </a:fontRef>
+                      </wps:style>
+                      <wps:bodyPr rot="0" spcFirstLastPara="0" vertOverflow="overflow" horzOverflow="overflow" vert="horz" wrap="square" lIns="91440" tIns="45720" rIns="91440" bIns="45720" numCol="1" spcCol="0" rtlCol="0" fromWordArt="0" anchor="ctr" anchorCtr="0" forceAA="0" compatLnSpc="1">
+                        <a:prstTxWarp prst="textNoShape">
+                          <a:avLst/>
+                        </a:prstTxWarp>
+                        <a:noAutofit/>
+                      </wps:bodyPr>
+                    </wps:wsp>
+                  </a:graphicData>
+                </a:graphic>
+                <wp14:sizeRelH relativeFrom="margin">
+                  <wp14:pctWidth>0</wp14:pctWidth>
+                </wp14:sizeRelH>
+                <wp14:sizeRelV relativeFrom="margin">
+                  <wp14:pctHeight>0</wp14:pctHeight>
+                </wp14:sizeRelV>
+              </wp:anchor>
+            </w:drawing>
+          </mc:Choice>
+          <mc:Fallback>
+            <w:pict>
+              <v:shape w14:anchorId="22659BC4" id="Seta: para a Esquerda 65" o:spid="_x0000_s1026" type="#_x0000_t66" style="position:absolute;margin-left:85.95pt;margin-top:296.8pt;width:79.85pt;height:31.4pt;rotation:-90;z-index:251739136;visibility:visible;mso-wrap-style:square;mso-width-percent:0;mso-height-percent:0;mso-wrap-distance-left:9pt;mso-wrap-distance-top:0;mso-wrap-distance-right:9pt;mso-wrap-distance-bottom:0;mso-position-horizontal:absolute;mso-position-horizontal-relative:text;mso-position-vertical:absolute;mso-position-vertical-relative:text;mso-width-percent:0;mso-height-percent:0;mso-width-relative:margin;mso-height-relative:margin;v-text-anchor:middle" o:gfxdata="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" adj="4247" fillcolor="#4472c4 [3204]" strokecolor="#1f3763 [1604]" strokeweight="1pt"/>
+            </w:pict>
+          </mc:Fallback>
+        </mc:AlternateContent>
+      </w:r>
+      <w:r>
+        <w:rPr>
+          <w:noProof/>
+        </w:rPr>
+        <mc:AlternateContent>
+          <mc:Choice Requires="wps">
+            <w:drawing>
+              <wp:anchor distT="0" distB="0" distL="114300" distR="114300" simplePos="0" relativeHeight="251737088" behindDoc="0" locked="0" layoutInCell="1" allowOverlap="1" wp14:anchorId="6211FEA7" wp14:editId="5BCA4234">
+                <wp:simplePos x="0" y="0"/>
+                <wp:positionH relativeFrom="column">
+                  <wp:posOffset>923925</wp:posOffset>
+                </wp:positionH>
+                <wp:positionV relativeFrom="paragraph">
+                  <wp:posOffset>336550</wp:posOffset>
+                </wp:positionV>
+                <wp:extent cx="1089660" cy="464820"/>
+                <wp:effectExtent l="0" t="0" r="15240" b="11430"/>
+                <wp:wrapNone/>
+                <wp:docPr id="64" name="Elipse 64"/>
+                <wp:cNvGraphicFramePr/>
+                <a:graphic xmlns:a="http://schemas.openxmlformats.org/drawingml/2006/main">
+                  <a:graphicData uri="http://schemas.microsoft.com/office/word/2010/wordprocessingShape">
+                    <wps:wsp>
+                      <wps:cNvSpPr/>
+                      <wps:spPr>
+                        <a:xfrm>
+                          <a:off x="0" y="0"/>
+                          <a:ext cx="1089660" cy="464820"/>
+                        </a:xfrm>
+                        <a:prstGeom prst="ellipse">
+                          <a:avLst/>
+                        </a:prstGeom>
+                        <a:noFill/>
+                      </wps:spPr>
+                      <wps:style>
+                        <a:lnRef idx="2">
+                          <a:schemeClr val="accent1">
+                            <a:shade val="50000"/>
+                          </a:schemeClr>
+                        </a:lnRef>
+                        <a:fillRef idx="1">
+                          <a:schemeClr val="accent1"/>
+                        </a:fillRef>
+                        <a:effectRef idx="0">
+                          <a:schemeClr val="accent1"/>
+                        </a:effectRef>
+                        <a:fontRef idx="minor">
+                          <a:schemeClr val="lt1"/>
+                        </a:fontRef>
+                      </wps:style>
+                      <wps:bodyPr rot="0" spcFirstLastPara="0" vertOverflow="overflow" horzOverflow="overflow" vert="horz" wrap="square" lIns="91440" tIns="45720" rIns="91440" bIns="45720" numCol="1" spcCol="0" rtlCol="0" fromWordArt="0" anchor="ctr" anchorCtr="0" forceAA="0" compatLnSpc="1">
+                        <a:prstTxWarp prst="textNoShape">
+                          <a:avLst/>
+                        </a:prstTxWarp>
+                        <a:noAutofit/>
+                      </wps:bodyPr>
+                    </wps:wsp>
+                  </a:graphicData>
+                </a:graphic>
+                <wp14:sizeRelH relativeFrom="margin">
+                  <wp14:pctWidth>0</wp14:pctWidth>
+                </wp14:sizeRelH>
+                <wp14:sizeRelV relativeFrom="margin">
+                  <wp14:pctHeight>0</wp14:pctHeight>
+                </wp14:sizeRelV>
+              </wp:anchor>
+            </w:drawing>
+          </mc:Choice>
+          <mc:Fallback>
+            <w:pict>
+              <v:oval w14:anchorId="339F1FA9" id="Elipse 64" o:spid="_x0000_s1026" style="position:absolute;margin-left:72.75pt;margin-top:26.5pt;width:85.8pt;height:36.6pt;z-index:251737088;visibility:visible;mso-wrap-style:square;mso-width-percent:0;mso-height-percent:0;mso-wrap-distance-left:9pt;mso-wrap-distance-top:0;mso-wrap-distance-right:9pt;mso-wrap-distance-bottom:0;mso-position-horizontal:absolute;mso-position-horizontal-relative:text;mso-position-vertical:absolute;mso-position-vertical-relative:text;mso-width-percent:0;mso-height-percent:0;mso-width-relative:margin;mso-height-relative:margin;v-text-anchor:middle" o:gfxdata="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" filled="f" strokecolor="#1f3763 [1604]" strokeweight="1pt">
+                <v:stroke joinstyle="miter"/>
+              </v:oval>
+            </w:pict>
+          </mc:Fallback>
+        </mc:AlternateContent>
+      </w:r>
+      <w:r>
+        <w:rPr>
+          <w:rFonts w:cstheme="minorHAnsi"/>
+          <w:b/>
+          <w:bCs/>
+          <w:sz w:val="32"/>
+          <w:szCs w:val="32"/>
+        </w:rPr>
+        <mc:AlternateContent>
+          <mc:Choice Requires="wps">
+            <w:drawing>
+              <wp:anchor distT="0" distB="0" distL="114300" distR="114300" simplePos="0" relativeHeight="251735040" behindDoc="0" locked="0" layoutInCell="1" allowOverlap="1" wp14:anchorId="0E60B2FD" wp14:editId="06994CA3">
+                <wp:simplePos x="0" y="0"/>
+                <wp:positionH relativeFrom="page">
+                  <wp:posOffset>5113020</wp:posOffset>
+                </wp:positionH>
+                <wp:positionV relativeFrom="paragraph">
+                  <wp:posOffset>580390</wp:posOffset>
+                </wp:positionV>
+                <wp:extent cx="1996440" cy="2705100"/>
+                <wp:effectExtent l="0" t="0" r="0" b="0"/>
+                <wp:wrapNone/>
+                <wp:docPr id="62" name="Caixa de Texto 62"/>
+                <wp:cNvGraphicFramePr/>
+                <a:graphic xmlns:a="http://schemas.openxmlformats.org/drawingml/2006/main">
+                  <a:graphicData uri="http://schemas.microsoft.com/office/word/2010/wordprocessingShape">
+                    <wps:wsp>
+                      <wps:cNvSpPr txBox="1"/>
+                      <wps:spPr>
+                        <a:xfrm>
+                          <a:off x="0" y="0"/>
+                          <a:ext cx="1996440" cy="2705100"/>
+                        </a:xfrm>
+                        <a:prstGeom prst="rect">
+                          <a:avLst/>
+                        </a:prstGeom>
+                        <a:noFill/>
+                        <a:ln w="6350">
+                          <a:noFill/>
+                        </a:ln>
+                      </wps:spPr>
+                      <wps:txbx>
+                        <w:txbxContent>
+                          <w:p>
+                            <w:pPr>
+                              <w:rPr>
+                                <w:b/>
+                                <w:bCs/>
+                                <w:i/>
+                                <w:iCs/>
+                                <w:sz w:val="28"/>
+                                <w:szCs w:val="28"/>
+                              </w:rPr>
+                            </w:pPr>
+                            <w:r>
+                              <w:rPr>
+                                <w:b/>
+                                <w:bCs/>
+                                <w:i/>
+                                <w:iCs/>
+                                <w:sz w:val="28"/>
+                                <w:szCs w:val="28"/>
+                              </w:rPr>
+                              <w:t>Mudar foto de perfil</w:t>
+                            </w:r>
+                          </w:p>
+                          <w:p>
+                            <w:pPr>
+                              <w:rPr>
+                                <w:b/>
+                                <w:bCs/>
+                                <w:i/>
+                                <w:iCs/>
+                                <w:sz w:val="28"/>
+                                <w:szCs w:val="28"/>
+                              </w:rPr>
+                            </w:pPr>
+                            <w:r>
+                              <w:rPr>
+                                <w:b/>
+                                <w:bCs/>
+                                <w:i/>
+                                <w:iCs/>
+                                <w:sz w:val="28"/>
+                                <w:szCs w:val="28"/>
+                              </w:rPr>
+                              <w:t>Ao clicar no ícone da câmera, a câmera do dispositivo será ativada e todo o usuário poderá tirar uma foto e colocar como foto de perfil</w:t>
+                            </w:r>
+                          </w:p>
+                        </w:txbxContent>
+                      </wps:txbx>
+                      <wps:bodyPr rot="0" spcFirstLastPara="0" vertOverflow="overflow" horzOverflow="overflow" vert="horz" wrap="square" lIns="91440" tIns="45720" rIns="91440" bIns="45720" numCol="1" spcCol="0" rtlCol="0" fromWordArt="0" anchor="t" anchorCtr="0" forceAA="0" compatLnSpc="1">
+                        <a:prstTxWarp prst="textNoShape">
+                          <a:avLst/>
+                        </a:prstTxWarp>
+                        <a:noAutofit/>
+                      </wps:bodyPr>
+                    </wps:wsp>
+                  </a:graphicData>
+                </a:graphic>
+                <wp14:sizeRelH relativeFrom="margin">
+                  <wp14:pctWidth>0</wp14:pctWidth>
+                </wp14:sizeRelH>
+                <wp14:sizeRelV relativeFrom="margin">
+                  <wp14:pctHeight>0</wp14:pctHeight>
+                </wp14:sizeRelV>
+              </wp:anchor>
+            </w:drawing>
+          </mc:Choice>
+          <mc:Fallback>
+            <w:pict>
+              <v:shape w14:anchorId="0E60B2FD" id="Caixa de Texto 62" o:spid="_x0000_s1039" type="#_x0000_t202" style="position:absolute;margin-left:402.6pt;margin-top:45.7pt;width:157.2pt;height:213pt;z-index:251735040;visibility:visible;mso-wrap-style:square;mso-width-percent:0;mso-height-percent:0;mso-wrap-distance-left:9pt;mso-wrap-distance-top:0;mso-wrap-distance-right:9pt;mso-wrap-distance-bottom:0;mso-position-horizontal:absolute;mso-position-horizontal-relative:page;mso-position-vertical:absolute;mso-position-vertical-relative:text;mso-width-percent:0;mso-height-percent:0;mso-width-relative:margin;mso-height-relative:margin;v-text-anchor:top" o:gfxdata="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" filled="f" stroked="f" strokeweight=".5pt">
+                <v:textbox>
+                  <w:txbxContent>
+                    <w:p>
+                      <w:pPr>
+                        <w:rPr>
+                          <w:b/>
+                          <w:bCs/>
+                          <w:i/>
+                          <w:iCs/>
+                          <w:sz w:val="28"/>
+                          <w:szCs w:val="28"/>
+                        </w:rPr>
+                      </w:pPr>
+                      <w:r>
+                        <w:rPr>
+                          <w:b/>
+                          <w:bCs/>
+                          <w:i/>
+                          <w:iCs/>
+                          <w:sz w:val="28"/>
+                          <w:szCs w:val="28"/>
+                        </w:rPr>
+                        <w:t>Mudar foto de perfil</w:t>
+                      </w:r>
+                    </w:p>
+                    <w:p>
+                      <w:pPr>
+                        <w:rPr>
+                          <w:b/>
+                          <w:bCs/>
+                          <w:i/>
+                          <w:iCs/>
+                          <w:sz w:val="28"/>
+                          <w:szCs w:val="28"/>
+                        </w:rPr>
+                      </w:pPr>
+                      <w:r>
+                        <w:rPr>
+                          <w:b/>
+                          <w:bCs/>
+                          <w:i/>
+                          <w:iCs/>
+                          <w:sz w:val="28"/>
+                          <w:szCs w:val="28"/>
+                        </w:rPr>
+                        <w:t>Ao clicar no ícone da câmera, a câmera do dispositivo será ativada e todo o usuário poderá tirar uma foto e colocar como foto de perfil</w:t>
+                      </w:r>
+                    </w:p>
+                  </w:txbxContent>
+                </v:textbox>
+                <w10:wrap anchorx="page"/>
+              </v:shape>
+            </w:pict>
+          </mc:Fallback>
+        </mc:AlternateContent>
+      </w:r>
+      <w:r>
+        <w:rPr>
+          <w:rFonts w:cstheme="minorHAnsi"/>
+          <w:b/>
+          <w:bCs/>
+          <w:sz w:val="32"/>
+          <w:szCs w:val="32"/>
+        </w:rPr>
+        <mc:AlternateContent>
+          <mc:Choice Requires="wps">
+            <w:drawing>
+              <wp:anchor distT="0" distB="0" distL="114300" distR="114300" simplePos="0" relativeHeight="251734016" behindDoc="0" locked="0" layoutInCell="1" allowOverlap="1" wp14:anchorId="34E274C7" wp14:editId="25F5E270">
+                <wp:simplePos x="0" y="0"/>
+                <wp:positionH relativeFrom="column">
+                  <wp:posOffset>3002280</wp:posOffset>
+                </wp:positionH>
+                <wp:positionV relativeFrom="paragraph">
+                  <wp:posOffset>1253490</wp:posOffset>
+                </wp:positionV>
+                <wp:extent cx="1014095" cy="398780"/>
+                <wp:effectExtent l="0" t="19050" r="33655" b="39370"/>
+                <wp:wrapNone/>
+                <wp:docPr id="61" name="Seta: para a Esquerda 61"/>
+                <wp:cNvGraphicFramePr/>
+                <a:graphic xmlns:a="http://schemas.openxmlformats.org/drawingml/2006/main">
+                  <a:graphicData uri="http://schemas.microsoft.com/office/word/2010/wordprocessingShape">
+                    <wps:wsp>
+                      <wps:cNvSpPr/>
+                      <wps:spPr>
+                        <a:xfrm rot="10800000">
+                          <a:off x="0" y="0"/>
+                          <a:ext cx="1014095" cy="398780"/>
+                        </a:xfrm>
+                        <a:prstGeom prst="leftArrow">
+                          <a:avLst/>
+                        </a:prstGeom>
+                      </wps:spPr>
+                      <wps:style>
+                        <a:lnRef idx="2">
+                          <a:schemeClr val="accent1">
+                            <a:shade val="50000"/>
+                          </a:schemeClr>
+                        </a:lnRef>
+                        <a:fillRef idx="1">
+                          <a:schemeClr val="accent1"/>
+                        </a:fillRef>
+                        <a:effectRef idx="0">
+                          <a:schemeClr val="accent1"/>
+                        </a:effectRef>
+                        <a:fontRef idx="minor">
+                          <a:schemeClr val="lt1"/>
+                        </a:fontRef>
+                      </wps:style>
+                      <wps:bodyPr rot="0" spcFirstLastPara="0" vertOverflow="overflow" horzOverflow="overflow" vert="horz" wrap="square" lIns="91440" tIns="45720" rIns="91440" bIns="45720" numCol="1" spcCol="0" rtlCol="0" fromWordArt="0" anchor="ctr" anchorCtr="0" forceAA="0" compatLnSpc="1">
+                        <a:prstTxWarp prst="textNoShape">
+                          <a:avLst/>
+                        </a:prstTxWarp>
+                        <a:noAutofit/>
+                      </wps:bodyPr>
+                    </wps:wsp>
+                  </a:graphicData>
+                </a:graphic>
+                <wp14:sizeRelH relativeFrom="margin">
+                  <wp14:pctWidth>0</wp14:pctWidth>
+                </wp14:sizeRelH>
+                <wp14:sizeRelV relativeFrom="margin">
+                  <wp14:pctHeight>0</wp14:pctHeight>
+                </wp14:sizeRelV>
+              </wp:anchor>
+            </w:drawing>
+          </mc:Choice>
+          <mc:Fallback>
+            <w:pict>
+              <v:shape w14:anchorId="53284F9F" id="Seta: para a Esquerda 61" o:spid="_x0000_s1026" type="#_x0000_t66" style="position:absolute;margin-left:236.4pt;margin-top:98.7pt;width:79.85pt;height:31.4pt;rotation:180;z-index:251734016;visibility:visible;mso-wrap-style:square;mso-width-percent:0;mso-height-percent:0;mso-wrap-distance-left:9pt;mso-wrap-distance-top:0;mso-wrap-distance-right:9pt;mso-wrap-distance-bottom:0;mso-position-horizontal:absolute;mso-position-horizontal-relative:text;mso-position-vertical:absolute;mso-position-vertical-relative:text;mso-width-percent:0;mso-height-percent:0;mso-width-relative:margin;mso-height-relative:margin;v-text-anchor:middle" o:gfxdata="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" adj="4247" fillcolor="#4472c4 [3204]" strokecolor="#1f3763 [1604]" strokeweight="1pt"/>
+            </w:pict>
+          </mc:Fallback>
+        </mc:AlternateContent>
+      </w:r>
+      <w:r>
+        <w:rPr>
+          <w:rFonts w:cstheme="minorHAnsi"/>
+          <w:b/>
+          <w:bCs/>
+          <w:sz w:val="32"/>
+          <w:szCs w:val="32"/>
+        </w:rPr>
+        <w:drawing>
+          <wp:inline distT="0" distB="0" distL="0" distR="0" wp14:anchorId="7B867744" wp14:editId="0A1352A1">
+            <wp:extent cx="3009900" cy="3522698"/>
+            <wp:effectExtent l="0" t="0" r="0" b="1905"/>
+            <wp:docPr id="60" name="Imagem 60"/>
+            <wp:cNvGraphicFramePr>
+              <a:graphicFrameLocks xmlns:a="http://schemas.openxmlformats.org/drawingml/2006/main" noChangeAspect="1"/>
+            </wp:cNvGraphicFramePr>
+            <a:graphic xmlns:a="http://schemas.openxmlformats.org/drawingml/2006/main">
+              <a:graphicData uri="http://schemas.openxmlformats.org/drawingml/2006/picture">
+                <pic:pic xmlns:pic="http://schemas.openxmlformats.org/drawingml/2006/picture">
+                  <pic:nvPicPr>
+                    <pic:cNvPr id="1" name=""/>
+                    <pic:cNvPicPr/>
+                  </pic:nvPicPr>
+                  <pic:blipFill>
+                    <a:blip r:embed="rId24"/>
+                    <a:stretch>
+                      <a:fillRect/>
+                    </a:stretch>
+                  </pic:blipFill>
+                  <pic:spPr>
+                    <a:xfrm>
+                      <a:off x="0" y="0"/>
+                      <a:ext cx="3011926" cy="3525069"/>
+                    </a:xfrm>
+                    <a:prstGeom prst="rect">
+                      <a:avLst/>
+                    </a:prstGeom>
+                  </pic:spPr>
+                </pic:pic>
+              </a:graphicData>
+            </a:graphic>
+          </wp:inline>
+        </w:drawing>
+      </w:r>
+    </w:p>
+    <w:p>
+      <w:pPr>
+        <w:rPr>
+          <w:rFonts w:cstheme="minorHAnsi"/>
+          <w:sz w:val="32"/>
+          <w:szCs w:val="32"/>
+        </w:rPr>
+      </w:pPr>
+    </w:p>
+    <w:p>
+      <w:pPr>
+        <w:rPr>
+          <w:rFonts w:cstheme="minorHAnsi"/>
+          <w:sz w:val="32"/>
+          <w:szCs w:val="32"/>
+        </w:rPr>
+      </w:pPr>
+    </w:p>
+    <w:p>
+      <w:pPr>
+        <w:rPr>
+          <w:rFonts w:cstheme="minorHAnsi"/>
+          <w:sz w:val="32"/>
+          <w:szCs w:val="32"/>
+        </w:rPr>
+      </w:pPr>
+      <w:r>
+        <w:rPr>
+          <w:rFonts w:cstheme="minorHAnsi"/>
+          <w:sz w:val="32"/>
+          <w:szCs w:val="32"/>
+        </w:rPr>
+        <w:drawing>
+          <wp:anchor distT="0" distB="0" distL="114300" distR="114300" simplePos="0" relativeHeight="251740160" behindDoc="0" locked="0" layoutInCell="1" allowOverlap="1" wp14:anchorId="5FFB6175" wp14:editId="3696AF7D">
+            <wp:simplePos x="0" y="0"/>
+            <wp:positionH relativeFrom="margin">
+              <wp:posOffset>481965</wp:posOffset>
+            </wp:positionH>
+            <wp:positionV relativeFrom="paragraph">
+              <wp:posOffset>82550</wp:posOffset>
+            </wp:positionV>
+            <wp:extent cx="2185670" cy="4411980"/>
+            <wp:effectExtent l="0" t="0" r="5080" b="7620"/>
+            <wp:wrapSquare wrapText="bothSides"/>
+            <wp:docPr id="66" name="Imagem 66"/>
+            <wp:cNvGraphicFramePr>
+              <a:graphicFrameLocks xmlns:a="http://schemas.openxmlformats.org/drawingml/2006/main" noChangeAspect="1"/>
+            </wp:cNvGraphicFramePr>
+            <a:graphic xmlns:a="http://schemas.openxmlformats.org/drawingml/2006/main">
+              <a:graphicData uri="http://schemas.openxmlformats.org/drawingml/2006/picture">
+                <pic:pic xmlns:pic="http://schemas.openxmlformats.org/drawingml/2006/picture">
+                  <pic:nvPicPr>
+                    <pic:cNvPr id="1" name=""/>
+                    <pic:cNvPicPr/>
+                  </pic:nvPicPr>
+                  <pic:blipFill>
+                    <a:blip r:embed="rId25">
+                      <a:extLst>
+                        <a:ext uri="{28A0092B-C50C-407E-A947-70E740481C1C}">
+                          <a14:useLocalDpi xmlns:a14="http://schemas.microsoft.com/office/drawing/2010/main" val="0"/>
+                        </a:ext>
+                      </a:extLst>
+                    </a:blip>
+                    <a:stretch>
+                      <a:fillRect/>
+                    </a:stretch>
+                  </pic:blipFill>
+                  <pic:spPr>
+                    <a:xfrm>
+                      <a:off x="0" y="0"/>
+                      <a:ext cx="2185670" cy="4411980"/>
+                    </a:xfrm>
+                    <a:prstGeom prst="rect">
+                      <a:avLst/>
+                    </a:prstGeom>
+                  </pic:spPr>
+                </pic:pic>
+              </a:graphicData>
+            </a:graphic>
+            <wp14:sizeRelH relativeFrom="page">
+              <wp14:pctWidth>0</wp14:pctWidth>
+            </wp14:sizeRelH>
+            <wp14:sizeRelV relativeFrom="page">
+              <wp14:pctHeight>0</wp14:pctHeight>
+            </wp14:sizeRelV>
+          </wp:anchor>
+        </w:drawing>
+      </w:r>
+    </w:p>
+    <w:p>
+      <w:pPr>
+        <w:rPr>
+          <w:rFonts w:cstheme="minorHAnsi"/>
+          <w:sz w:val="32"/>
+          <w:szCs w:val="32"/>
+        </w:rPr>
+      </w:pPr>
+    </w:p>
+    <w:p>
+      <w:pPr>
+        <w:rPr>
+          <w:rFonts w:cstheme="minorHAnsi"/>
+          <w:sz w:val="32"/>
+          <w:szCs w:val="32"/>
+        </w:rPr>
+      </w:pPr>
+    </w:p>
+    <w:p>
+      <w:pPr>
+        <w:rPr>
+          <w:rFonts w:cstheme="minorHAnsi"/>
+          <w:sz w:val="32"/>
+          <w:szCs w:val="32"/>
+        </w:rPr>
+      </w:pPr>
+    </w:p>
+    <w:p>
+      <w:pPr>
+        <w:rPr>
+          <w:rFonts w:cstheme="minorHAnsi"/>
+          <w:b/>
+          <w:bCs/>
+          <w:sz w:val="32"/>
+          <w:szCs w:val="32"/>
+        </w:rPr>
+      </w:pPr>
+      <w:r>
+        <w:rPr>
+          <w:rFonts w:cstheme="minorHAnsi"/>
+          <w:b/>
+          <w:bCs/>
+          <w:sz w:val="32"/>
+          <w:szCs w:val="32"/>
+        </w:rPr>
+        <mc:AlternateContent>
+          <mc:Choice Requires="wps">
+            <w:drawing>
+              <wp:anchor distT="0" distB="0" distL="114300" distR="114300" simplePos="0" relativeHeight="251742208" behindDoc="0" locked="0" layoutInCell="1" allowOverlap="1" wp14:anchorId="4006C2D4" wp14:editId="205D18EF">
+                <wp:simplePos x="0" y="0"/>
+                <wp:positionH relativeFrom="column">
+                  <wp:posOffset>2670810</wp:posOffset>
+                </wp:positionH>
+                <wp:positionV relativeFrom="paragraph">
+                  <wp:posOffset>346075</wp:posOffset>
+                </wp:positionV>
+                <wp:extent cx="1014095" cy="398780"/>
+                <wp:effectExtent l="0" t="19050" r="33655" b="39370"/>
+                <wp:wrapNone/>
+                <wp:docPr id="67" name="Seta: para a Esquerda 67"/>
+                <wp:cNvGraphicFramePr/>
+                <a:graphic xmlns:a="http://schemas.openxmlformats.org/drawingml/2006/main">
+                  <a:graphicData uri="http://schemas.microsoft.com/office/word/2010/wordprocessingShape">
+                    <wps:wsp>
+                      <wps:cNvSpPr/>
+                      <wps:spPr>
+                        <a:xfrm rot="10800000">
+                          <a:off x="0" y="0"/>
+                          <a:ext cx="1014095" cy="398780"/>
+                        </a:xfrm>
+                        <a:prstGeom prst="leftArrow">
+                          <a:avLst/>
+                        </a:prstGeom>
+                      </wps:spPr>
+                      <wps:style>
+                        <a:lnRef idx="2">
+                          <a:schemeClr val="accent1">
+                            <a:shade val="50000"/>
+                          </a:schemeClr>
+                        </a:lnRef>
+                        <a:fillRef idx="1">
+                          <a:schemeClr val="accent1"/>
+                        </a:fillRef>
+                        <a:effectRef idx="0">
+                          <a:schemeClr val="accent1"/>
+                        </a:effectRef>
+                        <a:fontRef idx="minor">
+                          <a:schemeClr val="lt1"/>
+                        </a:fontRef>
+                      </wps:style>
+                      <wps:bodyPr rot="0" spcFirstLastPara="0" vertOverflow="overflow" horzOverflow="overflow" vert="horz" wrap="square" lIns="91440" tIns="45720" rIns="91440" bIns="45720" numCol="1" spcCol="0" rtlCol="0" fromWordArt="0" anchor="ctr" anchorCtr="0" forceAA="0" compatLnSpc="1">
+                        <a:prstTxWarp prst="textNoShape">
+                          <a:avLst/>
+                        </a:prstTxWarp>
+                        <a:noAutofit/>
+                      </wps:bodyPr>
+                    </wps:wsp>
+                  </a:graphicData>
+                </a:graphic>
+                <wp14:sizeRelH relativeFrom="margin">
+                  <wp14:pctWidth>0</wp14:pctWidth>
+                </wp14:sizeRelH>
+                <wp14:sizeRelV relativeFrom="margin">
+                  <wp14:pctHeight>0</wp14:pctHeight>
+                </wp14:sizeRelV>
+              </wp:anchor>
+            </w:drawing>
+          </mc:Choice>
+          <mc:Fallback>
+            <w:pict>
+              <v:shape w14:anchorId="387AF6A1" id="Seta: para a Esquerda 67" o:spid="_x0000_s1026" type="#_x0000_t66" style="position:absolute;margin-left:210.3pt;margin-top:27.25pt;width:79.85pt;height:31.4pt;rotation:180;z-index:251742208;visibility:visible;mso-wrap-style:square;mso-width-percent:0;mso-height-percent:0;mso-wrap-distance-left:9pt;mso-wrap-distance-top:0;mso-wrap-distance-right:9pt;mso-wrap-distance-bottom:0;mso-position-horizontal:absolute;mso-position-horizontal-relative:text;mso-position-vertical:absolute;mso-position-vertical-relative:text;mso-width-percent:0;mso-height-percent:0;mso-width-relative:margin;mso-height-relative:margin;v-text-anchor:middle" o:gfxdata="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" adj="4247" fillcolor="#4472c4 [3204]" strokecolor="#1f3763 [1604]" strokeweight="1pt"/>
+            </w:pict>
+          </mc:Fallback>
+        </mc:AlternateContent>
+      </w:r>
+    </w:p>
+    <w:p>
+      <w:pPr>
+        <w:tabs>
+          <w:tab w:val="left" w:pos="2820"/>
+        </w:tabs>
+        <w:rPr>
+          <w:rFonts w:cstheme="minorHAnsi"/>
+          <w:sz w:val="32"/>
+          <w:szCs w:val="32"/>
+        </w:rPr>
+      </w:pPr>
+      <w:r>
+        <w:rPr>
+          <w:rFonts w:cstheme="minorHAnsi"/>
+          <w:b/>
+          <w:bCs/>
+          <w:sz w:val="32"/>
+          <w:szCs w:val="32"/>
+        </w:rPr>
+        <mc:AlternateContent>
+          <mc:Choice Requires="wps">
+            <w:drawing>
+              <wp:anchor distT="0" distB="0" distL="114300" distR="114300" simplePos="0" relativeHeight="251744256" behindDoc="0" locked="0" layoutInCell="1" allowOverlap="1" wp14:anchorId="70DBD81F" wp14:editId="45788082">
+                <wp:simplePos x="0" y="0"/>
+                <wp:positionH relativeFrom="page">
+                  <wp:posOffset>4861560</wp:posOffset>
+                </wp:positionH>
+                <wp:positionV relativeFrom="paragraph">
+                  <wp:posOffset>3810</wp:posOffset>
+                </wp:positionV>
+                <wp:extent cx="1996440" cy="312420"/>
+                <wp:effectExtent l="0" t="0" r="0" b="0"/>
+                <wp:wrapNone/>
+                <wp:docPr id="68" name="Caixa de Texto 68"/>
+                <wp:cNvGraphicFramePr/>
+                <a:graphic xmlns:a="http://schemas.openxmlformats.org/drawingml/2006/main">
+                  <a:graphicData uri="http://schemas.microsoft.com/office/word/2010/wordprocessingShape">
+                    <wps:wsp>
+                      <wps:cNvSpPr txBox="1"/>
+                      <wps:spPr>
+                        <a:xfrm>
+                          <a:off x="0" y="0"/>
+                          <a:ext cx="1996440" cy="312420"/>
+                        </a:xfrm>
+                        <a:prstGeom prst="rect">
+                          <a:avLst/>
+                        </a:prstGeom>
+                        <a:noFill/>
+                        <a:ln w="6350">
+                          <a:noFill/>
+                        </a:ln>
+                      </wps:spPr>
+                      <wps:txbx>
+                        <w:txbxContent>
+                          <w:p>
+                            <w:pPr>
+                              <w:rPr>
+                                <w:b/>
+                                <w:bCs/>
+                                <w:i/>
+                                <w:iCs/>
+                                <w:sz w:val="28"/>
+                                <w:szCs w:val="28"/>
+                              </w:rPr>
+                            </w:pPr>
+                            <w:r>
+                              <w:rPr>
+                                <w:b/>
+                                <w:bCs/>
+                                <w:i/>
+                                <w:iCs/>
+                                <w:sz w:val="28"/>
+                                <w:szCs w:val="28"/>
+                              </w:rPr>
+                              <w:t>Câmera Ativada</w:t>
+                            </w:r>
+                          </w:p>
+                        </w:txbxContent>
+                      </wps:txbx>
+                      <wps:bodyPr rot="0" spcFirstLastPara="0" vertOverflow="overflow" horzOverflow="overflow" vert="horz" wrap="square" lIns="91440" tIns="45720" rIns="91440" bIns="45720" numCol="1" spcCol="0" rtlCol="0" fromWordArt="0" anchor="t" anchorCtr="0" forceAA="0" compatLnSpc="1">
+                        <a:prstTxWarp prst="textNoShape">
+                          <a:avLst/>
+                        </a:prstTxWarp>
+                        <a:noAutofit/>
+                      </wps:bodyPr>
+                    </wps:wsp>
+                  </a:graphicData>
+                </a:graphic>
+                <wp14:sizeRelH relativeFrom="margin">
+                  <wp14:pctWidth>0</wp14:pctWidth>
+                </wp14:sizeRelH>
+                <wp14:sizeRelV relativeFrom="margin">
+                  <wp14:pctHeight>0</wp14:pctHeight>
+                </wp14:sizeRelV>
+              </wp:anchor>
+            </w:drawing>
+          </mc:Choice>
+          <mc:Fallback>
+            <w:pict>
+              <v:shape w14:anchorId="70DBD81F" id="Caixa de Texto 68" o:spid="_x0000_s1040" type="#_x0000_t202" style="position:absolute;margin-left:382.8pt;margin-top:.3pt;width:157.2pt;height:24.6pt;z-index:251744256;visibility:visible;mso-wrap-style:square;mso-width-percent:0;mso-height-percent:0;mso-wrap-distance-left:9pt;mso-wrap-distance-top:0;mso-wrap-distance-right:9pt;mso-wrap-distance-bottom:0;mso-position-horizontal:absolute;mso-position-horizontal-relative:page;mso-position-vertical:absolute;mso-position-vertical-relative:text;mso-width-percent:0;mso-height-percent:0;mso-width-relative:margin;mso-height-relative:margin;v-text-anchor:top" o:gfxdata="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" filled="f" stroked="f" strokeweight=".5pt">
+                <v:textbox>
+                  <w:txbxContent>
+                    <w:p>
+                      <w:pPr>
+                        <w:rPr>
+                          <w:b/>
+                          <w:bCs/>
+                          <w:i/>
+                          <w:iCs/>
+                          <w:sz w:val="28"/>
+                          <w:szCs w:val="28"/>
+                        </w:rPr>
+                      </w:pPr>
+                      <w:r>
+                        <w:rPr>
+                          <w:b/>
+                          <w:bCs/>
+                          <w:i/>
+                          <w:iCs/>
+                          <w:sz w:val="28"/>
+                          <w:szCs w:val="28"/>
+                        </w:rPr>
+                        <w:t>Câmera Ativada</w:t>
+                      </w:r>
+                    </w:p>
+                  </w:txbxContent>
+                </v:textbox>
+                <w10:wrap anchorx="page"/>
+              </v:shape>
+            </w:pict>
+          </mc:Fallback>
+        </mc:AlternateContent>
+      </w:r>
+      <w:r>
+        <w:rPr>
+          <w:rFonts w:cstheme="minorHAnsi"/>
+          <w:sz w:val="32"/>
+          <w:szCs w:val="32"/>
+        </w:rPr>
+        <w:tab/>
+      </w:r>
+    </w:p>
+    <w:p>
+      <w:pPr>
+        <w:rPr>
+          <w:rFonts w:cstheme="minorHAnsi"/>
+          <w:sz w:val="32"/>
+          <w:szCs w:val="32"/>
+        </w:rPr>
+      </w:pPr>
+    </w:p>
+    <w:p>
+      <w:pPr>
+        <w:rPr>
+          <w:rFonts w:cstheme="minorHAnsi"/>
+          <w:sz w:val="32"/>
+          <w:szCs w:val="32"/>
+        </w:rPr>
+      </w:pPr>
+    </w:p>
+    <w:p>
+      <w:pPr>
+        <w:rPr>
+          <w:rFonts w:cstheme="minorHAnsi"/>
+          <w:sz w:val="32"/>
+          <w:szCs w:val="32"/>
+        </w:rPr>
+      </w:pPr>
+    </w:p>
+    <w:p>
+      <w:pPr>
+        <w:rPr>
+          <w:rFonts w:cstheme="minorHAnsi"/>
+          <w:sz w:val="32"/>
+          <w:szCs w:val="32"/>
+        </w:rPr>
+      </w:pPr>
+    </w:p>
+    <w:p>
+      <w:pPr>
+        <w:rPr>
+          <w:rFonts w:cstheme="minorHAnsi"/>
+          <w:sz w:val="32"/>
+          <w:szCs w:val="32"/>
+        </w:rPr>
+      </w:pPr>
+    </w:p>
+    <w:p>
+      <w:pPr>
+        <w:rPr>
+          <w:rFonts w:cstheme="minorHAnsi"/>
+          <w:sz w:val="32"/>
+          <w:szCs w:val="32"/>
+        </w:rPr>
+      </w:pPr>
+    </w:p>
+    <w:p>
+      <w:pPr>
+        <w:rPr>
+          <w:rFonts w:cstheme="minorHAnsi"/>
+          <w:sz w:val="32"/>
+          <w:szCs w:val="32"/>
+        </w:rPr>
+      </w:pPr>
+    </w:p>
+    <w:p>
+      <w:pPr>
+        <w:rPr>
+          <w:rFonts w:cstheme="minorHAnsi"/>
+          <w:sz w:val="32"/>
+          <w:szCs w:val="32"/>
+        </w:rPr>
+      </w:pPr>
+      <w:r>
+        <w:rPr>
+          <w:rFonts w:cstheme="minorHAnsi"/>
+          <w:b/>
+          <w:bCs/>
+          <w:sz w:val="32"/>
+          <w:szCs w:val="32"/>
+        </w:rPr>
+        <w:lastRenderedPageBreak/>
+        <mc:AlternateContent>
+          <mc:Choice Requires="wps">
+            <w:drawing>
+              <wp:anchor distT="0" distB="0" distL="114300" distR="114300" simplePos="0" relativeHeight="251747328" behindDoc="0" locked="0" layoutInCell="1" allowOverlap="1" wp14:anchorId="2DE113F4" wp14:editId="61788453">
+                <wp:simplePos x="0" y="0"/>
+                <wp:positionH relativeFrom="page">
+                  <wp:posOffset>5340985</wp:posOffset>
+                </wp:positionH>
+                <wp:positionV relativeFrom="paragraph">
+                  <wp:posOffset>965200</wp:posOffset>
+                </wp:positionV>
+                <wp:extent cx="1996440" cy="312420"/>
+                <wp:effectExtent l="0" t="0" r="0" b="0"/>
+                <wp:wrapNone/>
+                <wp:docPr id="71" name="Caixa de Texto 71"/>
+                <wp:cNvGraphicFramePr/>
+                <a:graphic xmlns:a="http://schemas.openxmlformats.org/drawingml/2006/main">
+                  <a:graphicData uri="http://schemas.microsoft.com/office/word/2010/wordprocessingShape">
+                    <wps:wsp>
+                      <wps:cNvSpPr txBox="1"/>
+                      <wps:spPr>
+                        <a:xfrm>
+                          <a:off x="0" y="0"/>
+                          <a:ext cx="1996440" cy="312420"/>
+                        </a:xfrm>
+                        <a:prstGeom prst="rect">
+                          <a:avLst/>
+                        </a:prstGeom>
+                        <a:noFill/>
+                        <a:ln w="6350">
+                          <a:noFill/>
+                        </a:ln>
+                      </wps:spPr>
+                      <wps:txbx>
+                        <w:txbxContent>
+                          <w:p>
+                            <w:pPr>
+                              <w:rPr>
+                                <w:b/>
+                                <w:bCs/>
+                                <w:i/>
+                                <w:iCs/>
+                                <w:sz w:val="28"/>
+                                <w:szCs w:val="28"/>
+                              </w:rPr>
+                            </w:pPr>
+                            <w:r>
+                              <w:rPr>
+                                <w:b/>
+                                <w:bCs/>
+                                <w:i/>
+                                <w:iCs/>
+                                <w:sz w:val="28"/>
+                                <w:szCs w:val="28"/>
+                              </w:rPr>
+                              <w:t>Foto de perfil alterada</w:t>
+                            </w:r>
+                          </w:p>
+                        </w:txbxContent>
+                      </wps:txbx>
+                      <wps:bodyPr rot="0" spcFirstLastPara="0" vertOverflow="overflow" horzOverflow="overflow" vert="horz" wrap="square" lIns="91440" tIns="45720" rIns="91440" bIns="45720" numCol="1" spcCol="0" rtlCol="0" fromWordArt="0" anchor="t" anchorCtr="0" forceAA="0" compatLnSpc="1">
+                        <a:prstTxWarp prst="textNoShape">
+                          <a:avLst/>
+                        </a:prstTxWarp>
+                        <a:noAutofit/>
+                      </wps:bodyPr>
+                    </wps:wsp>
+                  </a:graphicData>
+                </a:graphic>
+                <wp14:sizeRelH relativeFrom="margin">
+                  <wp14:pctWidth>0</wp14:pctWidth>
+                </wp14:sizeRelH>
+                <wp14:sizeRelV relativeFrom="margin">
+                  <wp14:pctHeight>0</wp14:pctHeight>
+                </wp14:sizeRelV>
+              </wp:anchor>
+            </w:drawing>
+          </mc:Choice>
+          <mc:Fallback>
+            <w:pict>
+              <v:shape w14:anchorId="2DE113F4" id="Caixa de Texto 71" o:spid="_x0000_s1041" type="#_x0000_t202" style="position:absolute;margin-left:420.55pt;margin-top:76pt;width:157.2pt;height:24.6pt;z-index:251747328;visibility:visible;mso-wrap-style:square;mso-width-percent:0;mso-height-percent:0;mso-wrap-distance-left:9pt;mso-wrap-distance-top:0;mso-wrap-distance-right:9pt;mso-wrap-distance-bottom:0;mso-position-horizontal:absolute;mso-position-horizontal-relative:page;mso-position-vertical:absolute;mso-position-vertical-relative:text;mso-width-percent:0;mso-height-percent:0;mso-width-relative:margin;mso-height-relative:margin;v-text-anchor:top" o:gfxdata="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" filled="f" stroked="f" strokeweight=".5pt">
+                <v:textbox>
+                  <w:txbxContent>
+                    <w:p>
+                      <w:pPr>
+                        <w:rPr>
+                          <w:b/>
+                          <w:bCs/>
+                          <w:i/>
+                          <w:iCs/>
+                          <w:sz w:val="28"/>
+                          <w:szCs w:val="28"/>
+                        </w:rPr>
+                      </w:pPr>
+                      <w:r>
+                        <w:rPr>
+                          <w:b/>
+                          <w:bCs/>
+                          <w:i/>
+                          <w:iCs/>
+                          <w:sz w:val="28"/>
+                          <w:szCs w:val="28"/>
+                        </w:rPr>
+                        <w:t>Foto de perfil alterada</w:t>
+                      </w:r>
+                    </w:p>
+                  </w:txbxContent>
+                </v:textbox>
+                <w10:wrap anchorx="page"/>
+              </v:shape>
+            </w:pict>
+          </mc:Fallback>
+        </mc:AlternateContent>
+      </w:r>
+      <w:r>
+        <w:rPr>
+          <w:rFonts w:cstheme="minorHAnsi"/>
+          <w:b/>
+          <w:bCs/>
+          <w:sz w:val="32"/>
+          <w:szCs w:val="32"/>
+        </w:rPr>
+        <mc:AlternateContent>
+          <mc:Choice Requires="wps">
+            <w:drawing>
+              <wp:anchor distT="0" distB="0" distL="114300" distR="114300" simplePos="0" relativeHeight="251746304" behindDoc="0" locked="0" layoutInCell="1" allowOverlap="1" wp14:anchorId="4BA44C99" wp14:editId="67793F57">
+                <wp:simplePos x="0" y="0"/>
+                <wp:positionH relativeFrom="column">
+                  <wp:posOffset>3218815</wp:posOffset>
+                </wp:positionH>
+                <wp:positionV relativeFrom="paragraph">
+                  <wp:posOffset>918845</wp:posOffset>
+                </wp:positionV>
+                <wp:extent cx="1014095" cy="398780"/>
+                <wp:effectExtent l="0" t="19050" r="33655" b="39370"/>
+                <wp:wrapNone/>
+                <wp:docPr id="70" name="Seta: para a Esquerda 70"/>
+                <wp:cNvGraphicFramePr/>
+                <a:graphic xmlns:a="http://schemas.openxmlformats.org/drawingml/2006/main">
+                  <a:graphicData uri="http://schemas.microsoft.com/office/word/2010/wordprocessingShape">
+                    <wps:wsp>
+                      <wps:cNvSpPr/>
+                      <wps:spPr>
+                        <a:xfrm rot="10800000">
+                          <a:off x="0" y="0"/>
+                          <a:ext cx="1014095" cy="398780"/>
+                        </a:xfrm>
+                        <a:prstGeom prst="leftArrow">
+                          <a:avLst/>
+                        </a:prstGeom>
+                      </wps:spPr>
+                      <wps:style>
+                        <a:lnRef idx="2">
+                          <a:schemeClr val="accent1">
+                            <a:shade val="50000"/>
+                          </a:schemeClr>
+                        </a:lnRef>
+                        <a:fillRef idx="1">
+                          <a:schemeClr val="accent1"/>
+                        </a:fillRef>
+                        <a:effectRef idx="0">
+                          <a:schemeClr val="accent1"/>
+                        </a:effectRef>
+                        <a:fontRef idx="minor">
+                          <a:schemeClr val="lt1"/>
+                        </a:fontRef>
+                      </wps:style>
+                      <wps:bodyPr rot="0" spcFirstLastPara="0" vertOverflow="overflow" horzOverflow="overflow" vert="horz" wrap="square" lIns="91440" tIns="45720" rIns="91440" bIns="45720" numCol="1" spcCol="0" rtlCol="0" fromWordArt="0" anchor="ctr" anchorCtr="0" forceAA="0" compatLnSpc="1">
+                        <a:prstTxWarp prst="textNoShape">
+                          <a:avLst/>
+                        </a:prstTxWarp>
+                        <a:noAutofit/>
+                      </wps:bodyPr>
+                    </wps:wsp>
+                  </a:graphicData>
+                </a:graphic>
+                <wp14:sizeRelH relativeFrom="margin">
+                  <wp14:pctWidth>0</wp14:pctWidth>
+                </wp14:sizeRelH>
+                <wp14:sizeRelV relativeFrom="margin">
+                  <wp14:pctHeight>0</wp14:pctHeight>
+                </wp14:sizeRelV>
+              </wp:anchor>
+            </w:drawing>
+          </mc:Choice>
+          <mc:Fallback>
+            <w:pict>
+              <v:shape w14:anchorId="41959B47" id="Seta: para a Esquerda 70" o:spid="_x0000_s1026" type="#_x0000_t66" style="position:absolute;margin-left:253.45pt;margin-top:72.35pt;width:79.85pt;height:31.4pt;rotation:180;z-index:251746304;visibility:visible;mso-wrap-style:square;mso-width-percent:0;mso-height-percent:0;mso-wrap-distance-left:9pt;mso-wrap-distance-top:0;mso-wrap-distance-right:9pt;mso-wrap-distance-bottom:0;mso-position-horizontal:absolute;mso-position-horizontal-relative:text;mso-position-vertical:absolute;mso-position-vertical-relative:text;mso-width-percent:0;mso-height-percent:0;mso-width-relative:margin;mso-height-relative:margin;v-text-anchor:middle" o:gfxdata="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" adj="4247" fillcolor="#4472c4 [3204]" strokecolor="#1f3763 [1604]" strokeweight="1pt"/>
+            </w:pict>
+          </mc:Fallback>
+        </mc:AlternateContent>
+      </w:r>
+      <w:r>
+        <w:rPr>
+          <w:rFonts w:cstheme="minorHAnsi"/>
+          <w:sz w:val="32"/>
+          <w:szCs w:val="32"/>
+        </w:rPr>
+        <w:drawing>
+          <wp:inline distT="0" distB="0" distL="0" distR="0" wp14:anchorId="5DF37550" wp14:editId="317FC89E">
+            <wp:extent cx="3219115" cy="2141220"/>
+            <wp:effectExtent l="0" t="0" r="635" b="0"/>
+            <wp:docPr id="69" name="Imagem 69"/>
+            <wp:cNvGraphicFramePr>
+              <a:graphicFrameLocks xmlns:a="http://schemas.openxmlformats.org/drawingml/2006/main" noChangeAspect="1"/>
+            </wp:cNvGraphicFramePr>
+            <a:graphic xmlns:a="http://schemas.openxmlformats.org/drawingml/2006/main">
+              <a:graphicData uri="http://schemas.openxmlformats.org/drawingml/2006/picture">
+                <pic:pic xmlns:pic="http://schemas.openxmlformats.org/drawingml/2006/picture">
+                  <pic:nvPicPr>
+                    <pic:cNvPr id="1" name=""/>
+                    <pic:cNvPicPr/>
+                  </pic:nvPicPr>
+                  <pic:blipFill>
+                    <a:blip r:embed="rId26"/>
+                    <a:stretch>
+                      <a:fillRect/>
+                    </a:stretch>
+                  </pic:blipFill>
+                  <pic:spPr>
+                    <a:xfrm>
+                      <a:off x="0" y="0"/>
+                      <a:ext cx="3222157" cy="2143244"/>
+                    </a:xfrm>
+                    <a:prstGeom prst="rect">
+                      <a:avLst/>
+                    </a:prstGeom>
+                  </pic:spPr>
+                </pic:pic>
+              </a:graphicData>
+            </a:graphic>
+          </wp:inline>
+        </w:drawing>
+      </w:r>
+    </w:p>
+    <w:p>
+      <w:pPr>
+        <w:rPr>
+          <w:rFonts w:cstheme="minorHAnsi"/>
+          <w:sz w:val="32"/>
+          <w:szCs w:val="32"/>
+        </w:rPr>
+      </w:pPr>
+    </w:p>
+    <w:p>
+      <w:pPr>
+        <w:rPr>
+          <w:rFonts w:cstheme="minorHAnsi"/>
+          <w:sz w:val="32"/>
+          <w:szCs w:val="32"/>
+        </w:rPr>
+      </w:pPr>
+    </w:p>
+    <w:p>
+      <w:pPr>
+        <w:rPr>
+          <w:rFonts w:cstheme="minorHAnsi"/>
+          <w:sz w:val="32"/>
+          <w:szCs w:val="32"/>
+        </w:rPr>
+      </w:pPr>
+    </w:p>
+    <w:p>
+      <w:pPr>
+        <w:tabs>
+          <w:tab w:val="left" w:pos="5160"/>
+        </w:tabs>
+        <w:rPr>
+          <w:rFonts w:cstheme="minorHAnsi"/>
+          <w:sz w:val="32"/>
+          <w:szCs w:val="32"/>
+        </w:rPr>
+      </w:pPr>
+      <w:r>
+        <w:rPr>
+          <w:rFonts w:cstheme="minorHAnsi"/>
+          <w:sz w:val="32"/>
+          <w:szCs w:val="32"/>
+        </w:rPr>
+        <w:tab/>
+      </w:r>
     </w:p>
     <w:sectPr>
       <w:pgSz w:w="11906" w:h="16838"/>
-      <w:pgMar w:top="851" w:right="1701" w:bottom="142" w:left="1701" w:header="708" w:footer="708" w:gutter="0"/>
+      <w:pgMar w:top="851" w:right="1701" w:bottom="0" w:left="1701" w:header="708" w:footer="708" w:gutter="0"/>
       <w:cols w:space="708"/>
       <w:docGrid w:linePitch="360"/>
     </w:sectPr>
@@ -4599,13 +8510,13 @@
     </w:lvl>
   </w:abstractNum>
   <w:abstractNum w:abstractNumId="1" w15:restartNumberingAfterBreak="0">
-    <w:nsid w:val="755F1A02"/>
+    <w:nsid w:val="47DA3513"/>
     <w:multiLevelType w:val="hybridMultilevel"/>
-    <w:tmpl w:val="CFC44C02"/>
-    <w:lvl w:ilvl="0" w:tplc="5308EFCA">
-      <w:start w:val="1"/>
+    <w:tmpl w:val="F800ADFA"/>
+    <w:lvl w:ilvl="0" w:tplc="032C08B8">
+      <w:start w:val="4"/>
       <w:numFmt w:val="decimal"/>
-      <w:lvlText w:val="%1-"/>
+      <w:lvlText w:val="%1."/>
       <w:lvlJc w:val="left"/>
       <w:pPr>
         <w:ind w:left="-349" w:hanging="360"/>
@@ -4688,13 +8599,13 @@
     </w:lvl>
   </w:abstractNum>
   <w:abstractNum w:abstractNumId="2" w15:restartNumberingAfterBreak="0">
-    <w:nsid w:val="7BEC62AB"/>
+    <w:nsid w:val="755F1A02"/>
     <w:multiLevelType w:val="hybridMultilevel"/>
-    <w:tmpl w:val="507645C8"/>
-    <w:lvl w:ilvl="0" w:tplc="3FA62770">
+    <w:tmpl w:val="CFC44C02"/>
+    <w:lvl w:ilvl="0" w:tplc="5308EFCA">
       <w:start w:val="1"/>
       <w:numFmt w:val="decimal"/>
-      <w:lvlText w:val="%1."/>
+      <w:lvlText w:val="%1-"/>
       <w:lvlJc w:val="left"/>
       <w:pPr>
         <w:ind w:left="-349" w:hanging="360"/>
@@ -4776,14 +8687,106 @@
       </w:pPr>
     </w:lvl>
   </w:abstractNum>
+  <w:abstractNum w:abstractNumId="3" w15:restartNumberingAfterBreak="0">
+    <w:nsid w:val="7BEC62AB"/>
+    <w:multiLevelType w:val="hybridMultilevel"/>
+    <w:tmpl w:val="507645C8"/>
+    <w:lvl w:ilvl="0" w:tplc="3FA62770">
+      <w:start w:val="1"/>
+      <w:numFmt w:val="decimal"/>
+      <w:lvlText w:val="%1."/>
+      <w:lvlJc w:val="left"/>
+      <w:pPr>
+        <w:ind w:left="-349" w:hanging="360"/>
+      </w:pPr>
+      <w:rPr>
+        <w:rFonts w:hint="default"/>
+      </w:rPr>
+    </w:lvl>
+    <w:lvl w:ilvl="1" w:tplc="04160019" w:tentative="1">
+      <w:start w:val="1"/>
+      <w:numFmt w:val="lowerLetter"/>
+      <w:lvlText w:val="%2."/>
+      <w:lvlJc w:val="left"/>
+      <w:pPr>
+        <w:ind w:left="371" w:hanging="360"/>
+      </w:pPr>
+    </w:lvl>
+    <w:lvl w:ilvl="2" w:tplc="0416001B" w:tentative="1">
+      <w:start w:val="1"/>
+      <w:numFmt w:val="lowerRoman"/>
+      <w:lvlText w:val="%3."/>
+      <w:lvlJc w:val="right"/>
+      <w:pPr>
+        <w:ind w:left="1091" w:hanging="180"/>
+      </w:pPr>
+    </w:lvl>
+    <w:lvl w:ilvl="3" w:tplc="0416000F" w:tentative="1">
+      <w:start w:val="1"/>
+      <w:numFmt w:val="decimal"/>
+      <w:lvlText w:val="%4."/>
+      <w:lvlJc w:val="left"/>
+      <w:pPr>
+        <w:ind w:left="1811" w:hanging="360"/>
+      </w:pPr>
+    </w:lvl>
+    <w:lvl w:ilvl="4" w:tplc="04160019" w:tentative="1">
+      <w:start w:val="1"/>
+      <w:numFmt w:val="lowerLetter"/>
+      <w:lvlText w:val="%5."/>
+      <w:lvlJc w:val="left"/>
+      <w:pPr>
+        <w:ind w:left="2531" w:hanging="360"/>
+      </w:pPr>
+    </w:lvl>
+    <w:lvl w:ilvl="5" w:tplc="0416001B" w:tentative="1">
+      <w:start w:val="1"/>
+      <w:numFmt w:val="lowerRoman"/>
+      <w:lvlText w:val="%6."/>
+      <w:lvlJc w:val="right"/>
+      <w:pPr>
+        <w:ind w:left="3251" w:hanging="180"/>
+      </w:pPr>
+    </w:lvl>
+    <w:lvl w:ilvl="6" w:tplc="0416000F" w:tentative="1">
+      <w:start w:val="1"/>
+      <w:numFmt w:val="decimal"/>
+      <w:lvlText w:val="%7."/>
+      <w:lvlJc w:val="left"/>
+      <w:pPr>
+        <w:ind w:left="3971" w:hanging="360"/>
+      </w:pPr>
+    </w:lvl>
+    <w:lvl w:ilvl="7" w:tplc="04160019" w:tentative="1">
+      <w:start w:val="1"/>
+      <w:numFmt w:val="lowerLetter"/>
+      <w:lvlText w:val="%8."/>
+      <w:lvlJc w:val="left"/>
+      <w:pPr>
+        <w:ind w:left="4691" w:hanging="360"/>
+      </w:pPr>
+    </w:lvl>
+    <w:lvl w:ilvl="8" w:tplc="0416001B" w:tentative="1">
+      <w:start w:val="1"/>
+      <w:numFmt w:val="lowerRoman"/>
+      <w:lvlText w:val="%9."/>
+      <w:lvlJc w:val="right"/>
+      <w:pPr>
+        <w:ind w:left="5411" w:hanging="180"/>
+      </w:pPr>
+    </w:lvl>
+  </w:abstractNum>
   <w:num w:numId="1">
-    <w:abstractNumId w:val="1"/>
+    <w:abstractNumId w:val="2"/>
   </w:num>
   <w:num w:numId="2">
-    <w:abstractNumId w:val="2"/>
+    <w:abstractNumId w:val="3"/>
   </w:num>
   <w:num w:numId="3">
     <w:abstractNumId w:val="0"/>
+  </w:num>
+  <w:num w:numId="4">
+    <w:abstractNumId w:val="1"/>
   </w:num>
 </w:numbering>
 </file>
